--- a/Idea1_Hackathon OpenAPI Codegen Repo.docx
+++ b/Idea1_Hackathon OpenAPI Codegen Repo.docx
@@ -1,6 +1,6 @@
 
 <file path=word/document.xml><?xml version="1.0" encoding="utf-8"?>
-<w:document xmlns:wpc="http://schemas.microsoft.com/office/word/2010/wordprocessingCanvas" xmlns:cx="http://schemas.microsoft.com/office/drawing/2014/chartex" xmlns:cx1="http://schemas.microsoft.com/office/drawing/2015/9/8/chartex" xmlns:cx2="http://schemas.microsoft.com/office/drawing/2015/10/21/chartex" xmlns:cx3="http://schemas.microsoft.com/office/drawing/2016/5/9/chartex" xmlns:cx4="http://schemas.microsoft.com/office/drawing/2016/5/10/chartex" xmlns:cx5="http://schemas.microsoft.com/office/drawing/2016/5/11/chartex" xmlns:cx6="http://schemas.microsoft.com/office/drawing/2016/5/12/chartex" xmlns:cx7="http://schemas.microsoft.com/office/drawing/2016/5/13/chartex" xmlns:cx8="http://schemas.microsoft.com/office/drawing/2016/5/14/chartex" xmlns:mc="http://schemas.openxmlformats.org/markup-compatibility/2006" xmlns:aink="http://schemas.microsoft.com/office/drawing/2016/ink" xmlns:am3d="http://schemas.microsoft.com/office/drawing/2017/model3d" xmlns:o="urn:schemas-microsoft-com:office:office" xmlns:oel="http://schemas.microsoft.com/office/2019/extlst" xmlns:r="http://schemas.openxmlformats.org/officeDocument/2006/relationships" xmlns:m="http://schemas.openxmlformats.org/officeDocument/2006/math" xmlns:v="urn:schemas-microsoft-com:vml" xmlns:wp14="http://schemas.microsoft.com/office/word/2010/wordprocessingDrawing" xmlns:wp="http://schemas.openxmlformats.org/drawingml/2006/wordprocessingDrawing" xmlns:w10="urn:schemas-microsoft-com:office:word" xmlns:w="http://schemas.openxmlformats.org/wordprocessingml/2006/main" xmlns:w14="http://schemas.microsoft.com/office/word/2010/wordml" xmlns:w15="http://schemas.microsoft.com/office/word/2012/wordml" xmlns:w16cex="http://schemas.microsoft.com/office/word/2018/wordml/cex" xmlns:w16cid="http://schemas.microsoft.com/office/word/2016/wordml/cid" xmlns:w16="http://schemas.microsoft.com/office/word/2018/wordml" xmlns:w16du="http://schemas.microsoft.com/office/word/2023/wordml/word16du" xmlns:w16sdtdh="http://schemas.microsoft.com/office/word/2020/wordml/sdtdatahash" xmlns:w16sdtfl="http://schemas.microsoft.com/office/word/2024/wordml/sdtformatlock" xmlns:w16se="http://schemas.microsoft.com/office/word/2015/wordml/symex" xmlns:wpg="http://schemas.microsoft.com/office/word/2010/wordprocessingGroup" xmlns:wpi="http://schemas.microsoft.com/office/word/2010/wordprocessingInk" xmlns:wne="http://schemas.microsoft.com/office/word/2006/wordml" xmlns:wps="http://schemas.microsoft.com/office/word/2010/wordprocessingShape" mc:Ignorable="w14 w15 w16se w16cid w16 w16cex w16sdtdh w16sdtfl w16du wp14">
+<w:document xmlns:wpc="http://schemas.microsoft.com/office/word/2010/wordprocessingCanvas" xmlns:cx="http://schemas.microsoft.com/office/drawing/2014/chartex" xmlns:cx1="http://schemas.microsoft.com/office/drawing/2015/9/8/chartex" xmlns:cx2="http://schemas.microsoft.com/office/drawing/2015/10/21/chartex" xmlns:cx3="http://schemas.microsoft.com/office/drawing/2016/5/9/chartex" xmlns:cx4="http://schemas.microsoft.com/office/drawing/2016/5/10/chartex" xmlns:cx5="http://schemas.microsoft.com/office/drawing/2016/5/11/chartex" xmlns:cx6="http://schemas.microsoft.com/office/drawing/2016/5/12/chartex" xmlns:cx7="http://schemas.microsoft.com/office/drawing/2016/5/13/chartex" xmlns:cx8="http://schemas.microsoft.com/office/drawing/2016/5/14/chartex" xmlns:mc="http://schemas.openxmlformats.org/markup-compatibility/2006" xmlns:m="http://schemas.openxmlformats.org/officeDocument/2006/math" xmlns:aink="http://schemas.microsoft.com/office/drawing/2016/ink" xmlns:am3d="http://schemas.microsoft.com/office/drawing/2017/model3d" xmlns:oel="http://schemas.microsoft.com/office/2019/extlst" xmlns:r="http://schemas.openxmlformats.org/officeDocument/2006/relationships" xmlns:wp14="http://schemas.microsoft.com/office/word/2010/wordprocessingDrawing" xmlns:wp="http://schemas.openxmlformats.org/drawingml/2006/wordprocessingDrawing" xmlns:wpg="http://schemas.microsoft.com/office/word/2010/wordprocessingGroup" xmlns:wpi="http://schemas.microsoft.com/office/word/2010/wordprocessingInk" xmlns:wps="http://schemas.microsoft.com/office/word/2010/wordprocessingShape" xmlns:o="urn:schemas-microsoft-com:office:office" xmlns:v="urn:schemas-microsoft-com:vml" xmlns:w10="urn:schemas-microsoft-com:office:word" xmlns:w="http://schemas.openxmlformats.org/wordprocessingml/2006/main" xmlns:w14="http://schemas.microsoft.com/office/word/2010/wordml" xmlns:w15="http://schemas.microsoft.com/office/word/2012/wordml" xmlns:w16cex="http://schemas.microsoft.com/office/word/2018/wordml/cex" xmlns:w16cid="http://schemas.microsoft.com/office/word/2016/wordml/cid" xmlns:w16="http://schemas.microsoft.com/office/word/2018/wordml" xmlns:w16sdtdh="http://schemas.microsoft.com/office/word/2020/wordml/sdtdatahash" xmlns:w16sdtfl="http://schemas.microsoft.com/office/word/2024/wordml/sdtformatlock" xmlns:w16se="http://schemas.microsoft.com/office/word/2015/wordml/symex" xmlns:w16du="http://schemas.microsoft.com/office/word/2023/wordml/word16du" xmlns:wne="http://schemas.microsoft.com/office/word/2006/wordml" mc:Ignorable="w14 w15 w16se w16cid w16 w16cex w16sdtdh w16sdtfl w16du wp14">
   <w:body>
     <w:p>
       <w:pPr>
@@ -8,15 +8,26 @@
         <w:jc w:val="center"/>
       </w:pPr>
       <w:r>
-        <w:rPr/>
         <w:t>Hackathon Project &amp; Evaluation Template</w:t>
       </w:r>
       <w:r>
         <w:br/>
       </w:r>
+      <w:proofErr w:type="spellStart"/>
       <w:r>
-        <w:rPr/>
-        <w:t>OpenAPI Codegen Repo</w:t>
+        <w:t>OpenAPI</w:t>
+      </w:r>
+      <w:proofErr w:type="spellEnd"/>
+      <w:r>
+        <w:t xml:space="preserve"> </w:t>
+      </w:r>
+      <w:proofErr w:type="spellStart"/>
+      <w:r>
+        <w:t>Codegen</w:t>
+      </w:r>
+      <w:proofErr w:type="spellEnd"/>
+      <w:r>
+        <w:t xml:space="preserve"> Repo</w:t>
       </w:r>
     </w:p>
     <w:p>
@@ -32,67 +43,44 @@
         <w:pStyle w:val="Heading2"/>
       </w:pPr>
       <w:r>
-        <w:rPr/>
         <w:t>Situation</w:t>
       </w:r>
     </w:p>
     <w:p>
-      <w:pPr>
-        <w:pStyle w:val="Normal"/>
-        <w:suppressLineNumbers w:val="0"/>
-        <w:bidi w:val="0"/>
-        <w:spacing w:before="0" w:beforeAutospacing="off" w:after="200" w:afterAutospacing="off" w:line="276" w:lineRule="auto"/>
-        <w:ind w:left="0" w:right="0"/>
-        <w:jc w:val="left"/>
-      </w:pPr>
       <w:r>
-        <w:rPr/>
         <w:t xml:space="preserve">We have existing projects that use </w:t>
       </w:r>
+      <w:proofErr w:type="spellStart"/>
       <w:r>
-        <w:rPr/>
         <w:t>OpenAPI</w:t>
       </w:r>
+      <w:proofErr w:type="spellEnd"/>
       <w:r>
-        <w:rPr/>
         <w:t xml:space="preserve"> specification files to describe APIs. These are used in varying levels of engineering maturity, from just floating files to fully integrated into the build pipeline with automated code generation </w:t>
       </w:r>
       <w:r>
-        <w:rPr/>
         <w:t>for boilerplate code and clients</w:t>
       </w:r>
       <w:r>
-        <w:rPr/>
         <w:t>.</w:t>
       </w:r>
       <w:r>
-        <w:rPr/>
         <w:t xml:space="preserve"> This contract-driven development pattern, defining the API first and tightly coupling it to the implementation and usage sites via code generation, is now our proven best practice for APIs in the agency, and we want to support this pattern.</w:t>
       </w:r>
       <w:r>
-        <w:rPr/>
         <w:t xml:space="preserve"> </w:t>
       </w:r>
     </w:p>
     <w:p>
-      <w:pPr>
-        <w:pStyle w:val="Normal"/>
-        <w:suppressLineNumbers w:val="0"/>
-        <w:bidi w:val="0"/>
-        <w:spacing w:before="0" w:beforeAutospacing="off" w:after="200" w:afterAutospacing="off" w:line="276" w:lineRule="auto"/>
-        <w:ind w:left="0" w:right="0"/>
-        <w:jc w:val="left"/>
-      </w:pPr>
       <w:r>
-        <w:rPr/>
         <w:t xml:space="preserve">There also exists a proof-of-concept for this that was underway by Accenture for RC-Backend prior to RC closure. This hackathon looks to tackle just the </w:t>
       </w:r>
+      <w:proofErr w:type="spellStart"/>
       <w:r>
-        <w:rPr/>
         <w:t>codegen</w:t>
       </w:r>
+      <w:proofErr w:type="spellEnd"/>
       <w:r>
-        <w:rPr/>
         <w:t xml:space="preserve"> issue in isolation, decoupled from any assumptions made within RC.</w:t>
       </w:r>
     </w:p>
@@ -101,33 +89,22 @@
         <w:pStyle w:val="Heading2"/>
       </w:pPr>
       <w:r>
-        <w:rPr/>
         <w:t>Task</w:t>
       </w:r>
     </w:p>
     <w:p>
-      <w:pPr>
-        <w:pStyle w:val="Normal"/>
-        <w:suppressLineNumbers w:val="0"/>
-        <w:bidi w:val="0"/>
-        <w:spacing w:before="0" w:beforeAutospacing="off" w:after="200" w:afterAutospacing="off" w:line="276" w:lineRule="auto"/>
-        <w:ind w:left="0" w:right="0"/>
-        <w:jc w:val="left"/>
-      </w:pPr>
       <w:r>
-        <w:rPr/>
         <w:t xml:space="preserve">Implement a </w:t>
       </w:r>
+      <w:proofErr w:type="spellStart"/>
       <w:r>
-        <w:rPr/>
         <w:t>Githu</w:t>
       </w:r>
       <w:r>
-        <w:rPr/>
         <w:t>b</w:t>
       </w:r>
+      <w:proofErr w:type="spellEnd"/>
       <w:r>
-        <w:rPr/>
         <w:t xml:space="preserve"> repo that:</w:t>
       </w:r>
     </w:p>
@@ -136,29 +113,21 @@
         <w:pStyle w:val="ListParagraph"/>
         <w:numPr>
           <w:ilvl w:val="0"/>
-          <w:numId w:val="12"/>
+          <w:numId w:val="5"/>
         </w:numPr>
-        <w:suppressLineNumbers w:val="0"/>
-        <w:bidi w:val="0"/>
-        <w:spacing w:before="0" w:beforeAutospacing="off" w:after="200" w:afterAutospacing="off" w:line="276" w:lineRule="auto"/>
-        <w:ind w:right="0"/>
-        <w:jc w:val="left"/>
-        <w:rPr/>
       </w:pPr>
       <w:r>
-        <w:rPr/>
         <w:t xml:space="preserve">Stores </w:t>
       </w:r>
+      <w:proofErr w:type="spellStart"/>
       <w:r>
-        <w:rPr/>
         <w:t>OpenAPI</w:t>
       </w:r>
+      <w:proofErr w:type="spellEnd"/>
       <w:r>
-        <w:rPr/>
         <w:t xml:space="preserve"> </w:t>
       </w:r>
       <w:r>
-        <w:rPr/>
         <w:t>specification files</w:t>
       </w:r>
     </w:p>
@@ -167,18 +136,19 @@
         <w:pStyle w:val="ListParagraph"/>
         <w:numPr>
           <w:ilvl w:val="0"/>
-          <w:numId w:val="12"/>
+          <w:numId w:val="5"/>
         </w:numPr>
-        <w:suppressLineNumbers w:val="0"/>
-        <w:bidi w:val="0"/>
-        <w:spacing w:before="0" w:beforeAutospacing="off" w:after="200" w:afterAutospacing="off" w:line="276" w:lineRule="auto"/>
-        <w:ind w:right="0"/>
-        <w:jc w:val="left"/>
-        <w:rPr/>
       </w:pPr>
       <w:r>
-        <w:rPr/>
-        <w:t>Implements Github Actions that:</w:t>
+        <w:t xml:space="preserve">Implements </w:t>
+      </w:r>
+      <w:proofErr w:type="spellStart"/>
+      <w:r>
+        <w:t>Github</w:t>
+      </w:r>
+      <w:proofErr w:type="spellEnd"/>
+      <w:r>
+        <w:t xml:space="preserve"> Actions that:</w:t>
       </w:r>
     </w:p>
     <w:p>
@@ -186,25 +156,18 @@
         <w:pStyle w:val="ListParagraph"/>
         <w:numPr>
           <w:ilvl w:val="1"/>
-          <w:numId w:val="12"/>
+          <w:numId w:val="5"/>
         </w:numPr>
-        <w:suppressLineNumbers w:val="0"/>
-        <w:bidi w:val="0"/>
-        <w:spacing w:before="0" w:beforeAutospacing="off" w:after="200" w:afterAutospacing="off" w:line="276" w:lineRule="auto"/>
-        <w:ind w:right="0"/>
-        <w:jc w:val="left"/>
-        <w:rPr/>
       </w:pPr>
       <w:r>
-        <w:rPr/>
         <w:t xml:space="preserve">Runs typescript </w:t>
       </w:r>
+      <w:proofErr w:type="spellStart"/>
       <w:r>
-        <w:rPr/>
         <w:t>codegen</w:t>
       </w:r>
+      <w:proofErr w:type="spellEnd"/>
       <w:r>
-        <w:rPr/>
         <w:t xml:space="preserve"> on these</w:t>
       </w:r>
     </w:p>
@@ -213,17 +176,10 @@
         <w:pStyle w:val="ListParagraph"/>
         <w:numPr>
           <w:ilvl w:val="1"/>
-          <w:numId w:val="12"/>
+          <w:numId w:val="5"/>
         </w:numPr>
-        <w:suppressLineNumbers w:val="0"/>
-        <w:bidi w:val="0"/>
-        <w:spacing w:before="0" w:beforeAutospacing="off" w:after="200" w:afterAutospacing="off" w:line="276" w:lineRule="auto"/>
-        <w:ind w:right="0"/>
-        <w:jc w:val="left"/>
-        <w:rPr/>
       </w:pPr>
       <w:r>
-        <w:rPr/>
         <w:t>Bundles the generated code into node library packages dynamically</w:t>
       </w:r>
     </w:p>
@@ -232,30 +188,34 @@
         <w:pStyle w:val="ListParagraph"/>
         <w:numPr>
           <w:ilvl w:val="1"/>
-          <w:numId w:val="12"/>
+          <w:numId w:val="5"/>
         </w:numPr>
-        <w:suppressLineNumbers w:val="0"/>
-        <w:bidi w:val="0"/>
-        <w:spacing w:before="0" w:beforeAutospacing="off" w:after="200" w:afterAutospacing="off" w:line="276" w:lineRule="auto"/>
-        <w:ind w:right="0"/>
-        <w:jc w:val="left"/>
-        <w:rPr/>
       </w:pPr>
       <w:r>
-        <w:rPr/>
         <w:t xml:space="preserve">Pushes the generated packages </w:t>
       </w:r>
       <w:r>
-        <w:rPr/>
-        <w:t>to our MHRA npm repo on Github</w:t>
+        <w:t xml:space="preserve">to our MHRA </w:t>
       </w:r>
+      <w:proofErr w:type="spellStart"/>
+      <w:r>
+        <w:t>npm</w:t>
+      </w:r>
+      <w:proofErr w:type="spellEnd"/>
+      <w:r>
+        <w:t xml:space="preserve"> repo on </w:t>
+      </w:r>
+      <w:proofErr w:type="spellStart"/>
+      <w:r>
+        <w:t>Github</w:t>
+      </w:r>
+      <w:proofErr w:type="spellEnd"/>
     </w:p>
     <w:p>
       <w:pPr>
         <w:pStyle w:val="Heading2"/>
       </w:pPr>
       <w:r>
-        <w:rPr/>
         <w:t>Other Aims</w:t>
       </w:r>
     </w:p>
@@ -264,24 +224,21 @@
         <w:pStyle w:val="ListParagraph"/>
         <w:numPr>
           <w:ilvl w:val="0"/>
-          <w:numId w:val="13"/>
+          <w:numId w:val="4"/>
         </w:numPr>
-        <w:rPr/>
       </w:pPr>
       <w:r>
-        <w:rPr/>
         <w:t xml:space="preserve">Does change detection on </w:t>
       </w:r>
+      <w:proofErr w:type="spellStart"/>
       <w:r>
-        <w:rPr/>
         <w:t>OpenAPI</w:t>
       </w:r>
+      <w:proofErr w:type="spellEnd"/>
       <w:r>
-        <w:rPr/>
         <w:t xml:space="preserve"> spec files committed and only </w:t>
       </w:r>
       <w:r>
-        <w:rPr/>
         <w:t>runs for files added/changed</w:t>
       </w:r>
     </w:p>
@@ -290,12 +247,10 @@
         <w:pStyle w:val="ListParagraph"/>
         <w:numPr>
           <w:ilvl w:val="0"/>
-          <w:numId w:val="13"/>
+          <w:numId w:val="4"/>
         </w:numPr>
-        <w:rPr/>
       </w:pPr>
       <w:r>
-        <w:rPr/>
         <w:t>Semantic versioning, with relevant automatic major/minor/bug patch versions automatically determined based on changes to the spec file</w:t>
       </w:r>
     </w:p>
@@ -304,7 +259,6 @@
         <w:pStyle w:val="Heading2"/>
       </w:pPr>
       <w:r>
-        <w:rPr/>
         <w:t>Result</w:t>
       </w:r>
     </w:p>
@@ -313,20 +267,18 @@
         <w:pStyle w:val="ListParagraph"/>
         <w:numPr>
           <w:ilvl w:val="0"/>
-          <w:numId w:val="14"/>
+          <w:numId w:val="3"/>
         </w:numPr>
-        <w:rPr/>
       </w:pPr>
       <w:r>
-        <w:rPr/>
         <w:t xml:space="preserve">Code generation for </w:t>
       </w:r>
+      <w:proofErr w:type="spellStart"/>
       <w:r>
-        <w:rPr/>
         <w:t>OpenAPI</w:t>
       </w:r>
+      <w:proofErr w:type="spellEnd"/>
       <w:r>
-        <w:rPr/>
         <w:t xml:space="preserve"> spec files becomes decoupled from the CI/CD for given projects</w:t>
       </w:r>
     </w:p>
@@ -335,37 +287,27 @@
         <w:pStyle w:val="ListParagraph"/>
         <w:numPr>
           <w:ilvl w:val="0"/>
-          <w:numId w:val="14"/>
+          <w:numId w:val="3"/>
         </w:numPr>
-        <w:rPr/>
-      </w:pPr>
+      </w:pPr>
+      <w:proofErr w:type="spellStart"/>
       <w:r>
-        <w:rPr/>
         <w:t>OpenAPI</w:t>
       </w:r>
+      <w:proofErr w:type="spellEnd"/>
       <w:r>
-        <w:rPr/>
         <w:t xml:space="preserve"> specs have a </w:t>
       </w:r>
+      <w:proofErr w:type="spellStart"/>
       <w:r>
-        <w:rPr/>
         <w:t>centralised</w:t>
       </w:r>
+      <w:proofErr w:type="spellEnd"/>
       <w:r>
-        <w:rPr/>
         <w:t xml:space="preserve"> location</w:t>
       </w:r>
       <w:r>
-        <w:rPr/>
-        <w:t xml:space="preserve">, can </w:t>
-      </w:r>
-      <w:r>
-        <w:rPr/>
-        <w:t>immediately</w:t>
-      </w:r>
-      <w:r>
-        <w:rPr/>
-        <w:t xml:space="preserve"> be adopted for CT AI &amp; SPEED.</w:t>
+        <w:t>, can immediately be adopted for CT AI &amp; SPEED.</w:t>
       </w:r>
     </w:p>
     <w:p>
@@ -373,13 +315,19 @@
         <w:pStyle w:val="ListParagraph"/>
         <w:numPr>
           <w:ilvl w:val="0"/>
-          <w:numId w:val="14"/>
+          <w:numId w:val="3"/>
         </w:numPr>
-        <w:rPr/>
       </w:pPr>
       <w:r>
-        <w:rPr/>
-        <w:t>Time to set up code generation for an OpenAPI spec reduced to minutes</w:t>
+        <w:t xml:space="preserve">Time to set up code generation for an </w:t>
+      </w:r>
+      <w:proofErr w:type="spellStart"/>
+      <w:r>
+        <w:t>OpenAPI</w:t>
+      </w:r>
+      <w:proofErr w:type="spellEnd"/>
+      <w:r>
+        <w:t xml:space="preserve"> spec reduced to minutes</w:t>
       </w:r>
     </w:p>
     <w:p>
@@ -387,12 +335,10 @@
         <w:pStyle w:val="ListParagraph"/>
         <w:numPr>
           <w:ilvl w:val="0"/>
-          <w:numId w:val="14"/>
+          <w:numId w:val="3"/>
         </w:numPr>
-        <w:rPr/>
       </w:pPr>
       <w:r>
-        <w:rPr/>
         <w:t>Future work to host information about the agency’s APIs unblocked</w:t>
       </w:r>
     </w:p>
@@ -401,6 +347,7 @@
         <w:pStyle w:val="Heading1"/>
       </w:pPr>
       <w:r>
+        <w:lastRenderedPageBreak/>
         <w:t>2. Hackathon Execution &amp; Scope</w:t>
       </w:r>
     </w:p>
@@ -414,119 +361,48 @@
     </w:p>
     <w:p>
       <w:r>
-        <w:rPr/>
         <w:t>Target: Achievable in 1 Day (Standard baseline without heavy AI orchestration)</w:t>
       </w:r>
     </w:p>
     <w:p>
       <w:pPr>
         <w:pStyle w:val="ListBullet"/>
-        <w:suppressLineNumbers w:val="0"/>
-        <w:bidi w:val="0"/>
-        <w:spacing w:before="0" w:beforeAutospacing="off" w:after="200" w:afterAutospacing="off" w:line="276" w:lineRule="auto"/>
-        <w:ind w:left="360" w:right="0" w:hanging="360"/>
-        <w:jc w:val="left"/>
-        <w:rPr>
-          <w:b w:val="0"/>
-          <w:bCs w:val="0"/>
-        </w:rPr>
       </w:pPr>
       <w:r>
         <w:rPr>
-          <w:b w:val="1"/>
-          <w:bCs w:val="1"/>
+          <w:b/>
+          <w:bCs/>
         </w:rPr>
-        <w:t xml:space="preserve">See </w:t>
+        <w:t xml:space="preserve">See Task section. </w:t>
       </w:r>
       <w:r>
-        <w:rPr>
-          <w:b w:val="1"/>
-          <w:bCs w:val="1"/>
-        </w:rPr>
-        <w:t>Task</w:t>
-      </w:r>
-      <w:r>
-        <w:rPr>
-          <w:b w:val="1"/>
-          <w:bCs w:val="1"/>
-        </w:rPr>
-        <w:t xml:space="preserve"> section. </w:t>
-      </w:r>
-      <w:r>
-        <w:rPr>
-          <w:b w:val="0"/>
-          <w:bCs w:val="0"/>
-        </w:rPr>
         <w:t>This</w:t>
       </w:r>
       <w:r>
-        <w:rPr>
-          <w:b w:val="0"/>
-          <w:bCs w:val="0"/>
-        </w:rPr>
         <w:t xml:space="preserve"> is very achievable within the day.</w:t>
       </w:r>
     </w:p>
     <w:p>
       <w:pPr>
         <w:pStyle w:val="ListBullet"/>
-        <w:suppressLineNumbers w:val="0"/>
-        <w:bidi w:val="0"/>
-        <w:spacing w:before="0" w:beforeAutospacing="off" w:after="200" w:afterAutospacing="off" w:line="276" w:lineRule="auto"/>
-        <w:ind w:left="360" w:right="0" w:hanging="360"/>
-        <w:jc w:val="left"/>
-        <w:rPr>
-          <w:b w:val="0"/>
-          <w:bCs w:val="0"/>
-        </w:rPr>
       </w:pPr>
       <w:r>
-        <w:rPr>
-          <w:b w:val="0"/>
-          <w:bCs w:val="0"/>
-        </w:rPr>
         <w:t xml:space="preserve">Will require some DevOps support to create repo, place relevant secrets for publishing </w:t>
       </w:r>
+      <w:proofErr w:type="spellStart"/>
       <w:r>
-        <w:rPr>
-          <w:b w:val="0"/>
-          <w:bCs w:val="0"/>
-        </w:rPr>
         <w:t>npm</w:t>
       </w:r>
+      <w:proofErr w:type="spellEnd"/>
       <w:r>
-        <w:rPr>
-          <w:b w:val="0"/>
-          <w:bCs w:val="0"/>
-        </w:rPr>
-        <w:t xml:space="preserve"> packages, </w:t>
+        <w:t xml:space="preserve"> packages, identify any existing shared </w:t>
       </w:r>
+      <w:proofErr w:type="spellStart"/>
       <w:r>
-        <w:rPr>
-          <w:b w:val="0"/>
-          <w:bCs w:val="0"/>
-        </w:rPr>
-        <w:t>identify</w:t>
-      </w:r>
-      <w:r>
-        <w:rPr>
-          <w:b w:val="0"/>
-          <w:bCs w:val="0"/>
-        </w:rPr>
-        <w:t xml:space="preserve"> any existing shared </w:t>
-      </w:r>
-      <w:r>
-        <w:rPr>
-          <w:b w:val="0"/>
-          <w:bCs w:val="0"/>
-        </w:rPr>
         <w:t>Github</w:t>
       </w:r>
+      <w:proofErr w:type="spellEnd"/>
       <w:r>
-        <w:rPr>
-          <w:b w:val="0"/>
-          <w:bCs w:val="0"/>
-        </w:rPr>
         <w:t xml:space="preserve"> actions that are relevant for usage.</w:t>
       </w:r>
     </w:p>
@@ -535,27 +411,21 @@
         <w:pStyle w:val="Heading2"/>
       </w:pPr>
       <w:r>
-        <w:rPr/>
         <w:t>Subsequent Goals (Time Permitting / Stretch)</w:t>
       </w:r>
     </w:p>
     <w:p>
       <w:pPr>
         <w:pStyle w:val="ListBullet"/>
-        <w:suppressLineNumbers w:val="0"/>
-        <w:bidi w:val="0"/>
-        <w:spacing w:before="0" w:beforeAutospacing="off" w:after="200" w:afterAutospacing="off" w:line="276" w:lineRule="auto"/>
-        <w:ind w:left="360" w:right="0" w:hanging="360"/>
-        <w:jc w:val="left"/>
         <w:rPr>
-          <w:b w:val="1"/>
-          <w:bCs w:val="1"/>
+          <w:b/>
+          <w:bCs/>
         </w:rPr>
       </w:pPr>
       <w:r>
         <w:rPr>
-          <w:b w:val="1"/>
-          <w:bCs w:val="1"/>
+          <w:b/>
+          <w:bCs/>
         </w:rPr>
         <w:t>See Other Aims section.</w:t>
       </w:r>
@@ -565,115 +435,53 @@
         <w:pStyle w:val="Heading1"/>
       </w:pPr>
       <w:r>
-        <w:rPr/>
         <w:t>3. Value Proposition</w:t>
       </w:r>
     </w:p>
     <w:p>
       <w:pPr>
         <w:pStyle w:val="Heading2"/>
-        <w:suppressLineNumbers w:val="0"/>
-        <w:bidi w:val="0"/>
-        <w:spacing w:before="200" w:beforeAutospacing="off" w:after="0" w:afterAutospacing="off" w:line="276" w:lineRule="auto"/>
-        <w:ind w:left="0" w:right="0"/>
-        <w:jc w:val="left"/>
       </w:pPr>
       <w:r>
-        <w:rPr/>
         <w:t>Contract-driven development</w:t>
       </w:r>
     </w:p>
     <w:p>
-      <w:pPr>
-        <w:pStyle w:val="Normal"/>
-        <w:suppressLineNumbers w:val="0"/>
-        <w:bidi w:val="0"/>
-        <w:spacing w:before="0" w:beforeAutospacing="off" w:after="200" w:afterAutospacing="off" w:line="276" w:lineRule="auto"/>
-        <w:ind w:left="0" w:right="0"/>
-        <w:jc w:val="left"/>
-      </w:pPr>
       <w:r>
-        <w:rPr/>
-        <w:t xml:space="preserve">Not only is this </w:t>
+        <w:t xml:space="preserve">Not only is this our identified best practice, </w:t>
       </w:r>
+      <w:proofErr w:type="gramStart"/>
       <w:r>
-        <w:rPr/>
-        <w:t>our identified</w:t>
-      </w:r>
-      <w:r>
-        <w:rPr/>
-        <w:t xml:space="preserve"> best practice, </w:t>
-      </w:r>
-      <w:r>
-        <w:rPr/>
         <w:t>it</w:t>
       </w:r>
+      <w:proofErr w:type="gramEnd"/>
       <w:r>
-        <w:rPr/>
         <w:t xml:space="preserve"> also fits agentic development practices very well by placing documentation in code and defining the interface clearly. </w:t>
       </w:r>
     </w:p>
     <w:p>
       <w:pPr>
         <w:pStyle w:val="Heading2"/>
-        <w:suppressLineNumbers w:val="0"/>
-        <w:bidi w:val="0"/>
-        <w:spacing w:before="200" w:beforeAutospacing="off" w:after="0" w:afterAutospacing="off" w:line="276" w:lineRule="auto"/>
-        <w:ind w:left="0" w:right="0"/>
-        <w:jc w:val="left"/>
       </w:pPr>
       <w:r>
-        <w:rPr/>
         <w:t>Immediately applicable</w:t>
       </w:r>
     </w:p>
     <w:p>
-      <w:pPr>
-        <w:pStyle w:val="Normal"/>
-        <w:suppressLineNumbers w:val="0"/>
-        <w:bidi w:val="0"/>
-        <w:spacing w:before="0" w:beforeAutospacing="off" w:after="200" w:afterAutospacing="off" w:line="276" w:lineRule="auto"/>
-        <w:ind w:left="0" w:right="0"/>
-        <w:jc w:val="left"/>
-      </w:pPr>
       <w:r>
-        <w:rPr/>
-        <w:t xml:space="preserve">Even the </w:t>
-      </w:r>
-      <w:r>
-        <w:rPr/>
-        <w:t>initial</w:t>
-      </w:r>
-      <w:r>
-        <w:rPr/>
-        <w:t xml:space="preserve"> work will be suitable for immediate use in CT AI and SPEED.</w:t>
+        <w:t>Even the initial work will be suitable for immediate use in CT AI and SPEED.</w:t>
       </w:r>
     </w:p>
     <w:p>
       <w:pPr>
         <w:pStyle w:val="Heading2"/>
-        <w:suppressLineNumbers w:val="0"/>
-        <w:bidi w:val="0"/>
-        <w:spacing w:before="200" w:beforeAutospacing="off" w:after="0" w:afterAutospacing="off" w:line="276" w:lineRule="auto"/>
-        <w:ind w:left="0" w:right="0"/>
-        <w:jc w:val="left"/>
       </w:pPr>
       <w:r>
-        <w:rPr/>
         <w:t>Encourages the pattern</w:t>
       </w:r>
     </w:p>
     <w:p>
-      <w:pPr>
-        <w:pStyle w:val="Normal"/>
-        <w:suppressLineNumbers w:val="0"/>
-        <w:bidi w:val="0"/>
-        <w:spacing w:before="0" w:beforeAutospacing="off" w:after="200" w:afterAutospacing="off" w:line="276" w:lineRule="auto"/>
-        <w:ind w:left="0" w:right="0"/>
-        <w:jc w:val="left"/>
-      </w:pPr>
       <w:r>
-        <w:rPr/>
         <w:t>Tooling makes this the easiest way to approach API development.</w:t>
       </w:r>
     </w:p>
@@ -844,19 +652,38 @@
           <w:tcPr>
             <w:tcW w:w="2952" w:type="dxa"/>
           </w:tcPr>
-          <w:p/>
+          <w:p>
+            <w:r>
+              <w:lastRenderedPageBreak/>
+              <w:t>Claude Opus 4.7 comprehensively planned a solution where it asked ~20 clarifying questions and recommended a good dependency change without prompting, which it then implemented in a one-shot in agent mode. Sonnet and Haiku were then used for iteration and bugfixes. We had a functioning solution within 2 hours, and a full solution working end-to-end within the day (~4 hours of dev time).</w:t>
+            </w:r>
+          </w:p>
         </w:tc>
         <w:tc>
           <w:tcPr>
             <w:tcW w:w="2952" w:type="dxa"/>
           </w:tcPr>
+          <w:p>
+            <w:r>
+              <w:t xml:space="preserve">Claude was able to take logs from failed workflow runs, without any additional prompting, diagnose the issue and either make code changes or guide the user to make necessary changes within the GitHub repo setup. </w:t>
+            </w:r>
+          </w:p>
           <w:p/>
+          <w:p>
+            <w:r>
+              <w:t>Claude planned highly effectively and brought in relevant context and web resources which weren’t provided in the prompt.</w:t>
+            </w:r>
+          </w:p>
         </w:tc>
         <w:tc>
           <w:tcPr>
             <w:tcW w:w="2952" w:type="dxa"/>
           </w:tcPr>
-          <w:p/>
+          <w:p>
+            <w:r>
+              <w:t>N/A – greenfield, no refactors required during development.</w:t>
+            </w:r>
+          </w:p>
         </w:tc>
       </w:tr>
     </w:tbl>
@@ -1139,6 +966,21 @@
                 <w:numId w:val="0"/>
               </w:numPr>
             </w:pPr>
+            <w:r>
+              <w:t xml:space="preserve">MVP reached within 4 hours, I would estimate one full week for a senior/lead dev to achieve this usually (not due to code quantity, more due to the complexity of the problem and trial-end-error). Accenture had a team of 6 people working on a similar proof-of-concept for a full month (each engineer was not 100% working on the problem, and there were </w:t>
+            </w:r>
+            <w:r>
+              <w:lastRenderedPageBreak/>
+              <w:t xml:space="preserve">mitigating factors around complexities of the </w:t>
+            </w:r>
+            <w:proofErr w:type="spellStart"/>
+            <w:r>
+              <w:t>programme</w:t>
+            </w:r>
+            <w:proofErr w:type="spellEnd"/>
+            <w:r>
+              <w:t xml:space="preserve"> context that added overhead) and never even delivered this prior to RC closure.</w:t>
+            </w:r>
           </w:p>
         </w:tc>
         <w:tc>
@@ -1153,6 +995,10 @@
                 <w:numId w:val="0"/>
               </w:numPr>
             </w:pPr>
+            <w:r>
+              <w:lastRenderedPageBreak/>
+              <w:t>100%, no manual coding.</w:t>
+            </w:r>
           </w:p>
         </w:tc>
         <w:tc>
@@ -1167,6 +1013,9 @@
                 <w:numId w:val="0"/>
               </w:numPr>
             </w:pPr>
+            <w:r>
+              <w:t xml:space="preserve">~3 minutes per issue, depending on complexity. 100% success rate. </w:t>
+            </w:r>
           </w:p>
         </w:tc>
         <w:tc>
@@ -1181,6 +1030,9 @@
                 <w:numId w:val="0"/>
               </w:numPr>
             </w:pPr>
+            <w:r>
+              <w:t>5 – Claude was able to handle all aspects of taking the technical problem specification through to full implementation, test and delivery in CI/CD.</w:t>
+            </w:r>
           </w:p>
         </w:tc>
       </w:tr>
@@ -1195,8 +1047,28 @@
         <w:ind w:left="360" w:hanging="360"/>
       </w:pPr>
     </w:p>
+    <w:p>
+      <w:pPr>
+        <w:pStyle w:val="ListNumber"/>
+        <w:numPr>
+          <w:ilvl w:val="0"/>
+          <w:numId w:val="0"/>
+        </w:numPr>
+        <w:ind w:left="360" w:hanging="360"/>
+      </w:pPr>
+      <w:r>
+        <w:rPr>
+          <w:b/>
+          <w:bCs/>
+        </w:rPr>
+        <w:t>ADDITIONAL NOTE:</w:t>
+      </w:r>
+      <w:r>
+        <w:t xml:space="preserve"> This project has immediately been put to real use and extended with a further roadmap for engineering-wide adoption. This includes usage in existing projects by quickly supporting Golang and Python code generation, and automatic doc rendering and publication via GitHub Pages which has already been a useful resource for an architect.</w:t>
+      </w:r>
+    </w:p>
     <w:sectPr>
-      <w:pgSz w:w="12240" w:h="15840" w:orient="portrait"/>
+      <w:pgSz w:w="12240" w:h="15840"/>
       <w:pgMar w:top="1440" w:right="1800" w:bottom="1440" w:left="1800" w:header="720" w:footer="720" w:gutter="0"/>
       <w:cols w:space="720"/>
       <w:docGrid w:linePitch="360"/>
@@ -1206,486 +1078,7 @@
 </file>
 
 <file path=word/numbering.xml><?xml version="1.0" encoding="utf-8"?>
-<w:numbering xmlns:wpc="http://schemas.microsoft.com/office/word/2010/wordprocessingCanvas" xmlns:cx="http://schemas.microsoft.com/office/drawing/2014/chartex" xmlns:cx1="http://schemas.microsoft.com/office/drawing/2015/9/8/chartex" xmlns:cx2="http://schemas.microsoft.com/office/drawing/2015/10/21/chartex" xmlns:cx3="http://schemas.microsoft.com/office/drawing/2016/5/9/chartex" xmlns:cx4="http://schemas.microsoft.com/office/drawing/2016/5/10/chartex" xmlns:cx5="http://schemas.microsoft.com/office/drawing/2016/5/11/chartex" xmlns:cx6="http://schemas.microsoft.com/office/drawing/2016/5/12/chartex" xmlns:cx7="http://schemas.microsoft.com/office/drawing/2016/5/13/chartex" xmlns:cx8="http://schemas.microsoft.com/office/drawing/2016/5/14/chartex" xmlns:mc="http://schemas.openxmlformats.org/markup-compatibility/2006" xmlns:aink="http://schemas.microsoft.com/office/drawing/2016/ink" xmlns:am3d="http://schemas.microsoft.com/office/drawing/2017/model3d" xmlns:o="urn:schemas-microsoft-com:office:office" xmlns:oel="http://schemas.microsoft.com/office/2019/extlst" xmlns:r="http://schemas.openxmlformats.org/officeDocument/2006/relationships" xmlns:m="http://schemas.openxmlformats.org/officeDocument/2006/math" xmlns:v="urn:schemas-microsoft-com:vml" xmlns:wp14="http://schemas.microsoft.com/office/word/2010/wordprocessingDrawing" xmlns:wp="http://schemas.openxmlformats.org/drawingml/2006/wordprocessingDrawing" xmlns:w10="urn:schemas-microsoft-com:office:word" xmlns:w="http://schemas.openxmlformats.org/wordprocessingml/2006/main" xmlns:w14="http://schemas.microsoft.com/office/word/2010/wordml" xmlns:w15="http://schemas.microsoft.com/office/word/2012/wordml" xmlns:w16cex="http://schemas.microsoft.com/office/word/2018/wordml/cex" xmlns:w16cid="http://schemas.microsoft.com/office/word/2016/wordml/cid" xmlns:w16="http://schemas.microsoft.com/office/word/2018/wordml" xmlns:w16du="http://schemas.microsoft.com/office/word/2023/wordml/word16du" xmlns:w16sdtdh="http://schemas.microsoft.com/office/word/2020/wordml/sdtdatahash" xmlns:w16sdtfl="http://schemas.microsoft.com/office/word/2024/wordml/sdtformatlock" xmlns:w16se="http://schemas.microsoft.com/office/word/2015/wordml/symex" xmlns:wpg="http://schemas.microsoft.com/office/word/2010/wordprocessingGroup" xmlns:wpi="http://schemas.microsoft.com/office/word/2010/wordprocessingInk" xmlns:wne="http://schemas.microsoft.com/office/word/2006/wordml" xmlns:wps="http://schemas.microsoft.com/office/word/2010/wordprocessingShape" mc:Ignorable="w14 w15 w16se w16cid w16 w16cex w16sdtdh w16sdtfl w16du wp14">
-  <w:abstractNum xmlns:w="http://schemas.openxmlformats.org/wordprocessingml/2006/main" w:abstractNumId="13">
-    <w:nsid w:val="53769c40"/>
-    <w:multiLevelType xmlns:w="http://schemas.openxmlformats.org/wordprocessingml/2006/main" w:val="hybridMultilevel"/>
-    <w:lvl xmlns:w="http://schemas.openxmlformats.org/wordprocessingml/2006/main" w:ilvl="0">
-      <w:start w:val="1"/>
-      <w:numFmt w:val="bullet"/>
-      <w:lvlText w:val=""/>
-      <w:lvlJc w:val="left"/>
-      <w:pPr>
-        <w:ind w:left="720" w:hanging="360"/>
-      </w:pPr>
-      <w:rPr>
-        <w:rFonts w:hint="default" w:ascii="Symbol" w:hAnsi="Symbol"/>
-      </w:rPr>
-    </w:lvl>
-    <w:lvl xmlns:w="http://schemas.openxmlformats.org/wordprocessingml/2006/main" w:ilvl="1">
-      <w:start w:val="1"/>
-      <w:numFmt w:val="bullet"/>
-      <w:lvlText w:val="o"/>
-      <w:lvlJc w:val="left"/>
-      <w:pPr>
-        <w:ind w:left="1440" w:hanging="360"/>
-      </w:pPr>
-      <w:rPr>
-        <w:rFonts w:hint="default" w:ascii="Courier New" w:hAnsi="Courier New"/>
-      </w:rPr>
-    </w:lvl>
-    <w:lvl xmlns:w="http://schemas.openxmlformats.org/wordprocessingml/2006/main" w:ilvl="2">
-      <w:start w:val="1"/>
-      <w:numFmt w:val="bullet"/>
-      <w:lvlText w:val=""/>
-      <w:lvlJc w:val="left"/>
-      <w:pPr>
-        <w:ind w:left="2160" w:hanging="360"/>
-      </w:pPr>
-      <w:rPr>
-        <w:rFonts w:hint="default" w:ascii="Wingdings" w:hAnsi="Wingdings"/>
-      </w:rPr>
-    </w:lvl>
-    <w:lvl xmlns:w="http://schemas.openxmlformats.org/wordprocessingml/2006/main" w:ilvl="3">
-      <w:start w:val="1"/>
-      <w:numFmt w:val="bullet"/>
-      <w:lvlText w:val=""/>
-      <w:lvlJc w:val="left"/>
-      <w:pPr>
-        <w:ind w:left="2880" w:hanging="360"/>
-      </w:pPr>
-      <w:rPr>
-        <w:rFonts w:hint="default" w:ascii="Symbol" w:hAnsi="Symbol"/>
-      </w:rPr>
-    </w:lvl>
-    <w:lvl xmlns:w="http://schemas.openxmlformats.org/wordprocessingml/2006/main" w:ilvl="4">
-      <w:start w:val="1"/>
-      <w:numFmt w:val="bullet"/>
-      <w:lvlText w:val="o"/>
-      <w:lvlJc w:val="left"/>
-      <w:pPr>
-        <w:ind w:left="3600" w:hanging="360"/>
-      </w:pPr>
-      <w:rPr>
-        <w:rFonts w:hint="default" w:ascii="Courier New" w:hAnsi="Courier New"/>
-      </w:rPr>
-    </w:lvl>
-    <w:lvl xmlns:w="http://schemas.openxmlformats.org/wordprocessingml/2006/main" w:ilvl="5">
-      <w:start w:val="1"/>
-      <w:numFmt w:val="bullet"/>
-      <w:lvlText w:val=""/>
-      <w:lvlJc w:val="left"/>
-      <w:pPr>
-        <w:ind w:left="4320" w:hanging="360"/>
-      </w:pPr>
-      <w:rPr>
-        <w:rFonts w:hint="default" w:ascii="Wingdings" w:hAnsi="Wingdings"/>
-      </w:rPr>
-    </w:lvl>
-    <w:lvl xmlns:w="http://schemas.openxmlformats.org/wordprocessingml/2006/main" w:ilvl="6">
-      <w:start w:val="1"/>
-      <w:numFmt w:val="bullet"/>
-      <w:lvlText w:val=""/>
-      <w:lvlJc w:val="left"/>
-      <w:pPr>
-        <w:ind w:left="5040" w:hanging="360"/>
-      </w:pPr>
-      <w:rPr>
-        <w:rFonts w:hint="default" w:ascii="Symbol" w:hAnsi="Symbol"/>
-      </w:rPr>
-    </w:lvl>
-    <w:lvl xmlns:w="http://schemas.openxmlformats.org/wordprocessingml/2006/main" w:ilvl="7">
-      <w:start w:val="1"/>
-      <w:numFmt w:val="bullet"/>
-      <w:lvlText w:val="o"/>
-      <w:lvlJc w:val="left"/>
-      <w:pPr>
-        <w:ind w:left="5760" w:hanging="360"/>
-      </w:pPr>
-      <w:rPr>
-        <w:rFonts w:hint="default" w:ascii="Courier New" w:hAnsi="Courier New"/>
-      </w:rPr>
-    </w:lvl>
-    <w:lvl xmlns:w="http://schemas.openxmlformats.org/wordprocessingml/2006/main" w:ilvl="8">
-      <w:start w:val="1"/>
-      <w:numFmt w:val="bullet"/>
-      <w:lvlText w:val=""/>
-      <w:lvlJc w:val="left"/>
-      <w:pPr>
-        <w:ind w:left="6480" w:hanging="360"/>
-      </w:pPr>
-      <w:rPr>
-        <w:rFonts w:hint="default" w:ascii="Wingdings" w:hAnsi="Wingdings"/>
-      </w:rPr>
-    </w:lvl>
-  </w:abstractNum>
-  <w:abstractNum xmlns:w="http://schemas.openxmlformats.org/wordprocessingml/2006/main" w:abstractNumId="12">
-    <w:nsid w:val="68a0f3f9"/>
-    <w:multiLevelType xmlns:w="http://schemas.openxmlformats.org/wordprocessingml/2006/main" w:val="hybridMultilevel"/>
-    <w:lvl xmlns:w="http://schemas.openxmlformats.org/wordprocessingml/2006/main" w:ilvl="0">
-      <w:start w:val="1"/>
-      <w:numFmt w:val="bullet"/>
-      <w:lvlText w:val=""/>
-      <w:lvlJc w:val="left"/>
-      <w:pPr>
-        <w:ind w:left="720" w:hanging="360"/>
-      </w:pPr>
-      <w:rPr>
-        <w:rFonts w:hint="default" w:ascii="Symbol" w:hAnsi="Symbol"/>
-      </w:rPr>
-    </w:lvl>
-    <w:lvl xmlns:w="http://schemas.openxmlformats.org/wordprocessingml/2006/main" w:ilvl="1">
-      <w:start w:val="1"/>
-      <w:numFmt w:val="bullet"/>
-      <w:lvlText w:val="o"/>
-      <w:lvlJc w:val="left"/>
-      <w:pPr>
-        <w:ind w:left="1440" w:hanging="360"/>
-      </w:pPr>
-      <w:rPr>
-        <w:rFonts w:hint="default" w:ascii="Courier New" w:hAnsi="Courier New"/>
-      </w:rPr>
-    </w:lvl>
-    <w:lvl xmlns:w="http://schemas.openxmlformats.org/wordprocessingml/2006/main" w:ilvl="2">
-      <w:start w:val="1"/>
-      <w:numFmt w:val="bullet"/>
-      <w:lvlText w:val=""/>
-      <w:lvlJc w:val="left"/>
-      <w:pPr>
-        <w:ind w:left="2160" w:hanging="360"/>
-      </w:pPr>
-      <w:rPr>
-        <w:rFonts w:hint="default" w:ascii="Wingdings" w:hAnsi="Wingdings"/>
-      </w:rPr>
-    </w:lvl>
-    <w:lvl xmlns:w="http://schemas.openxmlformats.org/wordprocessingml/2006/main" w:ilvl="3">
-      <w:start w:val="1"/>
-      <w:numFmt w:val="bullet"/>
-      <w:lvlText w:val=""/>
-      <w:lvlJc w:val="left"/>
-      <w:pPr>
-        <w:ind w:left="2880" w:hanging="360"/>
-      </w:pPr>
-      <w:rPr>
-        <w:rFonts w:hint="default" w:ascii="Symbol" w:hAnsi="Symbol"/>
-      </w:rPr>
-    </w:lvl>
-    <w:lvl xmlns:w="http://schemas.openxmlformats.org/wordprocessingml/2006/main" w:ilvl="4">
-      <w:start w:val="1"/>
-      <w:numFmt w:val="bullet"/>
-      <w:lvlText w:val="o"/>
-      <w:lvlJc w:val="left"/>
-      <w:pPr>
-        <w:ind w:left="3600" w:hanging="360"/>
-      </w:pPr>
-      <w:rPr>
-        <w:rFonts w:hint="default" w:ascii="Courier New" w:hAnsi="Courier New"/>
-      </w:rPr>
-    </w:lvl>
-    <w:lvl xmlns:w="http://schemas.openxmlformats.org/wordprocessingml/2006/main" w:ilvl="5">
-      <w:start w:val="1"/>
-      <w:numFmt w:val="bullet"/>
-      <w:lvlText w:val=""/>
-      <w:lvlJc w:val="left"/>
-      <w:pPr>
-        <w:ind w:left="4320" w:hanging="360"/>
-      </w:pPr>
-      <w:rPr>
-        <w:rFonts w:hint="default" w:ascii="Wingdings" w:hAnsi="Wingdings"/>
-      </w:rPr>
-    </w:lvl>
-    <w:lvl xmlns:w="http://schemas.openxmlformats.org/wordprocessingml/2006/main" w:ilvl="6">
-      <w:start w:val="1"/>
-      <w:numFmt w:val="bullet"/>
-      <w:lvlText w:val=""/>
-      <w:lvlJc w:val="left"/>
-      <w:pPr>
-        <w:ind w:left="5040" w:hanging="360"/>
-      </w:pPr>
-      <w:rPr>
-        <w:rFonts w:hint="default" w:ascii="Symbol" w:hAnsi="Symbol"/>
-      </w:rPr>
-    </w:lvl>
-    <w:lvl xmlns:w="http://schemas.openxmlformats.org/wordprocessingml/2006/main" w:ilvl="7">
-      <w:start w:val="1"/>
-      <w:numFmt w:val="bullet"/>
-      <w:lvlText w:val="o"/>
-      <w:lvlJc w:val="left"/>
-      <w:pPr>
-        <w:ind w:left="5760" w:hanging="360"/>
-      </w:pPr>
-      <w:rPr>
-        <w:rFonts w:hint="default" w:ascii="Courier New" w:hAnsi="Courier New"/>
-      </w:rPr>
-    </w:lvl>
-    <w:lvl xmlns:w="http://schemas.openxmlformats.org/wordprocessingml/2006/main" w:ilvl="8">
-      <w:start w:val="1"/>
-      <w:numFmt w:val="bullet"/>
-      <w:lvlText w:val=""/>
-      <w:lvlJc w:val="left"/>
-      <w:pPr>
-        <w:ind w:left="6480" w:hanging="360"/>
-      </w:pPr>
-      <w:rPr>
-        <w:rFonts w:hint="default" w:ascii="Wingdings" w:hAnsi="Wingdings"/>
-      </w:rPr>
-    </w:lvl>
-  </w:abstractNum>
-  <w:abstractNum xmlns:w="http://schemas.openxmlformats.org/wordprocessingml/2006/main" w:abstractNumId="11">
-    <w:nsid w:val="3f26416"/>
-    <w:multiLevelType xmlns:w="http://schemas.openxmlformats.org/wordprocessingml/2006/main" w:val="hybridMultilevel"/>
-    <w:lvl xmlns:w="http://schemas.openxmlformats.org/wordprocessingml/2006/main" w:ilvl="0">
-      <w:start w:val="1"/>
-      <w:numFmt w:val="decimal"/>
-      <w:lvlText w:val="%1."/>
-      <w:lvlJc w:val="left"/>
-      <w:pPr>
-        <w:ind w:left="720" w:hanging="360"/>
-      </w:pPr>
-    </w:lvl>
-    <w:lvl xmlns:w="http://schemas.openxmlformats.org/wordprocessingml/2006/main" w:ilvl="1">
-      <w:start w:val="1"/>
-      <w:numFmt w:val="lowerLetter"/>
-      <w:lvlText w:val="%2."/>
-      <w:lvlJc w:val="left"/>
-      <w:pPr>
-        <w:ind w:left="1440" w:hanging="360"/>
-      </w:pPr>
-    </w:lvl>
-    <w:lvl xmlns:w="http://schemas.openxmlformats.org/wordprocessingml/2006/main" w:ilvl="2">
-      <w:start w:val="1"/>
-      <w:numFmt w:val="lowerRoman"/>
-      <w:lvlText w:val="%3."/>
-      <w:lvlJc w:val="right"/>
-      <w:pPr>
-        <w:ind w:left="2160" w:hanging="180"/>
-      </w:pPr>
-    </w:lvl>
-    <w:lvl xmlns:w="http://schemas.openxmlformats.org/wordprocessingml/2006/main" w:ilvl="3">
-      <w:start w:val="1"/>
-      <w:numFmt w:val="decimal"/>
-      <w:lvlText w:val="%4."/>
-      <w:lvlJc w:val="left"/>
-      <w:pPr>
-        <w:ind w:left="2880" w:hanging="360"/>
-      </w:pPr>
-    </w:lvl>
-    <w:lvl xmlns:w="http://schemas.openxmlformats.org/wordprocessingml/2006/main" w:ilvl="4">
-      <w:start w:val="1"/>
-      <w:numFmt w:val="lowerLetter"/>
-      <w:lvlText w:val="%5."/>
-      <w:lvlJc w:val="left"/>
-      <w:pPr>
-        <w:ind w:left="3600" w:hanging="360"/>
-      </w:pPr>
-    </w:lvl>
-    <w:lvl xmlns:w="http://schemas.openxmlformats.org/wordprocessingml/2006/main" w:ilvl="5">
-      <w:start w:val="1"/>
-      <w:numFmt w:val="lowerRoman"/>
-      <w:lvlText w:val="%6."/>
-      <w:lvlJc w:val="right"/>
-      <w:pPr>
-        <w:ind w:left="4320" w:hanging="180"/>
-      </w:pPr>
-    </w:lvl>
-    <w:lvl xmlns:w="http://schemas.openxmlformats.org/wordprocessingml/2006/main" w:ilvl="6">
-      <w:start w:val="1"/>
-      <w:numFmt w:val="decimal"/>
-      <w:lvlText w:val="%7."/>
-      <w:lvlJc w:val="left"/>
-      <w:pPr>
-        <w:ind w:left="5040" w:hanging="360"/>
-      </w:pPr>
-    </w:lvl>
-    <w:lvl xmlns:w="http://schemas.openxmlformats.org/wordprocessingml/2006/main" w:ilvl="7">
-      <w:start w:val="1"/>
-      <w:numFmt w:val="lowerLetter"/>
-      <w:lvlText w:val="%8."/>
-      <w:lvlJc w:val="left"/>
-      <w:pPr>
-        <w:ind w:left="5760" w:hanging="360"/>
-      </w:pPr>
-    </w:lvl>
-    <w:lvl xmlns:w="http://schemas.openxmlformats.org/wordprocessingml/2006/main" w:ilvl="8">
-      <w:start w:val="1"/>
-      <w:numFmt w:val="lowerRoman"/>
-      <w:lvlText w:val="%9."/>
-      <w:lvlJc w:val="right"/>
-      <w:pPr>
-        <w:ind w:left="6480" w:hanging="180"/>
-      </w:pPr>
-    </w:lvl>
-  </w:abstractNum>
-  <w:abstractNum xmlns:w="http://schemas.openxmlformats.org/wordprocessingml/2006/main" w:abstractNumId="10">
-    <w:nsid w:val="583762c2"/>
-    <w:multiLevelType xmlns:w="http://schemas.openxmlformats.org/wordprocessingml/2006/main" w:val="hybridMultilevel"/>
-    <w:lvl xmlns:w="http://schemas.openxmlformats.org/wordprocessingml/2006/main" w:ilvl="0">
-      <w:start w:val="1"/>
-      <w:numFmt w:val="decimal"/>
-      <w:lvlText w:val="%1."/>
-      <w:lvlJc w:val="left"/>
-      <w:pPr>
-        <w:ind w:left="720" w:hanging="360"/>
-      </w:pPr>
-    </w:lvl>
-    <w:lvl xmlns:w="http://schemas.openxmlformats.org/wordprocessingml/2006/main" w:ilvl="1">
-      <w:start w:val="1"/>
-      <w:numFmt w:val="lowerLetter"/>
-      <w:lvlText w:val="%2."/>
-      <w:lvlJc w:val="left"/>
-      <w:pPr>
-        <w:ind w:left="1440" w:hanging="360"/>
-      </w:pPr>
-    </w:lvl>
-    <w:lvl xmlns:w="http://schemas.openxmlformats.org/wordprocessingml/2006/main" w:ilvl="2">
-      <w:start w:val="1"/>
-      <w:numFmt w:val="lowerRoman"/>
-      <w:lvlText w:val="%3."/>
-      <w:lvlJc w:val="right"/>
-      <w:pPr>
-        <w:ind w:left="2160" w:hanging="180"/>
-      </w:pPr>
-    </w:lvl>
-    <w:lvl xmlns:w="http://schemas.openxmlformats.org/wordprocessingml/2006/main" w:ilvl="3">
-      <w:start w:val="1"/>
-      <w:numFmt w:val="decimal"/>
-      <w:lvlText w:val="%4."/>
-      <w:lvlJc w:val="left"/>
-      <w:pPr>
-        <w:ind w:left="2880" w:hanging="360"/>
-      </w:pPr>
-    </w:lvl>
-    <w:lvl xmlns:w="http://schemas.openxmlformats.org/wordprocessingml/2006/main" w:ilvl="4">
-      <w:start w:val="1"/>
-      <w:numFmt w:val="lowerLetter"/>
-      <w:lvlText w:val="%5."/>
-      <w:lvlJc w:val="left"/>
-      <w:pPr>
-        <w:ind w:left="3600" w:hanging="360"/>
-      </w:pPr>
-    </w:lvl>
-    <w:lvl xmlns:w="http://schemas.openxmlformats.org/wordprocessingml/2006/main" w:ilvl="5">
-      <w:start w:val="1"/>
-      <w:numFmt w:val="lowerRoman"/>
-      <w:lvlText w:val="%6."/>
-      <w:lvlJc w:val="right"/>
-      <w:pPr>
-        <w:ind w:left="4320" w:hanging="180"/>
-      </w:pPr>
-    </w:lvl>
-    <w:lvl xmlns:w="http://schemas.openxmlformats.org/wordprocessingml/2006/main" w:ilvl="6">
-      <w:start w:val="1"/>
-      <w:numFmt w:val="decimal"/>
-      <w:lvlText w:val="%7."/>
-      <w:lvlJc w:val="left"/>
-      <w:pPr>
-        <w:ind w:left="5040" w:hanging="360"/>
-      </w:pPr>
-    </w:lvl>
-    <w:lvl xmlns:w="http://schemas.openxmlformats.org/wordprocessingml/2006/main" w:ilvl="7">
-      <w:start w:val="1"/>
-      <w:numFmt w:val="lowerLetter"/>
-      <w:lvlText w:val="%8."/>
-      <w:lvlJc w:val="left"/>
-      <w:pPr>
-        <w:ind w:left="5760" w:hanging="360"/>
-      </w:pPr>
-    </w:lvl>
-    <w:lvl xmlns:w="http://schemas.openxmlformats.org/wordprocessingml/2006/main" w:ilvl="8">
-      <w:start w:val="1"/>
-      <w:numFmt w:val="lowerRoman"/>
-      <w:lvlText w:val="%9."/>
-      <w:lvlJc w:val="right"/>
-      <w:pPr>
-        <w:ind w:left="6480" w:hanging="180"/>
-      </w:pPr>
-    </w:lvl>
-  </w:abstractNum>
-  <w:abstractNum xmlns:w="http://schemas.openxmlformats.org/wordprocessingml/2006/main" w:abstractNumId="9">
-    <w:nsid w:val="abf8d2d"/>
-    <w:multiLevelType xmlns:w="http://schemas.openxmlformats.org/wordprocessingml/2006/main" w:val="hybridMultilevel"/>
-    <w:lvl xmlns:w="http://schemas.openxmlformats.org/wordprocessingml/2006/main" w:ilvl="0">
-      <w:start w:val="1"/>
-      <w:numFmt w:val="decimal"/>
-      <w:lvlText w:val="%1."/>
-      <w:lvlJc w:val="left"/>
-      <w:pPr>
-        <w:ind w:left="720" w:hanging="360"/>
-      </w:pPr>
-    </w:lvl>
-    <w:lvl xmlns:w="http://schemas.openxmlformats.org/wordprocessingml/2006/main" w:ilvl="1">
-      <w:start w:val="1"/>
-      <w:numFmt w:val="lowerLetter"/>
-      <w:lvlText w:val="%2."/>
-      <w:lvlJc w:val="left"/>
-      <w:pPr>
-        <w:ind w:left="1440" w:hanging="360"/>
-      </w:pPr>
-    </w:lvl>
-    <w:lvl xmlns:w="http://schemas.openxmlformats.org/wordprocessingml/2006/main" w:ilvl="2">
-      <w:start w:val="1"/>
-      <w:numFmt w:val="lowerRoman"/>
-      <w:lvlText w:val="%3."/>
-      <w:lvlJc w:val="right"/>
-      <w:pPr>
-        <w:ind w:left="2160" w:hanging="180"/>
-      </w:pPr>
-    </w:lvl>
-    <w:lvl xmlns:w="http://schemas.openxmlformats.org/wordprocessingml/2006/main" w:ilvl="3">
-      <w:start w:val="1"/>
-      <w:numFmt w:val="decimal"/>
-      <w:lvlText w:val="%4."/>
-      <w:lvlJc w:val="left"/>
-      <w:pPr>
-        <w:ind w:left="2880" w:hanging="360"/>
-      </w:pPr>
-    </w:lvl>
-    <w:lvl xmlns:w="http://schemas.openxmlformats.org/wordprocessingml/2006/main" w:ilvl="4">
-      <w:start w:val="1"/>
-      <w:numFmt w:val="lowerLetter"/>
-      <w:lvlText w:val="%5."/>
-      <w:lvlJc w:val="left"/>
-      <w:pPr>
-        <w:ind w:left="3600" w:hanging="360"/>
-      </w:pPr>
-    </w:lvl>
-    <w:lvl xmlns:w="http://schemas.openxmlformats.org/wordprocessingml/2006/main" w:ilvl="5">
-      <w:start w:val="1"/>
-      <w:numFmt w:val="lowerRoman"/>
-      <w:lvlText w:val="%6."/>
-      <w:lvlJc w:val="right"/>
-      <w:pPr>
-        <w:ind w:left="4320" w:hanging="180"/>
-      </w:pPr>
-    </w:lvl>
-    <w:lvl xmlns:w="http://schemas.openxmlformats.org/wordprocessingml/2006/main" w:ilvl="6">
-      <w:start w:val="1"/>
-      <w:numFmt w:val="decimal"/>
-      <w:lvlText w:val="%7."/>
-      <w:lvlJc w:val="left"/>
-      <w:pPr>
-        <w:ind w:left="5040" w:hanging="360"/>
-      </w:pPr>
-    </w:lvl>
-    <w:lvl xmlns:w="http://schemas.openxmlformats.org/wordprocessingml/2006/main" w:ilvl="7">
-      <w:start w:val="1"/>
-      <w:numFmt w:val="lowerLetter"/>
-      <w:lvlText w:val="%8."/>
-      <w:lvlJc w:val="left"/>
-      <w:pPr>
-        <w:ind w:left="5760" w:hanging="360"/>
-      </w:pPr>
-    </w:lvl>
-    <w:lvl xmlns:w="http://schemas.openxmlformats.org/wordprocessingml/2006/main" w:ilvl="8">
-      <w:start w:val="1"/>
-      <w:numFmt w:val="lowerRoman"/>
-      <w:lvlText w:val="%9."/>
-      <w:lvlJc w:val="right"/>
-      <w:pPr>
-        <w:ind w:left="6480" w:hanging="180"/>
-      </w:pPr>
-    </w:lvl>
-  </w:abstractNum>
+<w:numbering xmlns:wpc="http://schemas.microsoft.com/office/word/2010/wordprocessingCanvas" xmlns:cx="http://schemas.microsoft.com/office/drawing/2014/chartex" xmlns:cx1="http://schemas.microsoft.com/office/drawing/2015/9/8/chartex" xmlns:cx2="http://schemas.microsoft.com/office/drawing/2015/10/21/chartex" xmlns:cx3="http://schemas.microsoft.com/office/drawing/2016/5/9/chartex" xmlns:cx4="http://schemas.microsoft.com/office/drawing/2016/5/10/chartex" xmlns:cx5="http://schemas.microsoft.com/office/drawing/2016/5/11/chartex" xmlns:cx6="http://schemas.microsoft.com/office/drawing/2016/5/12/chartex" xmlns:cx7="http://schemas.microsoft.com/office/drawing/2016/5/13/chartex" xmlns:cx8="http://schemas.microsoft.com/office/drawing/2016/5/14/chartex" xmlns:mc="http://schemas.openxmlformats.org/markup-compatibility/2006" xmlns:m="http://schemas.openxmlformats.org/officeDocument/2006/math" xmlns:aink="http://schemas.microsoft.com/office/drawing/2016/ink" xmlns:am3d="http://schemas.microsoft.com/office/drawing/2017/model3d" xmlns:oel="http://schemas.microsoft.com/office/2019/extlst" xmlns:r="http://schemas.openxmlformats.org/officeDocument/2006/relationships" xmlns:wp14="http://schemas.microsoft.com/office/word/2010/wordprocessingDrawing" xmlns:wp="http://schemas.openxmlformats.org/drawingml/2006/wordprocessingDrawing" xmlns:wpg="http://schemas.microsoft.com/office/word/2010/wordprocessingGroup" xmlns:wpi="http://schemas.microsoft.com/office/word/2010/wordprocessingInk" xmlns:wps="http://schemas.microsoft.com/office/word/2010/wordprocessingShape" xmlns:o="urn:schemas-microsoft-com:office:office" xmlns:v="urn:schemas-microsoft-com:vml" xmlns:w10="urn:schemas-microsoft-com:office:word" xmlns:w="http://schemas.openxmlformats.org/wordprocessingml/2006/main" xmlns:w14="http://schemas.microsoft.com/office/word/2010/wordml" xmlns:w15="http://schemas.microsoft.com/office/word/2012/wordml" xmlns:w16cex="http://schemas.microsoft.com/office/word/2018/wordml/cex" xmlns:w16cid="http://schemas.microsoft.com/office/word/2016/wordml/cid" xmlns:w16="http://schemas.microsoft.com/office/word/2018/wordml" xmlns:w16sdtdh="http://schemas.microsoft.com/office/word/2020/wordml/sdtdatahash" xmlns:w16sdtfl="http://schemas.microsoft.com/office/word/2024/wordml/sdtformatlock" xmlns:w16se="http://schemas.microsoft.com/office/word/2015/wordml/symex" xmlns:w16du="http://schemas.microsoft.com/office/word/2023/wordml/word16du" xmlns:wne="http://schemas.microsoft.com/office/word/2006/wordml" mc:Ignorable="w14 w15 w16se w16cid w16 w16cex w16sdtdh w16sdtfl w16du wp14">
   <w:abstractNum w:abstractNumId="0" w15:restartNumberingAfterBreak="0">
     <w:nsid w:val="FFFFFF7C"/>
     <w:multiLevelType w:val="singleLevel"/>
@@ -1772,7 +1165,7 @@
         <w:ind w:left="1440" w:hanging="360"/>
       </w:pPr>
       <w:rPr>
-        <w:rFonts w:hint="default" w:ascii="Symbol" w:hAnsi="Symbol"/>
+        <w:rFonts w:ascii="Symbol" w:hAnsi="Symbol" w:hint="default"/>
       </w:rPr>
     </w:lvl>
   </w:abstractNum>
@@ -1793,7 +1186,7 @@
         <w:ind w:left="1080" w:hanging="360"/>
       </w:pPr>
       <w:rPr>
-        <w:rFonts w:hint="default" w:ascii="Symbol" w:hAnsi="Symbol"/>
+        <w:rFonts w:ascii="Symbol" w:hAnsi="Symbol" w:hint="default"/>
       </w:rPr>
     </w:lvl>
   </w:abstractNum>
@@ -1814,7 +1207,7 @@
         <w:ind w:left="720" w:hanging="360"/>
       </w:pPr>
       <w:rPr>
-        <w:rFonts w:hint="default" w:ascii="Symbol" w:hAnsi="Symbol"/>
+        <w:rFonts w:ascii="Symbol" w:hAnsi="Symbol" w:hint="default"/>
       </w:rPr>
     </w:lvl>
   </w:abstractNum>
@@ -1853,67 +1246,551 @@
         <w:ind w:left="360" w:hanging="360"/>
       </w:pPr>
       <w:rPr>
-        <w:rFonts w:hint="default" w:ascii="Symbol" w:hAnsi="Symbol"/>
+        <w:rFonts w:ascii="Symbol" w:hAnsi="Symbol" w:hint="default"/>
       </w:rPr>
     </w:lvl>
   </w:abstractNum>
-  <w:num w:numId="16">
+  <w:abstractNum w:abstractNumId="9" w15:restartNumberingAfterBreak="0">
+    <w:nsid w:val="03F26416"/>
+    <w:multiLevelType w:val="hybridMultilevel"/>
+    <w:tmpl w:val="534A995E"/>
+    <w:lvl w:ilvl="0" w:tplc="2C344CB4">
+      <w:start w:val="1"/>
+      <w:numFmt w:val="decimal"/>
+      <w:lvlText w:val="%1."/>
+      <w:lvlJc w:val="left"/>
+      <w:pPr>
+        <w:ind w:left="720" w:hanging="360"/>
+      </w:pPr>
+    </w:lvl>
+    <w:lvl w:ilvl="1" w:tplc="2B0CE532">
+      <w:start w:val="1"/>
+      <w:numFmt w:val="lowerLetter"/>
+      <w:lvlText w:val="%2."/>
+      <w:lvlJc w:val="left"/>
+      <w:pPr>
+        <w:ind w:left="1440" w:hanging="360"/>
+      </w:pPr>
+    </w:lvl>
+    <w:lvl w:ilvl="2" w:tplc="70887594">
+      <w:start w:val="1"/>
+      <w:numFmt w:val="lowerRoman"/>
+      <w:lvlText w:val="%3."/>
+      <w:lvlJc w:val="right"/>
+      <w:pPr>
+        <w:ind w:left="2160" w:hanging="180"/>
+      </w:pPr>
+    </w:lvl>
+    <w:lvl w:ilvl="3" w:tplc="39F01C30">
+      <w:start w:val="1"/>
+      <w:numFmt w:val="decimal"/>
+      <w:lvlText w:val="%4."/>
+      <w:lvlJc w:val="left"/>
+      <w:pPr>
+        <w:ind w:left="2880" w:hanging="360"/>
+      </w:pPr>
+    </w:lvl>
+    <w:lvl w:ilvl="4" w:tplc="D2A0BAD8">
+      <w:start w:val="1"/>
+      <w:numFmt w:val="lowerLetter"/>
+      <w:lvlText w:val="%5."/>
+      <w:lvlJc w:val="left"/>
+      <w:pPr>
+        <w:ind w:left="3600" w:hanging="360"/>
+      </w:pPr>
+    </w:lvl>
+    <w:lvl w:ilvl="5" w:tplc="8FD20432">
+      <w:start w:val="1"/>
+      <w:numFmt w:val="lowerRoman"/>
+      <w:lvlText w:val="%6."/>
+      <w:lvlJc w:val="right"/>
+      <w:pPr>
+        <w:ind w:left="4320" w:hanging="180"/>
+      </w:pPr>
+    </w:lvl>
+    <w:lvl w:ilvl="6" w:tplc="34400BE8">
+      <w:start w:val="1"/>
+      <w:numFmt w:val="decimal"/>
+      <w:lvlText w:val="%7."/>
+      <w:lvlJc w:val="left"/>
+      <w:pPr>
+        <w:ind w:left="5040" w:hanging="360"/>
+      </w:pPr>
+    </w:lvl>
+    <w:lvl w:ilvl="7" w:tplc="47EE05A0">
+      <w:start w:val="1"/>
+      <w:numFmt w:val="lowerLetter"/>
+      <w:lvlText w:val="%8."/>
+      <w:lvlJc w:val="left"/>
+      <w:pPr>
+        <w:ind w:left="5760" w:hanging="360"/>
+      </w:pPr>
+    </w:lvl>
+    <w:lvl w:ilvl="8" w:tplc="48903452">
+      <w:start w:val="1"/>
+      <w:numFmt w:val="lowerRoman"/>
+      <w:lvlText w:val="%9."/>
+      <w:lvlJc w:val="right"/>
+      <w:pPr>
+        <w:ind w:left="6480" w:hanging="180"/>
+      </w:pPr>
+    </w:lvl>
+  </w:abstractNum>
+  <w:abstractNum w:abstractNumId="10" w15:restartNumberingAfterBreak="0">
+    <w:nsid w:val="0ABF8D2D"/>
+    <w:multiLevelType w:val="hybridMultilevel"/>
+    <w:tmpl w:val="6A1643C8"/>
+    <w:lvl w:ilvl="0" w:tplc="BE94CB5A">
+      <w:start w:val="1"/>
+      <w:numFmt w:val="decimal"/>
+      <w:lvlText w:val="%1."/>
+      <w:lvlJc w:val="left"/>
+      <w:pPr>
+        <w:ind w:left="720" w:hanging="360"/>
+      </w:pPr>
+    </w:lvl>
+    <w:lvl w:ilvl="1" w:tplc="C88C5ABE">
+      <w:start w:val="1"/>
+      <w:numFmt w:val="lowerLetter"/>
+      <w:lvlText w:val="%2."/>
+      <w:lvlJc w:val="left"/>
+      <w:pPr>
+        <w:ind w:left="1440" w:hanging="360"/>
+      </w:pPr>
+    </w:lvl>
+    <w:lvl w:ilvl="2" w:tplc="A3941832">
+      <w:start w:val="1"/>
+      <w:numFmt w:val="lowerRoman"/>
+      <w:lvlText w:val="%3."/>
+      <w:lvlJc w:val="right"/>
+      <w:pPr>
+        <w:ind w:left="2160" w:hanging="180"/>
+      </w:pPr>
+    </w:lvl>
+    <w:lvl w:ilvl="3" w:tplc="ADA64D64">
+      <w:start w:val="1"/>
+      <w:numFmt w:val="decimal"/>
+      <w:lvlText w:val="%4."/>
+      <w:lvlJc w:val="left"/>
+      <w:pPr>
+        <w:ind w:left="2880" w:hanging="360"/>
+      </w:pPr>
+    </w:lvl>
+    <w:lvl w:ilvl="4" w:tplc="66681836">
+      <w:start w:val="1"/>
+      <w:numFmt w:val="lowerLetter"/>
+      <w:lvlText w:val="%5."/>
+      <w:lvlJc w:val="left"/>
+      <w:pPr>
+        <w:ind w:left="3600" w:hanging="360"/>
+      </w:pPr>
+    </w:lvl>
+    <w:lvl w:ilvl="5" w:tplc="2FB0DD0E">
+      <w:start w:val="1"/>
+      <w:numFmt w:val="lowerRoman"/>
+      <w:lvlText w:val="%6."/>
+      <w:lvlJc w:val="right"/>
+      <w:pPr>
+        <w:ind w:left="4320" w:hanging="180"/>
+      </w:pPr>
+    </w:lvl>
+    <w:lvl w:ilvl="6" w:tplc="E6803982">
+      <w:start w:val="1"/>
+      <w:numFmt w:val="decimal"/>
+      <w:lvlText w:val="%7."/>
+      <w:lvlJc w:val="left"/>
+      <w:pPr>
+        <w:ind w:left="5040" w:hanging="360"/>
+      </w:pPr>
+    </w:lvl>
+    <w:lvl w:ilvl="7" w:tplc="B43E42BE">
+      <w:start w:val="1"/>
+      <w:numFmt w:val="lowerLetter"/>
+      <w:lvlText w:val="%8."/>
+      <w:lvlJc w:val="left"/>
+      <w:pPr>
+        <w:ind w:left="5760" w:hanging="360"/>
+      </w:pPr>
+    </w:lvl>
+    <w:lvl w:ilvl="8" w:tplc="00EA5640">
+      <w:start w:val="1"/>
+      <w:numFmt w:val="lowerRoman"/>
+      <w:lvlText w:val="%9."/>
+      <w:lvlJc w:val="right"/>
+      <w:pPr>
+        <w:ind w:left="6480" w:hanging="180"/>
+      </w:pPr>
+    </w:lvl>
+  </w:abstractNum>
+  <w:abstractNum w:abstractNumId="11" w15:restartNumberingAfterBreak="0">
+    <w:nsid w:val="53769C40"/>
+    <w:multiLevelType w:val="hybridMultilevel"/>
+    <w:tmpl w:val="3190B0EC"/>
+    <w:lvl w:ilvl="0" w:tplc="CECC1542">
+      <w:start w:val="1"/>
+      <w:numFmt w:val="bullet"/>
+      <w:lvlText w:val=""/>
+      <w:lvlJc w:val="left"/>
+      <w:pPr>
+        <w:ind w:left="720" w:hanging="360"/>
+      </w:pPr>
+      <w:rPr>
+        <w:rFonts w:ascii="Symbol" w:hAnsi="Symbol" w:hint="default"/>
+      </w:rPr>
+    </w:lvl>
+    <w:lvl w:ilvl="1" w:tplc="EBC46B48">
+      <w:start w:val="1"/>
+      <w:numFmt w:val="bullet"/>
+      <w:lvlText w:val="o"/>
+      <w:lvlJc w:val="left"/>
+      <w:pPr>
+        <w:ind w:left="1440" w:hanging="360"/>
+      </w:pPr>
+      <w:rPr>
+        <w:rFonts w:ascii="Courier New" w:hAnsi="Courier New" w:hint="default"/>
+      </w:rPr>
+    </w:lvl>
+    <w:lvl w:ilvl="2" w:tplc="24F64346">
+      <w:start w:val="1"/>
+      <w:numFmt w:val="bullet"/>
+      <w:lvlText w:val=""/>
+      <w:lvlJc w:val="left"/>
+      <w:pPr>
+        <w:ind w:left="2160" w:hanging="360"/>
+      </w:pPr>
+      <w:rPr>
+        <w:rFonts w:ascii="Wingdings" w:hAnsi="Wingdings" w:hint="default"/>
+      </w:rPr>
+    </w:lvl>
+    <w:lvl w:ilvl="3" w:tplc="3CF25BFC">
+      <w:start w:val="1"/>
+      <w:numFmt w:val="bullet"/>
+      <w:lvlText w:val=""/>
+      <w:lvlJc w:val="left"/>
+      <w:pPr>
+        <w:ind w:left="2880" w:hanging="360"/>
+      </w:pPr>
+      <w:rPr>
+        <w:rFonts w:ascii="Symbol" w:hAnsi="Symbol" w:hint="default"/>
+      </w:rPr>
+    </w:lvl>
+    <w:lvl w:ilvl="4" w:tplc="56F68942">
+      <w:start w:val="1"/>
+      <w:numFmt w:val="bullet"/>
+      <w:lvlText w:val="o"/>
+      <w:lvlJc w:val="left"/>
+      <w:pPr>
+        <w:ind w:left="3600" w:hanging="360"/>
+      </w:pPr>
+      <w:rPr>
+        <w:rFonts w:ascii="Courier New" w:hAnsi="Courier New" w:hint="default"/>
+      </w:rPr>
+    </w:lvl>
+    <w:lvl w:ilvl="5" w:tplc="50AC4DCA">
+      <w:start w:val="1"/>
+      <w:numFmt w:val="bullet"/>
+      <w:lvlText w:val=""/>
+      <w:lvlJc w:val="left"/>
+      <w:pPr>
+        <w:ind w:left="4320" w:hanging="360"/>
+      </w:pPr>
+      <w:rPr>
+        <w:rFonts w:ascii="Wingdings" w:hAnsi="Wingdings" w:hint="default"/>
+      </w:rPr>
+    </w:lvl>
+    <w:lvl w:ilvl="6" w:tplc="95066B3A">
+      <w:start w:val="1"/>
+      <w:numFmt w:val="bullet"/>
+      <w:lvlText w:val=""/>
+      <w:lvlJc w:val="left"/>
+      <w:pPr>
+        <w:ind w:left="5040" w:hanging="360"/>
+      </w:pPr>
+      <w:rPr>
+        <w:rFonts w:ascii="Symbol" w:hAnsi="Symbol" w:hint="default"/>
+      </w:rPr>
+    </w:lvl>
+    <w:lvl w:ilvl="7" w:tplc="043822AA">
+      <w:start w:val="1"/>
+      <w:numFmt w:val="bullet"/>
+      <w:lvlText w:val="o"/>
+      <w:lvlJc w:val="left"/>
+      <w:pPr>
+        <w:ind w:left="5760" w:hanging="360"/>
+      </w:pPr>
+      <w:rPr>
+        <w:rFonts w:ascii="Courier New" w:hAnsi="Courier New" w:hint="default"/>
+      </w:rPr>
+    </w:lvl>
+    <w:lvl w:ilvl="8" w:tplc="5AA62BB8">
+      <w:start w:val="1"/>
+      <w:numFmt w:val="bullet"/>
+      <w:lvlText w:val=""/>
+      <w:lvlJc w:val="left"/>
+      <w:pPr>
+        <w:ind w:left="6480" w:hanging="360"/>
+      </w:pPr>
+      <w:rPr>
+        <w:rFonts w:ascii="Wingdings" w:hAnsi="Wingdings" w:hint="default"/>
+      </w:rPr>
+    </w:lvl>
+  </w:abstractNum>
+  <w:abstractNum w:abstractNumId="12" w15:restartNumberingAfterBreak="0">
+    <w:nsid w:val="583762C2"/>
+    <w:multiLevelType w:val="hybridMultilevel"/>
+    <w:tmpl w:val="33362264"/>
+    <w:lvl w:ilvl="0" w:tplc="AF68D076">
+      <w:start w:val="1"/>
+      <w:numFmt w:val="decimal"/>
+      <w:lvlText w:val="%1."/>
+      <w:lvlJc w:val="left"/>
+      <w:pPr>
+        <w:ind w:left="720" w:hanging="360"/>
+      </w:pPr>
+    </w:lvl>
+    <w:lvl w:ilvl="1" w:tplc="BA26B640">
+      <w:start w:val="1"/>
+      <w:numFmt w:val="lowerLetter"/>
+      <w:lvlText w:val="%2."/>
+      <w:lvlJc w:val="left"/>
+      <w:pPr>
+        <w:ind w:left="1440" w:hanging="360"/>
+      </w:pPr>
+    </w:lvl>
+    <w:lvl w:ilvl="2" w:tplc="59F691A6">
+      <w:start w:val="1"/>
+      <w:numFmt w:val="lowerRoman"/>
+      <w:lvlText w:val="%3."/>
+      <w:lvlJc w:val="right"/>
+      <w:pPr>
+        <w:ind w:left="2160" w:hanging="180"/>
+      </w:pPr>
+    </w:lvl>
+    <w:lvl w:ilvl="3" w:tplc="F6C8FEBC">
+      <w:start w:val="1"/>
+      <w:numFmt w:val="decimal"/>
+      <w:lvlText w:val="%4."/>
+      <w:lvlJc w:val="left"/>
+      <w:pPr>
+        <w:ind w:left="2880" w:hanging="360"/>
+      </w:pPr>
+    </w:lvl>
+    <w:lvl w:ilvl="4" w:tplc="0A7ED58C">
+      <w:start w:val="1"/>
+      <w:numFmt w:val="lowerLetter"/>
+      <w:lvlText w:val="%5."/>
+      <w:lvlJc w:val="left"/>
+      <w:pPr>
+        <w:ind w:left="3600" w:hanging="360"/>
+      </w:pPr>
+    </w:lvl>
+    <w:lvl w:ilvl="5" w:tplc="FCDACBDE">
+      <w:start w:val="1"/>
+      <w:numFmt w:val="lowerRoman"/>
+      <w:lvlText w:val="%6."/>
+      <w:lvlJc w:val="right"/>
+      <w:pPr>
+        <w:ind w:left="4320" w:hanging="180"/>
+      </w:pPr>
+    </w:lvl>
+    <w:lvl w:ilvl="6" w:tplc="B014743A">
+      <w:start w:val="1"/>
+      <w:numFmt w:val="decimal"/>
+      <w:lvlText w:val="%7."/>
+      <w:lvlJc w:val="left"/>
+      <w:pPr>
+        <w:ind w:left="5040" w:hanging="360"/>
+      </w:pPr>
+    </w:lvl>
+    <w:lvl w:ilvl="7" w:tplc="3E188658">
+      <w:start w:val="1"/>
+      <w:numFmt w:val="lowerLetter"/>
+      <w:lvlText w:val="%8."/>
+      <w:lvlJc w:val="left"/>
+      <w:pPr>
+        <w:ind w:left="5760" w:hanging="360"/>
+      </w:pPr>
+    </w:lvl>
+    <w:lvl w:ilvl="8" w:tplc="5DD076F8">
+      <w:start w:val="1"/>
+      <w:numFmt w:val="lowerRoman"/>
+      <w:lvlText w:val="%9."/>
+      <w:lvlJc w:val="right"/>
+      <w:pPr>
+        <w:ind w:left="6480" w:hanging="180"/>
+      </w:pPr>
+    </w:lvl>
+  </w:abstractNum>
+  <w:abstractNum w:abstractNumId="13" w15:restartNumberingAfterBreak="0">
+    <w:nsid w:val="68A0F3F9"/>
+    <w:multiLevelType w:val="hybridMultilevel"/>
+    <w:tmpl w:val="4A58A0BC"/>
+    <w:lvl w:ilvl="0" w:tplc="ED8A540E">
+      <w:start w:val="1"/>
+      <w:numFmt w:val="bullet"/>
+      <w:lvlText w:val=""/>
+      <w:lvlJc w:val="left"/>
+      <w:pPr>
+        <w:ind w:left="720" w:hanging="360"/>
+      </w:pPr>
+      <w:rPr>
+        <w:rFonts w:ascii="Symbol" w:hAnsi="Symbol" w:hint="default"/>
+      </w:rPr>
+    </w:lvl>
+    <w:lvl w:ilvl="1" w:tplc="31EED39A">
+      <w:start w:val="1"/>
+      <w:numFmt w:val="bullet"/>
+      <w:lvlText w:val="o"/>
+      <w:lvlJc w:val="left"/>
+      <w:pPr>
+        <w:ind w:left="1440" w:hanging="360"/>
+      </w:pPr>
+      <w:rPr>
+        <w:rFonts w:ascii="Courier New" w:hAnsi="Courier New" w:hint="default"/>
+      </w:rPr>
+    </w:lvl>
+    <w:lvl w:ilvl="2" w:tplc="46581CC8">
+      <w:start w:val="1"/>
+      <w:numFmt w:val="bullet"/>
+      <w:lvlText w:val=""/>
+      <w:lvlJc w:val="left"/>
+      <w:pPr>
+        <w:ind w:left="2160" w:hanging="360"/>
+      </w:pPr>
+      <w:rPr>
+        <w:rFonts w:ascii="Wingdings" w:hAnsi="Wingdings" w:hint="default"/>
+      </w:rPr>
+    </w:lvl>
+    <w:lvl w:ilvl="3" w:tplc="98EADF16">
+      <w:start w:val="1"/>
+      <w:numFmt w:val="bullet"/>
+      <w:lvlText w:val=""/>
+      <w:lvlJc w:val="left"/>
+      <w:pPr>
+        <w:ind w:left="2880" w:hanging="360"/>
+      </w:pPr>
+      <w:rPr>
+        <w:rFonts w:ascii="Symbol" w:hAnsi="Symbol" w:hint="default"/>
+      </w:rPr>
+    </w:lvl>
+    <w:lvl w:ilvl="4" w:tplc="F32CA78A">
+      <w:start w:val="1"/>
+      <w:numFmt w:val="bullet"/>
+      <w:lvlText w:val="o"/>
+      <w:lvlJc w:val="left"/>
+      <w:pPr>
+        <w:ind w:left="3600" w:hanging="360"/>
+      </w:pPr>
+      <w:rPr>
+        <w:rFonts w:ascii="Courier New" w:hAnsi="Courier New" w:hint="default"/>
+      </w:rPr>
+    </w:lvl>
+    <w:lvl w:ilvl="5" w:tplc="CC30CF00">
+      <w:start w:val="1"/>
+      <w:numFmt w:val="bullet"/>
+      <w:lvlText w:val=""/>
+      <w:lvlJc w:val="left"/>
+      <w:pPr>
+        <w:ind w:left="4320" w:hanging="360"/>
+      </w:pPr>
+      <w:rPr>
+        <w:rFonts w:ascii="Wingdings" w:hAnsi="Wingdings" w:hint="default"/>
+      </w:rPr>
+    </w:lvl>
+    <w:lvl w:ilvl="6" w:tplc="D8524C0E">
+      <w:start w:val="1"/>
+      <w:numFmt w:val="bullet"/>
+      <w:lvlText w:val=""/>
+      <w:lvlJc w:val="left"/>
+      <w:pPr>
+        <w:ind w:left="5040" w:hanging="360"/>
+      </w:pPr>
+      <w:rPr>
+        <w:rFonts w:ascii="Symbol" w:hAnsi="Symbol" w:hint="default"/>
+      </w:rPr>
+    </w:lvl>
+    <w:lvl w:ilvl="7" w:tplc="3414624A">
+      <w:start w:val="1"/>
+      <w:numFmt w:val="bullet"/>
+      <w:lvlText w:val="o"/>
+      <w:lvlJc w:val="left"/>
+      <w:pPr>
+        <w:ind w:left="5760" w:hanging="360"/>
+      </w:pPr>
+      <w:rPr>
+        <w:rFonts w:ascii="Courier New" w:hAnsi="Courier New" w:hint="default"/>
+      </w:rPr>
+    </w:lvl>
+    <w:lvl w:ilvl="8" w:tplc="1B9EF4BE">
+      <w:start w:val="1"/>
+      <w:numFmt w:val="bullet"/>
+      <w:lvlText w:val=""/>
+      <w:lvlJc w:val="left"/>
+      <w:pPr>
+        <w:ind w:left="6480" w:hanging="360"/>
+      </w:pPr>
+      <w:rPr>
+        <w:rFonts w:ascii="Wingdings" w:hAnsi="Wingdings" w:hint="default"/>
+      </w:rPr>
+    </w:lvl>
+  </w:abstractNum>
+  <w:num w:numId="1" w16cid:durableId="209145911">
+    <w:abstractNumId w:val="11"/>
+  </w:num>
+  <w:num w:numId="2" w16cid:durableId="2140029479">
     <w:abstractNumId w:val="13"/>
   </w:num>
-  <w:num w:numId="15">
+  <w:num w:numId="3" w16cid:durableId="961107921">
+    <w:abstractNumId w:val="9"/>
+  </w:num>
+  <w:num w:numId="4" w16cid:durableId="439033504">
     <w:abstractNumId w:val="12"/>
   </w:num>
-  <w:num w:numId="14">
-    <w:abstractNumId w:val="11"/>
-  </w:num>
-  <w:num w:numId="13">
+  <w:num w:numId="5" w16cid:durableId="1865971972">
     <w:abstractNumId w:val="10"/>
   </w:num>
-  <w:num w:numId="12">
-    <w:abstractNumId w:val="9"/>
-  </w:num>
-  <w:num w:numId="1" w16cid:durableId="1152870874">
+  <w:num w:numId="6" w16cid:durableId="1152870874">
     <w:abstractNumId w:val="0"/>
   </w:num>
-  <w:num w:numId="2" w16cid:durableId="1226837776">
+  <w:num w:numId="7" w16cid:durableId="1226837776">
     <w:abstractNumId w:val="7"/>
   </w:num>
-  <w:num w:numId="3" w16cid:durableId="1290278289">
+  <w:num w:numId="8" w16cid:durableId="1290278289">
     <w:abstractNumId w:val="4"/>
   </w:num>
-  <w:num w:numId="4" w16cid:durableId="1344086148">
+  <w:num w:numId="9" w16cid:durableId="1344086148">
     <w:abstractNumId w:val="1"/>
   </w:num>
-  <w:num w:numId="5" w16cid:durableId="1389375355">
+  <w:num w:numId="10" w16cid:durableId="1389375355">
     <w:abstractNumId w:val="5"/>
   </w:num>
-  <w:num w:numId="6" w16cid:durableId="1735279444">
+  <w:num w:numId="11" w16cid:durableId="1735279444">
     <w:abstractNumId w:val="8"/>
   </w:num>
-  <w:num w:numId="7" w16cid:durableId="1852597516">
+  <w:num w:numId="12" w16cid:durableId="1852597516">
     <w:abstractNumId w:val="6"/>
   </w:num>
-  <w:num w:numId="8" w16cid:durableId="23210082">
+  <w:num w:numId="13" w16cid:durableId="23210082">
     <w:abstractNumId w:val="7"/>
   </w:num>
-  <w:num w:numId="9" w16cid:durableId="489565603">
+  <w:num w:numId="14" w16cid:durableId="489565603">
     <w:abstractNumId w:val="3"/>
   </w:num>
-  <w:num w:numId="10" w16cid:durableId="699205021">
+  <w:num w:numId="15" w16cid:durableId="699205021">
     <w:abstractNumId w:val="7"/>
   </w:num>
-  <w:num w:numId="11" w16cid:durableId="869491097">
+  <w:num w:numId="16" w16cid:durableId="869491097">
     <w:abstractNumId w:val="2"/>
   </w:num>
 </w:numbering>
 </file>
 
 <file path=word/styles.xml><?xml version="1.0" encoding="utf-8"?>
-<w:styles xmlns:wp14="http://schemas.microsoft.com/office/word/2010/wordprocessingDrawing" xmlns:mc="http://schemas.openxmlformats.org/markup-compatibility/2006" xmlns:r="http://schemas.openxmlformats.org/officeDocument/2006/relationships" xmlns:w="http://schemas.openxmlformats.org/wordprocessingml/2006/main" xmlns:w14="http://schemas.microsoft.com/office/word/2010/wordml" xmlns:w15="http://schemas.microsoft.com/office/word/2012/wordml" xmlns:w16cex="http://schemas.microsoft.com/office/word/2018/wordml/cex" xmlns:w16cid="http://schemas.microsoft.com/office/word/2016/wordml/cid" xmlns:w16="http://schemas.microsoft.com/office/word/2018/wordml" xmlns:w16du="http://schemas.microsoft.com/office/word/2023/wordml/word16du" xmlns:w16sdtdh="http://schemas.microsoft.com/office/word/2020/wordml/sdtdatahash" xmlns:w16sdtfl="http://schemas.microsoft.com/office/word/2024/wordml/sdtformatlock" xmlns:w16se="http://schemas.microsoft.com/office/word/2015/wordml/symex" mc:Ignorable="w14 w15 w16se w16cid w16 w16cex w16sdtdh w16sdtfl w16du wp14">
+<w:styles xmlns:mc="http://schemas.openxmlformats.org/markup-compatibility/2006" xmlns:r="http://schemas.openxmlformats.org/officeDocument/2006/relationships" xmlns:w="http://schemas.openxmlformats.org/wordprocessingml/2006/main" xmlns:w14="http://schemas.microsoft.com/office/word/2010/wordml" xmlns:w15="http://schemas.microsoft.com/office/word/2012/wordml" xmlns:w16cex="http://schemas.microsoft.com/office/word/2018/wordml/cex" xmlns:w16cid="http://schemas.microsoft.com/office/word/2016/wordml/cid" xmlns:w16="http://schemas.microsoft.com/office/word/2018/wordml" xmlns:w16sdtdh="http://schemas.microsoft.com/office/word/2020/wordml/sdtdatahash" xmlns:w16sdtfl="http://schemas.microsoft.com/office/word/2024/wordml/sdtformatlock" xmlns:w16se="http://schemas.microsoft.com/office/word/2015/wordml/symex" xmlns:w16du="http://schemas.microsoft.com/office/word/2023/wordml/word16du" mc:Ignorable="w14 w15 w16se w16cid w16 w16cex w16sdtdh w16sdtfl w16du">
   <w:docDefaults>
     <w:rPrDefault>
       <w:rPr>
-        <w:rFonts w:asciiTheme="minorHAnsi" w:hAnsiTheme="minorHAnsi" w:eastAsiaTheme="minorEastAsia" w:cstheme="minorBidi"/>
+        <w:rFonts w:asciiTheme="minorHAnsi" w:eastAsiaTheme="minorEastAsia" w:hAnsiTheme="minorHAnsi" w:cstheme="minorBidi"/>
         <w:sz w:val="22"/>
         <w:szCs w:val="22"/>
         <w:lang w:val="en-US" w:eastAsia="en-US" w:bidi="ar-SA"/>
@@ -1928,14 +1805,14 @@
   <w:latentStyles w:defLockedState="0" w:defUIPriority="99" w:defSemiHidden="0" w:defUnhideWhenUsed="0" w:defQFormat="0" w:count="376">
     <w:lsdException w:name="Normal" w:uiPriority="0" w:qFormat="1"/>
     <w:lsdException w:name="heading 1" w:uiPriority="9" w:qFormat="1"/>
-    <w:lsdException w:name="heading 2" w:uiPriority="9" w:semiHidden="1" w:unhideWhenUsed="1" w:qFormat="1"/>
-    <w:lsdException w:name="heading 3" w:uiPriority="9" w:semiHidden="1" w:unhideWhenUsed="1" w:qFormat="1"/>
-    <w:lsdException w:name="heading 4" w:uiPriority="9" w:semiHidden="1" w:unhideWhenUsed="1" w:qFormat="1"/>
-    <w:lsdException w:name="heading 5" w:uiPriority="9" w:semiHidden="1" w:unhideWhenUsed="1" w:qFormat="1"/>
-    <w:lsdException w:name="heading 6" w:uiPriority="9" w:semiHidden="1" w:unhideWhenUsed="1" w:qFormat="1"/>
-    <w:lsdException w:name="heading 7" w:uiPriority="9" w:semiHidden="1" w:unhideWhenUsed="1" w:qFormat="1"/>
-    <w:lsdException w:name="heading 8" w:uiPriority="9" w:semiHidden="1" w:unhideWhenUsed="1" w:qFormat="1"/>
-    <w:lsdException w:name="heading 9" w:uiPriority="9" w:semiHidden="1" w:unhideWhenUsed="1" w:qFormat="1"/>
+    <w:lsdException w:name="heading 2" w:semiHidden="1" w:uiPriority="9" w:unhideWhenUsed="1" w:qFormat="1"/>
+    <w:lsdException w:name="heading 3" w:semiHidden="1" w:uiPriority="9" w:unhideWhenUsed="1" w:qFormat="1"/>
+    <w:lsdException w:name="heading 4" w:semiHidden="1" w:uiPriority="9" w:unhideWhenUsed="1" w:qFormat="1"/>
+    <w:lsdException w:name="heading 5" w:semiHidden="1" w:uiPriority="9" w:unhideWhenUsed="1" w:qFormat="1"/>
+    <w:lsdException w:name="heading 6" w:semiHidden="1" w:uiPriority="9" w:unhideWhenUsed="1" w:qFormat="1"/>
+    <w:lsdException w:name="heading 7" w:semiHidden="1" w:uiPriority="9" w:unhideWhenUsed="1" w:qFormat="1"/>
+    <w:lsdException w:name="heading 8" w:semiHidden="1" w:uiPriority="9" w:unhideWhenUsed="1" w:qFormat="1"/>
+    <w:lsdException w:name="heading 9" w:semiHidden="1" w:uiPriority="9" w:unhideWhenUsed="1" w:qFormat="1"/>
     <w:lsdException w:name="index 1" w:semiHidden="1" w:unhideWhenUsed="1"/>
     <w:lsdException w:name="index 2" w:semiHidden="1" w:unhideWhenUsed="1"/>
     <w:lsdException w:name="index 3" w:semiHidden="1" w:unhideWhenUsed="1"/>
@@ -1945,22 +1822,22 @@
     <w:lsdException w:name="index 7" w:semiHidden="1" w:unhideWhenUsed="1"/>
     <w:lsdException w:name="index 8" w:semiHidden="1" w:unhideWhenUsed="1"/>
     <w:lsdException w:name="index 9" w:semiHidden="1" w:unhideWhenUsed="1"/>
-    <w:lsdException w:name="toc 1" w:uiPriority="39" w:semiHidden="1" w:unhideWhenUsed="1"/>
-    <w:lsdException w:name="toc 2" w:uiPriority="39" w:semiHidden="1" w:unhideWhenUsed="1"/>
-    <w:lsdException w:name="toc 3" w:uiPriority="39" w:semiHidden="1" w:unhideWhenUsed="1"/>
-    <w:lsdException w:name="toc 4" w:uiPriority="39" w:semiHidden="1" w:unhideWhenUsed="1"/>
-    <w:lsdException w:name="toc 5" w:uiPriority="39" w:semiHidden="1" w:unhideWhenUsed="1"/>
-    <w:lsdException w:name="toc 6" w:uiPriority="39" w:semiHidden="1" w:unhideWhenUsed="1"/>
-    <w:lsdException w:name="toc 7" w:uiPriority="39" w:semiHidden="1" w:unhideWhenUsed="1"/>
-    <w:lsdException w:name="toc 8" w:uiPriority="39" w:semiHidden="1" w:unhideWhenUsed="1"/>
-    <w:lsdException w:name="toc 9" w:uiPriority="39" w:semiHidden="1" w:unhideWhenUsed="1"/>
+    <w:lsdException w:name="toc 1" w:semiHidden="1" w:uiPriority="39" w:unhideWhenUsed="1"/>
+    <w:lsdException w:name="toc 2" w:semiHidden="1" w:uiPriority="39" w:unhideWhenUsed="1"/>
+    <w:lsdException w:name="toc 3" w:semiHidden="1" w:uiPriority="39" w:unhideWhenUsed="1"/>
+    <w:lsdException w:name="toc 4" w:semiHidden="1" w:uiPriority="39" w:unhideWhenUsed="1"/>
+    <w:lsdException w:name="toc 5" w:semiHidden="1" w:uiPriority="39" w:unhideWhenUsed="1"/>
+    <w:lsdException w:name="toc 6" w:semiHidden="1" w:uiPriority="39" w:unhideWhenUsed="1"/>
+    <w:lsdException w:name="toc 7" w:semiHidden="1" w:uiPriority="39" w:unhideWhenUsed="1"/>
+    <w:lsdException w:name="toc 8" w:semiHidden="1" w:uiPriority="39" w:unhideWhenUsed="1"/>
+    <w:lsdException w:name="toc 9" w:semiHidden="1" w:uiPriority="39" w:unhideWhenUsed="1"/>
     <w:lsdException w:name="Normal Indent" w:semiHidden="1" w:unhideWhenUsed="1"/>
     <w:lsdException w:name="footnote text" w:semiHidden="1" w:unhideWhenUsed="1"/>
     <w:lsdException w:name="annotation text" w:semiHidden="1" w:unhideWhenUsed="1"/>
     <w:lsdException w:name="header" w:semiHidden="1" w:unhideWhenUsed="1"/>
     <w:lsdException w:name="footer" w:semiHidden="1" w:unhideWhenUsed="1"/>
     <w:lsdException w:name="index heading" w:semiHidden="1" w:unhideWhenUsed="1"/>
-    <w:lsdException w:name="caption" w:uiPriority="35" w:semiHidden="1" w:unhideWhenUsed="1" w:qFormat="1"/>
+    <w:lsdException w:name="caption" w:semiHidden="1" w:uiPriority="35" w:unhideWhenUsed="1" w:qFormat="1"/>
     <w:lsdException w:name="table of figures" w:semiHidden="1" w:unhideWhenUsed="1"/>
     <w:lsdException w:name="envelope address" w:semiHidden="1" w:unhideWhenUsed="1"/>
     <w:lsdException w:name="envelope return" w:semiHidden="1" w:unhideWhenUsed="1"/>
@@ -1991,7 +1868,7 @@
     <w:lsdException w:name="Title" w:uiPriority="10" w:qFormat="1"/>
     <w:lsdException w:name="Closing" w:semiHidden="1" w:unhideWhenUsed="1"/>
     <w:lsdException w:name="Signature" w:semiHidden="1" w:unhideWhenUsed="1"/>
-    <w:lsdException w:name="Default Paragraph Font" w:uiPriority="1" w:semiHidden="1" w:unhideWhenUsed="1"/>
+    <w:lsdException w:name="Default Paragraph Font" w:semiHidden="1" w:uiPriority="1" w:unhideWhenUsed="1"/>
     <w:lsdException w:name="Body Text" w:semiHidden="1" w:unhideWhenUsed="1"/>
     <w:lsdException w:name="Body Text Indent" w:semiHidden="1" w:unhideWhenUsed="1"/>
     <w:lsdException w:name="List Continue" w:semiHidden="1" w:unhideWhenUsed="1"/>
@@ -2191,8 +2068,8 @@
     <w:lsdException w:name="Subtle Reference" w:uiPriority="31" w:qFormat="1"/>
     <w:lsdException w:name="Intense Reference" w:uiPriority="32" w:qFormat="1"/>
     <w:lsdException w:name="Book Title" w:uiPriority="33" w:qFormat="1"/>
-    <w:lsdException w:name="Bibliography" w:uiPriority="37" w:semiHidden="1" w:unhideWhenUsed="1"/>
-    <w:lsdException w:name="TOC Heading" w:uiPriority="39" w:semiHidden="1" w:unhideWhenUsed="1" w:qFormat="1"/>
+    <w:lsdException w:name="Bibliography" w:semiHidden="1" w:uiPriority="37" w:unhideWhenUsed="1"/>
+    <w:lsdException w:name="TOC Heading" w:semiHidden="1" w:uiPriority="39" w:unhideWhenUsed="1" w:qFormat="1"/>
     <w:lsdException w:name="Grid Table 4" w:uiPriority="49"/>
     <w:lsdException w:name="Grid Table 5 Dark" w:uiPriority="50"/>
     <w:lsdException w:name="Grid Table 6 Colorful" w:uiPriority="51"/>
@@ -2294,7 +2171,7 @@
     <w:lsdException w:name="Unresolved Mention" w:semiHidden="1" w:unhideWhenUsed="1"/>
     <w:lsdException w:name="Smart Link" w:semiHidden="1" w:unhideWhenUsed="1"/>
   </w:latentStyles>
-  <w:style w:type="paragraph" w:styleId="Normal" w:default="1">
+  <w:style w:type="paragraph" w:default="1" w:styleId="Normal">
     <w:name w:val="Normal"/>
     <w:qFormat/>
     <w:rsid w:val="00FC693F"/>
@@ -2318,7 +2195,7 @@
       <w:outlineLvl w:val="0"/>
     </w:pPr>
     <w:rPr>
-      <w:rFonts w:asciiTheme="majorHAnsi" w:hAnsiTheme="majorHAnsi" w:eastAsiaTheme="majorEastAsia" w:cstheme="majorBidi"/>
+      <w:rFonts w:asciiTheme="majorHAnsi" w:eastAsiaTheme="majorEastAsia" w:hAnsiTheme="majorHAnsi" w:cstheme="majorBidi"/>
       <w:b/>
       <w:bCs/>
       <w:color w:val="003366"/>
@@ -2342,7 +2219,7 @@
       <w:outlineLvl w:val="1"/>
     </w:pPr>
     <w:rPr>
-      <w:rFonts w:asciiTheme="majorHAnsi" w:hAnsiTheme="majorHAnsi" w:eastAsiaTheme="majorEastAsia" w:cstheme="majorBidi"/>
+      <w:rFonts w:asciiTheme="majorHAnsi" w:eastAsiaTheme="majorEastAsia" w:hAnsiTheme="majorHAnsi" w:cstheme="majorBidi"/>
       <w:b/>
       <w:bCs/>
       <w:color w:val="333333"/>
@@ -2366,7 +2243,7 @@
       <w:outlineLvl w:val="2"/>
     </w:pPr>
     <w:rPr>
-      <w:rFonts w:asciiTheme="majorHAnsi" w:hAnsiTheme="majorHAnsi" w:eastAsiaTheme="majorEastAsia" w:cstheme="majorBidi"/>
+      <w:rFonts w:asciiTheme="majorHAnsi" w:eastAsiaTheme="majorEastAsia" w:hAnsiTheme="majorHAnsi" w:cstheme="majorBidi"/>
       <w:b/>
       <w:bCs/>
       <w:color w:val="4F81BD" w:themeColor="accent1"/>
@@ -2389,7 +2266,7 @@
       <w:outlineLvl w:val="3"/>
     </w:pPr>
     <w:rPr>
-      <w:rFonts w:asciiTheme="majorHAnsi" w:hAnsiTheme="majorHAnsi" w:eastAsiaTheme="majorEastAsia" w:cstheme="majorBidi"/>
+      <w:rFonts w:asciiTheme="majorHAnsi" w:eastAsiaTheme="majorEastAsia" w:hAnsiTheme="majorHAnsi" w:cstheme="majorBidi"/>
       <w:b/>
       <w:bCs/>
       <w:i/>
@@ -2414,7 +2291,7 @@
       <w:outlineLvl w:val="4"/>
     </w:pPr>
     <w:rPr>
-      <w:rFonts w:asciiTheme="majorHAnsi" w:hAnsiTheme="majorHAnsi" w:eastAsiaTheme="majorEastAsia" w:cstheme="majorBidi"/>
+      <w:rFonts w:asciiTheme="majorHAnsi" w:eastAsiaTheme="majorEastAsia" w:hAnsiTheme="majorHAnsi" w:cstheme="majorBidi"/>
       <w:color w:val="243F60" w:themeColor="accent1" w:themeShade="7F"/>
     </w:rPr>
   </w:style>
@@ -2435,7 +2312,7 @@
       <w:outlineLvl w:val="5"/>
     </w:pPr>
     <w:rPr>
-      <w:rFonts w:asciiTheme="majorHAnsi" w:hAnsiTheme="majorHAnsi" w:eastAsiaTheme="majorEastAsia" w:cstheme="majorBidi"/>
+      <w:rFonts w:asciiTheme="majorHAnsi" w:eastAsiaTheme="majorEastAsia" w:hAnsiTheme="majorHAnsi" w:cstheme="majorBidi"/>
       <w:i/>
       <w:iCs/>
       <w:color w:val="243F60" w:themeColor="accent1" w:themeShade="7F"/>
@@ -2458,7 +2335,7 @@
       <w:outlineLvl w:val="6"/>
     </w:pPr>
     <w:rPr>
-      <w:rFonts w:asciiTheme="majorHAnsi" w:hAnsiTheme="majorHAnsi" w:eastAsiaTheme="majorEastAsia" w:cstheme="majorBidi"/>
+      <w:rFonts w:asciiTheme="majorHAnsi" w:eastAsiaTheme="majorEastAsia" w:hAnsiTheme="majorHAnsi" w:cstheme="majorBidi"/>
       <w:i/>
       <w:iCs/>
       <w:color w:val="404040" w:themeColor="text1" w:themeTint="BF"/>
@@ -2481,7 +2358,7 @@
       <w:outlineLvl w:val="7"/>
     </w:pPr>
     <w:rPr>
-      <w:rFonts w:asciiTheme="majorHAnsi" w:hAnsiTheme="majorHAnsi" w:eastAsiaTheme="majorEastAsia" w:cstheme="majorBidi"/>
+      <w:rFonts w:asciiTheme="majorHAnsi" w:eastAsiaTheme="majorEastAsia" w:hAnsiTheme="majorHAnsi" w:cstheme="majorBidi"/>
       <w:color w:val="4F81BD" w:themeColor="accent1"/>
       <w:sz w:val="20"/>
       <w:szCs w:val="20"/>
@@ -2504,7 +2381,7 @@
       <w:outlineLvl w:val="8"/>
     </w:pPr>
     <w:rPr>
-      <w:rFonts w:asciiTheme="majorHAnsi" w:hAnsiTheme="majorHAnsi" w:eastAsiaTheme="majorEastAsia" w:cstheme="majorBidi"/>
+      <w:rFonts w:asciiTheme="majorHAnsi" w:eastAsiaTheme="majorEastAsia" w:hAnsiTheme="majorHAnsi" w:cstheme="majorBidi"/>
       <w:i/>
       <w:iCs/>
       <w:color w:val="404040" w:themeColor="text1" w:themeTint="BF"/>
@@ -2512,13 +2389,13 @@
       <w:szCs w:val="20"/>
     </w:rPr>
   </w:style>
-  <w:style w:type="character" w:styleId="DefaultParagraphFont" w:default="1">
+  <w:style w:type="character" w:default="1" w:styleId="DefaultParagraphFont">
     <w:name w:val="Default Paragraph Font"/>
     <w:uiPriority w:val="1"/>
     <w:semiHidden/>
     <w:unhideWhenUsed/>
   </w:style>
-  <w:style w:type="table" w:styleId="TableNormal" w:default="1">
+  <w:style w:type="table" w:default="1" w:styleId="TableNormal">
     <w:name w:val="Normal Table"/>
     <w:uiPriority w:val="99"/>
     <w:semiHidden/>
@@ -2533,7 +2410,7 @@
       </w:tblCellMar>
     </w:tblPr>
   </w:style>
-  <w:style w:type="numbering" w:styleId="NoList" w:default="1">
+  <w:style w:type="numbering" w:default="1" w:styleId="NoList">
     <w:name w:val="No List"/>
     <w:uiPriority w:val="99"/>
     <w:semiHidden/>
@@ -2554,7 +2431,7 @@
       <w:spacing w:after="0" w:line="240" w:lineRule="auto"/>
     </w:pPr>
   </w:style>
-  <w:style w:type="character" w:styleId="HeaderChar" w:customStyle="1">
+  <w:style w:type="character" w:customStyle="1" w:styleId="HeaderChar">
     <w:name w:val="Header Char"/>
     <w:basedOn w:val="DefaultParagraphFont"/>
     <w:link w:val="Header"/>
@@ -2576,7 +2453,7 @@
       <w:spacing w:after="0" w:line="240" w:lineRule="auto"/>
     </w:pPr>
   </w:style>
-  <w:style w:type="character" w:styleId="FooterChar" w:customStyle="1">
+  <w:style w:type="character" w:customStyle="1" w:styleId="FooterChar">
     <w:name w:val="Footer Char"/>
     <w:basedOn w:val="DefaultParagraphFont"/>
     <w:link w:val="Footer"/>
@@ -2592,14 +2469,14 @@
       <w:spacing w:after="0" w:line="240" w:lineRule="auto"/>
     </w:pPr>
   </w:style>
-  <w:style w:type="character" w:styleId="Heading1Char" w:customStyle="1">
+  <w:style w:type="character" w:customStyle="1" w:styleId="Heading1Char">
     <w:name w:val="Heading 1 Char"/>
     <w:basedOn w:val="DefaultParagraphFont"/>
     <w:link w:val="Heading1"/>
     <w:uiPriority w:val="9"/>
     <w:rsid w:val="00FC693F"/>
     <w:rPr>
-      <w:rFonts w:asciiTheme="majorHAnsi" w:hAnsiTheme="majorHAnsi" w:eastAsiaTheme="majorEastAsia" w:cstheme="majorBidi"/>
+      <w:rFonts w:asciiTheme="majorHAnsi" w:eastAsiaTheme="majorEastAsia" w:hAnsiTheme="majorHAnsi" w:cstheme="majorBidi"/>
       <w:b/>
       <w:bCs/>
       <w:color w:val="365F91" w:themeColor="accent1" w:themeShade="BF"/>
@@ -2607,14 +2484,14 @@
       <w:szCs w:val="28"/>
     </w:rPr>
   </w:style>
-  <w:style w:type="character" w:styleId="Heading2Char" w:customStyle="1">
+  <w:style w:type="character" w:customStyle="1" w:styleId="Heading2Char">
     <w:name w:val="Heading 2 Char"/>
     <w:basedOn w:val="DefaultParagraphFont"/>
     <w:link w:val="Heading2"/>
     <w:uiPriority w:val="9"/>
     <w:rsid w:val="00FC693F"/>
     <w:rPr>
-      <w:rFonts w:asciiTheme="majorHAnsi" w:hAnsiTheme="majorHAnsi" w:eastAsiaTheme="majorEastAsia" w:cstheme="majorBidi"/>
+      <w:rFonts w:asciiTheme="majorHAnsi" w:eastAsiaTheme="majorEastAsia" w:hAnsiTheme="majorHAnsi" w:cstheme="majorBidi"/>
       <w:b/>
       <w:bCs/>
       <w:color w:val="4F81BD" w:themeColor="accent1"/>
@@ -2622,14 +2499,14 @@
       <w:szCs w:val="26"/>
     </w:rPr>
   </w:style>
-  <w:style w:type="character" w:styleId="Heading3Char" w:customStyle="1">
+  <w:style w:type="character" w:customStyle="1" w:styleId="Heading3Char">
     <w:name w:val="Heading 3 Char"/>
     <w:basedOn w:val="DefaultParagraphFont"/>
     <w:link w:val="Heading3"/>
     <w:uiPriority w:val="9"/>
     <w:rsid w:val="00FC693F"/>
     <w:rPr>
-      <w:rFonts w:asciiTheme="majorHAnsi" w:hAnsiTheme="majorHAnsi" w:eastAsiaTheme="majorEastAsia" w:cstheme="majorBidi"/>
+      <w:rFonts w:asciiTheme="majorHAnsi" w:eastAsiaTheme="majorEastAsia" w:hAnsiTheme="majorHAnsi" w:cstheme="majorBidi"/>
       <w:b/>
       <w:bCs/>
       <w:color w:val="4F81BD" w:themeColor="accent1"/>
@@ -2645,13 +2522,13 @@
     <w:rsid w:val="00FC693F"/>
     <w:pPr>
       <w:pBdr>
-        <w:bottom w:val="single" w:color="4F81BD" w:themeColor="accent1" w:sz="8" w:space="4"/>
+        <w:bottom w:val="single" w:sz="8" w:space="4" w:color="4F81BD" w:themeColor="accent1"/>
       </w:pBdr>
       <w:spacing w:after="300" w:line="240" w:lineRule="auto"/>
       <w:contextualSpacing/>
     </w:pPr>
     <w:rPr>
-      <w:rFonts w:asciiTheme="majorHAnsi" w:hAnsiTheme="majorHAnsi" w:eastAsiaTheme="majorEastAsia" w:cstheme="majorBidi"/>
+      <w:rFonts w:asciiTheme="majorHAnsi" w:eastAsiaTheme="majorEastAsia" w:hAnsiTheme="majorHAnsi" w:cstheme="majorBidi"/>
       <w:b/>
       <w:color w:val="003366"/>
       <w:spacing w:val="5"/>
@@ -2660,14 +2537,14 @@
       <w:szCs w:val="52"/>
     </w:rPr>
   </w:style>
-  <w:style w:type="character" w:styleId="TitleChar" w:customStyle="1">
+  <w:style w:type="character" w:customStyle="1" w:styleId="TitleChar">
     <w:name w:val="Title Char"/>
     <w:basedOn w:val="DefaultParagraphFont"/>
     <w:link w:val="Title"/>
     <w:uiPriority w:val="10"/>
     <w:rsid w:val="00FC693F"/>
     <w:rPr>
-      <w:rFonts w:asciiTheme="majorHAnsi" w:hAnsiTheme="majorHAnsi" w:eastAsiaTheme="majorEastAsia" w:cstheme="majorBidi"/>
+      <w:rFonts w:asciiTheme="majorHAnsi" w:eastAsiaTheme="majorEastAsia" w:hAnsiTheme="majorHAnsi" w:cstheme="majorBidi"/>
       <w:color w:val="17365D" w:themeColor="text2" w:themeShade="BF"/>
       <w:spacing w:val="5"/>
       <w:kern w:val="28"/>
@@ -2689,7 +2566,7 @@
       </w:numPr>
     </w:pPr>
     <w:rPr>
-      <w:rFonts w:asciiTheme="majorHAnsi" w:hAnsiTheme="majorHAnsi" w:eastAsiaTheme="majorEastAsia" w:cstheme="majorBidi"/>
+      <w:rFonts w:asciiTheme="majorHAnsi" w:eastAsiaTheme="majorEastAsia" w:hAnsiTheme="majorHAnsi" w:cstheme="majorBidi"/>
       <w:i/>
       <w:iCs/>
       <w:color w:val="4F81BD" w:themeColor="accent1"/>
@@ -2698,14 +2575,14 @@
       <w:szCs w:val="24"/>
     </w:rPr>
   </w:style>
-  <w:style w:type="character" w:styleId="SubtitleChar" w:customStyle="1">
+  <w:style w:type="character" w:customStyle="1" w:styleId="SubtitleChar">
     <w:name w:val="Subtitle Char"/>
     <w:basedOn w:val="DefaultParagraphFont"/>
     <w:link w:val="Subtitle"/>
     <w:uiPriority w:val="11"/>
     <w:rsid w:val="00FC693F"/>
     <w:rPr>
-      <w:rFonts w:asciiTheme="majorHAnsi" w:hAnsiTheme="majorHAnsi" w:eastAsiaTheme="majorEastAsia" w:cstheme="majorBidi"/>
+      <w:rFonts w:asciiTheme="majorHAnsi" w:eastAsiaTheme="majorEastAsia" w:hAnsiTheme="majorHAnsi" w:cstheme="majorBidi"/>
       <w:i/>
       <w:iCs/>
       <w:color w:val="4F81BD" w:themeColor="accent1"/>
@@ -2736,7 +2613,7 @@
       <w:spacing w:after="120"/>
     </w:pPr>
   </w:style>
-  <w:style w:type="character" w:styleId="BodyTextChar" w:customStyle="1">
+  <w:style w:type="character" w:customStyle="1" w:styleId="BodyTextChar">
     <w:name w:val="Body Text Char"/>
     <w:basedOn w:val="DefaultParagraphFont"/>
     <w:link w:val="BodyText"/>
@@ -2754,7 +2631,7 @@
       <w:spacing w:after="120" w:line="480" w:lineRule="auto"/>
     </w:pPr>
   </w:style>
-  <w:style w:type="character" w:styleId="BodyText2Char" w:customStyle="1">
+  <w:style w:type="character" w:customStyle="1" w:styleId="BodyText2Char">
     <w:name w:val="Body Text 2 Char"/>
     <w:basedOn w:val="DefaultParagraphFont"/>
     <w:link w:val="BodyText2"/>
@@ -2776,7 +2653,7 @@
       <w:szCs w:val="16"/>
     </w:rPr>
   </w:style>
-  <w:style w:type="character" w:styleId="BodyText3Char" w:customStyle="1">
+  <w:style w:type="character" w:customStyle="1" w:styleId="BodyText3Char">
     <w:name w:val="Body Text 3 Char"/>
     <w:basedOn w:val="DefaultParagraphFont"/>
     <w:link w:val="BodyText3"/>
@@ -2828,7 +2705,7 @@
     <w:rsid w:val="00326F90"/>
     <w:pPr>
       <w:numPr>
-        <w:numId w:val="6"/>
+        <w:numId w:val="11"/>
       </w:numPr>
       <w:contextualSpacing/>
     </w:pPr>
@@ -2841,7 +2718,7 @@
     <w:rsid w:val="00326F90"/>
     <w:pPr>
       <w:numPr>
-        <w:numId w:val="7"/>
+        <w:numId w:val="12"/>
       </w:numPr>
       <w:contextualSpacing/>
     </w:pPr>
@@ -2854,7 +2731,7 @@
     <w:rsid w:val="00326F90"/>
     <w:pPr>
       <w:numPr>
-        <w:numId w:val="5"/>
+        <w:numId w:val="10"/>
       </w:numPr>
       <w:contextualSpacing/>
     </w:pPr>
@@ -2867,7 +2744,7 @@
     <w:rsid w:val="00326F90"/>
     <w:pPr>
       <w:numPr>
-        <w:numId w:val="8"/>
+        <w:numId w:val="13"/>
       </w:numPr>
       <w:contextualSpacing/>
     </w:pPr>
@@ -2880,7 +2757,7 @@
     <w:rsid w:val="0029639D"/>
     <w:pPr>
       <w:numPr>
-        <w:numId w:val="9"/>
+        <w:numId w:val="14"/>
       </w:numPr>
       <w:contextualSpacing/>
     </w:pPr>
@@ -2893,7 +2770,7 @@
     <w:rsid w:val="0029639D"/>
     <w:pPr>
       <w:numPr>
-        <w:numId w:val="11"/>
+        <w:numId w:val="16"/>
       </w:numPr>
       <w:contextualSpacing/>
     </w:pPr>
@@ -2957,7 +2834,7 @@
       <w:szCs w:val="20"/>
     </w:rPr>
   </w:style>
-  <w:style w:type="character" w:styleId="MacroTextChar" w:customStyle="1">
+  <w:style w:type="character" w:customStyle="1" w:styleId="MacroTextChar">
     <w:name w:val="Macro Text Char"/>
     <w:basedOn w:val="DefaultParagraphFont"/>
     <w:link w:val="MacroText"/>
@@ -2983,7 +2860,7 @@
       <w:color w:val="000000" w:themeColor="text1"/>
     </w:rPr>
   </w:style>
-  <w:style w:type="character" w:styleId="QuoteChar" w:customStyle="1">
+  <w:style w:type="character" w:customStyle="1" w:styleId="QuoteChar">
     <w:name w:val="Quote Char"/>
     <w:basedOn w:val="DefaultParagraphFont"/>
     <w:link w:val="Quote"/>
@@ -2995,7 +2872,7 @@
       <w:color w:val="000000" w:themeColor="text1"/>
     </w:rPr>
   </w:style>
-  <w:style w:type="character" w:styleId="Heading4Char" w:customStyle="1">
+  <w:style w:type="character" w:customStyle="1" w:styleId="Heading4Char">
     <w:name w:val="Heading 4 Char"/>
     <w:basedOn w:val="DefaultParagraphFont"/>
     <w:link w:val="Heading4"/>
@@ -3003,7 +2880,7 @@
     <w:semiHidden/>
     <w:rsid w:val="00FC693F"/>
     <w:rPr>
-      <w:rFonts w:asciiTheme="majorHAnsi" w:hAnsiTheme="majorHAnsi" w:eastAsiaTheme="majorEastAsia" w:cstheme="majorBidi"/>
+      <w:rFonts w:asciiTheme="majorHAnsi" w:eastAsiaTheme="majorEastAsia" w:hAnsiTheme="majorHAnsi" w:cstheme="majorBidi"/>
       <w:b/>
       <w:bCs/>
       <w:i/>
@@ -3011,7 +2888,7 @@
       <w:color w:val="4F81BD" w:themeColor="accent1"/>
     </w:rPr>
   </w:style>
-  <w:style w:type="character" w:styleId="Heading5Char" w:customStyle="1">
+  <w:style w:type="character" w:customStyle="1" w:styleId="Heading5Char">
     <w:name w:val="Heading 5 Char"/>
     <w:basedOn w:val="DefaultParagraphFont"/>
     <w:link w:val="Heading5"/>
@@ -3019,11 +2896,11 @@
     <w:semiHidden/>
     <w:rsid w:val="00FC693F"/>
     <w:rPr>
-      <w:rFonts w:asciiTheme="majorHAnsi" w:hAnsiTheme="majorHAnsi" w:eastAsiaTheme="majorEastAsia" w:cstheme="majorBidi"/>
+      <w:rFonts w:asciiTheme="majorHAnsi" w:eastAsiaTheme="majorEastAsia" w:hAnsiTheme="majorHAnsi" w:cstheme="majorBidi"/>
       <w:color w:val="243F60" w:themeColor="accent1" w:themeShade="7F"/>
     </w:rPr>
   </w:style>
-  <w:style w:type="character" w:styleId="Heading6Char" w:customStyle="1">
+  <w:style w:type="character" w:customStyle="1" w:styleId="Heading6Char">
     <w:name w:val="Heading 6 Char"/>
     <w:basedOn w:val="DefaultParagraphFont"/>
     <w:link w:val="Heading6"/>
@@ -3031,13 +2908,13 @@
     <w:semiHidden/>
     <w:rsid w:val="00FC693F"/>
     <w:rPr>
-      <w:rFonts w:asciiTheme="majorHAnsi" w:hAnsiTheme="majorHAnsi" w:eastAsiaTheme="majorEastAsia" w:cstheme="majorBidi"/>
+      <w:rFonts w:asciiTheme="majorHAnsi" w:eastAsiaTheme="majorEastAsia" w:hAnsiTheme="majorHAnsi" w:cstheme="majorBidi"/>
       <w:i/>
       <w:iCs/>
       <w:color w:val="243F60" w:themeColor="accent1" w:themeShade="7F"/>
     </w:rPr>
   </w:style>
-  <w:style w:type="character" w:styleId="Heading7Char" w:customStyle="1">
+  <w:style w:type="character" w:customStyle="1" w:styleId="Heading7Char">
     <w:name w:val="Heading 7 Char"/>
     <w:basedOn w:val="DefaultParagraphFont"/>
     <w:link w:val="Heading7"/>
@@ -3045,13 +2922,13 @@
     <w:semiHidden/>
     <w:rsid w:val="00FC693F"/>
     <w:rPr>
-      <w:rFonts w:asciiTheme="majorHAnsi" w:hAnsiTheme="majorHAnsi" w:eastAsiaTheme="majorEastAsia" w:cstheme="majorBidi"/>
+      <w:rFonts w:asciiTheme="majorHAnsi" w:eastAsiaTheme="majorEastAsia" w:hAnsiTheme="majorHAnsi" w:cstheme="majorBidi"/>
       <w:i/>
       <w:iCs/>
       <w:color w:val="404040" w:themeColor="text1" w:themeTint="BF"/>
     </w:rPr>
   </w:style>
-  <w:style w:type="character" w:styleId="Heading8Char" w:customStyle="1">
+  <w:style w:type="character" w:customStyle="1" w:styleId="Heading8Char">
     <w:name w:val="Heading 8 Char"/>
     <w:basedOn w:val="DefaultParagraphFont"/>
     <w:link w:val="Heading8"/>
@@ -3059,13 +2936,13 @@
     <w:semiHidden/>
     <w:rsid w:val="00FC693F"/>
     <w:rPr>
-      <w:rFonts w:asciiTheme="majorHAnsi" w:hAnsiTheme="majorHAnsi" w:eastAsiaTheme="majorEastAsia" w:cstheme="majorBidi"/>
+      <w:rFonts w:asciiTheme="majorHAnsi" w:eastAsiaTheme="majorEastAsia" w:hAnsiTheme="majorHAnsi" w:cstheme="majorBidi"/>
       <w:color w:val="4F81BD" w:themeColor="accent1"/>
       <w:sz w:val="20"/>
       <w:szCs w:val="20"/>
     </w:rPr>
   </w:style>
-  <w:style w:type="character" w:styleId="Heading9Char" w:customStyle="1">
+  <w:style w:type="character" w:customStyle="1" w:styleId="Heading9Char">
     <w:name w:val="Heading 9 Char"/>
     <w:basedOn w:val="DefaultParagraphFont"/>
     <w:link w:val="Heading9"/>
@@ -3073,7 +2950,7 @@
     <w:semiHidden/>
     <w:rsid w:val="00FC693F"/>
     <w:rPr>
-      <w:rFonts w:asciiTheme="majorHAnsi" w:hAnsiTheme="majorHAnsi" w:eastAsiaTheme="majorEastAsia" w:cstheme="majorBidi"/>
+      <w:rFonts w:asciiTheme="majorHAnsi" w:eastAsiaTheme="majorEastAsia" w:hAnsiTheme="majorHAnsi" w:cstheme="majorBidi"/>
       <w:i/>
       <w:iCs/>
       <w:color w:val="404040" w:themeColor="text1" w:themeTint="BF"/>
@@ -3133,7 +3010,7 @@
     <w:rsid w:val="00FC693F"/>
     <w:pPr>
       <w:pBdr>
-        <w:bottom w:val="single" w:color="4F81BD" w:themeColor="accent1" w:sz="4" w:space="4"/>
+        <w:bottom w:val="single" w:sz="4" w:space="4" w:color="4F81BD" w:themeColor="accent1"/>
       </w:pBdr>
       <w:spacing w:before="200" w:after="280"/>
       <w:ind w:left="936" w:right="936"/>
@@ -3146,7 +3023,7 @@
       <w:color w:val="4F81BD" w:themeColor="accent1"/>
     </w:rPr>
   </w:style>
-  <w:style w:type="character" w:styleId="IntenseQuoteChar" w:customStyle="1">
+  <w:style w:type="character" w:customStyle="1" w:styleId="IntenseQuoteChar">
     <w:name w:val="Intense Quote Char"/>
     <w:basedOn w:val="DefaultParagraphFont"/>
     <w:link w:val="IntenseQuote"/>
@@ -3249,12 +3126,12 @@
     </w:pPr>
     <w:tblPr>
       <w:tblBorders>
-        <w:top w:val="single" w:color="auto" w:sz="4" w:space="0"/>
-        <w:left w:val="single" w:color="auto" w:sz="4" w:space="0"/>
-        <w:bottom w:val="single" w:color="auto" w:sz="4" w:space="0"/>
-        <w:right w:val="single" w:color="auto" w:sz="4" w:space="0"/>
-        <w:insideH w:val="single" w:color="auto" w:sz="4" w:space="0"/>
-        <w:insideV w:val="single" w:color="auto" w:sz="4" w:space="0"/>
+        <w:top w:val="single" w:sz="4" w:space="0" w:color="auto"/>
+        <w:left w:val="single" w:sz="4" w:space="0" w:color="auto"/>
+        <w:bottom w:val="single" w:sz="4" w:space="0" w:color="auto"/>
+        <w:right w:val="single" w:sz="4" w:space="0" w:color="auto"/>
+        <w:insideH w:val="single" w:sz="4" w:space="0" w:color="auto"/>
+        <w:insideV w:val="single" w:sz="4" w:space="0" w:color="auto"/>
       </w:tblBorders>
     </w:tblPr>
   </w:style>
@@ -3273,8 +3150,8 @@
       <w:tblStyleRowBandSize w:val="1"/>
       <w:tblStyleColBandSize w:val="1"/>
       <w:tblBorders>
-        <w:top w:val="single" w:color="000000" w:themeColor="text1" w:sz="8" w:space="0"/>
-        <w:bottom w:val="single" w:color="000000" w:themeColor="text1" w:sz="8" w:space="0"/>
+        <w:top w:val="single" w:sz="8" w:space="0" w:color="000000" w:themeColor="text1"/>
+        <w:bottom w:val="single" w:sz="8" w:space="0" w:color="000000" w:themeColor="text1"/>
       </w:tblBorders>
     </w:tblPr>
     <w:tblStylePr w:type="firstRow">
@@ -3288,9 +3165,9 @@
       <w:tblPr/>
       <w:tcPr>
         <w:tcBorders>
-          <w:top w:val="single" w:color="000000" w:themeColor="text1" w:sz="8" w:space="0"/>
-          <w:left w:val="nil"/>
-          <w:bottom w:val="single" w:color="000000" w:themeColor="text1" w:sz="8" w:space="0"/>
+          <w:top w:val="single" w:sz="8" w:space="0" w:color="000000" w:themeColor="text1"/>
+          <w:left w:val="nil"/>
+          <w:bottom w:val="single" w:sz="8" w:space="0" w:color="000000" w:themeColor="text1"/>
           <w:right w:val="nil"/>
           <w:insideH w:val="nil"/>
           <w:insideV w:val="nil"/>
@@ -3308,9 +3185,9 @@
       <w:tblPr/>
       <w:tcPr>
         <w:tcBorders>
-          <w:top w:val="single" w:color="000000" w:themeColor="text1" w:sz="8" w:space="0"/>
-          <w:left w:val="nil"/>
-          <w:bottom w:val="single" w:color="000000" w:themeColor="text1" w:sz="8" w:space="0"/>
+          <w:top w:val="single" w:sz="8" w:space="0" w:color="000000" w:themeColor="text1"/>
+          <w:left w:val="nil"/>
+          <w:bottom w:val="single" w:sz="8" w:space="0" w:color="000000" w:themeColor="text1"/>
           <w:right w:val="nil"/>
           <w:insideH w:val="nil"/>
           <w:insideV w:val="nil"/>
@@ -3369,8 +3246,8 @@
       <w:tblStyleRowBandSize w:val="1"/>
       <w:tblStyleColBandSize w:val="1"/>
       <w:tblBorders>
-        <w:top w:val="single" w:color="4F81BD" w:themeColor="accent1" w:sz="8" w:space="0"/>
-        <w:bottom w:val="single" w:color="4F81BD" w:themeColor="accent1" w:sz="8" w:space="0"/>
+        <w:top w:val="single" w:sz="8" w:space="0" w:color="4F81BD" w:themeColor="accent1"/>
+        <w:bottom w:val="single" w:sz="8" w:space="0" w:color="4F81BD" w:themeColor="accent1"/>
       </w:tblBorders>
     </w:tblPr>
     <w:tblStylePr w:type="firstRow">
@@ -3384,9 +3261,9 @@
       <w:tblPr/>
       <w:tcPr>
         <w:tcBorders>
-          <w:top w:val="single" w:color="4F81BD" w:themeColor="accent1" w:sz="8" w:space="0"/>
-          <w:left w:val="nil"/>
-          <w:bottom w:val="single" w:color="4F81BD" w:themeColor="accent1" w:sz="8" w:space="0"/>
+          <w:top w:val="single" w:sz="8" w:space="0" w:color="4F81BD" w:themeColor="accent1"/>
+          <w:left w:val="nil"/>
+          <w:bottom w:val="single" w:sz="8" w:space="0" w:color="4F81BD" w:themeColor="accent1"/>
           <w:right w:val="nil"/>
           <w:insideH w:val="nil"/>
           <w:insideV w:val="nil"/>
@@ -3404,9 +3281,9 @@
       <w:tblPr/>
       <w:tcPr>
         <w:tcBorders>
-          <w:top w:val="single" w:color="4F81BD" w:themeColor="accent1" w:sz="8" w:space="0"/>
-          <w:left w:val="nil"/>
-          <w:bottom w:val="single" w:color="4F81BD" w:themeColor="accent1" w:sz="8" w:space="0"/>
+          <w:top w:val="single" w:sz="8" w:space="0" w:color="4F81BD" w:themeColor="accent1"/>
+          <w:left w:val="nil"/>
+          <w:bottom w:val="single" w:sz="8" w:space="0" w:color="4F81BD" w:themeColor="accent1"/>
           <w:right w:val="nil"/>
           <w:insideH w:val="nil"/>
           <w:insideV w:val="nil"/>
@@ -3465,8 +3342,8 @@
       <w:tblStyleRowBandSize w:val="1"/>
       <w:tblStyleColBandSize w:val="1"/>
       <w:tblBorders>
-        <w:top w:val="single" w:color="C0504D" w:themeColor="accent2" w:sz="8" w:space="0"/>
-        <w:bottom w:val="single" w:color="C0504D" w:themeColor="accent2" w:sz="8" w:space="0"/>
+        <w:top w:val="single" w:sz="8" w:space="0" w:color="C0504D" w:themeColor="accent2"/>
+        <w:bottom w:val="single" w:sz="8" w:space="0" w:color="C0504D" w:themeColor="accent2"/>
       </w:tblBorders>
     </w:tblPr>
     <w:tblStylePr w:type="firstRow">
@@ -3480,9 +3357,9 @@
       <w:tblPr/>
       <w:tcPr>
         <w:tcBorders>
-          <w:top w:val="single" w:color="C0504D" w:themeColor="accent2" w:sz="8" w:space="0"/>
-          <w:left w:val="nil"/>
-          <w:bottom w:val="single" w:color="C0504D" w:themeColor="accent2" w:sz="8" w:space="0"/>
+          <w:top w:val="single" w:sz="8" w:space="0" w:color="C0504D" w:themeColor="accent2"/>
+          <w:left w:val="nil"/>
+          <w:bottom w:val="single" w:sz="8" w:space="0" w:color="C0504D" w:themeColor="accent2"/>
           <w:right w:val="nil"/>
           <w:insideH w:val="nil"/>
           <w:insideV w:val="nil"/>
@@ -3500,9 +3377,9 @@
       <w:tblPr/>
       <w:tcPr>
         <w:tcBorders>
-          <w:top w:val="single" w:color="C0504D" w:themeColor="accent2" w:sz="8" w:space="0"/>
-          <w:left w:val="nil"/>
-          <w:bottom w:val="single" w:color="C0504D" w:themeColor="accent2" w:sz="8" w:space="0"/>
+          <w:top w:val="single" w:sz="8" w:space="0" w:color="C0504D" w:themeColor="accent2"/>
+          <w:left w:val="nil"/>
+          <w:bottom w:val="single" w:sz="8" w:space="0" w:color="C0504D" w:themeColor="accent2"/>
           <w:right w:val="nil"/>
           <w:insideH w:val="nil"/>
           <w:insideV w:val="nil"/>
@@ -3561,8 +3438,8 @@
       <w:tblStyleRowBandSize w:val="1"/>
       <w:tblStyleColBandSize w:val="1"/>
       <w:tblBorders>
-        <w:top w:val="single" w:color="9BBB59" w:themeColor="accent3" w:sz="8" w:space="0"/>
-        <w:bottom w:val="single" w:color="9BBB59" w:themeColor="accent3" w:sz="8" w:space="0"/>
+        <w:top w:val="single" w:sz="8" w:space="0" w:color="9BBB59" w:themeColor="accent3"/>
+        <w:bottom w:val="single" w:sz="8" w:space="0" w:color="9BBB59" w:themeColor="accent3"/>
       </w:tblBorders>
     </w:tblPr>
     <w:tblStylePr w:type="firstRow">
@@ -3576,9 +3453,9 @@
       <w:tblPr/>
       <w:tcPr>
         <w:tcBorders>
-          <w:top w:val="single" w:color="9BBB59" w:themeColor="accent3" w:sz="8" w:space="0"/>
-          <w:left w:val="nil"/>
-          <w:bottom w:val="single" w:color="9BBB59" w:themeColor="accent3" w:sz="8" w:space="0"/>
+          <w:top w:val="single" w:sz="8" w:space="0" w:color="9BBB59" w:themeColor="accent3"/>
+          <w:left w:val="nil"/>
+          <w:bottom w:val="single" w:sz="8" w:space="0" w:color="9BBB59" w:themeColor="accent3"/>
           <w:right w:val="nil"/>
           <w:insideH w:val="nil"/>
           <w:insideV w:val="nil"/>
@@ -3596,9 +3473,9 @@
       <w:tblPr/>
       <w:tcPr>
         <w:tcBorders>
-          <w:top w:val="single" w:color="9BBB59" w:themeColor="accent3" w:sz="8" w:space="0"/>
-          <w:left w:val="nil"/>
-          <w:bottom w:val="single" w:color="9BBB59" w:themeColor="accent3" w:sz="8" w:space="0"/>
+          <w:top w:val="single" w:sz="8" w:space="0" w:color="9BBB59" w:themeColor="accent3"/>
+          <w:left w:val="nil"/>
+          <w:bottom w:val="single" w:sz="8" w:space="0" w:color="9BBB59" w:themeColor="accent3"/>
           <w:right w:val="nil"/>
           <w:insideH w:val="nil"/>
           <w:insideV w:val="nil"/>
@@ -3657,8 +3534,8 @@
       <w:tblStyleRowBandSize w:val="1"/>
       <w:tblStyleColBandSize w:val="1"/>
       <w:tblBorders>
-        <w:top w:val="single" w:color="8064A2" w:themeColor="accent4" w:sz="8" w:space="0"/>
-        <w:bottom w:val="single" w:color="8064A2" w:themeColor="accent4" w:sz="8" w:space="0"/>
+        <w:top w:val="single" w:sz="8" w:space="0" w:color="8064A2" w:themeColor="accent4"/>
+        <w:bottom w:val="single" w:sz="8" w:space="0" w:color="8064A2" w:themeColor="accent4"/>
       </w:tblBorders>
     </w:tblPr>
     <w:tblStylePr w:type="firstRow">
@@ -3672,9 +3549,9 @@
       <w:tblPr/>
       <w:tcPr>
         <w:tcBorders>
-          <w:top w:val="single" w:color="8064A2" w:themeColor="accent4" w:sz="8" w:space="0"/>
-          <w:left w:val="nil"/>
-          <w:bottom w:val="single" w:color="8064A2" w:themeColor="accent4" w:sz="8" w:space="0"/>
+          <w:top w:val="single" w:sz="8" w:space="0" w:color="8064A2" w:themeColor="accent4"/>
+          <w:left w:val="nil"/>
+          <w:bottom w:val="single" w:sz="8" w:space="0" w:color="8064A2" w:themeColor="accent4"/>
           <w:right w:val="nil"/>
           <w:insideH w:val="nil"/>
           <w:insideV w:val="nil"/>
@@ -3692,9 +3569,9 @@
       <w:tblPr/>
       <w:tcPr>
         <w:tcBorders>
-          <w:top w:val="single" w:color="8064A2" w:themeColor="accent4" w:sz="8" w:space="0"/>
-          <w:left w:val="nil"/>
-          <w:bottom w:val="single" w:color="8064A2" w:themeColor="accent4" w:sz="8" w:space="0"/>
+          <w:top w:val="single" w:sz="8" w:space="0" w:color="8064A2" w:themeColor="accent4"/>
+          <w:left w:val="nil"/>
+          <w:bottom w:val="single" w:sz="8" w:space="0" w:color="8064A2" w:themeColor="accent4"/>
           <w:right w:val="nil"/>
           <w:insideH w:val="nil"/>
           <w:insideV w:val="nil"/>
@@ -3753,8 +3630,8 @@
       <w:tblStyleRowBandSize w:val="1"/>
       <w:tblStyleColBandSize w:val="1"/>
       <w:tblBorders>
-        <w:top w:val="single" w:color="4BACC6" w:themeColor="accent5" w:sz="8" w:space="0"/>
-        <w:bottom w:val="single" w:color="4BACC6" w:themeColor="accent5" w:sz="8" w:space="0"/>
+        <w:top w:val="single" w:sz="8" w:space="0" w:color="4BACC6" w:themeColor="accent5"/>
+        <w:bottom w:val="single" w:sz="8" w:space="0" w:color="4BACC6" w:themeColor="accent5"/>
       </w:tblBorders>
     </w:tblPr>
     <w:tblStylePr w:type="firstRow">
@@ -3768,9 +3645,9 @@
       <w:tblPr/>
       <w:tcPr>
         <w:tcBorders>
-          <w:top w:val="single" w:color="4BACC6" w:themeColor="accent5" w:sz="8" w:space="0"/>
-          <w:left w:val="nil"/>
-          <w:bottom w:val="single" w:color="4BACC6" w:themeColor="accent5" w:sz="8" w:space="0"/>
+          <w:top w:val="single" w:sz="8" w:space="0" w:color="4BACC6" w:themeColor="accent5"/>
+          <w:left w:val="nil"/>
+          <w:bottom w:val="single" w:sz="8" w:space="0" w:color="4BACC6" w:themeColor="accent5"/>
           <w:right w:val="nil"/>
           <w:insideH w:val="nil"/>
           <w:insideV w:val="nil"/>
@@ -3788,9 +3665,9 @@
       <w:tblPr/>
       <w:tcPr>
         <w:tcBorders>
-          <w:top w:val="single" w:color="4BACC6" w:themeColor="accent5" w:sz="8" w:space="0"/>
-          <w:left w:val="nil"/>
-          <w:bottom w:val="single" w:color="4BACC6" w:themeColor="accent5" w:sz="8" w:space="0"/>
+          <w:top w:val="single" w:sz="8" w:space="0" w:color="4BACC6" w:themeColor="accent5"/>
+          <w:left w:val="nil"/>
+          <w:bottom w:val="single" w:sz="8" w:space="0" w:color="4BACC6" w:themeColor="accent5"/>
           <w:right w:val="nil"/>
           <w:insideH w:val="nil"/>
           <w:insideV w:val="nil"/>
@@ -3849,8 +3726,8 @@
       <w:tblStyleRowBandSize w:val="1"/>
       <w:tblStyleColBandSize w:val="1"/>
       <w:tblBorders>
-        <w:top w:val="single" w:color="F79646" w:themeColor="accent6" w:sz="8" w:space="0"/>
-        <w:bottom w:val="single" w:color="F79646" w:themeColor="accent6" w:sz="8" w:space="0"/>
+        <w:top w:val="single" w:sz="8" w:space="0" w:color="F79646" w:themeColor="accent6"/>
+        <w:bottom w:val="single" w:sz="8" w:space="0" w:color="F79646" w:themeColor="accent6"/>
       </w:tblBorders>
     </w:tblPr>
     <w:tblStylePr w:type="firstRow">
@@ -3864,9 +3741,9 @@
       <w:tblPr/>
       <w:tcPr>
         <w:tcBorders>
-          <w:top w:val="single" w:color="F79646" w:themeColor="accent6" w:sz="8" w:space="0"/>
-          <w:left w:val="nil"/>
-          <w:bottom w:val="single" w:color="F79646" w:themeColor="accent6" w:sz="8" w:space="0"/>
+          <w:top w:val="single" w:sz="8" w:space="0" w:color="F79646" w:themeColor="accent6"/>
+          <w:left w:val="nil"/>
+          <w:bottom w:val="single" w:sz="8" w:space="0" w:color="F79646" w:themeColor="accent6"/>
           <w:right w:val="nil"/>
           <w:insideH w:val="nil"/>
           <w:insideV w:val="nil"/>
@@ -3884,9 +3761,9 @@
       <w:tblPr/>
       <w:tcPr>
         <w:tcBorders>
-          <w:top w:val="single" w:color="F79646" w:themeColor="accent6" w:sz="8" w:space="0"/>
-          <w:left w:val="nil"/>
-          <w:bottom w:val="single" w:color="F79646" w:themeColor="accent6" w:sz="8" w:space="0"/>
+          <w:top w:val="single" w:sz="8" w:space="0" w:color="F79646" w:themeColor="accent6"/>
+          <w:left w:val="nil"/>
+          <w:bottom w:val="single" w:sz="8" w:space="0" w:color="F79646" w:themeColor="accent6"/>
           <w:right w:val="nil"/>
           <w:insideH w:val="nil"/>
           <w:insideV w:val="nil"/>
@@ -3942,10 +3819,10 @@
       <w:tblStyleRowBandSize w:val="1"/>
       <w:tblStyleColBandSize w:val="1"/>
       <w:tblBorders>
-        <w:top w:val="single" w:color="000000" w:themeColor="text1" w:sz="8" w:space="0"/>
-        <w:left w:val="single" w:color="000000" w:themeColor="text1" w:sz="8" w:space="0"/>
-        <w:bottom w:val="single" w:color="000000" w:themeColor="text1" w:sz="8" w:space="0"/>
-        <w:right w:val="single" w:color="000000" w:themeColor="text1" w:sz="8" w:space="0"/>
+        <w:top w:val="single" w:sz="8" w:space="0" w:color="000000" w:themeColor="text1"/>
+        <w:left w:val="single" w:sz="8" w:space="0" w:color="000000" w:themeColor="text1"/>
+        <w:bottom w:val="single" w:sz="8" w:space="0" w:color="000000" w:themeColor="text1"/>
+        <w:right w:val="single" w:sz="8" w:space="0" w:color="000000" w:themeColor="text1"/>
       </w:tblBorders>
     </w:tblPr>
     <w:tblStylePr w:type="firstRow">
@@ -3973,10 +3850,10 @@
       <w:tblPr/>
       <w:tcPr>
         <w:tcBorders>
-          <w:top w:val="double" w:color="000000" w:themeColor="text1" w:sz="6" w:space="0"/>
-          <w:left w:val="single" w:color="000000" w:themeColor="text1" w:sz="8" w:space="0"/>
-          <w:bottom w:val="single" w:color="000000" w:themeColor="text1" w:sz="8" w:space="0"/>
-          <w:right w:val="single" w:color="000000" w:themeColor="text1" w:sz="8" w:space="0"/>
+          <w:top w:val="double" w:sz="6" w:space="0" w:color="000000" w:themeColor="text1"/>
+          <w:left w:val="single" w:sz="8" w:space="0" w:color="000000" w:themeColor="text1"/>
+          <w:bottom w:val="single" w:sz="8" w:space="0" w:color="000000" w:themeColor="text1"/>
+          <w:right w:val="single" w:sz="8" w:space="0" w:color="000000" w:themeColor="text1"/>
         </w:tcBorders>
       </w:tcPr>
     </w:tblStylePr>
@@ -3996,10 +3873,10 @@
       <w:tblPr/>
       <w:tcPr>
         <w:tcBorders>
-          <w:top w:val="single" w:color="000000" w:themeColor="text1" w:sz="8" w:space="0"/>
-          <w:left w:val="single" w:color="000000" w:themeColor="text1" w:sz="8" w:space="0"/>
-          <w:bottom w:val="single" w:color="000000" w:themeColor="text1" w:sz="8" w:space="0"/>
-          <w:right w:val="single" w:color="000000" w:themeColor="text1" w:sz="8" w:space="0"/>
+          <w:top w:val="single" w:sz="8" w:space="0" w:color="000000" w:themeColor="text1"/>
+          <w:left w:val="single" w:sz="8" w:space="0" w:color="000000" w:themeColor="text1"/>
+          <w:bottom w:val="single" w:sz="8" w:space="0" w:color="000000" w:themeColor="text1"/>
+          <w:right w:val="single" w:sz="8" w:space="0" w:color="000000" w:themeColor="text1"/>
         </w:tcBorders>
       </w:tcPr>
     </w:tblStylePr>
@@ -4007,10 +3884,10 @@
       <w:tblPr/>
       <w:tcPr>
         <w:tcBorders>
-          <w:top w:val="single" w:color="000000" w:themeColor="text1" w:sz="8" w:space="0"/>
-          <w:left w:val="single" w:color="000000" w:themeColor="text1" w:sz="8" w:space="0"/>
-          <w:bottom w:val="single" w:color="000000" w:themeColor="text1" w:sz="8" w:space="0"/>
-          <w:right w:val="single" w:color="000000" w:themeColor="text1" w:sz="8" w:space="0"/>
+          <w:top w:val="single" w:sz="8" w:space="0" w:color="000000" w:themeColor="text1"/>
+          <w:left w:val="single" w:sz="8" w:space="0" w:color="000000" w:themeColor="text1"/>
+          <w:bottom w:val="single" w:sz="8" w:space="0" w:color="000000" w:themeColor="text1"/>
+          <w:right w:val="single" w:sz="8" w:space="0" w:color="000000" w:themeColor="text1"/>
         </w:tcBorders>
       </w:tcPr>
     </w:tblStylePr>
@@ -4027,10 +3904,10 @@
       <w:tblStyleRowBandSize w:val="1"/>
       <w:tblStyleColBandSize w:val="1"/>
       <w:tblBorders>
-        <w:top w:val="single" w:color="4F81BD" w:themeColor="accent1" w:sz="8" w:space="0"/>
-        <w:left w:val="single" w:color="4F81BD" w:themeColor="accent1" w:sz="8" w:space="0"/>
-        <w:bottom w:val="single" w:color="4F81BD" w:themeColor="accent1" w:sz="8" w:space="0"/>
-        <w:right w:val="single" w:color="4F81BD" w:themeColor="accent1" w:sz="8" w:space="0"/>
+        <w:top w:val="single" w:sz="8" w:space="0" w:color="4F81BD" w:themeColor="accent1"/>
+        <w:left w:val="single" w:sz="8" w:space="0" w:color="4F81BD" w:themeColor="accent1"/>
+        <w:bottom w:val="single" w:sz="8" w:space="0" w:color="4F81BD" w:themeColor="accent1"/>
+        <w:right w:val="single" w:sz="8" w:space="0" w:color="4F81BD" w:themeColor="accent1"/>
       </w:tblBorders>
     </w:tblPr>
     <w:tblStylePr w:type="firstRow">
@@ -4058,10 +3935,10 @@
       <w:tblPr/>
       <w:tcPr>
         <w:tcBorders>
-          <w:top w:val="double" w:color="4F81BD" w:themeColor="accent1" w:sz="6" w:space="0"/>
-          <w:left w:val="single" w:color="4F81BD" w:themeColor="accent1" w:sz="8" w:space="0"/>
-          <w:bottom w:val="single" w:color="4F81BD" w:themeColor="accent1" w:sz="8" w:space="0"/>
-          <w:right w:val="single" w:color="4F81BD" w:themeColor="accent1" w:sz="8" w:space="0"/>
+          <w:top w:val="double" w:sz="6" w:space="0" w:color="4F81BD" w:themeColor="accent1"/>
+          <w:left w:val="single" w:sz="8" w:space="0" w:color="4F81BD" w:themeColor="accent1"/>
+          <w:bottom w:val="single" w:sz="8" w:space="0" w:color="4F81BD" w:themeColor="accent1"/>
+          <w:right w:val="single" w:sz="8" w:space="0" w:color="4F81BD" w:themeColor="accent1"/>
         </w:tcBorders>
       </w:tcPr>
     </w:tblStylePr>
@@ -4081,10 +3958,10 @@
       <w:tblPr/>
       <w:tcPr>
         <w:tcBorders>
-          <w:top w:val="single" w:color="4F81BD" w:themeColor="accent1" w:sz="8" w:space="0"/>
-          <w:left w:val="single" w:color="4F81BD" w:themeColor="accent1" w:sz="8" w:space="0"/>
-          <w:bottom w:val="single" w:color="4F81BD" w:themeColor="accent1" w:sz="8" w:space="0"/>
-          <w:right w:val="single" w:color="4F81BD" w:themeColor="accent1" w:sz="8" w:space="0"/>
+          <w:top w:val="single" w:sz="8" w:space="0" w:color="4F81BD" w:themeColor="accent1"/>
+          <w:left w:val="single" w:sz="8" w:space="0" w:color="4F81BD" w:themeColor="accent1"/>
+          <w:bottom w:val="single" w:sz="8" w:space="0" w:color="4F81BD" w:themeColor="accent1"/>
+          <w:right w:val="single" w:sz="8" w:space="0" w:color="4F81BD" w:themeColor="accent1"/>
         </w:tcBorders>
       </w:tcPr>
     </w:tblStylePr>
@@ -4092,10 +3969,10 @@
       <w:tblPr/>
       <w:tcPr>
         <w:tcBorders>
-          <w:top w:val="single" w:color="4F81BD" w:themeColor="accent1" w:sz="8" w:space="0"/>
-          <w:left w:val="single" w:color="4F81BD" w:themeColor="accent1" w:sz="8" w:space="0"/>
-          <w:bottom w:val="single" w:color="4F81BD" w:themeColor="accent1" w:sz="8" w:space="0"/>
-          <w:right w:val="single" w:color="4F81BD" w:themeColor="accent1" w:sz="8" w:space="0"/>
+          <w:top w:val="single" w:sz="8" w:space="0" w:color="4F81BD" w:themeColor="accent1"/>
+          <w:left w:val="single" w:sz="8" w:space="0" w:color="4F81BD" w:themeColor="accent1"/>
+          <w:bottom w:val="single" w:sz="8" w:space="0" w:color="4F81BD" w:themeColor="accent1"/>
+          <w:right w:val="single" w:sz="8" w:space="0" w:color="4F81BD" w:themeColor="accent1"/>
         </w:tcBorders>
       </w:tcPr>
     </w:tblStylePr>
@@ -4112,10 +3989,10 @@
       <w:tblStyleRowBandSize w:val="1"/>
       <w:tblStyleColBandSize w:val="1"/>
       <w:tblBorders>
-        <w:top w:val="single" w:color="C0504D" w:themeColor="accent2" w:sz="8" w:space="0"/>
-        <w:left w:val="single" w:color="C0504D" w:themeColor="accent2" w:sz="8" w:space="0"/>
-        <w:bottom w:val="single" w:color="C0504D" w:themeColor="accent2" w:sz="8" w:space="0"/>
-        <w:right w:val="single" w:color="C0504D" w:themeColor="accent2" w:sz="8" w:space="0"/>
+        <w:top w:val="single" w:sz="8" w:space="0" w:color="C0504D" w:themeColor="accent2"/>
+        <w:left w:val="single" w:sz="8" w:space="0" w:color="C0504D" w:themeColor="accent2"/>
+        <w:bottom w:val="single" w:sz="8" w:space="0" w:color="C0504D" w:themeColor="accent2"/>
+        <w:right w:val="single" w:sz="8" w:space="0" w:color="C0504D" w:themeColor="accent2"/>
       </w:tblBorders>
     </w:tblPr>
     <w:tblStylePr w:type="firstRow">
@@ -4143,10 +4020,10 @@
       <w:tblPr/>
       <w:tcPr>
         <w:tcBorders>
-          <w:top w:val="double" w:color="C0504D" w:themeColor="accent2" w:sz="6" w:space="0"/>
-          <w:left w:val="single" w:color="C0504D" w:themeColor="accent2" w:sz="8" w:space="0"/>
-          <w:bottom w:val="single" w:color="C0504D" w:themeColor="accent2" w:sz="8" w:space="0"/>
-          <w:right w:val="single" w:color="C0504D" w:themeColor="accent2" w:sz="8" w:space="0"/>
+          <w:top w:val="double" w:sz="6" w:space="0" w:color="C0504D" w:themeColor="accent2"/>
+          <w:left w:val="single" w:sz="8" w:space="0" w:color="C0504D" w:themeColor="accent2"/>
+          <w:bottom w:val="single" w:sz="8" w:space="0" w:color="C0504D" w:themeColor="accent2"/>
+          <w:right w:val="single" w:sz="8" w:space="0" w:color="C0504D" w:themeColor="accent2"/>
         </w:tcBorders>
       </w:tcPr>
     </w:tblStylePr>
@@ -4166,10 +4043,10 @@
       <w:tblPr/>
       <w:tcPr>
         <w:tcBorders>
-          <w:top w:val="single" w:color="C0504D" w:themeColor="accent2" w:sz="8" w:space="0"/>
-          <w:left w:val="single" w:color="C0504D" w:themeColor="accent2" w:sz="8" w:space="0"/>
-          <w:bottom w:val="single" w:color="C0504D" w:themeColor="accent2" w:sz="8" w:space="0"/>
-          <w:right w:val="single" w:color="C0504D" w:themeColor="accent2" w:sz="8" w:space="0"/>
+          <w:top w:val="single" w:sz="8" w:space="0" w:color="C0504D" w:themeColor="accent2"/>
+          <w:left w:val="single" w:sz="8" w:space="0" w:color="C0504D" w:themeColor="accent2"/>
+          <w:bottom w:val="single" w:sz="8" w:space="0" w:color="C0504D" w:themeColor="accent2"/>
+          <w:right w:val="single" w:sz="8" w:space="0" w:color="C0504D" w:themeColor="accent2"/>
         </w:tcBorders>
       </w:tcPr>
     </w:tblStylePr>
@@ -4177,10 +4054,10 @@
       <w:tblPr/>
       <w:tcPr>
         <w:tcBorders>
-          <w:top w:val="single" w:color="C0504D" w:themeColor="accent2" w:sz="8" w:space="0"/>
-          <w:left w:val="single" w:color="C0504D" w:themeColor="accent2" w:sz="8" w:space="0"/>
-          <w:bottom w:val="single" w:color="C0504D" w:themeColor="accent2" w:sz="8" w:space="0"/>
-          <w:right w:val="single" w:color="C0504D" w:themeColor="accent2" w:sz="8" w:space="0"/>
+          <w:top w:val="single" w:sz="8" w:space="0" w:color="C0504D" w:themeColor="accent2"/>
+          <w:left w:val="single" w:sz="8" w:space="0" w:color="C0504D" w:themeColor="accent2"/>
+          <w:bottom w:val="single" w:sz="8" w:space="0" w:color="C0504D" w:themeColor="accent2"/>
+          <w:right w:val="single" w:sz="8" w:space="0" w:color="C0504D" w:themeColor="accent2"/>
         </w:tcBorders>
       </w:tcPr>
     </w:tblStylePr>
@@ -4197,10 +4074,10 @@
       <w:tblStyleRowBandSize w:val="1"/>
       <w:tblStyleColBandSize w:val="1"/>
       <w:tblBorders>
-        <w:top w:val="single" w:color="9BBB59" w:themeColor="accent3" w:sz="8" w:space="0"/>
-        <w:left w:val="single" w:color="9BBB59" w:themeColor="accent3" w:sz="8" w:space="0"/>
-        <w:bottom w:val="single" w:color="9BBB59" w:themeColor="accent3" w:sz="8" w:space="0"/>
-        <w:right w:val="single" w:color="9BBB59" w:themeColor="accent3" w:sz="8" w:space="0"/>
+        <w:top w:val="single" w:sz="8" w:space="0" w:color="9BBB59" w:themeColor="accent3"/>
+        <w:left w:val="single" w:sz="8" w:space="0" w:color="9BBB59" w:themeColor="accent3"/>
+        <w:bottom w:val="single" w:sz="8" w:space="0" w:color="9BBB59" w:themeColor="accent3"/>
+        <w:right w:val="single" w:sz="8" w:space="0" w:color="9BBB59" w:themeColor="accent3"/>
       </w:tblBorders>
     </w:tblPr>
     <w:tblStylePr w:type="firstRow">
@@ -4228,10 +4105,10 @@
       <w:tblPr/>
       <w:tcPr>
         <w:tcBorders>
-          <w:top w:val="double" w:color="9BBB59" w:themeColor="accent3" w:sz="6" w:space="0"/>
-          <w:left w:val="single" w:color="9BBB59" w:themeColor="accent3" w:sz="8" w:space="0"/>
-          <w:bottom w:val="single" w:color="9BBB59" w:themeColor="accent3" w:sz="8" w:space="0"/>
-          <w:right w:val="single" w:color="9BBB59" w:themeColor="accent3" w:sz="8" w:space="0"/>
+          <w:top w:val="double" w:sz="6" w:space="0" w:color="9BBB59" w:themeColor="accent3"/>
+          <w:left w:val="single" w:sz="8" w:space="0" w:color="9BBB59" w:themeColor="accent3"/>
+          <w:bottom w:val="single" w:sz="8" w:space="0" w:color="9BBB59" w:themeColor="accent3"/>
+          <w:right w:val="single" w:sz="8" w:space="0" w:color="9BBB59" w:themeColor="accent3"/>
         </w:tcBorders>
       </w:tcPr>
     </w:tblStylePr>
@@ -4251,10 +4128,10 @@
       <w:tblPr/>
       <w:tcPr>
         <w:tcBorders>
-          <w:top w:val="single" w:color="9BBB59" w:themeColor="accent3" w:sz="8" w:space="0"/>
-          <w:left w:val="single" w:color="9BBB59" w:themeColor="accent3" w:sz="8" w:space="0"/>
-          <w:bottom w:val="single" w:color="9BBB59" w:themeColor="accent3" w:sz="8" w:space="0"/>
-          <w:right w:val="single" w:color="9BBB59" w:themeColor="accent3" w:sz="8" w:space="0"/>
+          <w:top w:val="single" w:sz="8" w:space="0" w:color="9BBB59" w:themeColor="accent3"/>
+          <w:left w:val="single" w:sz="8" w:space="0" w:color="9BBB59" w:themeColor="accent3"/>
+          <w:bottom w:val="single" w:sz="8" w:space="0" w:color="9BBB59" w:themeColor="accent3"/>
+          <w:right w:val="single" w:sz="8" w:space="0" w:color="9BBB59" w:themeColor="accent3"/>
         </w:tcBorders>
       </w:tcPr>
     </w:tblStylePr>
@@ -4262,10 +4139,10 @@
       <w:tblPr/>
       <w:tcPr>
         <w:tcBorders>
-          <w:top w:val="single" w:color="9BBB59" w:themeColor="accent3" w:sz="8" w:space="0"/>
-          <w:left w:val="single" w:color="9BBB59" w:themeColor="accent3" w:sz="8" w:space="0"/>
-          <w:bottom w:val="single" w:color="9BBB59" w:themeColor="accent3" w:sz="8" w:space="0"/>
-          <w:right w:val="single" w:color="9BBB59" w:themeColor="accent3" w:sz="8" w:space="0"/>
+          <w:top w:val="single" w:sz="8" w:space="0" w:color="9BBB59" w:themeColor="accent3"/>
+          <w:left w:val="single" w:sz="8" w:space="0" w:color="9BBB59" w:themeColor="accent3"/>
+          <w:bottom w:val="single" w:sz="8" w:space="0" w:color="9BBB59" w:themeColor="accent3"/>
+          <w:right w:val="single" w:sz="8" w:space="0" w:color="9BBB59" w:themeColor="accent3"/>
         </w:tcBorders>
       </w:tcPr>
     </w:tblStylePr>
@@ -4282,10 +4159,10 @@
       <w:tblStyleRowBandSize w:val="1"/>
       <w:tblStyleColBandSize w:val="1"/>
       <w:tblBorders>
-        <w:top w:val="single" w:color="8064A2" w:themeColor="accent4" w:sz="8" w:space="0"/>
-        <w:left w:val="single" w:color="8064A2" w:themeColor="accent4" w:sz="8" w:space="0"/>
-        <w:bottom w:val="single" w:color="8064A2" w:themeColor="accent4" w:sz="8" w:space="0"/>
-        <w:right w:val="single" w:color="8064A2" w:themeColor="accent4" w:sz="8" w:space="0"/>
+        <w:top w:val="single" w:sz="8" w:space="0" w:color="8064A2" w:themeColor="accent4"/>
+        <w:left w:val="single" w:sz="8" w:space="0" w:color="8064A2" w:themeColor="accent4"/>
+        <w:bottom w:val="single" w:sz="8" w:space="0" w:color="8064A2" w:themeColor="accent4"/>
+        <w:right w:val="single" w:sz="8" w:space="0" w:color="8064A2" w:themeColor="accent4"/>
       </w:tblBorders>
     </w:tblPr>
     <w:tblStylePr w:type="firstRow">
@@ -4313,10 +4190,10 @@
       <w:tblPr/>
       <w:tcPr>
         <w:tcBorders>
-          <w:top w:val="double" w:color="8064A2" w:themeColor="accent4" w:sz="6" w:space="0"/>
-          <w:left w:val="single" w:color="8064A2" w:themeColor="accent4" w:sz="8" w:space="0"/>
-          <w:bottom w:val="single" w:color="8064A2" w:themeColor="accent4" w:sz="8" w:space="0"/>
-          <w:right w:val="single" w:color="8064A2" w:themeColor="accent4" w:sz="8" w:space="0"/>
+          <w:top w:val="double" w:sz="6" w:space="0" w:color="8064A2" w:themeColor="accent4"/>
+          <w:left w:val="single" w:sz="8" w:space="0" w:color="8064A2" w:themeColor="accent4"/>
+          <w:bottom w:val="single" w:sz="8" w:space="0" w:color="8064A2" w:themeColor="accent4"/>
+          <w:right w:val="single" w:sz="8" w:space="0" w:color="8064A2" w:themeColor="accent4"/>
         </w:tcBorders>
       </w:tcPr>
     </w:tblStylePr>
@@ -4336,10 +4213,10 @@
       <w:tblPr/>
       <w:tcPr>
         <w:tcBorders>
-          <w:top w:val="single" w:color="8064A2" w:themeColor="accent4" w:sz="8" w:space="0"/>
-          <w:left w:val="single" w:color="8064A2" w:themeColor="accent4" w:sz="8" w:space="0"/>
-          <w:bottom w:val="single" w:color="8064A2" w:themeColor="accent4" w:sz="8" w:space="0"/>
-          <w:right w:val="single" w:color="8064A2" w:themeColor="accent4" w:sz="8" w:space="0"/>
+          <w:top w:val="single" w:sz="8" w:space="0" w:color="8064A2" w:themeColor="accent4"/>
+          <w:left w:val="single" w:sz="8" w:space="0" w:color="8064A2" w:themeColor="accent4"/>
+          <w:bottom w:val="single" w:sz="8" w:space="0" w:color="8064A2" w:themeColor="accent4"/>
+          <w:right w:val="single" w:sz="8" w:space="0" w:color="8064A2" w:themeColor="accent4"/>
         </w:tcBorders>
       </w:tcPr>
     </w:tblStylePr>
@@ -4347,10 +4224,10 @@
       <w:tblPr/>
       <w:tcPr>
         <w:tcBorders>
-          <w:top w:val="single" w:color="8064A2" w:themeColor="accent4" w:sz="8" w:space="0"/>
-          <w:left w:val="single" w:color="8064A2" w:themeColor="accent4" w:sz="8" w:space="0"/>
-          <w:bottom w:val="single" w:color="8064A2" w:themeColor="accent4" w:sz="8" w:space="0"/>
-          <w:right w:val="single" w:color="8064A2" w:themeColor="accent4" w:sz="8" w:space="0"/>
+          <w:top w:val="single" w:sz="8" w:space="0" w:color="8064A2" w:themeColor="accent4"/>
+          <w:left w:val="single" w:sz="8" w:space="0" w:color="8064A2" w:themeColor="accent4"/>
+          <w:bottom w:val="single" w:sz="8" w:space="0" w:color="8064A2" w:themeColor="accent4"/>
+          <w:right w:val="single" w:sz="8" w:space="0" w:color="8064A2" w:themeColor="accent4"/>
         </w:tcBorders>
       </w:tcPr>
     </w:tblStylePr>
@@ -4367,10 +4244,10 @@
       <w:tblStyleRowBandSize w:val="1"/>
       <w:tblStyleColBandSize w:val="1"/>
       <w:tblBorders>
-        <w:top w:val="single" w:color="4BACC6" w:themeColor="accent5" w:sz="8" w:space="0"/>
-        <w:left w:val="single" w:color="4BACC6" w:themeColor="accent5" w:sz="8" w:space="0"/>
-        <w:bottom w:val="single" w:color="4BACC6" w:themeColor="accent5" w:sz="8" w:space="0"/>
-        <w:right w:val="single" w:color="4BACC6" w:themeColor="accent5" w:sz="8" w:space="0"/>
+        <w:top w:val="single" w:sz="8" w:space="0" w:color="4BACC6" w:themeColor="accent5"/>
+        <w:left w:val="single" w:sz="8" w:space="0" w:color="4BACC6" w:themeColor="accent5"/>
+        <w:bottom w:val="single" w:sz="8" w:space="0" w:color="4BACC6" w:themeColor="accent5"/>
+        <w:right w:val="single" w:sz="8" w:space="0" w:color="4BACC6" w:themeColor="accent5"/>
       </w:tblBorders>
     </w:tblPr>
     <w:tblStylePr w:type="firstRow">
@@ -4398,10 +4275,10 @@
       <w:tblPr/>
       <w:tcPr>
         <w:tcBorders>
-          <w:top w:val="double" w:color="4BACC6" w:themeColor="accent5" w:sz="6" w:space="0"/>
-          <w:left w:val="single" w:color="4BACC6" w:themeColor="accent5" w:sz="8" w:space="0"/>
-          <w:bottom w:val="single" w:color="4BACC6" w:themeColor="accent5" w:sz="8" w:space="0"/>
-          <w:right w:val="single" w:color="4BACC6" w:themeColor="accent5" w:sz="8" w:space="0"/>
+          <w:top w:val="double" w:sz="6" w:space="0" w:color="4BACC6" w:themeColor="accent5"/>
+          <w:left w:val="single" w:sz="8" w:space="0" w:color="4BACC6" w:themeColor="accent5"/>
+          <w:bottom w:val="single" w:sz="8" w:space="0" w:color="4BACC6" w:themeColor="accent5"/>
+          <w:right w:val="single" w:sz="8" w:space="0" w:color="4BACC6" w:themeColor="accent5"/>
         </w:tcBorders>
       </w:tcPr>
     </w:tblStylePr>
@@ -4421,10 +4298,10 @@
       <w:tblPr/>
       <w:tcPr>
         <w:tcBorders>
-          <w:top w:val="single" w:color="4BACC6" w:themeColor="accent5" w:sz="8" w:space="0"/>
-          <w:left w:val="single" w:color="4BACC6" w:themeColor="accent5" w:sz="8" w:space="0"/>
-          <w:bottom w:val="single" w:color="4BACC6" w:themeColor="accent5" w:sz="8" w:space="0"/>
-          <w:right w:val="single" w:color="4BACC6" w:themeColor="accent5" w:sz="8" w:space="0"/>
+          <w:top w:val="single" w:sz="8" w:space="0" w:color="4BACC6" w:themeColor="accent5"/>
+          <w:left w:val="single" w:sz="8" w:space="0" w:color="4BACC6" w:themeColor="accent5"/>
+          <w:bottom w:val="single" w:sz="8" w:space="0" w:color="4BACC6" w:themeColor="accent5"/>
+          <w:right w:val="single" w:sz="8" w:space="0" w:color="4BACC6" w:themeColor="accent5"/>
         </w:tcBorders>
       </w:tcPr>
     </w:tblStylePr>
@@ -4432,10 +4309,10 @@
       <w:tblPr/>
       <w:tcPr>
         <w:tcBorders>
-          <w:top w:val="single" w:color="4BACC6" w:themeColor="accent5" w:sz="8" w:space="0"/>
-          <w:left w:val="single" w:color="4BACC6" w:themeColor="accent5" w:sz="8" w:space="0"/>
-          <w:bottom w:val="single" w:color="4BACC6" w:themeColor="accent5" w:sz="8" w:space="0"/>
-          <w:right w:val="single" w:color="4BACC6" w:themeColor="accent5" w:sz="8" w:space="0"/>
+          <w:top w:val="single" w:sz="8" w:space="0" w:color="4BACC6" w:themeColor="accent5"/>
+          <w:left w:val="single" w:sz="8" w:space="0" w:color="4BACC6" w:themeColor="accent5"/>
+          <w:bottom w:val="single" w:sz="8" w:space="0" w:color="4BACC6" w:themeColor="accent5"/>
+          <w:right w:val="single" w:sz="8" w:space="0" w:color="4BACC6" w:themeColor="accent5"/>
         </w:tcBorders>
       </w:tcPr>
     </w:tblStylePr>
@@ -4452,10 +4329,10 @@
       <w:tblStyleRowBandSize w:val="1"/>
       <w:tblStyleColBandSize w:val="1"/>
       <w:tblBorders>
-        <w:top w:val="single" w:color="F79646" w:themeColor="accent6" w:sz="8" w:space="0"/>
-        <w:left w:val="single" w:color="F79646" w:themeColor="accent6" w:sz="8" w:space="0"/>
-        <w:bottom w:val="single" w:color="F79646" w:themeColor="accent6" w:sz="8" w:space="0"/>
-        <w:right w:val="single" w:color="F79646" w:themeColor="accent6" w:sz="8" w:space="0"/>
+        <w:top w:val="single" w:sz="8" w:space="0" w:color="F79646" w:themeColor="accent6"/>
+        <w:left w:val="single" w:sz="8" w:space="0" w:color="F79646" w:themeColor="accent6"/>
+        <w:bottom w:val="single" w:sz="8" w:space="0" w:color="F79646" w:themeColor="accent6"/>
+        <w:right w:val="single" w:sz="8" w:space="0" w:color="F79646" w:themeColor="accent6"/>
       </w:tblBorders>
     </w:tblPr>
     <w:tblStylePr w:type="firstRow">
@@ -4483,10 +4360,10 @@
       <w:tblPr/>
       <w:tcPr>
         <w:tcBorders>
-          <w:top w:val="double" w:color="F79646" w:themeColor="accent6" w:sz="6" w:space="0"/>
-          <w:left w:val="single" w:color="F79646" w:themeColor="accent6" w:sz="8" w:space="0"/>
-          <w:bottom w:val="single" w:color="F79646" w:themeColor="accent6" w:sz="8" w:space="0"/>
-          <w:right w:val="single" w:color="F79646" w:themeColor="accent6" w:sz="8" w:space="0"/>
+          <w:top w:val="double" w:sz="6" w:space="0" w:color="F79646" w:themeColor="accent6"/>
+          <w:left w:val="single" w:sz="8" w:space="0" w:color="F79646" w:themeColor="accent6"/>
+          <w:bottom w:val="single" w:sz="8" w:space="0" w:color="F79646" w:themeColor="accent6"/>
+          <w:right w:val="single" w:sz="8" w:space="0" w:color="F79646" w:themeColor="accent6"/>
         </w:tcBorders>
       </w:tcPr>
     </w:tblStylePr>
@@ -4506,10 +4383,10 @@
       <w:tblPr/>
       <w:tcPr>
         <w:tcBorders>
-          <w:top w:val="single" w:color="F79646" w:themeColor="accent6" w:sz="8" w:space="0"/>
-          <w:left w:val="single" w:color="F79646" w:themeColor="accent6" w:sz="8" w:space="0"/>
-          <w:bottom w:val="single" w:color="F79646" w:themeColor="accent6" w:sz="8" w:space="0"/>
-          <w:right w:val="single" w:color="F79646" w:themeColor="accent6" w:sz="8" w:space="0"/>
+          <w:top w:val="single" w:sz="8" w:space="0" w:color="F79646" w:themeColor="accent6"/>
+          <w:left w:val="single" w:sz="8" w:space="0" w:color="F79646" w:themeColor="accent6"/>
+          <w:bottom w:val="single" w:sz="8" w:space="0" w:color="F79646" w:themeColor="accent6"/>
+          <w:right w:val="single" w:sz="8" w:space="0" w:color="F79646" w:themeColor="accent6"/>
         </w:tcBorders>
       </w:tcPr>
     </w:tblStylePr>
@@ -4517,10 +4394,10 @@
       <w:tblPr/>
       <w:tcPr>
         <w:tcBorders>
-          <w:top w:val="single" w:color="F79646" w:themeColor="accent6" w:sz="8" w:space="0"/>
-          <w:left w:val="single" w:color="F79646" w:themeColor="accent6" w:sz="8" w:space="0"/>
-          <w:bottom w:val="single" w:color="F79646" w:themeColor="accent6" w:sz="8" w:space="0"/>
-          <w:right w:val="single" w:color="F79646" w:themeColor="accent6" w:sz="8" w:space="0"/>
+          <w:top w:val="single" w:sz="8" w:space="0" w:color="F79646" w:themeColor="accent6"/>
+          <w:left w:val="single" w:sz="8" w:space="0" w:color="F79646" w:themeColor="accent6"/>
+          <w:bottom w:val="single" w:sz="8" w:space="0" w:color="F79646" w:themeColor="accent6"/>
+          <w:right w:val="single" w:sz="8" w:space="0" w:color="F79646" w:themeColor="accent6"/>
         </w:tcBorders>
       </w:tcPr>
     </w:tblStylePr>
@@ -4537,12 +4414,12 @@
       <w:tblStyleRowBandSize w:val="1"/>
       <w:tblStyleColBandSize w:val="1"/>
       <w:tblBorders>
-        <w:top w:val="single" w:color="000000" w:themeColor="text1" w:sz="8" w:space="0"/>
-        <w:left w:val="single" w:color="000000" w:themeColor="text1" w:sz="8" w:space="0"/>
-        <w:bottom w:val="single" w:color="000000" w:themeColor="text1" w:sz="8" w:space="0"/>
-        <w:right w:val="single" w:color="000000" w:themeColor="text1" w:sz="8" w:space="0"/>
-        <w:insideH w:val="single" w:color="000000" w:themeColor="text1" w:sz="8" w:space="0"/>
-        <w:insideV w:val="single" w:color="000000" w:themeColor="text1" w:sz="8" w:space="0"/>
+        <w:top w:val="single" w:sz="8" w:space="0" w:color="000000" w:themeColor="text1"/>
+        <w:left w:val="single" w:sz="8" w:space="0" w:color="000000" w:themeColor="text1"/>
+        <w:bottom w:val="single" w:sz="8" w:space="0" w:color="000000" w:themeColor="text1"/>
+        <w:right w:val="single" w:sz="8" w:space="0" w:color="000000" w:themeColor="text1"/>
+        <w:insideH w:val="single" w:sz="8" w:space="0" w:color="000000" w:themeColor="text1"/>
+        <w:insideV w:val="single" w:sz="8" w:space="0" w:color="000000" w:themeColor="text1"/>
       </w:tblBorders>
     </w:tblPr>
     <w:tblStylePr w:type="firstRow">
@@ -4550,19 +4427,19 @@
         <w:spacing w:before="0" w:after="0" w:line="240" w:lineRule="auto"/>
       </w:pPr>
       <w:rPr>
-        <w:rFonts w:asciiTheme="majorHAnsi" w:hAnsiTheme="majorHAnsi" w:eastAsiaTheme="majorEastAsia" w:cstheme="majorBidi"/>
-        <w:b/>
-        <w:bCs/>
-      </w:rPr>
-      <w:tblPr/>
-      <w:tcPr>
-        <w:tcBorders>
-          <w:top w:val="single" w:color="000000" w:themeColor="text1" w:sz="8" w:space="0"/>
-          <w:left w:val="single" w:color="000000" w:themeColor="text1" w:sz="8" w:space="0"/>
-          <w:bottom w:val="single" w:color="000000" w:themeColor="text1" w:sz="18" w:space="0"/>
-          <w:right w:val="single" w:color="000000" w:themeColor="text1" w:sz="8" w:space="0"/>
-          <w:insideH w:val="nil"/>
-          <w:insideV w:val="single" w:color="000000" w:themeColor="text1" w:sz="8" w:space="0"/>
+        <w:rFonts w:asciiTheme="majorHAnsi" w:eastAsiaTheme="majorEastAsia" w:hAnsiTheme="majorHAnsi" w:cstheme="majorBidi"/>
+        <w:b/>
+        <w:bCs/>
+      </w:rPr>
+      <w:tblPr/>
+      <w:tcPr>
+        <w:tcBorders>
+          <w:top w:val="single" w:sz="8" w:space="0" w:color="000000" w:themeColor="text1"/>
+          <w:left w:val="single" w:sz="8" w:space="0" w:color="000000" w:themeColor="text1"/>
+          <w:bottom w:val="single" w:sz="18" w:space="0" w:color="000000" w:themeColor="text1"/>
+          <w:right w:val="single" w:sz="8" w:space="0" w:color="000000" w:themeColor="text1"/>
+          <w:insideH w:val="nil"/>
+          <w:insideV w:val="single" w:sz="8" w:space="0" w:color="000000" w:themeColor="text1"/>
         </w:tcBorders>
       </w:tcPr>
     </w:tblStylePr>
@@ -4571,42 +4448,42 @@
         <w:spacing w:before="0" w:after="0" w:line="240" w:lineRule="auto"/>
       </w:pPr>
       <w:rPr>
-        <w:rFonts w:asciiTheme="majorHAnsi" w:hAnsiTheme="majorHAnsi" w:eastAsiaTheme="majorEastAsia" w:cstheme="majorBidi"/>
-        <w:b/>
-        <w:bCs/>
-      </w:rPr>
-      <w:tblPr/>
-      <w:tcPr>
-        <w:tcBorders>
-          <w:top w:val="double" w:color="000000" w:themeColor="text1" w:sz="6" w:space="0"/>
-          <w:left w:val="single" w:color="000000" w:themeColor="text1" w:sz="8" w:space="0"/>
-          <w:bottom w:val="single" w:color="000000" w:themeColor="text1" w:sz="8" w:space="0"/>
-          <w:right w:val="single" w:color="000000" w:themeColor="text1" w:sz="8" w:space="0"/>
-          <w:insideH w:val="nil"/>
-          <w:insideV w:val="single" w:color="000000" w:themeColor="text1" w:sz="8" w:space="0"/>
+        <w:rFonts w:asciiTheme="majorHAnsi" w:eastAsiaTheme="majorEastAsia" w:hAnsiTheme="majorHAnsi" w:cstheme="majorBidi"/>
+        <w:b/>
+        <w:bCs/>
+      </w:rPr>
+      <w:tblPr/>
+      <w:tcPr>
+        <w:tcBorders>
+          <w:top w:val="double" w:sz="6" w:space="0" w:color="000000" w:themeColor="text1"/>
+          <w:left w:val="single" w:sz="8" w:space="0" w:color="000000" w:themeColor="text1"/>
+          <w:bottom w:val="single" w:sz="8" w:space="0" w:color="000000" w:themeColor="text1"/>
+          <w:right w:val="single" w:sz="8" w:space="0" w:color="000000" w:themeColor="text1"/>
+          <w:insideH w:val="nil"/>
+          <w:insideV w:val="single" w:sz="8" w:space="0" w:color="000000" w:themeColor="text1"/>
         </w:tcBorders>
       </w:tcPr>
     </w:tblStylePr>
     <w:tblStylePr w:type="firstCol">
       <w:rPr>
-        <w:rFonts w:asciiTheme="majorHAnsi" w:hAnsiTheme="majorHAnsi" w:eastAsiaTheme="majorEastAsia" w:cstheme="majorBidi"/>
+        <w:rFonts w:asciiTheme="majorHAnsi" w:eastAsiaTheme="majorEastAsia" w:hAnsiTheme="majorHAnsi" w:cstheme="majorBidi"/>
         <w:b/>
         <w:bCs/>
       </w:rPr>
     </w:tblStylePr>
     <w:tblStylePr w:type="lastCol">
       <w:rPr>
-        <w:rFonts w:asciiTheme="majorHAnsi" w:hAnsiTheme="majorHAnsi" w:eastAsiaTheme="majorEastAsia" w:cstheme="majorBidi"/>
-        <w:b/>
-        <w:bCs/>
-      </w:rPr>
-      <w:tblPr/>
-      <w:tcPr>
-        <w:tcBorders>
-          <w:top w:val="single" w:color="000000" w:themeColor="text1" w:sz="8" w:space="0"/>
-          <w:left w:val="single" w:color="000000" w:themeColor="text1" w:sz="8" w:space="0"/>
-          <w:bottom w:val="single" w:color="000000" w:themeColor="text1" w:sz="8" w:space="0"/>
-          <w:right w:val="single" w:color="000000" w:themeColor="text1" w:sz="8" w:space="0"/>
+        <w:rFonts w:asciiTheme="majorHAnsi" w:eastAsiaTheme="majorEastAsia" w:hAnsiTheme="majorHAnsi" w:cstheme="majorBidi"/>
+        <w:b/>
+        <w:bCs/>
+      </w:rPr>
+      <w:tblPr/>
+      <w:tcPr>
+        <w:tcBorders>
+          <w:top w:val="single" w:sz="8" w:space="0" w:color="000000" w:themeColor="text1"/>
+          <w:left w:val="single" w:sz="8" w:space="0" w:color="000000" w:themeColor="text1"/>
+          <w:bottom w:val="single" w:sz="8" w:space="0" w:color="000000" w:themeColor="text1"/>
+          <w:right w:val="single" w:sz="8" w:space="0" w:color="000000" w:themeColor="text1"/>
         </w:tcBorders>
       </w:tcPr>
     </w:tblStylePr>
@@ -4614,10 +4491,10 @@
       <w:tblPr/>
       <w:tcPr>
         <w:tcBorders>
-          <w:top w:val="single" w:color="000000" w:themeColor="text1" w:sz="8" w:space="0"/>
-          <w:left w:val="single" w:color="000000" w:themeColor="text1" w:sz="8" w:space="0"/>
-          <w:bottom w:val="single" w:color="000000" w:themeColor="text1" w:sz="8" w:space="0"/>
-          <w:right w:val="single" w:color="000000" w:themeColor="text1" w:sz="8" w:space="0"/>
+          <w:top w:val="single" w:sz="8" w:space="0" w:color="000000" w:themeColor="text1"/>
+          <w:left w:val="single" w:sz="8" w:space="0" w:color="000000" w:themeColor="text1"/>
+          <w:bottom w:val="single" w:sz="8" w:space="0" w:color="000000" w:themeColor="text1"/>
+          <w:right w:val="single" w:sz="8" w:space="0" w:color="000000" w:themeColor="text1"/>
         </w:tcBorders>
         <w:shd w:val="clear" w:color="auto" w:fill="C0C0C0" w:themeFill="text1" w:themeFillTint="3F"/>
       </w:tcPr>
@@ -4626,11 +4503,11 @@
       <w:tblPr/>
       <w:tcPr>
         <w:tcBorders>
-          <w:top w:val="single" w:color="000000" w:themeColor="text1" w:sz="8" w:space="0"/>
-          <w:left w:val="single" w:color="000000" w:themeColor="text1" w:sz="8" w:space="0"/>
-          <w:bottom w:val="single" w:color="000000" w:themeColor="text1" w:sz="8" w:space="0"/>
-          <w:right w:val="single" w:color="000000" w:themeColor="text1" w:sz="8" w:space="0"/>
-          <w:insideV w:val="single" w:color="000000" w:themeColor="text1" w:sz="8" w:space="0"/>
+          <w:top w:val="single" w:sz="8" w:space="0" w:color="000000" w:themeColor="text1"/>
+          <w:left w:val="single" w:sz="8" w:space="0" w:color="000000" w:themeColor="text1"/>
+          <w:bottom w:val="single" w:sz="8" w:space="0" w:color="000000" w:themeColor="text1"/>
+          <w:right w:val="single" w:sz="8" w:space="0" w:color="000000" w:themeColor="text1"/>
+          <w:insideV w:val="single" w:sz="8" w:space="0" w:color="000000" w:themeColor="text1"/>
         </w:tcBorders>
         <w:shd w:val="clear" w:color="auto" w:fill="C0C0C0" w:themeFill="text1" w:themeFillTint="3F"/>
       </w:tcPr>
@@ -4639,11 +4516,11 @@
       <w:tblPr/>
       <w:tcPr>
         <w:tcBorders>
-          <w:top w:val="single" w:color="000000" w:themeColor="text1" w:sz="8" w:space="0"/>
-          <w:left w:val="single" w:color="000000" w:themeColor="text1" w:sz="8" w:space="0"/>
-          <w:bottom w:val="single" w:color="000000" w:themeColor="text1" w:sz="8" w:space="0"/>
-          <w:right w:val="single" w:color="000000" w:themeColor="text1" w:sz="8" w:space="0"/>
-          <w:insideV w:val="single" w:color="000000" w:themeColor="text1" w:sz="8" w:space="0"/>
+          <w:top w:val="single" w:sz="8" w:space="0" w:color="000000" w:themeColor="text1"/>
+          <w:left w:val="single" w:sz="8" w:space="0" w:color="000000" w:themeColor="text1"/>
+          <w:bottom w:val="single" w:sz="8" w:space="0" w:color="000000" w:themeColor="text1"/>
+          <w:right w:val="single" w:sz="8" w:space="0" w:color="000000" w:themeColor="text1"/>
+          <w:insideV w:val="single" w:sz="8" w:space="0" w:color="000000" w:themeColor="text1"/>
         </w:tcBorders>
       </w:tcPr>
     </w:tblStylePr>
@@ -4660,12 +4537,12 @@
       <w:tblStyleRowBandSize w:val="1"/>
       <w:tblStyleColBandSize w:val="1"/>
       <w:tblBorders>
-        <w:top w:val="single" w:color="4F81BD" w:themeColor="accent1" w:sz="8" w:space="0"/>
-        <w:left w:val="single" w:color="4F81BD" w:themeColor="accent1" w:sz="8" w:space="0"/>
-        <w:bottom w:val="single" w:color="4F81BD" w:themeColor="accent1" w:sz="8" w:space="0"/>
-        <w:right w:val="single" w:color="4F81BD" w:themeColor="accent1" w:sz="8" w:space="0"/>
-        <w:insideH w:val="single" w:color="4F81BD" w:themeColor="accent1" w:sz="8" w:space="0"/>
-        <w:insideV w:val="single" w:color="4F81BD" w:themeColor="accent1" w:sz="8" w:space="0"/>
+        <w:top w:val="single" w:sz="8" w:space="0" w:color="4F81BD" w:themeColor="accent1"/>
+        <w:left w:val="single" w:sz="8" w:space="0" w:color="4F81BD" w:themeColor="accent1"/>
+        <w:bottom w:val="single" w:sz="8" w:space="0" w:color="4F81BD" w:themeColor="accent1"/>
+        <w:right w:val="single" w:sz="8" w:space="0" w:color="4F81BD" w:themeColor="accent1"/>
+        <w:insideH w:val="single" w:sz="8" w:space="0" w:color="4F81BD" w:themeColor="accent1"/>
+        <w:insideV w:val="single" w:sz="8" w:space="0" w:color="4F81BD" w:themeColor="accent1"/>
       </w:tblBorders>
     </w:tblPr>
     <w:tblStylePr w:type="firstRow">
@@ -4673,19 +4550,19 @@
         <w:spacing w:before="0" w:after="0" w:line="240" w:lineRule="auto"/>
       </w:pPr>
       <w:rPr>
-        <w:rFonts w:asciiTheme="majorHAnsi" w:hAnsiTheme="majorHAnsi" w:eastAsiaTheme="majorEastAsia" w:cstheme="majorBidi"/>
-        <w:b/>
-        <w:bCs/>
-      </w:rPr>
-      <w:tblPr/>
-      <w:tcPr>
-        <w:tcBorders>
-          <w:top w:val="single" w:color="4F81BD" w:themeColor="accent1" w:sz="8" w:space="0"/>
-          <w:left w:val="single" w:color="4F81BD" w:themeColor="accent1" w:sz="8" w:space="0"/>
-          <w:bottom w:val="single" w:color="4F81BD" w:themeColor="accent1" w:sz="18" w:space="0"/>
-          <w:right w:val="single" w:color="4F81BD" w:themeColor="accent1" w:sz="8" w:space="0"/>
-          <w:insideH w:val="nil"/>
-          <w:insideV w:val="single" w:color="4F81BD" w:themeColor="accent1" w:sz="8" w:space="0"/>
+        <w:rFonts w:asciiTheme="majorHAnsi" w:eastAsiaTheme="majorEastAsia" w:hAnsiTheme="majorHAnsi" w:cstheme="majorBidi"/>
+        <w:b/>
+        <w:bCs/>
+      </w:rPr>
+      <w:tblPr/>
+      <w:tcPr>
+        <w:tcBorders>
+          <w:top w:val="single" w:sz="8" w:space="0" w:color="4F81BD" w:themeColor="accent1"/>
+          <w:left w:val="single" w:sz="8" w:space="0" w:color="4F81BD" w:themeColor="accent1"/>
+          <w:bottom w:val="single" w:sz="18" w:space="0" w:color="4F81BD" w:themeColor="accent1"/>
+          <w:right w:val="single" w:sz="8" w:space="0" w:color="4F81BD" w:themeColor="accent1"/>
+          <w:insideH w:val="nil"/>
+          <w:insideV w:val="single" w:sz="8" w:space="0" w:color="4F81BD" w:themeColor="accent1"/>
         </w:tcBorders>
       </w:tcPr>
     </w:tblStylePr>
@@ -4694,42 +4571,42 @@
         <w:spacing w:before="0" w:after="0" w:line="240" w:lineRule="auto"/>
       </w:pPr>
       <w:rPr>
-        <w:rFonts w:asciiTheme="majorHAnsi" w:hAnsiTheme="majorHAnsi" w:eastAsiaTheme="majorEastAsia" w:cstheme="majorBidi"/>
-        <w:b/>
-        <w:bCs/>
-      </w:rPr>
-      <w:tblPr/>
-      <w:tcPr>
-        <w:tcBorders>
-          <w:top w:val="double" w:color="4F81BD" w:themeColor="accent1" w:sz="6" w:space="0"/>
-          <w:left w:val="single" w:color="4F81BD" w:themeColor="accent1" w:sz="8" w:space="0"/>
-          <w:bottom w:val="single" w:color="4F81BD" w:themeColor="accent1" w:sz="8" w:space="0"/>
-          <w:right w:val="single" w:color="4F81BD" w:themeColor="accent1" w:sz="8" w:space="0"/>
-          <w:insideH w:val="nil"/>
-          <w:insideV w:val="single" w:color="4F81BD" w:themeColor="accent1" w:sz="8" w:space="0"/>
+        <w:rFonts w:asciiTheme="majorHAnsi" w:eastAsiaTheme="majorEastAsia" w:hAnsiTheme="majorHAnsi" w:cstheme="majorBidi"/>
+        <w:b/>
+        <w:bCs/>
+      </w:rPr>
+      <w:tblPr/>
+      <w:tcPr>
+        <w:tcBorders>
+          <w:top w:val="double" w:sz="6" w:space="0" w:color="4F81BD" w:themeColor="accent1"/>
+          <w:left w:val="single" w:sz="8" w:space="0" w:color="4F81BD" w:themeColor="accent1"/>
+          <w:bottom w:val="single" w:sz="8" w:space="0" w:color="4F81BD" w:themeColor="accent1"/>
+          <w:right w:val="single" w:sz="8" w:space="0" w:color="4F81BD" w:themeColor="accent1"/>
+          <w:insideH w:val="nil"/>
+          <w:insideV w:val="single" w:sz="8" w:space="0" w:color="4F81BD" w:themeColor="accent1"/>
         </w:tcBorders>
       </w:tcPr>
     </w:tblStylePr>
     <w:tblStylePr w:type="firstCol">
       <w:rPr>
-        <w:rFonts w:asciiTheme="majorHAnsi" w:hAnsiTheme="majorHAnsi" w:eastAsiaTheme="majorEastAsia" w:cstheme="majorBidi"/>
+        <w:rFonts w:asciiTheme="majorHAnsi" w:eastAsiaTheme="majorEastAsia" w:hAnsiTheme="majorHAnsi" w:cstheme="majorBidi"/>
         <w:b/>
         <w:bCs/>
       </w:rPr>
     </w:tblStylePr>
     <w:tblStylePr w:type="lastCol">
       <w:rPr>
-        <w:rFonts w:asciiTheme="majorHAnsi" w:hAnsiTheme="majorHAnsi" w:eastAsiaTheme="majorEastAsia" w:cstheme="majorBidi"/>
-        <w:b/>
-        <w:bCs/>
-      </w:rPr>
-      <w:tblPr/>
-      <w:tcPr>
-        <w:tcBorders>
-          <w:top w:val="single" w:color="4F81BD" w:themeColor="accent1" w:sz="8" w:space="0"/>
-          <w:left w:val="single" w:color="4F81BD" w:themeColor="accent1" w:sz="8" w:space="0"/>
-          <w:bottom w:val="single" w:color="4F81BD" w:themeColor="accent1" w:sz="8" w:space="0"/>
-          <w:right w:val="single" w:color="4F81BD" w:themeColor="accent1" w:sz="8" w:space="0"/>
+        <w:rFonts w:asciiTheme="majorHAnsi" w:eastAsiaTheme="majorEastAsia" w:hAnsiTheme="majorHAnsi" w:cstheme="majorBidi"/>
+        <w:b/>
+        <w:bCs/>
+      </w:rPr>
+      <w:tblPr/>
+      <w:tcPr>
+        <w:tcBorders>
+          <w:top w:val="single" w:sz="8" w:space="0" w:color="4F81BD" w:themeColor="accent1"/>
+          <w:left w:val="single" w:sz="8" w:space="0" w:color="4F81BD" w:themeColor="accent1"/>
+          <w:bottom w:val="single" w:sz="8" w:space="0" w:color="4F81BD" w:themeColor="accent1"/>
+          <w:right w:val="single" w:sz="8" w:space="0" w:color="4F81BD" w:themeColor="accent1"/>
         </w:tcBorders>
       </w:tcPr>
     </w:tblStylePr>
@@ -4737,10 +4614,10 @@
       <w:tblPr/>
       <w:tcPr>
         <w:tcBorders>
-          <w:top w:val="single" w:color="4F81BD" w:themeColor="accent1" w:sz="8" w:space="0"/>
-          <w:left w:val="single" w:color="4F81BD" w:themeColor="accent1" w:sz="8" w:space="0"/>
-          <w:bottom w:val="single" w:color="4F81BD" w:themeColor="accent1" w:sz="8" w:space="0"/>
-          <w:right w:val="single" w:color="4F81BD" w:themeColor="accent1" w:sz="8" w:space="0"/>
+          <w:top w:val="single" w:sz="8" w:space="0" w:color="4F81BD" w:themeColor="accent1"/>
+          <w:left w:val="single" w:sz="8" w:space="0" w:color="4F81BD" w:themeColor="accent1"/>
+          <w:bottom w:val="single" w:sz="8" w:space="0" w:color="4F81BD" w:themeColor="accent1"/>
+          <w:right w:val="single" w:sz="8" w:space="0" w:color="4F81BD" w:themeColor="accent1"/>
         </w:tcBorders>
         <w:shd w:val="clear" w:color="auto" w:fill="D3DFEE" w:themeFill="accent1" w:themeFillTint="3F"/>
       </w:tcPr>
@@ -4749,11 +4626,11 @@
       <w:tblPr/>
       <w:tcPr>
         <w:tcBorders>
-          <w:top w:val="single" w:color="4F81BD" w:themeColor="accent1" w:sz="8" w:space="0"/>
-          <w:left w:val="single" w:color="4F81BD" w:themeColor="accent1" w:sz="8" w:space="0"/>
-          <w:bottom w:val="single" w:color="4F81BD" w:themeColor="accent1" w:sz="8" w:space="0"/>
-          <w:right w:val="single" w:color="4F81BD" w:themeColor="accent1" w:sz="8" w:space="0"/>
-          <w:insideV w:val="single" w:color="4F81BD" w:themeColor="accent1" w:sz="8" w:space="0"/>
+          <w:top w:val="single" w:sz="8" w:space="0" w:color="4F81BD" w:themeColor="accent1"/>
+          <w:left w:val="single" w:sz="8" w:space="0" w:color="4F81BD" w:themeColor="accent1"/>
+          <w:bottom w:val="single" w:sz="8" w:space="0" w:color="4F81BD" w:themeColor="accent1"/>
+          <w:right w:val="single" w:sz="8" w:space="0" w:color="4F81BD" w:themeColor="accent1"/>
+          <w:insideV w:val="single" w:sz="8" w:space="0" w:color="4F81BD" w:themeColor="accent1"/>
         </w:tcBorders>
         <w:shd w:val="clear" w:color="auto" w:fill="D3DFEE" w:themeFill="accent1" w:themeFillTint="3F"/>
       </w:tcPr>
@@ -4762,11 +4639,11 @@
       <w:tblPr/>
       <w:tcPr>
         <w:tcBorders>
-          <w:top w:val="single" w:color="4F81BD" w:themeColor="accent1" w:sz="8" w:space="0"/>
-          <w:left w:val="single" w:color="4F81BD" w:themeColor="accent1" w:sz="8" w:space="0"/>
-          <w:bottom w:val="single" w:color="4F81BD" w:themeColor="accent1" w:sz="8" w:space="0"/>
-          <w:right w:val="single" w:color="4F81BD" w:themeColor="accent1" w:sz="8" w:space="0"/>
-          <w:insideV w:val="single" w:color="4F81BD" w:themeColor="accent1" w:sz="8" w:space="0"/>
+          <w:top w:val="single" w:sz="8" w:space="0" w:color="4F81BD" w:themeColor="accent1"/>
+          <w:left w:val="single" w:sz="8" w:space="0" w:color="4F81BD" w:themeColor="accent1"/>
+          <w:bottom w:val="single" w:sz="8" w:space="0" w:color="4F81BD" w:themeColor="accent1"/>
+          <w:right w:val="single" w:sz="8" w:space="0" w:color="4F81BD" w:themeColor="accent1"/>
+          <w:insideV w:val="single" w:sz="8" w:space="0" w:color="4F81BD" w:themeColor="accent1"/>
         </w:tcBorders>
       </w:tcPr>
     </w:tblStylePr>
@@ -4783,12 +4660,12 @@
       <w:tblStyleRowBandSize w:val="1"/>
       <w:tblStyleColBandSize w:val="1"/>
       <w:tblBorders>
-        <w:top w:val="single" w:color="C0504D" w:themeColor="accent2" w:sz="8" w:space="0"/>
-        <w:left w:val="single" w:color="C0504D" w:themeColor="accent2" w:sz="8" w:space="0"/>
-        <w:bottom w:val="single" w:color="C0504D" w:themeColor="accent2" w:sz="8" w:space="0"/>
-        <w:right w:val="single" w:color="C0504D" w:themeColor="accent2" w:sz="8" w:space="0"/>
-        <w:insideH w:val="single" w:color="C0504D" w:themeColor="accent2" w:sz="8" w:space="0"/>
-        <w:insideV w:val="single" w:color="C0504D" w:themeColor="accent2" w:sz="8" w:space="0"/>
+        <w:top w:val="single" w:sz="8" w:space="0" w:color="C0504D" w:themeColor="accent2"/>
+        <w:left w:val="single" w:sz="8" w:space="0" w:color="C0504D" w:themeColor="accent2"/>
+        <w:bottom w:val="single" w:sz="8" w:space="0" w:color="C0504D" w:themeColor="accent2"/>
+        <w:right w:val="single" w:sz="8" w:space="0" w:color="C0504D" w:themeColor="accent2"/>
+        <w:insideH w:val="single" w:sz="8" w:space="0" w:color="C0504D" w:themeColor="accent2"/>
+        <w:insideV w:val="single" w:sz="8" w:space="0" w:color="C0504D" w:themeColor="accent2"/>
       </w:tblBorders>
     </w:tblPr>
     <w:tblStylePr w:type="firstRow">
@@ -4796,19 +4673,19 @@
         <w:spacing w:before="0" w:after="0" w:line="240" w:lineRule="auto"/>
       </w:pPr>
       <w:rPr>
-        <w:rFonts w:asciiTheme="majorHAnsi" w:hAnsiTheme="majorHAnsi" w:eastAsiaTheme="majorEastAsia" w:cstheme="majorBidi"/>
-        <w:b/>
-        <w:bCs/>
-      </w:rPr>
-      <w:tblPr/>
-      <w:tcPr>
-        <w:tcBorders>
-          <w:top w:val="single" w:color="C0504D" w:themeColor="accent2" w:sz="8" w:space="0"/>
-          <w:left w:val="single" w:color="C0504D" w:themeColor="accent2" w:sz="8" w:space="0"/>
-          <w:bottom w:val="single" w:color="C0504D" w:themeColor="accent2" w:sz="18" w:space="0"/>
-          <w:right w:val="single" w:color="C0504D" w:themeColor="accent2" w:sz="8" w:space="0"/>
-          <w:insideH w:val="nil"/>
-          <w:insideV w:val="single" w:color="C0504D" w:themeColor="accent2" w:sz="8" w:space="0"/>
+        <w:rFonts w:asciiTheme="majorHAnsi" w:eastAsiaTheme="majorEastAsia" w:hAnsiTheme="majorHAnsi" w:cstheme="majorBidi"/>
+        <w:b/>
+        <w:bCs/>
+      </w:rPr>
+      <w:tblPr/>
+      <w:tcPr>
+        <w:tcBorders>
+          <w:top w:val="single" w:sz="8" w:space="0" w:color="C0504D" w:themeColor="accent2"/>
+          <w:left w:val="single" w:sz="8" w:space="0" w:color="C0504D" w:themeColor="accent2"/>
+          <w:bottom w:val="single" w:sz="18" w:space="0" w:color="C0504D" w:themeColor="accent2"/>
+          <w:right w:val="single" w:sz="8" w:space="0" w:color="C0504D" w:themeColor="accent2"/>
+          <w:insideH w:val="nil"/>
+          <w:insideV w:val="single" w:sz="8" w:space="0" w:color="C0504D" w:themeColor="accent2"/>
         </w:tcBorders>
       </w:tcPr>
     </w:tblStylePr>
@@ -4817,42 +4694,42 @@
         <w:spacing w:before="0" w:after="0" w:line="240" w:lineRule="auto"/>
       </w:pPr>
       <w:rPr>
-        <w:rFonts w:asciiTheme="majorHAnsi" w:hAnsiTheme="majorHAnsi" w:eastAsiaTheme="majorEastAsia" w:cstheme="majorBidi"/>
-        <w:b/>
-        <w:bCs/>
-      </w:rPr>
-      <w:tblPr/>
-      <w:tcPr>
-        <w:tcBorders>
-          <w:top w:val="double" w:color="C0504D" w:themeColor="accent2" w:sz="6" w:space="0"/>
-          <w:left w:val="single" w:color="C0504D" w:themeColor="accent2" w:sz="8" w:space="0"/>
-          <w:bottom w:val="single" w:color="C0504D" w:themeColor="accent2" w:sz="8" w:space="0"/>
-          <w:right w:val="single" w:color="C0504D" w:themeColor="accent2" w:sz="8" w:space="0"/>
-          <w:insideH w:val="nil"/>
-          <w:insideV w:val="single" w:color="C0504D" w:themeColor="accent2" w:sz="8" w:space="0"/>
+        <w:rFonts w:asciiTheme="majorHAnsi" w:eastAsiaTheme="majorEastAsia" w:hAnsiTheme="majorHAnsi" w:cstheme="majorBidi"/>
+        <w:b/>
+        <w:bCs/>
+      </w:rPr>
+      <w:tblPr/>
+      <w:tcPr>
+        <w:tcBorders>
+          <w:top w:val="double" w:sz="6" w:space="0" w:color="C0504D" w:themeColor="accent2"/>
+          <w:left w:val="single" w:sz="8" w:space="0" w:color="C0504D" w:themeColor="accent2"/>
+          <w:bottom w:val="single" w:sz="8" w:space="0" w:color="C0504D" w:themeColor="accent2"/>
+          <w:right w:val="single" w:sz="8" w:space="0" w:color="C0504D" w:themeColor="accent2"/>
+          <w:insideH w:val="nil"/>
+          <w:insideV w:val="single" w:sz="8" w:space="0" w:color="C0504D" w:themeColor="accent2"/>
         </w:tcBorders>
       </w:tcPr>
     </w:tblStylePr>
     <w:tblStylePr w:type="firstCol">
       <w:rPr>
-        <w:rFonts w:asciiTheme="majorHAnsi" w:hAnsiTheme="majorHAnsi" w:eastAsiaTheme="majorEastAsia" w:cstheme="majorBidi"/>
+        <w:rFonts w:asciiTheme="majorHAnsi" w:eastAsiaTheme="majorEastAsia" w:hAnsiTheme="majorHAnsi" w:cstheme="majorBidi"/>
         <w:b/>
         <w:bCs/>
       </w:rPr>
     </w:tblStylePr>
     <w:tblStylePr w:type="lastCol">
       <w:rPr>
-        <w:rFonts w:asciiTheme="majorHAnsi" w:hAnsiTheme="majorHAnsi" w:eastAsiaTheme="majorEastAsia" w:cstheme="majorBidi"/>
-        <w:b/>
-        <w:bCs/>
-      </w:rPr>
-      <w:tblPr/>
-      <w:tcPr>
-        <w:tcBorders>
-          <w:top w:val="single" w:color="C0504D" w:themeColor="accent2" w:sz="8" w:space="0"/>
-          <w:left w:val="single" w:color="C0504D" w:themeColor="accent2" w:sz="8" w:space="0"/>
-          <w:bottom w:val="single" w:color="C0504D" w:themeColor="accent2" w:sz="8" w:space="0"/>
-          <w:right w:val="single" w:color="C0504D" w:themeColor="accent2" w:sz="8" w:space="0"/>
+        <w:rFonts w:asciiTheme="majorHAnsi" w:eastAsiaTheme="majorEastAsia" w:hAnsiTheme="majorHAnsi" w:cstheme="majorBidi"/>
+        <w:b/>
+        <w:bCs/>
+      </w:rPr>
+      <w:tblPr/>
+      <w:tcPr>
+        <w:tcBorders>
+          <w:top w:val="single" w:sz="8" w:space="0" w:color="C0504D" w:themeColor="accent2"/>
+          <w:left w:val="single" w:sz="8" w:space="0" w:color="C0504D" w:themeColor="accent2"/>
+          <w:bottom w:val="single" w:sz="8" w:space="0" w:color="C0504D" w:themeColor="accent2"/>
+          <w:right w:val="single" w:sz="8" w:space="0" w:color="C0504D" w:themeColor="accent2"/>
         </w:tcBorders>
       </w:tcPr>
     </w:tblStylePr>
@@ -4860,10 +4737,10 @@
       <w:tblPr/>
       <w:tcPr>
         <w:tcBorders>
-          <w:top w:val="single" w:color="C0504D" w:themeColor="accent2" w:sz="8" w:space="0"/>
-          <w:left w:val="single" w:color="C0504D" w:themeColor="accent2" w:sz="8" w:space="0"/>
-          <w:bottom w:val="single" w:color="C0504D" w:themeColor="accent2" w:sz="8" w:space="0"/>
-          <w:right w:val="single" w:color="C0504D" w:themeColor="accent2" w:sz="8" w:space="0"/>
+          <w:top w:val="single" w:sz="8" w:space="0" w:color="C0504D" w:themeColor="accent2"/>
+          <w:left w:val="single" w:sz="8" w:space="0" w:color="C0504D" w:themeColor="accent2"/>
+          <w:bottom w:val="single" w:sz="8" w:space="0" w:color="C0504D" w:themeColor="accent2"/>
+          <w:right w:val="single" w:sz="8" w:space="0" w:color="C0504D" w:themeColor="accent2"/>
         </w:tcBorders>
         <w:shd w:val="clear" w:color="auto" w:fill="EFD3D2" w:themeFill="accent2" w:themeFillTint="3F"/>
       </w:tcPr>
@@ -4872,11 +4749,11 @@
       <w:tblPr/>
       <w:tcPr>
         <w:tcBorders>
-          <w:top w:val="single" w:color="C0504D" w:themeColor="accent2" w:sz="8" w:space="0"/>
-          <w:left w:val="single" w:color="C0504D" w:themeColor="accent2" w:sz="8" w:space="0"/>
-          <w:bottom w:val="single" w:color="C0504D" w:themeColor="accent2" w:sz="8" w:space="0"/>
-          <w:right w:val="single" w:color="C0504D" w:themeColor="accent2" w:sz="8" w:space="0"/>
-          <w:insideV w:val="single" w:color="C0504D" w:themeColor="accent2" w:sz="8" w:space="0"/>
+          <w:top w:val="single" w:sz="8" w:space="0" w:color="C0504D" w:themeColor="accent2"/>
+          <w:left w:val="single" w:sz="8" w:space="0" w:color="C0504D" w:themeColor="accent2"/>
+          <w:bottom w:val="single" w:sz="8" w:space="0" w:color="C0504D" w:themeColor="accent2"/>
+          <w:right w:val="single" w:sz="8" w:space="0" w:color="C0504D" w:themeColor="accent2"/>
+          <w:insideV w:val="single" w:sz="8" w:space="0" w:color="C0504D" w:themeColor="accent2"/>
         </w:tcBorders>
         <w:shd w:val="clear" w:color="auto" w:fill="EFD3D2" w:themeFill="accent2" w:themeFillTint="3F"/>
       </w:tcPr>
@@ -4885,11 +4762,11 @@
       <w:tblPr/>
       <w:tcPr>
         <w:tcBorders>
-          <w:top w:val="single" w:color="C0504D" w:themeColor="accent2" w:sz="8" w:space="0"/>
-          <w:left w:val="single" w:color="C0504D" w:themeColor="accent2" w:sz="8" w:space="0"/>
-          <w:bottom w:val="single" w:color="C0504D" w:themeColor="accent2" w:sz="8" w:space="0"/>
-          <w:right w:val="single" w:color="C0504D" w:themeColor="accent2" w:sz="8" w:space="0"/>
-          <w:insideV w:val="single" w:color="C0504D" w:themeColor="accent2" w:sz="8" w:space="0"/>
+          <w:top w:val="single" w:sz="8" w:space="0" w:color="C0504D" w:themeColor="accent2"/>
+          <w:left w:val="single" w:sz="8" w:space="0" w:color="C0504D" w:themeColor="accent2"/>
+          <w:bottom w:val="single" w:sz="8" w:space="0" w:color="C0504D" w:themeColor="accent2"/>
+          <w:right w:val="single" w:sz="8" w:space="0" w:color="C0504D" w:themeColor="accent2"/>
+          <w:insideV w:val="single" w:sz="8" w:space="0" w:color="C0504D" w:themeColor="accent2"/>
         </w:tcBorders>
       </w:tcPr>
     </w:tblStylePr>
@@ -4906,12 +4783,12 @@
       <w:tblStyleRowBandSize w:val="1"/>
       <w:tblStyleColBandSize w:val="1"/>
       <w:tblBorders>
-        <w:top w:val="single" w:color="9BBB59" w:themeColor="accent3" w:sz="8" w:space="0"/>
-        <w:left w:val="single" w:color="9BBB59" w:themeColor="accent3" w:sz="8" w:space="0"/>
-        <w:bottom w:val="single" w:color="9BBB59" w:themeColor="accent3" w:sz="8" w:space="0"/>
-        <w:right w:val="single" w:color="9BBB59" w:themeColor="accent3" w:sz="8" w:space="0"/>
-        <w:insideH w:val="single" w:color="9BBB59" w:themeColor="accent3" w:sz="8" w:space="0"/>
-        <w:insideV w:val="single" w:color="9BBB59" w:themeColor="accent3" w:sz="8" w:space="0"/>
+        <w:top w:val="single" w:sz="8" w:space="0" w:color="9BBB59" w:themeColor="accent3"/>
+        <w:left w:val="single" w:sz="8" w:space="0" w:color="9BBB59" w:themeColor="accent3"/>
+        <w:bottom w:val="single" w:sz="8" w:space="0" w:color="9BBB59" w:themeColor="accent3"/>
+        <w:right w:val="single" w:sz="8" w:space="0" w:color="9BBB59" w:themeColor="accent3"/>
+        <w:insideH w:val="single" w:sz="8" w:space="0" w:color="9BBB59" w:themeColor="accent3"/>
+        <w:insideV w:val="single" w:sz="8" w:space="0" w:color="9BBB59" w:themeColor="accent3"/>
       </w:tblBorders>
     </w:tblPr>
     <w:tblStylePr w:type="firstRow">
@@ -4919,19 +4796,19 @@
         <w:spacing w:before="0" w:after="0" w:line="240" w:lineRule="auto"/>
       </w:pPr>
       <w:rPr>
-        <w:rFonts w:asciiTheme="majorHAnsi" w:hAnsiTheme="majorHAnsi" w:eastAsiaTheme="majorEastAsia" w:cstheme="majorBidi"/>
-        <w:b/>
-        <w:bCs/>
-      </w:rPr>
-      <w:tblPr/>
-      <w:tcPr>
-        <w:tcBorders>
-          <w:top w:val="single" w:color="9BBB59" w:themeColor="accent3" w:sz="8" w:space="0"/>
-          <w:left w:val="single" w:color="9BBB59" w:themeColor="accent3" w:sz="8" w:space="0"/>
-          <w:bottom w:val="single" w:color="9BBB59" w:themeColor="accent3" w:sz="18" w:space="0"/>
-          <w:right w:val="single" w:color="9BBB59" w:themeColor="accent3" w:sz="8" w:space="0"/>
-          <w:insideH w:val="nil"/>
-          <w:insideV w:val="single" w:color="9BBB59" w:themeColor="accent3" w:sz="8" w:space="0"/>
+        <w:rFonts w:asciiTheme="majorHAnsi" w:eastAsiaTheme="majorEastAsia" w:hAnsiTheme="majorHAnsi" w:cstheme="majorBidi"/>
+        <w:b/>
+        <w:bCs/>
+      </w:rPr>
+      <w:tblPr/>
+      <w:tcPr>
+        <w:tcBorders>
+          <w:top w:val="single" w:sz="8" w:space="0" w:color="9BBB59" w:themeColor="accent3"/>
+          <w:left w:val="single" w:sz="8" w:space="0" w:color="9BBB59" w:themeColor="accent3"/>
+          <w:bottom w:val="single" w:sz="18" w:space="0" w:color="9BBB59" w:themeColor="accent3"/>
+          <w:right w:val="single" w:sz="8" w:space="0" w:color="9BBB59" w:themeColor="accent3"/>
+          <w:insideH w:val="nil"/>
+          <w:insideV w:val="single" w:sz="8" w:space="0" w:color="9BBB59" w:themeColor="accent3"/>
         </w:tcBorders>
       </w:tcPr>
     </w:tblStylePr>
@@ -4940,42 +4817,42 @@
         <w:spacing w:before="0" w:after="0" w:line="240" w:lineRule="auto"/>
       </w:pPr>
       <w:rPr>
-        <w:rFonts w:asciiTheme="majorHAnsi" w:hAnsiTheme="majorHAnsi" w:eastAsiaTheme="majorEastAsia" w:cstheme="majorBidi"/>
-        <w:b/>
-        <w:bCs/>
-      </w:rPr>
-      <w:tblPr/>
-      <w:tcPr>
-        <w:tcBorders>
-          <w:top w:val="double" w:color="9BBB59" w:themeColor="accent3" w:sz="6" w:space="0"/>
-          <w:left w:val="single" w:color="9BBB59" w:themeColor="accent3" w:sz="8" w:space="0"/>
-          <w:bottom w:val="single" w:color="9BBB59" w:themeColor="accent3" w:sz="8" w:space="0"/>
-          <w:right w:val="single" w:color="9BBB59" w:themeColor="accent3" w:sz="8" w:space="0"/>
-          <w:insideH w:val="nil"/>
-          <w:insideV w:val="single" w:color="9BBB59" w:themeColor="accent3" w:sz="8" w:space="0"/>
+        <w:rFonts w:asciiTheme="majorHAnsi" w:eastAsiaTheme="majorEastAsia" w:hAnsiTheme="majorHAnsi" w:cstheme="majorBidi"/>
+        <w:b/>
+        <w:bCs/>
+      </w:rPr>
+      <w:tblPr/>
+      <w:tcPr>
+        <w:tcBorders>
+          <w:top w:val="double" w:sz="6" w:space="0" w:color="9BBB59" w:themeColor="accent3"/>
+          <w:left w:val="single" w:sz="8" w:space="0" w:color="9BBB59" w:themeColor="accent3"/>
+          <w:bottom w:val="single" w:sz="8" w:space="0" w:color="9BBB59" w:themeColor="accent3"/>
+          <w:right w:val="single" w:sz="8" w:space="0" w:color="9BBB59" w:themeColor="accent3"/>
+          <w:insideH w:val="nil"/>
+          <w:insideV w:val="single" w:sz="8" w:space="0" w:color="9BBB59" w:themeColor="accent3"/>
         </w:tcBorders>
       </w:tcPr>
     </w:tblStylePr>
     <w:tblStylePr w:type="firstCol">
       <w:rPr>
-        <w:rFonts w:asciiTheme="majorHAnsi" w:hAnsiTheme="majorHAnsi" w:eastAsiaTheme="majorEastAsia" w:cstheme="majorBidi"/>
+        <w:rFonts w:asciiTheme="majorHAnsi" w:eastAsiaTheme="majorEastAsia" w:hAnsiTheme="majorHAnsi" w:cstheme="majorBidi"/>
         <w:b/>
         <w:bCs/>
       </w:rPr>
     </w:tblStylePr>
     <w:tblStylePr w:type="lastCol">
       <w:rPr>
-        <w:rFonts w:asciiTheme="majorHAnsi" w:hAnsiTheme="majorHAnsi" w:eastAsiaTheme="majorEastAsia" w:cstheme="majorBidi"/>
-        <w:b/>
-        <w:bCs/>
-      </w:rPr>
-      <w:tblPr/>
-      <w:tcPr>
-        <w:tcBorders>
-          <w:top w:val="single" w:color="9BBB59" w:themeColor="accent3" w:sz="8" w:space="0"/>
-          <w:left w:val="single" w:color="9BBB59" w:themeColor="accent3" w:sz="8" w:space="0"/>
-          <w:bottom w:val="single" w:color="9BBB59" w:themeColor="accent3" w:sz="8" w:space="0"/>
-          <w:right w:val="single" w:color="9BBB59" w:themeColor="accent3" w:sz="8" w:space="0"/>
+        <w:rFonts w:asciiTheme="majorHAnsi" w:eastAsiaTheme="majorEastAsia" w:hAnsiTheme="majorHAnsi" w:cstheme="majorBidi"/>
+        <w:b/>
+        <w:bCs/>
+      </w:rPr>
+      <w:tblPr/>
+      <w:tcPr>
+        <w:tcBorders>
+          <w:top w:val="single" w:sz="8" w:space="0" w:color="9BBB59" w:themeColor="accent3"/>
+          <w:left w:val="single" w:sz="8" w:space="0" w:color="9BBB59" w:themeColor="accent3"/>
+          <w:bottom w:val="single" w:sz="8" w:space="0" w:color="9BBB59" w:themeColor="accent3"/>
+          <w:right w:val="single" w:sz="8" w:space="0" w:color="9BBB59" w:themeColor="accent3"/>
         </w:tcBorders>
       </w:tcPr>
     </w:tblStylePr>
@@ -4983,10 +4860,10 @@
       <w:tblPr/>
       <w:tcPr>
         <w:tcBorders>
-          <w:top w:val="single" w:color="9BBB59" w:themeColor="accent3" w:sz="8" w:space="0"/>
-          <w:left w:val="single" w:color="9BBB59" w:themeColor="accent3" w:sz="8" w:space="0"/>
-          <w:bottom w:val="single" w:color="9BBB59" w:themeColor="accent3" w:sz="8" w:space="0"/>
-          <w:right w:val="single" w:color="9BBB59" w:themeColor="accent3" w:sz="8" w:space="0"/>
+          <w:top w:val="single" w:sz="8" w:space="0" w:color="9BBB59" w:themeColor="accent3"/>
+          <w:left w:val="single" w:sz="8" w:space="0" w:color="9BBB59" w:themeColor="accent3"/>
+          <w:bottom w:val="single" w:sz="8" w:space="0" w:color="9BBB59" w:themeColor="accent3"/>
+          <w:right w:val="single" w:sz="8" w:space="0" w:color="9BBB59" w:themeColor="accent3"/>
         </w:tcBorders>
         <w:shd w:val="clear" w:color="auto" w:fill="E6EED5" w:themeFill="accent3" w:themeFillTint="3F"/>
       </w:tcPr>
@@ -4995,11 +4872,11 @@
       <w:tblPr/>
       <w:tcPr>
         <w:tcBorders>
-          <w:top w:val="single" w:color="9BBB59" w:themeColor="accent3" w:sz="8" w:space="0"/>
-          <w:left w:val="single" w:color="9BBB59" w:themeColor="accent3" w:sz="8" w:space="0"/>
-          <w:bottom w:val="single" w:color="9BBB59" w:themeColor="accent3" w:sz="8" w:space="0"/>
-          <w:right w:val="single" w:color="9BBB59" w:themeColor="accent3" w:sz="8" w:space="0"/>
-          <w:insideV w:val="single" w:color="9BBB59" w:themeColor="accent3" w:sz="8" w:space="0"/>
+          <w:top w:val="single" w:sz="8" w:space="0" w:color="9BBB59" w:themeColor="accent3"/>
+          <w:left w:val="single" w:sz="8" w:space="0" w:color="9BBB59" w:themeColor="accent3"/>
+          <w:bottom w:val="single" w:sz="8" w:space="0" w:color="9BBB59" w:themeColor="accent3"/>
+          <w:right w:val="single" w:sz="8" w:space="0" w:color="9BBB59" w:themeColor="accent3"/>
+          <w:insideV w:val="single" w:sz="8" w:space="0" w:color="9BBB59" w:themeColor="accent3"/>
         </w:tcBorders>
         <w:shd w:val="clear" w:color="auto" w:fill="E6EED5" w:themeFill="accent3" w:themeFillTint="3F"/>
       </w:tcPr>
@@ -5008,11 +4885,11 @@
       <w:tblPr/>
       <w:tcPr>
         <w:tcBorders>
-          <w:top w:val="single" w:color="9BBB59" w:themeColor="accent3" w:sz="8" w:space="0"/>
-          <w:left w:val="single" w:color="9BBB59" w:themeColor="accent3" w:sz="8" w:space="0"/>
-          <w:bottom w:val="single" w:color="9BBB59" w:themeColor="accent3" w:sz="8" w:space="0"/>
-          <w:right w:val="single" w:color="9BBB59" w:themeColor="accent3" w:sz="8" w:space="0"/>
-          <w:insideV w:val="single" w:color="9BBB59" w:themeColor="accent3" w:sz="8" w:space="0"/>
+          <w:top w:val="single" w:sz="8" w:space="0" w:color="9BBB59" w:themeColor="accent3"/>
+          <w:left w:val="single" w:sz="8" w:space="0" w:color="9BBB59" w:themeColor="accent3"/>
+          <w:bottom w:val="single" w:sz="8" w:space="0" w:color="9BBB59" w:themeColor="accent3"/>
+          <w:right w:val="single" w:sz="8" w:space="0" w:color="9BBB59" w:themeColor="accent3"/>
+          <w:insideV w:val="single" w:sz="8" w:space="0" w:color="9BBB59" w:themeColor="accent3"/>
         </w:tcBorders>
       </w:tcPr>
     </w:tblStylePr>
@@ -5029,12 +4906,12 @@
       <w:tblStyleRowBandSize w:val="1"/>
       <w:tblStyleColBandSize w:val="1"/>
       <w:tblBorders>
-        <w:top w:val="single" w:color="8064A2" w:themeColor="accent4" w:sz="8" w:space="0"/>
-        <w:left w:val="single" w:color="8064A2" w:themeColor="accent4" w:sz="8" w:space="0"/>
-        <w:bottom w:val="single" w:color="8064A2" w:themeColor="accent4" w:sz="8" w:space="0"/>
-        <w:right w:val="single" w:color="8064A2" w:themeColor="accent4" w:sz="8" w:space="0"/>
-        <w:insideH w:val="single" w:color="8064A2" w:themeColor="accent4" w:sz="8" w:space="0"/>
-        <w:insideV w:val="single" w:color="8064A2" w:themeColor="accent4" w:sz="8" w:space="0"/>
+        <w:top w:val="single" w:sz="8" w:space="0" w:color="8064A2" w:themeColor="accent4"/>
+        <w:left w:val="single" w:sz="8" w:space="0" w:color="8064A2" w:themeColor="accent4"/>
+        <w:bottom w:val="single" w:sz="8" w:space="0" w:color="8064A2" w:themeColor="accent4"/>
+        <w:right w:val="single" w:sz="8" w:space="0" w:color="8064A2" w:themeColor="accent4"/>
+        <w:insideH w:val="single" w:sz="8" w:space="0" w:color="8064A2" w:themeColor="accent4"/>
+        <w:insideV w:val="single" w:sz="8" w:space="0" w:color="8064A2" w:themeColor="accent4"/>
       </w:tblBorders>
     </w:tblPr>
     <w:tblStylePr w:type="firstRow">
@@ -5042,19 +4919,19 @@
         <w:spacing w:before="0" w:after="0" w:line="240" w:lineRule="auto"/>
       </w:pPr>
       <w:rPr>
-        <w:rFonts w:asciiTheme="majorHAnsi" w:hAnsiTheme="majorHAnsi" w:eastAsiaTheme="majorEastAsia" w:cstheme="majorBidi"/>
-        <w:b/>
-        <w:bCs/>
-      </w:rPr>
-      <w:tblPr/>
-      <w:tcPr>
-        <w:tcBorders>
-          <w:top w:val="single" w:color="8064A2" w:themeColor="accent4" w:sz="8" w:space="0"/>
-          <w:left w:val="single" w:color="8064A2" w:themeColor="accent4" w:sz="8" w:space="0"/>
-          <w:bottom w:val="single" w:color="8064A2" w:themeColor="accent4" w:sz="18" w:space="0"/>
-          <w:right w:val="single" w:color="8064A2" w:themeColor="accent4" w:sz="8" w:space="0"/>
-          <w:insideH w:val="nil"/>
-          <w:insideV w:val="single" w:color="8064A2" w:themeColor="accent4" w:sz="8" w:space="0"/>
+        <w:rFonts w:asciiTheme="majorHAnsi" w:eastAsiaTheme="majorEastAsia" w:hAnsiTheme="majorHAnsi" w:cstheme="majorBidi"/>
+        <w:b/>
+        <w:bCs/>
+      </w:rPr>
+      <w:tblPr/>
+      <w:tcPr>
+        <w:tcBorders>
+          <w:top w:val="single" w:sz="8" w:space="0" w:color="8064A2" w:themeColor="accent4"/>
+          <w:left w:val="single" w:sz="8" w:space="0" w:color="8064A2" w:themeColor="accent4"/>
+          <w:bottom w:val="single" w:sz="18" w:space="0" w:color="8064A2" w:themeColor="accent4"/>
+          <w:right w:val="single" w:sz="8" w:space="0" w:color="8064A2" w:themeColor="accent4"/>
+          <w:insideH w:val="nil"/>
+          <w:insideV w:val="single" w:sz="8" w:space="0" w:color="8064A2" w:themeColor="accent4"/>
         </w:tcBorders>
       </w:tcPr>
     </w:tblStylePr>
@@ -5063,42 +4940,42 @@
         <w:spacing w:before="0" w:after="0" w:line="240" w:lineRule="auto"/>
       </w:pPr>
       <w:rPr>
-        <w:rFonts w:asciiTheme="majorHAnsi" w:hAnsiTheme="majorHAnsi" w:eastAsiaTheme="majorEastAsia" w:cstheme="majorBidi"/>
-        <w:b/>
-        <w:bCs/>
-      </w:rPr>
-      <w:tblPr/>
-      <w:tcPr>
-        <w:tcBorders>
-          <w:top w:val="double" w:color="8064A2" w:themeColor="accent4" w:sz="6" w:space="0"/>
-          <w:left w:val="single" w:color="8064A2" w:themeColor="accent4" w:sz="8" w:space="0"/>
-          <w:bottom w:val="single" w:color="8064A2" w:themeColor="accent4" w:sz="8" w:space="0"/>
-          <w:right w:val="single" w:color="8064A2" w:themeColor="accent4" w:sz="8" w:space="0"/>
-          <w:insideH w:val="nil"/>
-          <w:insideV w:val="single" w:color="8064A2" w:themeColor="accent4" w:sz="8" w:space="0"/>
+        <w:rFonts w:asciiTheme="majorHAnsi" w:eastAsiaTheme="majorEastAsia" w:hAnsiTheme="majorHAnsi" w:cstheme="majorBidi"/>
+        <w:b/>
+        <w:bCs/>
+      </w:rPr>
+      <w:tblPr/>
+      <w:tcPr>
+        <w:tcBorders>
+          <w:top w:val="double" w:sz="6" w:space="0" w:color="8064A2" w:themeColor="accent4"/>
+          <w:left w:val="single" w:sz="8" w:space="0" w:color="8064A2" w:themeColor="accent4"/>
+          <w:bottom w:val="single" w:sz="8" w:space="0" w:color="8064A2" w:themeColor="accent4"/>
+          <w:right w:val="single" w:sz="8" w:space="0" w:color="8064A2" w:themeColor="accent4"/>
+          <w:insideH w:val="nil"/>
+          <w:insideV w:val="single" w:sz="8" w:space="0" w:color="8064A2" w:themeColor="accent4"/>
         </w:tcBorders>
       </w:tcPr>
     </w:tblStylePr>
     <w:tblStylePr w:type="firstCol">
       <w:rPr>
-        <w:rFonts w:asciiTheme="majorHAnsi" w:hAnsiTheme="majorHAnsi" w:eastAsiaTheme="majorEastAsia" w:cstheme="majorBidi"/>
+        <w:rFonts w:asciiTheme="majorHAnsi" w:eastAsiaTheme="majorEastAsia" w:hAnsiTheme="majorHAnsi" w:cstheme="majorBidi"/>
         <w:b/>
         <w:bCs/>
       </w:rPr>
     </w:tblStylePr>
     <w:tblStylePr w:type="lastCol">
       <w:rPr>
-        <w:rFonts w:asciiTheme="majorHAnsi" w:hAnsiTheme="majorHAnsi" w:eastAsiaTheme="majorEastAsia" w:cstheme="majorBidi"/>
-        <w:b/>
-        <w:bCs/>
-      </w:rPr>
-      <w:tblPr/>
-      <w:tcPr>
-        <w:tcBorders>
-          <w:top w:val="single" w:color="8064A2" w:themeColor="accent4" w:sz="8" w:space="0"/>
-          <w:left w:val="single" w:color="8064A2" w:themeColor="accent4" w:sz="8" w:space="0"/>
-          <w:bottom w:val="single" w:color="8064A2" w:themeColor="accent4" w:sz="8" w:space="0"/>
-          <w:right w:val="single" w:color="8064A2" w:themeColor="accent4" w:sz="8" w:space="0"/>
+        <w:rFonts w:asciiTheme="majorHAnsi" w:eastAsiaTheme="majorEastAsia" w:hAnsiTheme="majorHAnsi" w:cstheme="majorBidi"/>
+        <w:b/>
+        <w:bCs/>
+      </w:rPr>
+      <w:tblPr/>
+      <w:tcPr>
+        <w:tcBorders>
+          <w:top w:val="single" w:sz="8" w:space="0" w:color="8064A2" w:themeColor="accent4"/>
+          <w:left w:val="single" w:sz="8" w:space="0" w:color="8064A2" w:themeColor="accent4"/>
+          <w:bottom w:val="single" w:sz="8" w:space="0" w:color="8064A2" w:themeColor="accent4"/>
+          <w:right w:val="single" w:sz="8" w:space="0" w:color="8064A2" w:themeColor="accent4"/>
         </w:tcBorders>
       </w:tcPr>
     </w:tblStylePr>
@@ -5106,10 +4983,10 @@
       <w:tblPr/>
       <w:tcPr>
         <w:tcBorders>
-          <w:top w:val="single" w:color="8064A2" w:themeColor="accent4" w:sz="8" w:space="0"/>
-          <w:left w:val="single" w:color="8064A2" w:themeColor="accent4" w:sz="8" w:space="0"/>
-          <w:bottom w:val="single" w:color="8064A2" w:themeColor="accent4" w:sz="8" w:space="0"/>
-          <w:right w:val="single" w:color="8064A2" w:themeColor="accent4" w:sz="8" w:space="0"/>
+          <w:top w:val="single" w:sz="8" w:space="0" w:color="8064A2" w:themeColor="accent4"/>
+          <w:left w:val="single" w:sz="8" w:space="0" w:color="8064A2" w:themeColor="accent4"/>
+          <w:bottom w:val="single" w:sz="8" w:space="0" w:color="8064A2" w:themeColor="accent4"/>
+          <w:right w:val="single" w:sz="8" w:space="0" w:color="8064A2" w:themeColor="accent4"/>
         </w:tcBorders>
         <w:shd w:val="clear" w:color="auto" w:fill="DFD8E8" w:themeFill="accent4" w:themeFillTint="3F"/>
       </w:tcPr>
@@ -5118,11 +4995,11 @@
       <w:tblPr/>
       <w:tcPr>
         <w:tcBorders>
-          <w:top w:val="single" w:color="8064A2" w:themeColor="accent4" w:sz="8" w:space="0"/>
-          <w:left w:val="single" w:color="8064A2" w:themeColor="accent4" w:sz="8" w:space="0"/>
-          <w:bottom w:val="single" w:color="8064A2" w:themeColor="accent4" w:sz="8" w:space="0"/>
-          <w:right w:val="single" w:color="8064A2" w:themeColor="accent4" w:sz="8" w:space="0"/>
-          <w:insideV w:val="single" w:color="8064A2" w:themeColor="accent4" w:sz="8" w:space="0"/>
+          <w:top w:val="single" w:sz="8" w:space="0" w:color="8064A2" w:themeColor="accent4"/>
+          <w:left w:val="single" w:sz="8" w:space="0" w:color="8064A2" w:themeColor="accent4"/>
+          <w:bottom w:val="single" w:sz="8" w:space="0" w:color="8064A2" w:themeColor="accent4"/>
+          <w:right w:val="single" w:sz="8" w:space="0" w:color="8064A2" w:themeColor="accent4"/>
+          <w:insideV w:val="single" w:sz="8" w:space="0" w:color="8064A2" w:themeColor="accent4"/>
         </w:tcBorders>
         <w:shd w:val="clear" w:color="auto" w:fill="DFD8E8" w:themeFill="accent4" w:themeFillTint="3F"/>
       </w:tcPr>
@@ -5131,11 +5008,11 @@
       <w:tblPr/>
       <w:tcPr>
         <w:tcBorders>
-          <w:top w:val="single" w:color="8064A2" w:themeColor="accent4" w:sz="8" w:space="0"/>
-          <w:left w:val="single" w:color="8064A2" w:themeColor="accent4" w:sz="8" w:space="0"/>
-          <w:bottom w:val="single" w:color="8064A2" w:themeColor="accent4" w:sz="8" w:space="0"/>
-          <w:right w:val="single" w:color="8064A2" w:themeColor="accent4" w:sz="8" w:space="0"/>
-          <w:insideV w:val="single" w:color="8064A2" w:themeColor="accent4" w:sz="8" w:space="0"/>
+          <w:top w:val="single" w:sz="8" w:space="0" w:color="8064A2" w:themeColor="accent4"/>
+          <w:left w:val="single" w:sz="8" w:space="0" w:color="8064A2" w:themeColor="accent4"/>
+          <w:bottom w:val="single" w:sz="8" w:space="0" w:color="8064A2" w:themeColor="accent4"/>
+          <w:right w:val="single" w:sz="8" w:space="0" w:color="8064A2" w:themeColor="accent4"/>
+          <w:insideV w:val="single" w:sz="8" w:space="0" w:color="8064A2" w:themeColor="accent4"/>
         </w:tcBorders>
       </w:tcPr>
     </w:tblStylePr>
@@ -5152,12 +5029,12 @@
       <w:tblStyleRowBandSize w:val="1"/>
       <w:tblStyleColBandSize w:val="1"/>
       <w:tblBorders>
-        <w:top w:val="single" w:color="4BACC6" w:themeColor="accent5" w:sz="8" w:space="0"/>
-        <w:left w:val="single" w:color="4BACC6" w:themeColor="accent5" w:sz="8" w:space="0"/>
-        <w:bottom w:val="single" w:color="4BACC6" w:themeColor="accent5" w:sz="8" w:space="0"/>
-        <w:right w:val="single" w:color="4BACC6" w:themeColor="accent5" w:sz="8" w:space="0"/>
-        <w:insideH w:val="single" w:color="4BACC6" w:themeColor="accent5" w:sz="8" w:space="0"/>
-        <w:insideV w:val="single" w:color="4BACC6" w:themeColor="accent5" w:sz="8" w:space="0"/>
+        <w:top w:val="single" w:sz="8" w:space="0" w:color="4BACC6" w:themeColor="accent5"/>
+        <w:left w:val="single" w:sz="8" w:space="0" w:color="4BACC6" w:themeColor="accent5"/>
+        <w:bottom w:val="single" w:sz="8" w:space="0" w:color="4BACC6" w:themeColor="accent5"/>
+        <w:right w:val="single" w:sz="8" w:space="0" w:color="4BACC6" w:themeColor="accent5"/>
+        <w:insideH w:val="single" w:sz="8" w:space="0" w:color="4BACC6" w:themeColor="accent5"/>
+        <w:insideV w:val="single" w:sz="8" w:space="0" w:color="4BACC6" w:themeColor="accent5"/>
       </w:tblBorders>
     </w:tblPr>
     <w:tblStylePr w:type="firstRow">
@@ -5165,19 +5042,19 @@
         <w:spacing w:before="0" w:after="0" w:line="240" w:lineRule="auto"/>
       </w:pPr>
       <w:rPr>
-        <w:rFonts w:asciiTheme="majorHAnsi" w:hAnsiTheme="majorHAnsi" w:eastAsiaTheme="majorEastAsia" w:cstheme="majorBidi"/>
-        <w:b/>
-        <w:bCs/>
-      </w:rPr>
-      <w:tblPr/>
-      <w:tcPr>
-        <w:tcBorders>
-          <w:top w:val="single" w:color="4BACC6" w:themeColor="accent5" w:sz="8" w:space="0"/>
-          <w:left w:val="single" w:color="4BACC6" w:themeColor="accent5" w:sz="8" w:space="0"/>
-          <w:bottom w:val="single" w:color="4BACC6" w:themeColor="accent5" w:sz="18" w:space="0"/>
-          <w:right w:val="single" w:color="4BACC6" w:themeColor="accent5" w:sz="8" w:space="0"/>
-          <w:insideH w:val="nil"/>
-          <w:insideV w:val="single" w:color="4BACC6" w:themeColor="accent5" w:sz="8" w:space="0"/>
+        <w:rFonts w:asciiTheme="majorHAnsi" w:eastAsiaTheme="majorEastAsia" w:hAnsiTheme="majorHAnsi" w:cstheme="majorBidi"/>
+        <w:b/>
+        <w:bCs/>
+      </w:rPr>
+      <w:tblPr/>
+      <w:tcPr>
+        <w:tcBorders>
+          <w:top w:val="single" w:sz="8" w:space="0" w:color="4BACC6" w:themeColor="accent5"/>
+          <w:left w:val="single" w:sz="8" w:space="0" w:color="4BACC6" w:themeColor="accent5"/>
+          <w:bottom w:val="single" w:sz="18" w:space="0" w:color="4BACC6" w:themeColor="accent5"/>
+          <w:right w:val="single" w:sz="8" w:space="0" w:color="4BACC6" w:themeColor="accent5"/>
+          <w:insideH w:val="nil"/>
+          <w:insideV w:val="single" w:sz="8" w:space="0" w:color="4BACC6" w:themeColor="accent5"/>
         </w:tcBorders>
       </w:tcPr>
     </w:tblStylePr>
@@ -5186,42 +5063,42 @@
         <w:spacing w:before="0" w:after="0" w:line="240" w:lineRule="auto"/>
       </w:pPr>
       <w:rPr>
-        <w:rFonts w:asciiTheme="majorHAnsi" w:hAnsiTheme="majorHAnsi" w:eastAsiaTheme="majorEastAsia" w:cstheme="majorBidi"/>
-        <w:b/>
-        <w:bCs/>
-      </w:rPr>
-      <w:tblPr/>
-      <w:tcPr>
-        <w:tcBorders>
-          <w:top w:val="double" w:color="4BACC6" w:themeColor="accent5" w:sz="6" w:space="0"/>
-          <w:left w:val="single" w:color="4BACC6" w:themeColor="accent5" w:sz="8" w:space="0"/>
-          <w:bottom w:val="single" w:color="4BACC6" w:themeColor="accent5" w:sz="8" w:space="0"/>
-          <w:right w:val="single" w:color="4BACC6" w:themeColor="accent5" w:sz="8" w:space="0"/>
-          <w:insideH w:val="nil"/>
-          <w:insideV w:val="single" w:color="4BACC6" w:themeColor="accent5" w:sz="8" w:space="0"/>
+        <w:rFonts w:asciiTheme="majorHAnsi" w:eastAsiaTheme="majorEastAsia" w:hAnsiTheme="majorHAnsi" w:cstheme="majorBidi"/>
+        <w:b/>
+        <w:bCs/>
+      </w:rPr>
+      <w:tblPr/>
+      <w:tcPr>
+        <w:tcBorders>
+          <w:top w:val="double" w:sz="6" w:space="0" w:color="4BACC6" w:themeColor="accent5"/>
+          <w:left w:val="single" w:sz="8" w:space="0" w:color="4BACC6" w:themeColor="accent5"/>
+          <w:bottom w:val="single" w:sz="8" w:space="0" w:color="4BACC6" w:themeColor="accent5"/>
+          <w:right w:val="single" w:sz="8" w:space="0" w:color="4BACC6" w:themeColor="accent5"/>
+          <w:insideH w:val="nil"/>
+          <w:insideV w:val="single" w:sz="8" w:space="0" w:color="4BACC6" w:themeColor="accent5"/>
         </w:tcBorders>
       </w:tcPr>
     </w:tblStylePr>
     <w:tblStylePr w:type="firstCol">
       <w:rPr>
-        <w:rFonts w:asciiTheme="majorHAnsi" w:hAnsiTheme="majorHAnsi" w:eastAsiaTheme="majorEastAsia" w:cstheme="majorBidi"/>
+        <w:rFonts w:asciiTheme="majorHAnsi" w:eastAsiaTheme="majorEastAsia" w:hAnsiTheme="majorHAnsi" w:cstheme="majorBidi"/>
         <w:b/>
         <w:bCs/>
       </w:rPr>
     </w:tblStylePr>
     <w:tblStylePr w:type="lastCol">
       <w:rPr>
-        <w:rFonts w:asciiTheme="majorHAnsi" w:hAnsiTheme="majorHAnsi" w:eastAsiaTheme="majorEastAsia" w:cstheme="majorBidi"/>
-        <w:b/>
-        <w:bCs/>
-      </w:rPr>
-      <w:tblPr/>
-      <w:tcPr>
-        <w:tcBorders>
-          <w:top w:val="single" w:color="4BACC6" w:themeColor="accent5" w:sz="8" w:space="0"/>
-          <w:left w:val="single" w:color="4BACC6" w:themeColor="accent5" w:sz="8" w:space="0"/>
-          <w:bottom w:val="single" w:color="4BACC6" w:themeColor="accent5" w:sz="8" w:space="0"/>
-          <w:right w:val="single" w:color="4BACC6" w:themeColor="accent5" w:sz="8" w:space="0"/>
+        <w:rFonts w:asciiTheme="majorHAnsi" w:eastAsiaTheme="majorEastAsia" w:hAnsiTheme="majorHAnsi" w:cstheme="majorBidi"/>
+        <w:b/>
+        <w:bCs/>
+      </w:rPr>
+      <w:tblPr/>
+      <w:tcPr>
+        <w:tcBorders>
+          <w:top w:val="single" w:sz="8" w:space="0" w:color="4BACC6" w:themeColor="accent5"/>
+          <w:left w:val="single" w:sz="8" w:space="0" w:color="4BACC6" w:themeColor="accent5"/>
+          <w:bottom w:val="single" w:sz="8" w:space="0" w:color="4BACC6" w:themeColor="accent5"/>
+          <w:right w:val="single" w:sz="8" w:space="0" w:color="4BACC6" w:themeColor="accent5"/>
         </w:tcBorders>
       </w:tcPr>
     </w:tblStylePr>
@@ -5229,10 +5106,10 @@
       <w:tblPr/>
       <w:tcPr>
         <w:tcBorders>
-          <w:top w:val="single" w:color="4BACC6" w:themeColor="accent5" w:sz="8" w:space="0"/>
-          <w:left w:val="single" w:color="4BACC6" w:themeColor="accent5" w:sz="8" w:space="0"/>
-          <w:bottom w:val="single" w:color="4BACC6" w:themeColor="accent5" w:sz="8" w:space="0"/>
-          <w:right w:val="single" w:color="4BACC6" w:themeColor="accent5" w:sz="8" w:space="0"/>
+          <w:top w:val="single" w:sz="8" w:space="0" w:color="4BACC6" w:themeColor="accent5"/>
+          <w:left w:val="single" w:sz="8" w:space="0" w:color="4BACC6" w:themeColor="accent5"/>
+          <w:bottom w:val="single" w:sz="8" w:space="0" w:color="4BACC6" w:themeColor="accent5"/>
+          <w:right w:val="single" w:sz="8" w:space="0" w:color="4BACC6" w:themeColor="accent5"/>
         </w:tcBorders>
         <w:shd w:val="clear" w:color="auto" w:fill="D2EAF1" w:themeFill="accent5" w:themeFillTint="3F"/>
       </w:tcPr>
@@ -5241,11 +5118,11 @@
       <w:tblPr/>
       <w:tcPr>
         <w:tcBorders>
-          <w:top w:val="single" w:color="4BACC6" w:themeColor="accent5" w:sz="8" w:space="0"/>
-          <w:left w:val="single" w:color="4BACC6" w:themeColor="accent5" w:sz="8" w:space="0"/>
-          <w:bottom w:val="single" w:color="4BACC6" w:themeColor="accent5" w:sz="8" w:space="0"/>
-          <w:right w:val="single" w:color="4BACC6" w:themeColor="accent5" w:sz="8" w:space="0"/>
-          <w:insideV w:val="single" w:color="4BACC6" w:themeColor="accent5" w:sz="8" w:space="0"/>
+          <w:top w:val="single" w:sz="8" w:space="0" w:color="4BACC6" w:themeColor="accent5"/>
+          <w:left w:val="single" w:sz="8" w:space="0" w:color="4BACC6" w:themeColor="accent5"/>
+          <w:bottom w:val="single" w:sz="8" w:space="0" w:color="4BACC6" w:themeColor="accent5"/>
+          <w:right w:val="single" w:sz="8" w:space="0" w:color="4BACC6" w:themeColor="accent5"/>
+          <w:insideV w:val="single" w:sz="8" w:space="0" w:color="4BACC6" w:themeColor="accent5"/>
         </w:tcBorders>
         <w:shd w:val="clear" w:color="auto" w:fill="D2EAF1" w:themeFill="accent5" w:themeFillTint="3F"/>
       </w:tcPr>
@@ -5254,11 +5131,11 @@
       <w:tblPr/>
       <w:tcPr>
         <w:tcBorders>
-          <w:top w:val="single" w:color="4BACC6" w:themeColor="accent5" w:sz="8" w:space="0"/>
-          <w:left w:val="single" w:color="4BACC6" w:themeColor="accent5" w:sz="8" w:space="0"/>
-          <w:bottom w:val="single" w:color="4BACC6" w:themeColor="accent5" w:sz="8" w:space="0"/>
-          <w:right w:val="single" w:color="4BACC6" w:themeColor="accent5" w:sz="8" w:space="0"/>
-          <w:insideV w:val="single" w:color="4BACC6" w:themeColor="accent5" w:sz="8" w:space="0"/>
+          <w:top w:val="single" w:sz="8" w:space="0" w:color="4BACC6" w:themeColor="accent5"/>
+          <w:left w:val="single" w:sz="8" w:space="0" w:color="4BACC6" w:themeColor="accent5"/>
+          <w:bottom w:val="single" w:sz="8" w:space="0" w:color="4BACC6" w:themeColor="accent5"/>
+          <w:right w:val="single" w:sz="8" w:space="0" w:color="4BACC6" w:themeColor="accent5"/>
+          <w:insideV w:val="single" w:sz="8" w:space="0" w:color="4BACC6" w:themeColor="accent5"/>
         </w:tcBorders>
       </w:tcPr>
     </w:tblStylePr>
@@ -5275,12 +5152,12 @@
       <w:tblStyleRowBandSize w:val="1"/>
       <w:tblStyleColBandSize w:val="1"/>
       <w:tblBorders>
-        <w:top w:val="single" w:color="F79646" w:themeColor="accent6" w:sz="8" w:space="0"/>
-        <w:left w:val="single" w:color="F79646" w:themeColor="accent6" w:sz="8" w:space="0"/>
-        <w:bottom w:val="single" w:color="F79646" w:themeColor="accent6" w:sz="8" w:space="0"/>
-        <w:right w:val="single" w:color="F79646" w:themeColor="accent6" w:sz="8" w:space="0"/>
-        <w:insideH w:val="single" w:color="F79646" w:themeColor="accent6" w:sz="8" w:space="0"/>
-        <w:insideV w:val="single" w:color="F79646" w:themeColor="accent6" w:sz="8" w:space="0"/>
+        <w:top w:val="single" w:sz="8" w:space="0" w:color="F79646" w:themeColor="accent6"/>
+        <w:left w:val="single" w:sz="8" w:space="0" w:color="F79646" w:themeColor="accent6"/>
+        <w:bottom w:val="single" w:sz="8" w:space="0" w:color="F79646" w:themeColor="accent6"/>
+        <w:right w:val="single" w:sz="8" w:space="0" w:color="F79646" w:themeColor="accent6"/>
+        <w:insideH w:val="single" w:sz="8" w:space="0" w:color="F79646" w:themeColor="accent6"/>
+        <w:insideV w:val="single" w:sz="8" w:space="0" w:color="F79646" w:themeColor="accent6"/>
       </w:tblBorders>
     </w:tblPr>
     <w:tblStylePr w:type="firstRow">
@@ -5288,19 +5165,19 @@
         <w:spacing w:before="0" w:after="0" w:line="240" w:lineRule="auto"/>
       </w:pPr>
       <w:rPr>
-        <w:rFonts w:asciiTheme="majorHAnsi" w:hAnsiTheme="majorHAnsi" w:eastAsiaTheme="majorEastAsia" w:cstheme="majorBidi"/>
-        <w:b/>
-        <w:bCs/>
-      </w:rPr>
-      <w:tblPr/>
-      <w:tcPr>
-        <w:tcBorders>
-          <w:top w:val="single" w:color="F79646" w:themeColor="accent6" w:sz="8" w:space="0"/>
-          <w:left w:val="single" w:color="F79646" w:themeColor="accent6" w:sz="8" w:space="0"/>
-          <w:bottom w:val="single" w:color="F79646" w:themeColor="accent6" w:sz="18" w:space="0"/>
-          <w:right w:val="single" w:color="F79646" w:themeColor="accent6" w:sz="8" w:space="0"/>
-          <w:insideH w:val="nil"/>
-          <w:insideV w:val="single" w:color="F79646" w:themeColor="accent6" w:sz="8" w:space="0"/>
+        <w:rFonts w:asciiTheme="majorHAnsi" w:eastAsiaTheme="majorEastAsia" w:hAnsiTheme="majorHAnsi" w:cstheme="majorBidi"/>
+        <w:b/>
+        <w:bCs/>
+      </w:rPr>
+      <w:tblPr/>
+      <w:tcPr>
+        <w:tcBorders>
+          <w:top w:val="single" w:sz="8" w:space="0" w:color="F79646" w:themeColor="accent6"/>
+          <w:left w:val="single" w:sz="8" w:space="0" w:color="F79646" w:themeColor="accent6"/>
+          <w:bottom w:val="single" w:sz="18" w:space="0" w:color="F79646" w:themeColor="accent6"/>
+          <w:right w:val="single" w:sz="8" w:space="0" w:color="F79646" w:themeColor="accent6"/>
+          <w:insideH w:val="nil"/>
+          <w:insideV w:val="single" w:sz="8" w:space="0" w:color="F79646" w:themeColor="accent6"/>
         </w:tcBorders>
       </w:tcPr>
     </w:tblStylePr>
@@ -5309,42 +5186,42 @@
         <w:spacing w:before="0" w:after="0" w:line="240" w:lineRule="auto"/>
       </w:pPr>
       <w:rPr>
-        <w:rFonts w:asciiTheme="majorHAnsi" w:hAnsiTheme="majorHAnsi" w:eastAsiaTheme="majorEastAsia" w:cstheme="majorBidi"/>
-        <w:b/>
-        <w:bCs/>
-      </w:rPr>
-      <w:tblPr/>
-      <w:tcPr>
-        <w:tcBorders>
-          <w:top w:val="double" w:color="F79646" w:themeColor="accent6" w:sz="6" w:space="0"/>
-          <w:left w:val="single" w:color="F79646" w:themeColor="accent6" w:sz="8" w:space="0"/>
-          <w:bottom w:val="single" w:color="F79646" w:themeColor="accent6" w:sz="8" w:space="0"/>
-          <w:right w:val="single" w:color="F79646" w:themeColor="accent6" w:sz="8" w:space="0"/>
-          <w:insideH w:val="nil"/>
-          <w:insideV w:val="single" w:color="F79646" w:themeColor="accent6" w:sz="8" w:space="0"/>
+        <w:rFonts w:asciiTheme="majorHAnsi" w:eastAsiaTheme="majorEastAsia" w:hAnsiTheme="majorHAnsi" w:cstheme="majorBidi"/>
+        <w:b/>
+        <w:bCs/>
+      </w:rPr>
+      <w:tblPr/>
+      <w:tcPr>
+        <w:tcBorders>
+          <w:top w:val="double" w:sz="6" w:space="0" w:color="F79646" w:themeColor="accent6"/>
+          <w:left w:val="single" w:sz="8" w:space="0" w:color="F79646" w:themeColor="accent6"/>
+          <w:bottom w:val="single" w:sz="8" w:space="0" w:color="F79646" w:themeColor="accent6"/>
+          <w:right w:val="single" w:sz="8" w:space="0" w:color="F79646" w:themeColor="accent6"/>
+          <w:insideH w:val="nil"/>
+          <w:insideV w:val="single" w:sz="8" w:space="0" w:color="F79646" w:themeColor="accent6"/>
         </w:tcBorders>
       </w:tcPr>
     </w:tblStylePr>
     <w:tblStylePr w:type="firstCol">
       <w:rPr>
-        <w:rFonts w:asciiTheme="majorHAnsi" w:hAnsiTheme="majorHAnsi" w:eastAsiaTheme="majorEastAsia" w:cstheme="majorBidi"/>
+        <w:rFonts w:asciiTheme="majorHAnsi" w:eastAsiaTheme="majorEastAsia" w:hAnsiTheme="majorHAnsi" w:cstheme="majorBidi"/>
         <w:b/>
         <w:bCs/>
       </w:rPr>
     </w:tblStylePr>
     <w:tblStylePr w:type="lastCol">
       <w:rPr>
-        <w:rFonts w:asciiTheme="majorHAnsi" w:hAnsiTheme="majorHAnsi" w:eastAsiaTheme="majorEastAsia" w:cstheme="majorBidi"/>
-        <w:b/>
-        <w:bCs/>
-      </w:rPr>
-      <w:tblPr/>
-      <w:tcPr>
-        <w:tcBorders>
-          <w:top w:val="single" w:color="F79646" w:themeColor="accent6" w:sz="8" w:space="0"/>
-          <w:left w:val="single" w:color="F79646" w:themeColor="accent6" w:sz="8" w:space="0"/>
-          <w:bottom w:val="single" w:color="F79646" w:themeColor="accent6" w:sz="8" w:space="0"/>
-          <w:right w:val="single" w:color="F79646" w:themeColor="accent6" w:sz="8" w:space="0"/>
+        <w:rFonts w:asciiTheme="majorHAnsi" w:eastAsiaTheme="majorEastAsia" w:hAnsiTheme="majorHAnsi" w:cstheme="majorBidi"/>
+        <w:b/>
+        <w:bCs/>
+      </w:rPr>
+      <w:tblPr/>
+      <w:tcPr>
+        <w:tcBorders>
+          <w:top w:val="single" w:sz="8" w:space="0" w:color="F79646" w:themeColor="accent6"/>
+          <w:left w:val="single" w:sz="8" w:space="0" w:color="F79646" w:themeColor="accent6"/>
+          <w:bottom w:val="single" w:sz="8" w:space="0" w:color="F79646" w:themeColor="accent6"/>
+          <w:right w:val="single" w:sz="8" w:space="0" w:color="F79646" w:themeColor="accent6"/>
         </w:tcBorders>
       </w:tcPr>
     </w:tblStylePr>
@@ -5352,10 +5229,10 @@
       <w:tblPr/>
       <w:tcPr>
         <w:tcBorders>
-          <w:top w:val="single" w:color="F79646" w:themeColor="accent6" w:sz="8" w:space="0"/>
-          <w:left w:val="single" w:color="F79646" w:themeColor="accent6" w:sz="8" w:space="0"/>
-          <w:bottom w:val="single" w:color="F79646" w:themeColor="accent6" w:sz="8" w:space="0"/>
-          <w:right w:val="single" w:color="F79646" w:themeColor="accent6" w:sz="8" w:space="0"/>
+          <w:top w:val="single" w:sz="8" w:space="0" w:color="F79646" w:themeColor="accent6"/>
+          <w:left w:val="single" w:sz="8" w:space="0" w:color="F79646" w:themeColor="accent6"/>
+          <w:bottom w:val="single" w:sz="8" w:space="0" w:color="F79646" w:themeColor="accent6"/>
+          <w:right w:val="single" w:sz="8" w:space="0" w:color="F79646" w:themeColor="accent6"/>
         </w:tcBorders>
         <w:shd w:val="clear" w:color="auto" w:fill="FDE4D0" w:themeFill="accent6" w:themeFillTint="3F"/>
       </w:tcPr>
@@ -5364,11 +5241,11 @@
       <w:tblPr/>
       <w:tcPr>
         <w:tcBorders>
-          <w:top w:val="single" w:color="F79646" w:themeColor="accent6" w:sz="8" w:space="0"/>
-          <w:left w:val="single" w:color="F79646" w:themeColor="accent6" w:sz="8" w:space="0"/>
-          <w:bottom w:val="single" w:color="F79646" w:themeColor="accent6" w:sz="8" w:space="0"/>
-          <w:right w:val="single" w:color="F79646" w:themeColor="accent6" w:sz="8" w:space="0"/>
-          <w:insideV w:val="single" w:color="F79646" w:themeColor="accent6" w:sz="8" w:space="0"/>
+          <w:top w:val="single" w:sz="8" w:space="0" w:color="F79646" w:themeColor="accent6"/>
+          <w:left w:val="single" w:sz="8" w:space="0" w:color="F79646" w:themeColor="accent6"/>
+          <w:bottom w:val="single" w:sz="8" w:space="0" w:color="F79646" w:themeColor="accent6"/>
+          <w:right w:val="single" w:sz="8" w:space="0" w:color="F79646" w:themeColor="accent6"/>
+          <w:insideV w:val="single" w:sz="8" w:space="0" w:color="F79646" w:themeColor="accent6"/>
         </w:tcBorders>
         <w:shd w:val="clear" w:color="auto" w:fill="FDE4D0" w:themeFill="accent6" w:themeFillTint="3F"/>
       </w:tcPr>
@@ -5377,11 +5254,11 @@
       <w:tblPr/>
       <w:tcPr>
         <w:tcBorders>
-          <w:top w:val="single" w:color="F79646" w:themeColor="accent6" w:sz="8" w:space="0"/>
-          <w:left w:val="single" w:color="F79646" w:themeColor="accent6" w:sz="8" w:space="0"/>
-          <w:bottom w:val="single" w:color="F79646" w:themeColor="accent6" w:sz="8" w:space="0"/>
-          <w:right w:val="single" w:color="F79646" w:themeColor="accent6" w:sz="8" w:space="0"/>
-          <w:insideV w:val="single" w:color="F79646" w:themeColor="accent6" w:sz="8" w:space="0"/>
+          <w:top w:val="single" w:sz="8" w:space="0" w:color="F79646" w:themeColor="accent6"/>
+          <w:left w:val="single" w:sz="8" w:space="0" w:color="F79646" w:themeColor="accent6"/>
+          <w:bottom w:val="single" w:sz="8" w:space="0" w:color="F79646" w:themeColor="accent6"/>
+          <w:right w:val="single" w:sz="8" w:space="0" w:color="F79646" w:themeColor="accent6"/>
+          <w:insideV w:val="single" w:sz="8" w:space="0" w:color="F79646" w:themeColor="accent6"/>
         </w:tcBorders>
       </w:tcPr>
     </w:tblStylePr>
@@ -5398,11 +5275,11 @@
       <w:tblStyleRowBandSize w:val="1"/>
       <w:tblStyleColBandSize w:val="1"/>
       <w:tblBorders>
-        <w:top w:val="single" w:color="404040" w:themeColor="text1" w:themeTint="BF" w:sz="8" w:space="0"/>
-        <w:left w:val="single" w:color="404040" w:themeColor="text1" w:themeTint="BF" w:sz="8" w:space="0"/>
-        <w:bottom w:val="single" w:color="404040" w:themeColor="text1" w:themeTint="BF" w:sz="8" w:space="0"/>
-        <w:right w:val="single" w:color="404040" w:themeColor="text1" w:themeTint="BF" w:sz="8" w:space="0"/>
-        <w:insideH w:val="single" w:color="404040" w:themeColor="text1" w:themeTint="BF" w:sz="8" w:space="0"/>
+        <w:top w:val="single" w:sz="8" w:space="0" w:color="404040" w:themeColor="text1" w:themeTint="BF"/>
+        <w:left w:val="single" w:sz="8" w:space="0" w:color="404040" w:themeColor="text1" w:themeTint="BF"/>
+        <w:bottom w:val="single" w:sz="8" w:space="0" w:color="404040" w:themeColor="text1" w:themeTint="BF"/>
+        <w:right w:val="single" w:sz="8" w:space="0" w:color="404040" w:themeColor="text1" w:themeTint="BF"/>
+        <w:insideH w:val="single" w:sz="8" w:space="0" w:color="404040" w:themeColor="text1" w:themeTint="BF"/>
       </w:tblBorders>
     </w:tblPr>
     <w:tblStylePr w:type="firstRow">
@@ -5417,10 +5294,10 @@
       <w:tblPr/>
       <w:tcPr>
         <w:tcBorders>
-          <w:top w:val="single" w:color="404040" w:themeColor="text1" w:themeTint="BF" w:sz="8" w:space="0"/>
-          <w:left w:val="single" w:color="404040" w:themeColor="text1" w:themeTint="BF" w:sz="8" w:space="0"/>
-          <w:bottom w:val="single" w:color="404040" w:themeColor="text1" w:themeTint="BF" w:sz="8" w:space="0"/>
-          <w:right w:val="single" w:color="404040" w:themeColor="text1" w:themeTint="BF" w:sz="8" w:space="0"/>
+          <w:top w:val="single" w:sz="8" w:space="0" w:color="404040" w:themeColor="text1" w:themeTint="BF"/>
+          <w:left w:val="single" w:sz="8" w:space="0" w:color="404040" w:themeColor="text1" w:themeTint="BF"/>
+          <w:bottom w:val="single" w:sz="8" w:space="0" w:color="404040" w:themeColor="text1" w:themeTint="BF"/>
+          <w:right w:val="single" w:sz="8" w:space="0" w:color="404040" w:themeColor="text1" w:themeTint="BF"/>
           <w:insideH w:val="nil"/>
           <w:insideV w:val="nil"/>
         </w:tcBorders>
@@ -5438,10 +5315,10 @@
       <w:tblPr/>
       <w:tcPr>
         <w:tcBorders>
-          <w:top w:val="double" w:color="404040" w:themeColor="text1" w:themeTint="BF" w:sz="6" w:space="0"/>
-          <w:left w:val="single" w:color="404040" w:themeColor="text1" w:themeTint="BF" w:sz="8" w:space="0"/>
-          <w:bottom w:val="single" w:color="404040" w:themeColor="text1" w:themeTint="BF" w:sz="8" w:space="0"/>
-          <w:right w:val="single" w:color="404040" w:themeColor="text1" w:themeTint="BF" w:sz="8" w:space="0"/>
+          <w:top w:val="double" w:sz="6" w:space="0" w:color="404040" w:themeColor="text1" w:themeTint="BF"/>
+          <w:left w:val="single" w:sz="8" w:space="0" w:color="404040" w:themeColor="text1" w:themeTint="BF"/>
+          <w:bottom w:val="single" w:sz="8" w:space="0" w:color="404040" w:themeColor="text1" w:themeTint="BF"/>
+          <w:right w:val="single" w:sz="8" w:space="0" w:color="404040" w:themeColor="text1" w:themeTint="BF"/>
           <w:insideH w:val="nil"/>
           <w:insideV w:val="nil"/>
         </w:tcBorders>
@@ -5497,11 +5374,11 @@
       <w:tblStyleRowBandSize w:val="1"/>
       <w:tblStyleColBandSize w:val="1"/>
       <w:tblBorders>
-        <w:top w:val="single" w:color="7BA0CD" w:themeColor="accent1" w:themeTint="BF" w:sz="8" w:space="0"/>
-        <w:left w:val="single" w:color="7BA0CD" w:themeColor="accent1" w:themeTint="BF" w:sz="8" w:space="0"/>
-        <w:bottom w:val="single" w:color="7BA0CD" w:themeColor="accent1" w:themeTint="BF" w:sz="8" w:space="0"/>
-        <w:right w:val="single" w:color="7BA0CD" w:themeColor="accent1" w:themeTint="BF" w:sz="8" w:space="0"/>
-        <w:insideH w:val="single" w:color="7BA0CD" w:themeColor="accent1" w:themeTint="BF" w:sz="8" w:space="0"/>
+        <w:top w:val="single" w:sz="8" w:space="0" w:color="7BA0CD" w:themeColor="accent1" w:themeTint="BF"/>
+        <w:left w:val="single" w:sz="8" w:space="0" w:color="7BA0CD" w:themeColor="accent1" w:themeTint="BF"/>
+        <w:bottom w:val="single" w:sz="8" w:space="0" w:color="7BA0CD" w:themeColor="accent1" w:themeTint="BF"/>
+        <w:right w:val="single" w:sz="8" w:space="0" w:color="7BA0CD" w:themeColor="accent1" w:themeTint="BF"/>
+        <w:insideH w:val="single" w:sz="8" w:space="0" w:color="7BA0CD" w:themeColor="accent1" w:themeTint="BF"/>
       </w:tblBorders>
     </w:tblPr>
     <w:tblStylePr w:type="firstRow">
@@ -5516,10 +5393,10 @@
       <w:tblPr/>
       <w:tcPr>
         <w:tcBorders>
-          <w:top w:val="single" w:color="7BA0CD" w:themeColor="accent1" w:themeTint="BF" w:sz="8" w:space="0"/>
-          <w:left w:val="single" w:color="7BA0CD" w:themeColor="accent1" w:themeTint="BF" w:sz="8" w:space="0"/>
-          <w:bottom w:val="single" w:color="7BA0CD" w:themeColor="accent1" w:themeTint="BF" w:sz="8" w:space="0"/>
-          <w:right w:val="single" w:color="7BA0CD" w:themeColor="accent1" w:themeTint="BF" w:sz="8" w:space="0"/>
+          <w:top w:val="single" w:sz="8" w:space="0" w:color="7BA0CD" w:themeColor="accent1" w:themeTint="BF"/>
+          <w:left w:val="single" w:sz="8" w:space="0" w:color="7BA0CD" w:themeColor="accent1" w:themeTint="BF"/>
+          <w:bottom w:val="single" w:sz="8" w:space="0" w:color="7BA0CD" w:themeColor="accent1" w:themeTint="BF"/>
+          <w:right w:val="single" w:sz="8" w:space="0" w:color="7BA0CD" w:themeColor="accent1" w:themeTint="BF"/>
           <w:insideH w:val="nil"/>
           <w:insideV w:val="nil"/>
         </w:tcBorders>
@@ -5537,10 +5414,10 @@
       <w:tblPr/>
       <w:tcPr>
         <w:tcBorders>
-          <w:top w:val="double" w:color="7BA0CD" w:themeColor="accent1" w:themeTint="BF" w:sz="6" w:space="0"/>
-          <w:left w:val="single" w:color="7BA0CD" w:themeColor="accent1" w:themeTint="BF" w:sz="8" w:space="0"/>
-          <w:bottom w:val="single" w:color="7BA0CD" w:themeColor="accent1" w:themeTint="BF" w:sz="8" w:space="0"/>
-          <w:right w:val="single" w:color="7BA0CD" w:themeColor="accent1" w:themeTint="BF" w:sz="8" w:space="0"/>
+          <w:top w:val="double" w:sz="6" w:space="0" w:color="7BA0CD" w:themeColor="accent1" w:themeTint="BF"/>
+          <w:left w:val="single" w:sz="8" w:space="0" w:color="7BA0CD" w:themeColor="accent1" w:themeTint="BF"/>
+          <w:bottom w:val="single" w:sz="8" w:space="0" w:color="7BA0CD" w:themeColor="accent1" w:themeTint="BF"/>
+          <w:right w:val="single" w:sz="8" w:space="0" w:color="7BA0CD" w:themeColor="accent1" w:themeTint="BF"/>
           <w:insideH w:val="nil"/>
           <w:insideV w:val="nil"/>
         </w:tcBorders>
@@ -5596,11 +5473,11 @@
       <w:tblStyleRowBandSize w:val="1"/>
       <w:tblStyleColBandSize w:val="1"/>
       <w:tblBorders>
-        <w:top w:val="single" w:color="CF7B79" w:themeColor="accent2" w:themeTint="BF" w:sz="8" w:space="0"/>
-        <w:left w:val="single" w:color="CF7B79" w:themeColor="accent2" w:themeTint="BF" w:sz="8" w:space="0"/>
-        <w:bottom w:val="single" w:color="CF7B79" w:themeColor="accent2" w:themeTint="BF" w:sz="8" w:space="0"/>
-        <w:right w:val="single" w:color="CF7B79" w:themeColor="accent2" w:themeTint="BF" w:sz="8" w:space="0"/>
-        <w:insideH w:val="single" w:color="CF7B79" w:themeColor="accent2" w:themeTint="BF" w:sz="8" w:space="0"/>
+        <w:top w:val="single" w:sz="8" w:space="0" w:color="CF7B79" w:themeColor="accent2" w:themeTint="BF"/>
+        <w:left w:val="single" w:sz="8" w:space="0" w:color="CF7B79" w:themeColor="accent2" w:themeTint="BF"/>
+        <w:bottom w:val="single" w:sz="8" w:space="0" w:color="CF7B79" w:themeColor="accent2" w:themeTint="BF"/>
+        <w:right w:val="single" w:sz="8" w:space="0" w:color="CF7B79" w:themeColor="accent2" w:themeTint="BF"/>
+        <w:insideH w:val="single" w:sz="8" w:space="0" w:color="CF7B79" w:themeColor="accent2" w:themeTint="BF"/>
       </w:tblBorders>
     </w:tblPr>
     <w:tblStylePr w:type="firstRow">
@@ -5615,10 +5492,10 @@
       <w:tblPr/>
       <w:tcPr>
         <w:tcBorders>
-          <w:top w:val="single" w:color="CF7B79" w:themeColor="accent2" w:themeTint="BF" w:sz="8" w:space="0"/>
-          <w:left w:val="single" w:color="CF7B79" w:themeColor="accent2" w:themeTint="BF" w:sz="8" w:space="0"/>
-          <w:bottom w:val="single" w:color="CF7B79" w:themeColor="accent2" w:themeTint="BF" w:sz="8" w:space="0"/>
-          <w:right w:val="single" w:color="CF7B79" w:themeColor="accent2" w:themeTint="BF" w:sz="8" w:space="0"/>
+          <w:top w:val="single" w:sz="8" w:space="0" w:color="CF7B79" w:themeColor="accent2" w:themeTint="BF"/>
+          <w:left w:val="single" w:sz="8" w:space="0" w:color="CF7B79" w:themeColor="accent2" w:themeTint="BF"/>
+          <w:bottom w:val="single" w:sz="8" w:space="0" w:color="CF7B79" w:themeColor="accent2" w:themeTint="BF"/>
+          <w:right w:val="single" w:sz="8" w:space="0" w:color="CF7B79" w:themeColor="accent2" w:themeTint="BF"/>
           <w:insideH w:val="nil"/>
           <w:insideV w:val="nil"/>
         </w:tcBorders>
@@ -5636,10 +5513,10 @@
       <w:tblPr/>
       <w:tcPr>
         <w:tcBorders>
-          <w:top w:val="double" w:color="CF7B79" w:themeColor="accent2" w:themeTint="BF" w:sz="6" w:space="0"/>
-          <w:left w:val="single" w:color="CF7B79" w:themeColor="accent2" w:themeTint="BF" w:sz="8" w:space="0"/>
-          <w:bottom w:val="single" w:color="CF7B79" w:themeColor="accent2" w:themeTint="BF" w:sz="8" w:space="0"/>
-          <w:right w:val="single" w:color="CF7B79" w:themeColor="accent2" w:themeTint="BF" w:sz="8" w:space="0"/>
+          <w:top w:val="double" w:sz="6" w:space="0" w:color="CF7B79" w:themeColor="accent2" w:themeTint="BF"/>
+          <w:left w:val="single" w:sz="8" w:space="0" w:color="CF7B79" w:themeColor="accent2" w:themeTint="BF"/>
+          <w:bottom w:val="single" w:sz="8" w:space="0" w:color="CF7B79" w:themeColor="accent2" w:themeTint="BF"/>
+          <w:right w:val="single" w:sz="8" w:space="0" w:color="CF7B79" w:themeColor="accent2" w:themeTint="BF"/>
           <w:insideH w:val="nil"/>
           <w:insideV w:val="nil"/>
         </w:tcBorders>
@@ -5695,11 +5572,11 @@
       <w:tblStyleRowBandSize w:val="1"/>
       <w:tblStyleColBandSize w:val="1"/>
       <w:tblBorders>
-        <w:top w:val="single" w:color="B3CC82" w:themeColor="accent3" w:themeTint="BF" w:sz="8" w:space="0"/>
-        <w:left w:val="single" w:color="B3CC82" w:themeColor="accent3" w:themeTint="BF" w:sz="8" w:space="0"/>
-        <w:bottom w:val="single" w:color="B3CC82" w:themeColor="accent3" w:themeTint="BF" w:sz="8" w:space="0"/>
-        <w:right w:val="single" w:color="B3CC82" w:themeColor="accent3" w:themeTint="BF" w:sz="8" w:space="0"/>
-        <w:insideH w:val="single" w:color="B3CC82" w:themeColor="accent3" w:themeTint="BF" w:sz="8" w:space="0"/>
+        <w:top w:val="single" w:sz="8" w:space="0" w:color="B3CC82" w:themeColor="accent3" w:themeTint="BF"/>
+        <w:left w:val="single" w:sz="8" w:space="0" w:color="B3CC82" w:themeColor="accent3" w:themeTint="BF"/>
+        <w:bottom w:val="single" w:sz="8" w:space="0" w:color="B3CC82" w:themeColor="accent3" w:themeTint="BF"/>
+        <w:right w:val="single" w:sz="8" w:space="0" w:color="B3CC82" w:themeColor="accent3" w:themeTint="BF"/>
+        <w:insideH w:val="single" w:sz="8" w:space="0" w:color="B3CC82" w:themeColor="accent3" w:themeTint="BF"/>
       </w:tblBorders>
     </w:tblPr>
     <w:tblStylePr w:type="firstRow">
@@ -5714,10 +5591,10 @@
       <w:tblPr/>
       <w:tcPr>
         <w:tcBorders>
-          <w:top w:val="single" w:color="B3CC82" w:themeColor="accent3" w:themeTint="BF" w:sz="8" w:space="0"/>
-          <w:left w:val="single" w:color="B3CC82" w:themeColor="accent3" w:themeTint="BF" w:sz="8" w:space="0"/>
-          <w:bottom w:val="single" w:color="B3CC82" w:themeColor="accent3" w:themeTint="BF" w:sz="8" w:space="0"/>
-          <w:right w:val="single" w:color="B3CC82" w:themeColor="accent3" w:themeTint="BF" w:sz="8" w:space="0"/>
+          <w:top w:val="single" w:sz="8" w:space="0" w:color="B3CC82" w:themeColor="accent3" w:themeTint="BF"/>
+          <w:left w:val="single" w:sz="8" w:space="0" w:color="B3CC82" w:themeColor="accent3" w:themeTint="BF"/>
+          <w:bottom w:val="single" w:sz="8" w:space="0" w:color="B3CC82" w:themeColor="accent3" w:themeTint="BF"/>
+          <w:right w:val="single" w:sz="8" w:space="0" w:color="B3CC82" w:themeColor="accent3" w:themeTint="BF"/>
           <w:insideH w:val="nil"/>
           <w:insideV w:val="nil"/>
         </w:tcBorders>
@@ -5735,10 +5612,10 @@
       <w:tblPr/>
       <w:tcPr>
         <w:tcBorders>
-          <w:top w:val="double" w:color="B3CC82" w:themeColor="accent3" w:themeTint="BF" w:sz="6" w:space="0"/>
-          <w:left w:val="single" w:color="B3CC82" w:themeColor="accent3" w:themeTint="BF" w:sz="8" w:space="0"/>
-          <w:bottom w:val="single" w:color="B3CC82" w:themeColor="accent3" w:themeTint="BF" w:sz="8" w:space="0"/>
-          <w:right w:val="single" w:color="B3CC82" w:themeColor="accent3" w:themeTint="BF" w:sz="8" w:space="0"/>
+          <w:top w:val="double" w:sz="6" w:space="0" w:color="B3CC82" w:themeColor="accent3" w:themeTint="BF"/>
+          <w:left w:val="single" w:sz="8" w:space="0" w:color="B3CC82" w:themeColor="accent3" w:themeTint="BF"/>
+          <w:bottom w:val="single" w:sz="8" w:space="0" w:color="B3CC82" w:themeColor="accent3" w:themeTint="BF"/>
+          <w:right w:val="single" w:sz="8" w:space="0" w:color="B3CC82" w:themeColor="accent3" w:themeTint="BF"/>
           <w:insideH w:val="nil"/>
           <w:insideV w:val="nil"/>
         </w:tcBorders>
@@ -5794,11 +5671,11 @@
       <w:tblStyleRowBandSize w:val="1"/>
       <w:tblStyleColBandSize w:val="1"/>
       <w:tblBorders>
-        <w:top w:val="single" w:color="9F8AB9" w:themeColor="accent4" w:themeTint="BF" w:sz="8" w:space="0"/>
-        <w:left w:val="single" w:color="9F8AB9" w:themeColor="accent4" w:themeTint="BF" w:sz="8" w:space="0"/>
-        <w:bottom w:val="single" w:color="9F8AB9" w:themeColor="accent4" w:themeTint="BF" w:sz="8" w:space="0"/>
-        <w:right w:val="single" w:color="9F8AB9" w:themeColor="accent4" w:themeTint="BF" w:sz="8" w:space="0"/>
-        <w:insideH w:val="single" w:color="9F8AB9" w:themeColor="accent4" w:themeTint="BF" w:sz="8" w:space="0"/>
+        <w:top w:val="single" w:sz="8" w:space="0" w:color="9F8AB9" w:themeColor="accent4" w:themeTint="BF"/>
+        <w:left w:val="single" w:sz="8" w:space="0" w:color="9F8AB9" w:themeColor="accent4" w:themeTint="BF"/>
+        <w:bottom w:val="single" w:sz="8" w:space="0" w:color="9F8AB9" w:themeColor="accent4" w:themeTint="BF"/>
+        <w:right w:val="single" w:sz="8" w:space="0" w:color="9F8AB9" w:themeColor="accent4" w:themeTint="BF"/>
+        <w:insideH w:val="single" w:sz="8" w:space="0" w:color="9F8AB9" w:themeColor="accent4" w:themeTint="BF"/>
       </w:tblBorders>
     </w:tblPr>
     <w:tblStylePr w:type="firstRow">
@@ -5813,10 +5690,10 @@
       <w:tblPr/>
       <w:tcPr>
         <w:tcBorders>
-          <w:top w:val="single" w:color="9F8AB9" w:themeColor="accent4" w:themeTint="BF" w:sz="8" w:space="0"/>
-          <w:left w:val="single" w:color="9F8AB9" w:themeColor="accent4" w:themeTint="BF" w:sz="8" w:space="0"/>
-          <w:bottom w:val="single" w:color="9F8AB9" w:themeColor="accent4" w:themeTint="BF" w:sz="8" w:space="0"/>
-          <w:right w:val="single" w:color="9F8AB9" w:themeColor="accent4" w:themeTint="BF" w:sz="8" w:space="0"/>
+          <w:top w:val="single" w:sz="8" w:space="0" w:color="9F8AB9" w:themeColor="accent4" w:themeTint="BF"/>
+          <w:left w:val="single" w:sz="8" w:space="0" w:color="9F8AB9" w:themeColor="accent4" w:themeTint="BF"/>
+          <w:bottom w:val="single" w:sz="8" w:space="0" w:color="9F8AB9" w:themeColor="accent4" w:themeTint="BF"/>
+          <w:right w:val="single" w:sz="8" w:space="0" w:color="9F8AB9" w:themeColor="accent4" w:themeTint="BF"/>
           <w:insideH w:val="nil"/>
           <w:insideV w:val="nil"/>
         </w:tcBorders>
@@ -5834,10 +5711,10 @@
       <w:tblPr/>
       <w:tcPr>
         <w:tcBorders>
-          <w:top w:val="double" w:color="9F8AB9" w:themeColor="accent4" w:themeTint="BF" w:sz="6" w:space="0"/>
-          <w:left w:val="single" w:color="9F8AB9" w:themeColor="accent4" w:themeTint="BF" w:sz="8" w:space="0"/>
-          <w:bottom w:val="single" w:color="9F8AB9" w:themeColor="accent4" w:themeTint="BF" w:sz="8" w:space="0"/>
-          <w:right w:val="single" w:color="9F8AB9" w:themeColor="accent4" w:themeTint="BF" w:sz="8" w:space="0"/>
+          <w:top w:val="double" w:sz="6" w:space="0" w:color="9F8AB9" w:themeColor="accent4" w:themeTint="BF"/>
+          <w:left w:val="single" w:sz="8" w:space="0" w:color="9F8AB9" w:themeColor="accent4" w:themeTint="BF"/>
+          <w:bottom w:val="single" w:sz="8" w:space="0" w:color="9F8AB9" w:themeColor="accent4" w:themeTint="BF"/>
+          <w:right w:val="single" w:sz="8" w:space="0" w:color="9F8AB9" w:themeColor="accent4" w:themeTint="BF"/>
           <w:insideH w:val="nil"/>
           <w:insideV w:val="nil"/>
         </w:tcBorders>
@@ -5893,11 +5770,11 @@
       <w:tblStyleRowBandSize w:val="1"/>
       <w:tblStyleColBandSize w:val="1"/>
       <w:tblBorders>
-        <w:top w:val="single" w:color="78C0D4" w:themeColor="accent5" w:themeTint="BF" w:sz="8" w:space="0"/>
-        <w:left w:val="single" w:color="78C0D4" w:themeColor="accent5" w:themeTint="BF" w:sz="8" w:space="0"/>
-        <w:bottom w:val="single" w:color="78C0D4" w:themeColor="accent5" w:themeTint="BF" w:sz="8" w:space="0"/>
-        <w:right w:val="single" w:color="78C0D4" w:themeColor="accent5" w:themeTint="BF" w:sz="8" w:space="0"/>
-        <w:insideH w:val="single" w:color="78C0D4" w:themeColor="accent5" w:themeTint="BF" w:sz="8" w:space="0"/>
+        <w:top w:val="single" w:sz="8" w:space="0" w:color="78C0D4" w:themeColor="accent5" w:themeTint="BF"/>
+        <w:left w:val="single" w:sz="8" w:space="0" w:color="78C0D4" w:themeColor="accent5" w:themeTint="BF"/>
+        <w:bottom w:val="single" w:sz="8" w:space="0" w:color="78C0D4" w:themeColor="accent5" w:themeTint="BF"/>
+        <w:right w:val="single" w:sz="8" w:space="0" w:color="78C0D4" w:themeColor="accent5" w:themeTint="BF"/>
+        <w:insideH w:val="single" w:sz="8" w:space="0" w:color="78C0D4" w:themeColor="accent5" w:themeTint="BF"/>
       </w:tblBorders>
     </w:tblPr>
     <w:tblStylePr w:type="firstRow">
@@ -5912,10 +5789,10 @@
       <w:tblPr/>
       <w:tcPr>
         <w:tcBorders>
-          <w:top w:val="single" w:color="78C0D4" w:themeColor="accent5" w:themeTint="BF" w:sz="8" w:space="0"/>
-          <w:left w:val="single" w:color="78C0D4" w:themeColor="accent5" w:themeTint="BF" w:sz="8" w:space="0"/>
-          <w:bottom w:val="single" w:color="78C0D4" w:themeColor="accent5" w:themeTint="BF" w:sz="8" w:space="0"/>
-          <w:right w:val="single" w:color="78C0D4" w:themeColor="accent5" w:themeTint="BF" w:sz="8" w:space="0"/>
+          <w:top w:val="single" w:sz="8" w:space="0" w:color="78C0D4" w:themeColor="accent5" w:themeTint="BF"/>
+          <w:left w:val="single" w:sz="8" w:space="0" w:color="78C0D4" w:themeColor="accent5" w:themeTint="BF"/>
+          <w:bottom w:val="single" w:sz="8" w:space="0" w:color="78C0D4" w:themeColor="accent5" w:themeTint="BF"/>
+          <w:right w:val="single" w:sz="8" w:space="0" w:color="78C0D4" w:themeColor="accent5" w:themeTint="BF"/>
           <w:insideH w:val="nil"/>
           <w:insideV w:val="nil"/>
         </w:tcBorders>
@@ -5933,10 +5810,10 @@
       <w:tblPr/>
       <w:tcPr>
         <w:tcBorders>
-          <w:top w:val="double" w:color="78C0D4" w:themeColor="accent5" w:themeTint="BF" w:sz="6" w:space="0"/>
-          <w:left w:val="single" w:color="78C0D4" w:themeColor="accent5" w:themeTint="BF" w:sz="8" w:space="0"/>
-          <w:bottom w:val="single" w:color="78C0D4" w:themeColor="accent5" w:themeTint="BF" w:sz="8" w:space="0"/>
-          <w:right w:val="single" w:color="78C0D4" w:themeColor="accent5" w:themeTint="BF" w:sz="8" w:space="0"/>
+          <w:top w:val="double" w:sz="6" w:space="0" w:color="78C0D4" w:themeColor="accent5" w:themeTint="BF"/>
+          <w:left w:val="single" w:sz="8" w:space="0" w:color="78C0D4" w:themeColor="accent5" w:themeTint="BF"/>
+          <w:bottom w:val="single" w:sz="8" w:space="0" w:color="78C0D4" w:themeColor="accent5" w:themeTint="BF"/>
+          <w:right w:val="single" w:sz="8" w:space="0" w:color="78C0D4" w:themeColor="accent5" w:themeTint="BF"/>
           <w:insideH w:val="nil"/>
           <w:insideV w:val="nil"/>
         </w:tcBorders>
@@ -5992,11 +5869,11 @@
       <w:tblStyleRowBandSize w:val="1"/>
       <w:tblStyleColBandSize w:val="1"/>
       <w:tblBorders>
-        <w:top w:val="single" w:color="F9B074" w:themeColor="accent6" w:themeTint="BF" w:sz="8" w:space="0"/>
-        <w:left w:val="single" w:color="F9B074" w:themeColor="accent6" w:themeTint="BF" w:sz="8" w:space="0"/>
-        <w:bottom w:val="single" w:color="F9B074" w:themeColor="accent6" w:themeTint="BF" w:sz="8" w:space="0"/>
-        <w:right w:val="single" w:color="F9B074" w:themeColor="accent6" w:themeTint="BF" w:sz="8" w:space="0"/>
-        <w:insideH w:val="single" w:color="F9B074" w:themeColor="accent6" w:themeTint="BF" w:sz="8" w:space="0"/>
+        <w:top w:val="single" w:sz="8" w:space="0" w:color="F9B074" w:themeColor="accent6" w:themeTint="BF"/>
+        <w:left w:val="single" w:sz="8" w:space="0" w:color="F9B074" w:themeColor="accent6" w:themeTint="BF"/>
+        <w:bottom w:val="single" w:sz="8" w:space="0" w:color="F9B074" w:themeColor="accent6" w:themeTint="BF"/>
+        <w:right w:val="single" w:sz="8" w:space="0" w:color="F9B074" w:themeColor="accent6" w:themeTint="BF"/>
+        <w:insideH w:val="single" w:sz="8" w:space="0" w:color="F9B074" w:themeColor="accent6" w:themeTint="BF"/>
       </w:tblBorders>
     </w:tblPr>
     <w:tblStylePr w:type="firstRow">
@@ -6011,10 +5888,10 @@
       <w:tblPr/>
       <w:tcPr>
         <w:tcBorders>
-          <w:top w:val="single" w:color="F9B074" w:themeColor="accent6" w:themeTint="BF" w:sz="8" w:space="0"/>
-          <w:left w:val="single" w:color="F9B074" w:themeColor="accent6" w:themeTint="BF" w:sz="8" w:space="0"/>
-          <w:bottom w:val="single" w:color="F9B074" w:themeColor="accent6" w:themeTint="BF" w:sz="8" w:space="0"/>
-          <w:right w:val="single" w:color="F9B074" w:themeColor="accent6" w:themeTint="BF" w:sz="8" w:space="0"/>
+          <w:top w:val="single" w:sz="8" w:space="0" w:color="F9B074" w:themeColor="accent6" w:themeTint="BF"/>
+          <w:left w:val="single" w:sz="8" w:space="0" w:color="F9B074" w:themeColor="accent6" w:themeTint="BF"/>
+          <w:bottom w:val="single" w:sz="8" w:space="0" w:color="F9B074" w:themeColor="accent6" w:themeTint="BF"/>
+          <w:right w:val="single" w:sz="8" w:space="0" w:color="F9B074" w:themeColor="accent6" w:themeTint="BF"/>
           <w:insideH w:val="nil"/>
           <w:insideV w:val="nil"/>
         </w:tcBorders>
@@ -6032,10 +5909,10 @@
       <w:tblPr/>
       <w:tcPr>
         <w:tcBorders>
-          <w:top w:val="double" w:color="F9B074" w:themeColor="accent6" w:themeTint="BF" w:sz="6" w:space="0"/>
-          <w:left w:val="single" w:color="F9B074" w:themeColor="accent6" w:themeTint="BF" w:sz="8" w:space="0"/>
-          <w:bottom w:val="single" w:color="F9B074" w:themeColor="accent6" w:themeTint="BF" w:sz="8" w:space="0"/>
-          <w:right w:val="single" w:color="F9B074" w:themeColor="accent6" w:themeTint="BF" w:sz="8" w:space="0"/>
+          <w:top w:val="double" w:sz="6" w:space="0" w:color="F9B074" w:themeColor="accent6" w:themeTint="BF"/>
+          <w:left w:val="single" w:sz="8" w:space="0" w:color="F9B074" w:themeColor="accent6" w:themeTint="BF"/>
+          <w:bottom w:val="single" w:sz="8" w:space="0" w:color="F9B074" w:themeColor="accent6" w:themeTint="BF"/>
+          <w:right w:val="single" w:sz="8" w:space="0" w:color="F9B074" w:themeColor="accent6" w:themeTint="BF"/>
           <w:insideH w:val="nil"/>
           <w:insideV w:val="nil"/>
         </w:tcBorders>
@@ -6091,8 +5968,8 @@
       <w:tblStyleRowBandSize w:val="1"/>
       <w:tblStyleColBandSize w:val="1"/>
       <w:tblBorders>
-        <w:top w:val="single" w:color="auto" w:sz="18" w:space="0"/>
-        <w:bottom w:val="single" w:color="auto" w:sz="18" w:space="0"/>
+        <w:top w:val="single" w:sz="18" w:space="0" w:color="auto"/>
+        <w:bottom w:val="single" w:sz="18" w:space="0" w:color="auto"/>
       </w:tblBorders>
     </w:tblPr>
     <w:tblStylePr w:type="firstRow">
@@ -6107,9 +5984,9 @@
       <w:tblPr/>
       <w:tcPr>
         <w:tcBorders>
-          <w:top w:val="single" w:color="auto" w:sz="18" w:space="0"/>
-          <w:left w:val="nil"/>
-          <w:bottom w:val="single" w:color="auto" w:sz="18" w:space="0"/>
+          <w:top w:val="single" w:sz="18" w:space="0" w:color="auto"/>
+          <w:left w:val="nil"/>
+          <w:bottom w:val="single" w:sz="18" w:space="0" w:color="auto"/>
           <w:right w:val="nil"/>
           <w:insideH w:val="nil"/>
           <w:insideV w:val="nil"/>
@@ -6127,9 +6004,9 @@
       <w:tblPr/>
       <w:tcPr>
         <w:tcBorders>
-          <w:top w:val="double" w:color="auto" w:sz="6" w:space="0"/>
-          <w:left w:val="nil"/>
-          <w:bottom w:val="single" w:color="auto" w:sz="18" w:space="0"/>
+          <w:top w:val="double" w:sz="6" w:space="0" w:color="auto"/>
+          <w:left w:val="nil"/>
+          <w:bottom w:val="single" w:sz="18" w:space="0" w:color="auto"/>
           <w:right w:val="nil"/>
           <w:insideH w:val="nil"/>
           <w:insideV w:val="nil"/>
@@ -6148,7 +6025,7 @@
         <w:tcBorders>
           <w:top w:val="nil"/>
           <w:left w:val="nil"/>
-          <w:bottom w:val="single" w:color="auto" w:sz="18" w:space="0"/>
+          <w:bottom w:val="single" w:sz="18" w:space="0" w:color="auto"/>
           <w:right w:val="nil"/>
           <w:insideH w:val="nil"/>
           <w:insideV w:val="nil"/>
@@ -6195,9 +6072,9 @@
       <w:tblPr/>
       <w:tcPr>
         <w:tcBorders>
-          <w:top w:val="single" w:color="auto" w:sz="18" w:space="0"/>
-          <w:left w:val="nil"/>
-          <w:bottom w:val="single" w:color="auto" w:sz="18" w:space="0"/>
+          <w:top w:val="single" w:sz="18" w:space="0" w:color="auto"/>
+          <w:left w:val="nil"/>
+          <w:bottom w:val="single" w:sz="18" w:space="0" w:color="auto"/>
           <w:right w:val="nil"/>
           <w:insideH w:val="nil"/>
           <w:insideV w:val="nil"/>
@@ -6211,9 +6088,9 @@
       <w:tblPr/>
       <w:tcPr>
         <w:tcBorders>
-          <w:top w:val="single" w:color="auto" w:sz="18" w:space="0"/>
-          <w:left w:val="nil"/>
-          <w:bottom w:val="single" w:color="auto" w:sz="18" w:space="0"/>
+          <w:top w:val="single" w:sz="18" w:space="0" w:color="auto"/>
+          <w:left w:val="nil"/>
+          <w:bottom w:val="single" w:sz="18" w:space="0" w:color="auto"/>
           <w:right w:val="nil"/>
           <w:insideH w:val="nil"/>
           <w:insideV w:val="nil"/>
@@ -6233,8 +6110,8 @@
       <w:tblStyleRowBandSize w:val="1"/>
       <w:tblStyleColBandSize w:val="1"/>
       <w:tblBorders>
-        <w:top w:val="single" w:color="auto" w:sz="18" w:space="0"/>
-        <w:bottom w:val="single" w:color="auto" w:sz="18" w:space="0"/>
+        <w:top w:val="single" w:sz="18" w:space="0" w:color="auto"/>
+        <w:bottom w:val="single" w:sz="18" w:space="0" w:color="auto"/>
       </w:tblBorders>
     </w:tblPr>
     <w:tblStylePr w:type="firstRow">
@@ -6249,9 +6126,9 @@
       <w:tblPr/>
       <w:tcPr>
         <w:tcBorders>
-          <w:top w:val="single" w:color="auto" w:sz="18" w:space="0"/>
-          <w:left w:val="nil"/>
-          <w:bottom w:val="single" w:color="auto" w:sz="18" w:space="0"/>
+          <w:top w:val="single" w:sz="18" w:space="0" w:color="auto"/>
+          <w:left w:val="nil"/>
+          <w:bottom w:val="single" w:sz="18" w:space="0" w:color="auto"/>
           <w:right w:val="nil"/>
           <w:insideH w:val="nil"/>
           <w:insideV w:val="nil"/>
@@ -6269,9 +6146,9 @@
       <w:tblPr/>
       <w:tcPr>
         <w:tcBorders>
-          <w:top w:val="double" w:color="auto" w:sz="6" w:space="0"/>
-          <w:left w:val="nil"/>
-          <w:bottom w:val="single" w:color="auto" w:sz="18" w:space="0"/>
+          <w:top w:val="double" w:sz="6" w:space="0" w:color="auto"/>
+          <w:left w:val="nil"/>
+          <w:bottom w:val="single" w:sz="18" w:space="0" w:color="auto"/>
           <w:right w:val="nil"/>
           <w:insideH w:val="nil"/>
           <w:insideV w:val="nil"/>
@@ -6290,7 +6167,7 @@
         <w:tcBorders>
           <w:top w:val="nil"/>
           <w:left w:val="nil"/>
-          <w:bottom w:val="single" w:color="auto" w:sz="18" w:space="0"/>
+          <w:bottom w:val="single" w:sz="18" w:space="0" w:color="auto"/>
           <w:right w:val="nil"/>
           <w:insideH w:val="nil"/>
           <w:insideV w:val="nil"/>
@@ -6337,9 +6214,9 @@
       <w:tblPr/>
       <w:tcPr>
         <w:tcBorders>
-          <w:top w:val="single" w:color="auto" w:sz="18" w:space="0"/>
-          <w:left w:val="nil"/>
-          <w:bottom w:val="single" w:color="auto" w:sz="18" w:space="0"/>
+          <w:top w:val="single" w:sz="18" w:space="0" w:color="auto"/>
+          <w:left w:val="nil"/>
+          <w:bottom w:val="single" w:sz="18" w:space="0" w:color="auto"/>
           <w:right w:val="nil"/>
           <w:insideH w:val="nil"/>
           <w:insideV w:val="nil"/>
@@ -6353,9 +6230,9 @@
       <w:tblPr/>
       <w:tcPr>
         <w:tcBorders>
-          <w:top w:val="single" w:color="auto" w:sz="18" w:space="0"/>
-          <w:left w:val="nil"/>
-          <w:bottom w:val="single" w:color="auto" w:sz="18" w:space="0"/>
+          <w:top w:val="single" w:sz="18" w:space="0" w:color="auto"/>
+          <w:left w:val="nil"/>
+          <w:bottom w:val="single" w:sz="18" w:space="0" w:color="auto"/>
           <w:right w:val="nil"/>
           <w:insideH w:val="nil"/>
           <w:insideV w:val="nil"/>
@@ -6375,8 +6252,8 @@
       <w:tblStyleRowBandSize w:val="1"/>
       <w:tblStyleColBandSize w:val="1"/>
       <w:tblBorders>
-        <w:top w:val="single" w:color="auto" w:sz="18" w:space="0"/>
-        <w:bottom w:val="single" w:color="auto" w:sz="18" w:space="0"/>
+        <w:top w:val="single" w:sz="18" w:space="0" w:color="auto"/>
+        <w:bottom w:val="single" w:sz="18" w:space="0" w:color="auto"/>
       </w:tblBorders>
     </w:tblPr>
     <w:tblStylePr w:type="firstRow">
@@ -6391,9 +6268,9 @@
       <w:tblPr/>
       <w:tcPr>
         <w:tcBorders>
-          <w:top w:val="single" w:color="auto" w:sz="18" w:space="0"/>
-          <w:left w:val="nil"/>
-          <w:bottom w:val="single" w:color="auto" w:sz="18" w:space="0"/>
+          <w:top w:val="single" w:sz="18" w:space="0" w:color="auto"/>
+          <w:left w:val="nil"/>
+          <w:bottom w:val="single" w:sz="18" w:space="0" w:color="auto"/>
           <w:right w:val="nil"/>
           <w:insideH w:val="nil"/>
           <w:insideV w:val="nil"/>
@@ -6411,9 +6288,9 @@
       <w:tblPr/>
       <w:tcPr>
         <w:tcBorders>
-          <w:top w:val="double" w:color="auto" w:sz="6" w:space="0"/>
-          <w:left w:val="nil"/>
-          <w:bottom w:val="single" w:color="auto" w:sz="18" w:space="0"/>
+          <w:top w:val="double" w:sz="6" w:space="0" w:color="auto"/>
+          <w:left w:val="nil"/>
+          <w:bottom w:val="single" w:sz="18" w:space="0" w:color="auto"/>
           <w:right w:val="nil"/>
           <w:insideH w:val="nil"/>
           <w:insideV w:val="nil"/>
@@ -6432,7 +6309,7 @@
         <w:tcBorders>
           <w:top w:val="nil"/>
           <w:left w:val="nil"/>
-          <w:bottom w:val="single" w:color="auto" w:sz="18" w:space="0"/>
+          <w:bottom w:val="single" w:sz="18" w:space="0" w:color="auto"/>
           <w:right w:val="nil"/>
           <w:insideH w:val="nil"/>
           <w:insideV w:val="nil"/>
@@ -6479,9 +6356,9 @@
       <w:tblPr/>
       <w:tcPr>
         <w:tcBorders>
-          <w:top w:val="single" w:color="auto" w:sz="18" w:space="0"/>
-          <w:left w:val="nil"/>
-          <w:bottom w:val="single" w:color="auto" w:sz="18" w:space="0"/>
+          <w:top w:val="single" w:sz="18" w:space="0" w:color="auto"/>
+          <w:left w:val="nil"/>
+          <w:bottom w:val="single" w:sz="18" w:space="0" w:color="auto"/>
           <w:right w:val="nil"/>
           <w:insideH w:val="nil"/>
           <w:insideV w:val="nil"/>
@@ -6495,9 +6372,9 @@
       <w:tblPr/>
       <w:tcPr>
         <w:tcBorders>
-          <w:top w:val="single" w:color="auto" w:sz="18" w:space="0"/>
-          <w:left w:val="nil"/>
-          <w:bottom w:val="single" w:color="auto" w:sz="18" w:space="0"/>
+          <w:top w:val="single" w:sz="18" w:space="0" w:color="auto"/>
+          <w:left w:val="nil"/>
+          <w:bottom w:val="single" w:sz="18" w:space="0" w:color="auto"/>
           <w:right w:val="nil"/>
           <w:insideH w:val="nil"/>
           <w:insideV w:val="nil"/>
@@ -6517,8 +6394,8 @@
       <w:tblStyleRowBandSize w:val="1"/>
       <w:tblStyleColBandSize w:val="1"/>
       <w:tblBorders>
-        <w:top w:val="single" w:color="auto" w:sz="18" w:space="0"/>
-        <w:bottom w:val="single" w:color="auto" w:sz="18" w:space="0"/>
+        <w:top w:val="single" w:sz="18" w:space="0" w:color="auto"/>
+        <w:bottom w:val="single" w:sz="18" w:space="0" w:color="auto"/>
       </w:tblBorders>
     </w:tblPr>
     <w:tblStylePr w:type="firstRow">
@@ -6533,9 +6410,9 @@
       <w:tblPr/>
       <w:tcPr>
         <w:tcBorders>
-          <w:top w:val="single" w:color="auto" w:sz="18" w:space="0"/>
-          <w:left w:val="nil"/>
-          <w:bottom w:val="single" w:color="auto" w:sz="18" w:space="0"/>
+          <w:top w:val="single" w:sz="18" w:space="0" w:color="auto"/>
+          <w:left w:val="nil"/>
+          <w:bottom w:val="single" w:sz="18" w:space="0" w:color="auto"/>
           <w:right w:val="nil"/>
           <w:insideH w:val="nil"/>
           <w:insideV w:val="nil"/>
@@ -6553,9 +6430,9 @@
       <w:tblPr/>
       <w:tcPr>
         <w:tcBorders>
-          <w:top w:val="double" w:color="auto" w:sz="6" w:space="0"/>
-          <w:left w:val="nil"/>
-          <w:bottom w:val="single" w:color="auto" w:sz="18" w:space="0"/>
+          <w:top w:val="double" w:sz="6" w:space="0" w:color="auto"/>
+          <w:left w:val="nil"/>
+          <w:bottom w:val="single" w:sz="18" w:space="0" w:color="auto"/>
           <w:right w:val="nil"/>
           <w:insideH w:val="nil"/>
           <w:insideV w:val="nil"/>
@@ -6574,7 +6451,7 @@
         <w:tcBorders>
           <w:top w:val="nil"/>
           <w:left w:val="nil"/>
-          <w:bottom w:val="single" w:color="auto" w:sz="18" w:space="0"/>
+          <w:bottom w:val="single" w:sz="18" w:space="0" w:color="auto"/>
           <w:right w:val="nil"/>
           <w:insideH w:val="nil"/>
           <w:insideV w:val="nil"/>
@@ -6621,9 +6498,9 @@
       <w:tblPr/>
       <w:tcPr>
         <w:tcBorders>
-          <w:top w:val="single" w:color="auto" w:sz="18" w:space="0"/>
-          <w:left w:val="nil"/>
-          <w:bottom w:val="single" w:color="auto" w:sz="18" w:space="0"/>
+          <w:top w:val="single" w:sz="18" w:space="0" w:color="auto"/>
+          <w:left w:val="nil"/>
+          <w:bottom w:val="single" w:sz="18" w:space="0" w:color="auto"/>
           <w:right w:val="nil"/>
           <w:insideH w:val="nil"/>
           <w:insideV w:val="nil"/>
@@ -6637,9 +6514,9 @@
       <w:tblPr/>
       <w:tcPr>
         <w:tcBorders>
-          <w:top w:val="single" w:color="auto" w:sz="18" w:space="0"/>
-          <w:left w:val="nil"/>
-          <w:bottom w:val="single" w:color="auto" w:sz="18" w:space="0"/>
+          <w:top w:val="single" w:sz="18" w:space="0" w:color="auto"/>
+          <w:left w:val="nil"/>
+          <w:bottom w:val="single" w:sz="18" w:space="0" w:color="auto"/>
           <w:right w:val="nil"/>
           <w:insideH w:val="nil"/>
           <w:insideV w:val="nil"/>
@@ -6659,8 +6536,8 @@
       <w:tblStyleRowBandSize w:val="1"/>
       <w:tblStyleColBandSize w:val="1"/>
       <w:tblBorders>
-        <w:top w:val="single" w:color="auto" w:sz="18" w:space="0"/>
-        <w:bottom w:val="single" w:color="auto" w:sz="18" w:space="0"/>
+        <w:top w:val="single" w:sz="18" w:space="0" w:color="auto"/>
+        <w:bottom w:val="single" w:sz="18" w:space="0" w:color="auto"/>
       </w:tblBorders>
     </w:tblPr>
     <w:tblStylePr w:type="firstRow">
@@ -6675,9 +6552,9 @@
       <w:tblPr/>
       <w:tcPr>
         <w:tcBorders>
-          <w:top w:val="single" w:color="auto" w:sz="18" w:space="0"/>
-          <w:left w:val="nil"/>
-          <w:bottom w:val="single" w:color="auto" w:sz="18" w:space="0"/>
+          <w:top w:val="single" w:sz="18" w:space="0" w:color="auto"/>
+          <w:left w:val="nil"/>
+          <w:bottom w:val="single" w:sz="18" w:space="0" w:color="auto"/>
           <w:right w:val="nil"/>
           <w:insideH w:val="nil"/>
           <w:insideV w:val="nil"/>
@@ -6695,9 +6572,9 @@
       <w:tblPr/>
       <w:tcPr>
         <w:tcBorders>
-          <w:top w:val="double" w:color="auto" w:sz="6" w:space="0"/>
-          <w:left w:val="nil"/>
-          <w:bottom w:val="single" w:color="auto" w:sz="18" w:space="0"/>
+          <w:top w:val="double" w:sz="6" w:space="0" w:color="auto"/>
+          <w:left w:val="nil"/>
+          <w:bottom w:val="single" w:sz="18" w:space="0" w:color="auto"/>
           <w:right w:val="nil"/>
           <w:insideH w:val="nil"/>
           <w:insideV w:val="nil"/>
@@ -6716,7 +6593,7 @@
         <w:tcBorders>
           <w:top w:val="nil"/>
           <w:left w:val="nil"/>
-          <w:bottom w:val="single" w:color="auto" w:sz="18" w:space="0"/>
+          <w:bottom w:val="single" w:sz="18" w:space="0" w:color="auto"/>
           <w:right w:val="nil"/>
           <w:insideH w:val="nil"/>
           <w:insideV w:val="nil"/>
@@ -6763,9 +6640,9 @@
       <w:tblPr/>
       <w:tcPr>
         <w:tcBorders>
-          <w:top w:val="single" w:color="auto" w:sz="18" w:space="0"/>
-          <w:left w:val="nil"/>
-          <w:bottom w:val="single" w:color="auto" w:sz="18" w:space="0"/>
+          <w:top w:val="single" w:sz="18" w:space="0" w:color="auto"/>
+          <w:left w:val="nil"/>
+          <w:bottom w:val="single" w:sz="18" w:space="0" w:color="auto"/>
           <w:right w:val="nil"/>
           <w:insideH w:val="nil"/>
           <w:insideV w:val="nil"/>
@@ -6779,9 +6656,9 @@
       <w:tblPr/>
       <w:tcPr>
         <w:tcBorders>
-          <w:top w:val="single" w:color="auto" w:sz="18" w:space="0"/>
-          <w:left w:val="nil"/>
-          <w:bottom w:val="single" w:color="auto" w:sz="18" w:space="0"/>
+          <w:top w:val="single" w:sz="18" w:space="0" w:color="auto"/>
+          <w:left w:val="nil"/>
+          <w:bottom w:val="single" w:sz="18" w:space="0" w:color="auto"/>
           <w:right w:val="nil"/>
           <w:insideH w:val="nil"/>
           <w:insideV w:val="nil"/>
@@ -6801,8 +6678,8 @@
       <w:tblStyleRowBandSize w:val="1"/>
       <w:tblStyleColBandSize w:val="1"/>
       <w:tblBorders>
-        <w:top w:val="single" w:color="auto" w:sz="18" w:space="0"/>
-        <w:bottom w:val="single" w:color="auto" w:sz="18" w:space="0"/>
+        <w:top w:val="single" w:sz="18" w:space="0" w:color="auto"/>
+        <w:bottom w:val="single" w:sz="18" w:space="0" w:color="auto"/>
       </w:tblBorders>
     </w:tblPr>
     <w:tblStylePr w:type="firstRow">
@@ -6817,9 +6694,9 @@
       <w:tblPr/>
       <w:tcPr>
         <w:tcBorders>
-          <w:top w:val="single" w:color="auto" w:sz="18" w:space="0"/>
-          <w:left w:val="nil"/>
-          <w:bottom w:val="single" w:color="auto" w:sz="18" w:space="0"/>
+          <w:top w:val="single" w:sz="18" w:space="0" w:color="auto"/>
+          <w:left w:val="nil"/>
+          <w:bottom w:val="single" w:sz="18" w:space="0" w:color="auto"/>
           <w:right w:val="nil"/>
           <w:insideH w:val="nil"/>
           <w:insideV w:val="nil"/>
@@ -6837,9 +6714,9 @@
       <w:tblPr/>
       <w:tcPr>
         <w:tcBorders>
-          <w:top w:val="double" w:color="auto" w:sz="6" w:space="0"/>
-          <w:left w:val="nil"/>
-          <w:bottom w:val="single" w:color="auto" w:sz="18" w:space="0"/>
+          <w:top w:val="double" w:sz="6" w:space="0" w:color="auto"/>
+          <w:left w:val="nil"/>
+          <w:bottom w:val="single" w:sz="18" w:space="0" w:color="auto"/>
           <w:right w:val="nil"/>
           <w:insideH w:val="nil"/>
           <w:insideV w:val="nil"/>
@@ -6858,7 +6735,7 @@
         <w:tcBorders>
           <w:top w:val="nil"/>
           <w:left w:val="nil"/>
-          <w:bottom w:val="single" w:color="auto" w:sz="18" w:space="0"/>
+          <w:bottom w:val="single" w:sz="18" w:space="0" w:color="auto"/>
           <w:right w:val="nil"/>
           <w:insideH w:val="nil"/>
           <w:insideV w:val="nil"/>
@@ -6905,9 +6782,9 @@
       <w:tblPr/>
       <w:tcPr>
         <w:tcBorders>
-          <w:top w:val="single" w:color="auto" w:sz="18" w:space="0"/>
-          <w:left w:val="nil"/>
-          <w:bottom w:val="single" w:color="auto" w:sz="18" w:space="0"/>
+          <w:top w:val="single" w:sz="18" w:space="0" w:color="auto"/>
+          <w:left w:val="nil"/>
+          <w:bottom w:val="single" w:sz="18" w:space="0" w:color="auto"/>
           <w:right w:val="nil"/>
           <w:insideH w:val="nil"/>
           <w:insideV w:val="nil"/>
@@ -6921,9 +6798,9 @@
       <w:tblPr/>
       <w:tcPr>
         <w:tcBorders>
-          <w:top w:val="single" w:color="auto" w:sz="18" w:space="0"/>
-          <w:left w:val="nil"/>
-          <w:bottom w:val="single" w:color="auto" w:sz="18" w:space="0"/>
+          <w:top w:val="single" w:sz="18" w:space="0" w:color="auto"/>
+          <w:left w:val="nil"/>
+          <w:bottom w:val="single" w:sz="18" w:space="0" w:color="auto"/>
           <w:right w:val="nil"/>
           <w:insideH w:val="nil"/>
           <w:insideV w:val="nil"/>
@@ -6943,8 +6820,8 @@
       <w:tblStyleRowBandSize w:val="1"/>
       <w:tblStyleColBandSize w:val="1"/>
       <w:tblBorders>
-        <w:top w:val="single" w:color="auto" w:sz="18" w:space="0"/>
-        <w:bottom w:val="single" w:color="auto" w:sz="18" w:space="0"/>
+        <w:top w:val="single" w:sz="18" w:space="0" w:color="auto"/>
+        <w:bottom w:val="single" w:sz="18" w:space="0" w:color="auto"/>
       </w:tblBorders>
     </w:tblPr>
     <w:tblStylePr w:type="firstRow">
@@ -6959,9 +6836,9 @@
       <w:tblPr/>
       <w:tcPr>
         <w:tcBorders>
-          <w:top w:val="single" w:color="auto" w:sz="18" w:space="0"/>
-          <w:left w:val="nil"/>
-          <w:bottom w:val="single" w:color="auto" w:sz="18" w:space="0"/>
+          <w:top w:val="single" w:sz="18" w:space="0" w:color="auto"/>
+          <w:left w:val="nil"/>
+          <w:bottom w:val="single" w:sz="18" w:space="0" w:color="auto"/>
           <w:right w:val="nil"/>
           <w:insideH w:val="nil"/>
           <w:insideV w:val="nil"/>
@@ -6979,9 +6856,9 @@
       <w:tblPr/>
       <w:tcPr>
         <w:tcBorders>
-          <w:top w:val="double" w:color="auto" w:sz="6" w:space="0"/>
-          <w:left w:val="nil"/>
-          <w:bottom w:val="single" w:color="auto" w:sz="18" w:space="0"/>
+          <w:top w:val="double" w:sz="6" w:space="0" w:color="auto"/>
+          <w:left w:val="nil"/>
+          <w:bottom w:val="single" w:sz="18" w:space="0" w:color="auto"/>
           <w:right w:val="nil"/>
           <w:insideH w:val="nil"/>
           <w:insideV w:val="nil"/>
@@ -7000,7 +6877,7 @@
         <w:tcBorders>
           <w:top w:val="nil"/>
           <w:left w:val="nil"/>
-          <w:bottom w:val="single" w:color="auto" w:sz="18" w:space="0"/>
+          <w:bottom w:val="single" w:sz="18" w:space="0" w:color="auto"/>
           <w:right w:val="nil"/>
           <w:insideH w:val="nil"/>
           <w:insideV w:val="nil"/>
@@ -7047,9 +6924,9 @@
       <w:tblPr/>
       <w:tcPr>
         <w:tcBorders>
-          <w:top w:val="single" w:color="auto" w:sz="18" w:space="0"/>
-          <w:left w:val="nil"/>
-          <w:bottom w:val="single" w:color="auto" w:sz="18" w:space="0"/>
+          <w:top w:val="single" w:sz="18" w:space="0" w:color="auto"/>
+          <w:left w:val="nil"/>
+          <w:bottom w:val="single" w:sz="18" w:space="0" w:color="auto"/>
           <w:right w:val="nil"/>
           <w:insideH w:val="nil"/>
           <w:insideV w:val="nil"/>
@@ -7063,9 +6940,9 @@
       <w:tblPr/>
       <w:tcPr>
         <w:tcBorders>
-          <w:top w:val="single" w:color="auto" w:sz="18" w:space="0"/>
-          <w:left w:val="nil"/>
-          <w:bottom w:val="single" w:color="auto" w:sz="18" w:space="0"/>
+          <w:top w:val="single" w:sz="18" w:space="0" w:color="auto"/>
+          <w:left w:val="nil"/>
+          <w:bottom w:val="single" w:sz="18" w:space="0" w:color="auto"/>
           <w:right w:val="nil"/>
           <w:insideH w:val="nil"/>
           <w:insideV w:val="nil"/>
@@ -7088,19 +6965,19 @@
       <w:tblStyleRowBandSize w:val="1"/>
       <w:tblStyleColBandSize w:val="1"/>
       <w:tblBorders>
-        <w:top w:val="single" w:color="000000" w:themeColor="text1" w:sz="8" w:space="0"/>
-        <w:bottom w:val="single" w:color="000000" w:themeColor="text1" w:sz="8" w:space="0"/>
+        <w:top w:val="single" w:sz="8" w:space="0" w:color="000000" w:themeColor="text1"/>
+        <w:bottom w:val="single" w:sz="8" w:space="0" w:color="000000" w:themeColor="text1"/>
       </w:tblBorders>
     </w:tblPr>
     <w:tblStylePr w:type="firstRow">
       <w:rPr>
-        <w:rFonts w:asciiTheme="majorHAnsi" w:hAnsiTheme="majorHAnsi" w:eastAsiaTheme="majorEastAsia" w:cstheme="majorBidi"/>
+        <w:rFonts w:asciiTheme="majorHAnsi" w:eastAsiaTheme="majorEastAsia" w:hAnsiTheme="majorHAnsi" w:cstheme="majorBidi"/>
       </w:rPr>
       <w:tblPr/>
       <w:tcPr>
         <w:tcBorders>
           <w:top w:val="nil"/>
-          <w:bottom w:val="single" w:color="000000" w:themeColor="text1" w:sz="8" w:space="0"/>
+          <w:bottom w:val="single" w:sz="8" w:space="0" w:color="000000" w:themeColor="text1"/>
         </w:tcBorders>
       </w:tcPr>
     </w:tblStylePr>
@@ -7113,8 +6990,8 @@
       <w:tblPr/>
       <w:tcPr>
         <w:tcBorders>
-          <w:top w:val="single" w:color="000000" w:themeColor="text1" w:sz="8" w:space="0"/>
-          <w:bottom w:val="single" w:color="000000" w:themeColor="text1" w:sz="8" w:space="0"/>
+          <w:top w:val="single" w:sz="8" w:space="0" w:color="000000" w:themeColor="text1"/>
+          <w:bottom w:val="single" w:sz="8" w:space="0" w:color="000000" w:themeColor="text1"/>
         </w:tcBorders>
       </w:tcPr>
     </w:tblStylePr>
@@ -7132,8 +7009,8 @@
       <w:tblPr/>
       <w:tcPr>
         <w:tcBorders>
-          <w:top w:val="single" w:color="000000" w:themeColor="text1" w:sz="8" w:space="0"/>
-          <w:bottom w:val="single" w:color="000000" w:themeColor="text1" w:sz="8" w:space="0"/>
+          <w:top w:val="single" w:sz="8" w:space="0" w:color="000000" w:themeColor="text1"/>
+          <w:bottom w:val="single" w:sz="8" w:space="0" w:color="000000" w:themeColor="text1"/>
         </w:tcBorders>
       </w:tcPr>
     </w:tblStylePr>
@@ -7165,19 +7042,19 @@
       <w:tblStyleRowBandSize w:val="1"/>
       <w:tblStyleColBandSize w:val="1"/>
       <w:tblBorders>
-        <w:top w:val="single" w:color="4F81BD" w:themeColor="accent1" w:sz="8" w:space="0"/>
-        <w:bottom w:val="single" w:color="4F81BD" w:themeColor="accent1" w:sz="8" w:space="0"/>
+        <w:top w:val="single" w:sz="8" w:space="0" w:color="4F81BD" w:themeColor="accent1"/>
+        <w:bottom w:val="single" w:sz="8" w:space="0" w:color="4F81BD" w:themeColor="accent1"/>
       </w:tblBorders>
     </w:tblPr>
     <w:tblStylePr w:type="firstRow">
       <w:rPr>
-        <w:rFonts w:asciiTheme="majorHAnsi" w:hAnsiTheme="majorHAnsi" w:eastAsiaTheme="majorEastAsia" w:cstheme="majorBidi"/>
+        <w:rFonts w:asciiTheme="majorHAnsi" w:eastAsiaTheme="majorEastAsia" w:hAnsiTheme="majorHAnsi" w:cstheme="majorBidi"/>
       </w:rPr>
       <w:tblPr/>
       <w:tcPr>
         <w:tcBorders>
           <w:top w:val="nil"/>
-          <w:bottom w:val="single" w:color="4F81BD" w:themeColor="accent1" w:sz="8" w:space="0"/>
+          <w:bottom w:val="single" w:sz="8" w:space="0" w:color="4F81BD" w:themeColor="accent1"/>
         </w:tcBorders>
       </w:tcPr>
     </w:tblStylePr>
@@ -7190,8 +7067,8 @@
       <w:tblPr/>
       <w:tcPr>
         <w:tcBorders>
-          <w:top w:val="single" w:color="4F81BD" w:themeColor="accent1" w:sz="8" w:space="0"/>
-          <w:bottom w:val="single" w:color="4F81BD" w:themeColor="accent1" w:sz="8" w:space="0"/>
+          <w:top w:val="single" w:sz="8" w:space="0" w:color="4F81BD" w:themeColor="accent1"/>
+          <w:bottom w:val="single" w:sz="8" w:space="0" w:color="4F81BD" w:themeColor="accent1"/>
         </w:tcBorders>
       </w:tcPr>
     </w:tblStylePr>
@@ -7209,8 +7086,8 @@
       <w:tblPr/>
       <w:tcPr>
         <w:tcBorders>
-          <w:top w:val="single" w:color="4F81BD" w:themeColor="accent1" w:sz="8" w:space="0"/>
-          <w:bottom w:val="single" w:color="4F81BD" w:themeColor="accent1" w:sz="8" w:space="0"/>
+          <w:top w:val="single" w:sz="8" w:space="0" w:color="4F81BD" w:themeColor="accent1"/>
+          <w:bottom w:val="single" w:sz="8" w:space="0" w:color="4F81BD" w:themeColor="accent1"/>
         </w:tcBorders>
       </w:tcPr>
     </w:tblStylePr>
@@ -7242,19 +7119,19 @@
       <w:tblStyleRowBandSize w:val="1"/>
       <w:tblStyleColBandSize w:val="1"/>
       <w:tblBorders>
-        <w:top w:val="single" w:color="C0504D" w:themeColor="accent2" w:sz="8" w:space="0"/>
-        <w:bottom w:val="single" w:color="C0504D" w:themeColor="accent2" w:sz="8" w:space="0"/>
+        <w:top w:val="single" w:sz="8" w:space="0" w:color="C0504D" w:themeColor="accent2"/>
+        <w:bottom w:val="single" w:sz="8" w:space="0" w:color="C0504D" w:themeColor="accent2"/>
       </w:tblBorders>
     </w:tblPr>
     <w:tblStylePr w:type="firstRow">
       <w:rPr>
-        <w:rFonts w:asciiTheme="majorHAnsi" w:hAnsiTheme="majorHAnsi" w:eastAsiaTheme="majorEastAsia" w:cstheme="majorBidi"/>
+        <w:rFonts w:asciiTheme="majorHAnsi" w:eastAsiaTheme="majorEastAsia" w:hAnsiTheme="majorHAnsi" w:cstheme="majorBidi"/>
       </w:rPr>
       <w:tblPr/>
       <w:tcPr>
         <w:tcBorders>
           <w:top w:val="nil"/>
-          <w:bottom w:val="single" w:color="C0504D" w:themeColor="accent2" w:sz="8" w:space="0"/>
+          <w:bottom w:val="single" w:sz="8" w:space="0" w:color="C0504D" w:themeColor="accent2"/>
         </w:tcBorders>
       </w:tcPr>
     </w:tblStylePr>
@@ -7267,8 +7144,8 @@
       <w:tblPr/>
       <w:tcPr>
         <w:tcBorders>
-          <w:top w:val="single" w:color="C0504D" w:themeColor="accent2" w:sz="8" w:space="0"/>
-          <w:bottom w:val="single" w:color="C0504D" w:themeColor="accent2" w:sz="8" w:space="0"/>
+          <w:top w:val="single" w:sz="8" w:space="0" w:color="C0504D" w:themeColor="accent2"/>
+          <w:bottom w:val="single" w:sz="8" w:space="0" w:color="C0504D" w:themeColor="accent2"/>
         </w:tcBorders>
       </w:tcPr>
     </w:tblStylePr>
@@ -7286,8 +7163,8 @@
       <w:tblPr/>
       <w:tcPr>
         <w:tcBorders>
-          <w:top w:val="single" w:color="C0504D" w:themeColor="accent2" w:sz="8" w:space="0"/>
-          <w:bottom w:val="single" w:color="C0504D" w:themeColor="accent2" w:sz="8" w:space="0"/>
+          <w:top w:val="single" w:sz="8" w:space="0" w:color="C0504D" w:themeColor="accent2"/>
+          <w:bottom w:val="single" w:sz="8" w:space="0" w:color="C0504D" w:themeColor="accent2"/>
         </w:tcBorders>
       </w:tcPr>
     </w:tblStylePr>
@@ -7319,19 +7196,19 @@
       <w:tblStyleRowBandSize w:val="1"/>
       <w:tblStyleColBandSize w:val="1"/>
       <w:tblBorders>
-        <w:top w:val="single" w:color="9BBB59" w:themeColor="accent3" w:sz="8" w:space="0"/>
-        <w:bottom w:val="single" w:color="9BBB59" w:themeColor="accent3" w:sz="8" w:space="0"/>
+        <w:top w:val="single" w:sz="8" w:space="0" w:color="9BBB59" w:themeColor="accent3"/>
+        <w:bottom w:val="single" w:sz="8" w:space="0" w:color="9BBB59" w:themeColor="accent3"/>
       </w:tblBorders>
     </w:tblPr>
     <w:tblStylePr w:type="firstRow">
       <w:rPr>
-        <w:rFonts w:asciiTheme="majorHAnsi" w:hAnsiTheme="majorHAnsi" w:eastAsiaTheme="majorEastAsia" w:cstheme="majorBidi"/>
+        <w:rFonts w:asciiTheme="majorHAnsi" w:eastAsiaTheme="majorEastAsia" w:hAnsiTheme="majorHAnsi" w:cstheme="majorBidi"/>
       </w:rPr>
       <w:tblPr/>
       <w:tcPr>
         <w:tcBorders>
           <w:top w:val="nil"/>
-          <w:bottom w:val="single" w:color="9BBB59" w:themeColor="accent3" w:sz="8" w:space="0"/>
+          <w:bottom w:val="single" w:sz="8" w:space="0" w:color="9BBB59" w:themeColor="accent3"/>
         </w:tcBorders>
       </w:tcPr>
     </w:tblStylePr>
@@ -7344,8 +7221,8 @@
       <w:tblPr/>
       <w:tcPr>
         <w:tcBorders>
-          <w:top w:val="single" w:color="9BBB59" w:themeColor="accent3" w:sz="8" w:space="0"/>
-          <w:bottom w:val="single" w:color="9BBB59" w:themeColor="accent3" w:sz="8" w:space="0"/>
+          <w:top w:val="single" w:sz="8" w:space="0" w:color="9BBB59" w:themeColor="accent3"/>
+          <w:bottom w:val="single" w:sz="8" w:space="0" w:color="9BBB59" w:themeColor="accent3"/>
         </w:tcBorders>
       </w:tcPr>
     </w:tblStylePr>
@@ -7363,8 +7240,8 @@
       <w:tblPr/>
       <w:tcPr>
         <w:tcBorders>
-          <w:top w:val="single" w:color="9BBB59" w:themeColor="accent3" w:sz="8" w:space="0"/>
-          <w:bottom w:val="single" w:color="9BBB59" w:themeColor="accent3" w:sz="8" w:space="0"/>
+          <w:top w:val="single" w:sz="8" w:space="0" w:color="9BBB59" w:themeColor="accent3"/>
+          <w:bottom w:val="single" w:sz="8" w:space="0" w:color="9BBB59" w:themeColor="accent3"/>
         </w:tcBorders>
       </w:tcPr>
     </w:tblStylePr>
@@ -7396,19 +7273,19 @@
       <w:tblStyleRowBandSize w:val="1"/>
       <w:tblStyleColBandSize w:val="1"/>
       <w:tblBorders>
-        <w:top w:val="single" w:color="8064A2" w:themeColor="accent4" w:sz="8" w:space="0"/>
-        <w:bottom w:val="single" w:color="8064A2" w:themeColor="accent4" w:sz="8" w:space="0"/>
+        <w:top w:val="single" w:sz="8" w:space="0" w:color="8064A2" w:themeColor="accent4"/>
+        <w:bottom w:val="single" w:sz="8" w:space="0" w:color="8064A2" w:themeColor="accent4"/>
       </w:tblBorders>
     </w:tblPr>
     <w:tblStylePr w:type="firstRow">
       <w:rPr>
-        <w:rFonts w:asciiTheme="majorHAnsi" w:hAnsiTheme="majorHAnsi" w:eastAsiaTheme="majorEastAsia" w:cstheme="majorBidi"/>
+        <w:rFonts w:asciiTheme="majorHAnsi" w:eastAsiaTheme="majorEastAsia" w:hAnsiTheme="majorHAnsi" w:cstheme="majorBidi"/>
       </w:rPr>
       <w:tblPr/>
       <w:tcPr>
         <w:tcBorders>
           <w:top w:val="nil"/>
-          <w:bottom w:val="single" w:color="8064A2" w:themeColor="accent4" w:sz="8" w:space="0"/>
+          <w:bottom w:val="single" w:sz="8" w:space="0" w:color="8064A2" w:themeColor="accent4"/>
         </w:tcBorders>
       </w:tcPr>
     </w:tblStylePr>
@@ -7421,8 +7298,8 @@
       <w:tblPr/>
       <w:tcPr>
         <w:tcBorders>
-          <w:top w:val="single" w:color="8064A2" w:themeColor="accent4" w:sz="8" w:space="0"/>
-          <w:bottom w:val="single" w:color="8064A2" w:themeColor="accent4" w:sz="8" w:space="0"/>
+          <w:top w:val="single" w:sz="8" w:space="0" w:color="8064A2" w:themeColor="accent4"/>
+          <w:bottom w:val="single" w:sz="8" w:space="0" w:color="8064A2" w:themeColor="accent4"/>
         </w:tcBorders>
       </w:tcPr>
     </w:tblStylePr>
@@ -7440,8 +7317,8 @@
       <w:tblPr/>
       <w:tcPr>
         <w:tcBorders>
-          <w:top w:val="single" w:color="8064A2" w:themeColor="accent4" w:sz="8" w:space="0"/>
-          <w:bottom w:val="single" w:color="8064A2" w:themeColor="accent4" w:sz="8" w:space="0"/>
+          <w:top w:val="single" w:sz="8" w:space="0" w:color="8064A2" w:themeColor="accent4"/>
+          <w:bottom w:val="single" w:sz="8" w:space="0" w:color="8064A2" w:themeColor="accent4"/>
         </w:tcBorders>
       </w:tcPr>
     </w:tblStylePr>
@@ -7473,19 +7350,19 @@
       <w:tblStyleRowBandSize w:val="1"/>
       <w:tblStyleColBandSize w:val="1"/>
       <w:tblBorders>
-        <w:top w:val="single" w:color="4BACC6" w:themeColor="accent5" w:sz="8" w:space="0"/>
-        <w:bottom w:val="single" w:color="4BACC6" w:themeColor="accent5" w:sz="8" w:space="0"/>
+        <w:top w:val="single" w:sz="8" w:space="0" w:color="4BACC6" w:themeColor="accent5"/>
+        <w:bottom w:val="single" w:sz="8" w:space="0" w:color="4BACC6" w:themeColor="accent5"/>
       </w:tblBorders>
     </w:tblPr>
     <w:tblStylePr w:type="firstRow">
       <w:rPr>
-        <w:rFonts w:asciiTheme="majorHAnsi" w:hAnsiTheme="majorHAnsi" w:eastAsiaTheme="majorEastAsia" w:cstheme="majorBidi"/>
+        <w:rFonts w:asciiTheme="majorHAnsi" w:eastAsiaTheme="majorEastAsia" w:hAnsiTheme="majorHAnsi" w:cstheme="majorBidi"/>
       </w:rPr>
       <w:tblPr/>
       <w:tcPr>
         <w:tcBorders>
           <w:top w:val="nil"/>
-          <w:bottom w:val="single" w:color="4BACC6" w:themeColor="accent5" w:sz="8" w:space="0"/>
+          <w:bottom w:val="single" w:sz="8" w:space="0" w:color="4BACC6" w:themeColor="accent5"/>
         </w:tcBorders>
       </w:tcPr>
     </w:tblStylePr>
@@ -7498,8 +7375,8 @@
       <w:tblPr/>
       <w:tcPr>
         <w:tcBorders>
-          <w:top w:val="single" w:color="4BACC6" w:themeColor="accent5" w:sz="8" w:space="0"/>
-          <w:bottom w:val="single" w:color="4BACC6" w:themeColor="accent5" w:sz="8" w:space="0"/>
+          <w:top w:val="single" w:sz="8" w:space="0" w:color="4BACC6" w:themeColor="accent5"/>
+          <w:bottom w:val="single" w:sz="8" w:space="0" w:color="4BACC6" w:themeColor="accent5"/>
         </w:tcBorders>
       </w:tcPr>
     </w:tblStylePr>
@@ -7517,8 +7394,8 @@
       <w:tblPr/>
       <w:tcPr>
         <w:tcBorders>
-          <w:top w:val="single" w:color="4BACC6" w:themeColor="accent5" w:sz="8" w:space="0"/>
-          <w:bottom w:val="single" w:color="4BACC6" w:themeColor="accent5" w:sz="8" w:space="0"/>
+          <w:top w:val="single" w:sz="8" w:space="0" w:color="4BACC6" w:themeColor="accent5"/>
+          <w:bottom w:val="single" w:sz="8" w:space="0" w:color="4BACC6" w:themeColor="accent5"/>
         </w:tcBorders>
       </w:tcPr>
     </w:tblStylePr>
@@ -7550,19 +7427,19 @@
       <w:tblStyleRowBandSize w:val="1"/>
       <w:tblStyleColBandSize w:val="1"/>
       <w:tblBorders>
-        <w:top w:val="single" w:color="F79646" w:themeColor="accent6" w:sz="8" w:space="0"/>
-        <w:bottom w:val="single" w:color="F79646" w:themeColor="accent6" w:sz="8" w:space="0"/>
+        <w:top w:val="single" w:sz="8" w:space="0" w:color="F79646" w:themeColor="accent6"/>
+        <w:bottom w:val="single" w:sz="8" w:space="0" w:color="F79646" w:themeColor="accent6"/>
       </w:tblBorders>
     </w:tblPr>
     <w:tblStylePr w:type="firstRow">
       <w:rPr>
-        <w:rFonts w:asciiTheme="majorHAnsi" w:hAnsiTheme="majorHAnsi" w:eastAsiaTheme="majorEastAsia" w:cstheme="majorBidi"/>
+        <w:rFonts w:asciiTheme="majorHAnsi" w:eastAsiaTheme="majorEastAsia" w:hAnsiTheme="majorHAnsi" w:cstheme="majorBidi"/>
       </w:rPr>
       <w:tblPr/>
       <w:tcPr>
         <w:tcBorders>
           <w:top w:val="nil"/>
-          <w:bottom w:val="single" w:color="F79646" w:themeColor="accent6" w:sz="8" w:space="0"/>
+          <w:bottom w:val="single" w:sz="8" w:space="0" w:color="F79646" w:themeColor="accent6"/>
         </w:tcBorders>
       </w:tcPr>
     </w:tblStylePr>
@@ -7575,8 +7452,8 @@
       <w:tblPr/>
       <w:tcPr>
         <w:tcBorders>
-          <w:top w:val="single" w:color="F79646" w:themeColor="accent6" w:sz="8" w:space="0"/>
-          <w:bottom w:val="single" w:color="F79646" w:themeColor="accent6" w:sz="8" w:space="0"/>
+          <w:top w:val="single" w:sz="8" w:space="0" w:color="F79646" w:themeColor="accent6"/>
+          <w:bottom w:val="single" w:sz="8" w:space="0" w:color="F79646" w:themeColor="accent6"/>
         </w:tcBorders>
       </w:tcPr>
     </w:tblStylePr>
@@ -7594,8 +7471,8 @@
       <w:tblPr/>
       <w:tcPr>
         <w:tcBorders>
-          <w:top w:val="single" w:color="F79646" w:themeColor="accent6" w:sz="8" w:space="0"/>
-          <w:bottom w:val="single" w:color="F79646" w:themeColor="accent6" w:sz="8" w:space="0"/>
+          <w:top w:val="single" w:sz="8" w:space="0" w:color="F79646" w:themeColor="accent6"/>
+          <w:bottom w:val="single" w:sz="8" w:space="0" w:color="F79646" w:themeColor="accent6"/>
         </w:tcBorders>
       </w:tcPr>
     </w:tblStylePr>
@@ -7621,17 +7498,17 @@
       <w:spacing w:after="0" w:line="240" w:lineRule="auto"/>
     </w:pPr>
     <w:rPr>
-      <w:rFonts w:asciiTheme="majorHAnsi" w:hAnsiTheme="majorHAnsi" w:eastAsiaTheme="majorEastAsia" w:cstheme="majorBidi"/>
+      <w:rFonts w:asciiTheme="majorHAnsi" w:eastAsiaTheme="majorEastAsia" w:hAnsiTheme="majorHAnsi" w:cstheme="majorBidi"/>
       <w:color w:val="000000" w:themeColor="text1"/>
     </w:rPr>
     <w:tblPr>
       <w:tblStyleRowBandSize w:val="1"/>
       <w:tblStyleColBandSize w:val="1"/>
       <w:tblBorders>
-        <w:top w:val="single" w:color="000000" w:themeColor="text1" w:sz="8" w:space="0"/>
-        <w:left w:val="single" w:color="000000" w:themeColor="text1" w:sz="8" w:space="0"/>
-        <w:bottom w:val="single" w:color="000000" w:themeColor="text1" w:sz="8" w:space="0"/>
-        <w:right w:val="single" w:color="000000" w:themeColor="text1" w:sz="8" w:space="0"/>
+        <w:top w:val="single" w:sz="8" w:space="0" w:color="000000" w:themeColor="text1"/>
+        <w:left w:val="single" w:sz="8" w:space="0" w:color="000000" w:themeColor="text1"/>
+        <w:bottom w:val="single" w:sz="8" w:space="0" w:color="000000" w:themeColor="text1"/>
+        <w:right w:val="single" w:sz="8" w:space="0" w:color="000000" w:themeColor="text1"/>
       </w:tblBorders>
     </w:tblPr>
     <w:tblStylePr w:type="firstRow">
@@ -7644,7 +7521,7 @@
         <w:tcBorders>
           <w:top w:val="nil"/>
           <w:left w:val="nil"/>
-          <w:bottom w:val="single" w:color="000000" w:themeColor="text1" w:sz="24" w:space="0"/>
+          <w:bottom w:val="single" w:sz="24" w:space="0" w:color="000000" w:themeColor="text1"/>
           <w:right w:val="nil"/>
           <w:insideH w:val="nil"/>
           <w:insideV w:val="nil"/>
@@ -7656,7 +7533,7 @@
       <w:tblPr/>
       <w:tcPr>
         <w:tcBorders>
-          <w:top w:val="single" w:color="000000" w:themeColor="text1" w:sz="8" w:space="0"/>
+          <w:top w:val="single" w:sz="8" w:space="0" w:color="000000" w:themeColor="text1"/>
           <w:left w:val="nil"/>
           <w:bottom w:val="nil"/>
           <w:right w:val="nil"/>
@@ -7673,7 +7550,7 @@
           <w:top w:val="nil"/>
           <w:left w:val="nil"/>
           <w:bottom w:val="nil"/>
-          <w:right w:val="single" w:color="000000" w:themeColor="text1" w:sz="8" w:space="0"/>
+          <w:right w:val="single" w:sz="8" w:space="0" w:color="000000" w:themeColor="text1"/>
           <w:insideH w:val="nil"/>
           <w:insideV w:val="nil"/>
         </w:tcBorders>
@@ -7685,7 +7562,7 @@
       <w:tcPr>
         <w:tcBorders>
           <w:top w:val="nil"/>
-          <w:left w:val="single" w:color="000000" w:themeColor="text1" w:sz="8" w:space="0"/>
+          <w:left w:val="single" w:sz="8" w:space="0" w:color="000000" w:themeColor="text1"/>
           <w:bottom w:val="nil"/>
           <w:right w:val="nil"/>
           <w:insideH w:val="nil"/>
@@ -7742,17 +7619,17 @@
       <w:spacing w:after="0" w:line="240" w:lineRule="auto"/>
     </w:pPr>
     <w:rPr>
-      <w:rFonts w:asciiTheme="majorHAnsi" w:hAnsiTheme="majorHAnsi" w:eastAsiaTheme="majorEastAsia" w:cstheme="majorBidi"/>
+      <w:rFonts w:asciiTheme="majorHAnsi" w:eastAsiaTheme="majorEastAsia" w:hAnsiTheme="majorHAnsi" w:cstheme="majorBidi"/>
       <w:color w:val="000000" w:themeColor="text1"/>
     </w:rPr>
     <w:tblPr>
       <w:tblStyleRowBandSize w:val="1"/>
       <w:tblStyleColBandSize w:val="1"/>
       <w:tblBorders>
-        <w:top w:val="single" w:color="4F81BD" w:themeColor="accent1" w:sz="8" w:space="0"/>
-        <w:left w:val="single" w:color="4F81BD" w:themeColor="accent1" w:sz="8" w:space="0"/>
-        <w:bottom w:val="single" w:color="4F81BD" w:themeColor="accent1" w:sz="8" w:space="0"/>
-        <w:right w:val="single" w:color="4F81BD" w:themeColor="accent1" w:sz="8" w:space="0"/>
+        <w:top w:val="single" w:sz="8" w:space="0" w:color="4F81BD" w:themeColor="accent1"/>
+        <w:left w:val="single" w:sz="8" w:space="0" w:color="4F81BD" w:themeColor="accent1"/>
+        <w:bottom w:val="single" w:sz="8" w:space="0" w:color="4F81BD" w:themeColor="accent1"/>
+        <w:right w:val="single" w:sz="8" w:space="0" w:color="4F81BD" w:themeColor="accent1"/>
       </w:tblBorders>
     </w:tblPr>
     <w:tblStylePr w:type="firstRow">
@@ -7765,7 +7642,7 @@
         <w:tcBorders>
           <w:top w:val="nil"/>
           <w:left w:val="nil"/>
-          <w:bottom w:val="single" w:color="4F81BD" w:themeColor="accent1" w:sz="24" w:space="0"/>
+          <w:bottom w:val="single" w:sz="24" w:space="0" w:color="4F81BD" w:themeColor="accent1"/>
           <w:right w:val="nil"/>
           <w:insideH w:val="nil"/>
           <w:insideV w:val="nil"/>
@@ -7777,7 +7654,7 @@
       <w:tblPr/>
       <w:tcPr>
         <w:tcBorders>
-          <w:top w:val="single" w:color="4F81BD" w:themeColor="accent1" w:sz="8" w:space="0"/>
+          <w:top w:val="single" w:sz="8" w:space="0" w:color="4F81BD" w:themeColor="accent1"/>
           <w:left w:val="nil"/>
           <w:bottom w:val="nil"/>
           <w:right w:val="nil"/>
@@ -7794,7 +7671,7 @@
           <w:top w:val="nil"/>
           <w:left w:val="nil"/>
           <w:bottom w:val="nil"/>
-          <w:right w:val="single" w:color="4F81BD" w:themeColor="accent1" w:sz="8" w:space="0"/>
+          <w:right w:val="single" w:sz="8" w:space="0" w:color="4F81BD" w:themeColor="accent1"/>
           <w:insideH w:val="nil"/>
           <w:insideV w:val="nil"/>
         </w:tcBorders>
@@ -7806,7 +7683,7 @@
       <w:tcPr>
         <w:tcBorders>
           <w:top w:val="nil"/>
-          <w:left w:val="single" w:color="4F81BD" w:themeColor="accent1" w:sz="8" w:space="0"/>
+          <w:left w:val="single" w:sz="8" w:space="0" w:color="4F81BD" w:themeColor="accent1"/>
           <w:bottom w:val="nil"/>
           <w:right w:val="nil"/>
           <w:insideH w:val="nil"/>
@@ -7863,17 +7740,17 @@
       <w:spacing w:after="0" w:line="240" w:lineRule="auto"/>
     </w:pPr>
     <w:rPr>
-      <w:rFonts w:asciiTheme="majorHAnsi" w:hAnsiTheme="majorHAnsi" w:eastAsiaTheme="majorEastAsia" w:cstheme="majorBidi"/>
+      <w:rFonts w:asciiTheme="majorHAnsi" w:eastAsiaTheme="majorEastAsia" w:hAnsiTheme="majorHAnsi" w:cstheme="majorBidi"/>
       <w:color w:val="000000" w:themeColor="text1"/>
     </w:rPr>
     <w:tblPr>
       <w:tblStyleRowBandSize w:val="1"/>
       <w:tblStyleColBandSize w:val="1"/>
       <w:tblBorders>
-        <w:top w:val="single" w:color="C0504D" w:themeColor="accent2" w:sz="8" w:space="0"/>
-        <w:left w:val="single" w:color="C0504D" w:themeColor="accent2" w:sz="8" w:space="0"/>
-        <w:bottom w:val="single" w:color="C0504D" w:themeColor="accent2" w:sz="8" w:space="0"/>
-        <w:right w:val="single" w:color="C0504D" w:themeColor="accent2" w:sz="8" w:space="0"/>
+        <w:top w:val="single" w:sz="8" w:space="0" w:color="C0504D" w:themeColor="accent2"/>
+        <w:left w:val="single" w:sz="8" w:space="0" w:color="C0504D" w:themeColor="accent2"/>
+        <w:bottom w:val="single" w:sz="8" w:space="0" w:color="C0504D" w:themeColor="accent2"/>
+        <w:right w:val="single" w:sz="8" w:space="0" w:color="C0504D" w:themeColor="accent2"/>
       </w:tblBorders>
     </w:tblPr>
     <w:tblStylePr w:type="firstRow">
@@ -7886,7 +7763,7 @@
         <w:tcBorders>
           <w:top w:val="nil"/>
           <w:left w:val="nil"/>
-          <w:bottom w:val="single" w:color="C0504D" w:themeColor="accent2" w:sz="24" w:space="0"/>
+          <w:bottom w:val="single" w:sz="24" w:space="0" w:color="C0504D" w:themeColor="accent2"/>
           <w:right w:val="nil"/>
           <w:insideH w:val="nil"/>
           <w:insideV w:val="nil"/>
@@ -7898,7 +7775,7 @@
       <w:tblPr/>
       <w:tcPr>
         <w:tcBorders>
-          <w:top w:val="single" w:color="C0504D" w:themeColor="accent2" w:sz="8" w:space="0"/>
+          <w:top w:val="single" w:sz="8" w:space="0" w:color="C0504D" w:themeColor="accent2"/>
           <w:left w:val="nil"/>
           <w:bottom w:val="nil"/>
           <w:right w:val="nil"/>
@@ -7915,7 +7792,7 @@
           <w:top w:val="nil"/>
           <w:left w:val="nil"/>
           <w:bottom w:val="nil"/>
-          <w:right w:val="single" w:color="C0504D" w:themeColor="accent2" w:sz="8" w:space="0"/>
+          <w:right w:val="single" w:sz="8" w:space="0" w:color="C0504D" w:themeColor="accent2"/>
           <w:insideH w:val="nil"/>
           <w:insideV w:val="nil"/>
         </w:tcBorders>
@@ -7927,7 +7804,7 @@
       <w:tcPr>
         <w:tcBorders>
           <w:top w:val="nil"/>
-          <w:left w:val="single" w:color="C0504D" w:themeColor="accent2" w:sz="8" w:space="0"/>
+          <w:left w:val="single" w:sz="8" w:space="0" w:color="C0504D" w:themeColor="accent2"/>
           <w:bottom w:val="nil"/>
           <w:right w:val="nil"/>
           <w:insideH w:val="nil"/>
@@ -7984,17 +7861,17 @@
       <w:spacing w:after="0" w:line="240" w:lineRule="auto"/>
     </w:pPr>
     <w:rPr>
-      <w:rFonts w:asciiTheme="majorHAnsi" w:hAnsiTheme="majorHAnsi" w:eastAsiaTheme="majorEastAsia" w:cstheme="majorBidi"/>
+      <w:rFonts w:asciiTheme="majorHAnsi" w:eastAsiaTheme="majorEastAsia" w:hAnsiTheme="majorHAnsi" w:cstheme="majorBidi"/>
       <w:color w:val="000000" w:themeColor="text1"/>
     </w:rPr>
     <w:tblPr>
       <w:tblStyleRowBandSize w:val="1"/>
       <w:tblStyleColBandSize w:val="1"/>
       <w:tblBorders>
-        <w:top w:val="single" w:color="9BBB59" w:themeColor="accent3" w:sz="8" w:space="0"/>
-        <w:left w:val="single" w:color="9BBB59" w:themeColor="accent3" w:sz="8" w:space="0"/>
-        <w:bottom w:val="single" w:color="9BBB59" w:themeColor="accent3" w:sz="8" w:space="0"/>
-        <w:right w:val="single" w:color="9BBB59" w:themeColor="accent3" w:sz="8" w:space="0"/>
+        <w:top w:val="single" w:sz="8" w:space="0" w:color="9BBB59" w:themeColor="accent3"/>
+        <w:left w:val="single" w:sz="8" w:space="0" w:color="9BBB59" w:themeColor="accent3"/>
+        <w:bottom w:val="single" w:sz="8" w:space="0" w:color="9BBB59" w:themeColor="accent3"/>
+        <w:right w:val="single" w:sz="8" w:space="0" w:color="9BBB59" w:themeColor="accent3"/>
       </w:tblBorders>
     </w:tblPr>
     <w:tblStylePr w:type="firstRow">
@@ -8007,7 +7884,7 @@
         <w:tcBorders>
           <w:top w:val="nil"/>
           <w:left w:val="nil"/>
-          <w:bottom w:val="single" w:color="9BBB59" w:themeColor="accent3" w:sz="24" w:space="0"/>
+          <w:bottom w:val="single" w:sz="24" w:space="0" w:color="9BBB59" w:themeColor="accent3"/>
           <w:right w:val="nil"/>
           <w:insideH w:val="nil"/>
           <w:insideV w:val="nil"/>
@@ -8019,7 +7896,7 @@
       <w:tblPr/>
       <w:tcPr>
         <w:tcBorders>
-          <w:top w:val="single" w:color="9BBB59" w:themeColor="accent3" w:sz="8" w:space="0"/>
+          <w:top w:val="single" w:sz="8" w:space="0" w:color="9BBB59" w:themeColor="accent3"/>
           <w:left w:val="nil"/>
           <w:bottom w:val="nil"/>
           <w:right w:val="nil"/>
@@ -8036,7 +7913,7 @@
           <w:top w:val="nil"/>
           <w:left w:val="nil"/>
           <w:bottom w:val="nil"/>
-          <w:right w:val="single" w:color="9BBB59" w:themeColor="accent3" w:sz="8" w:space="0"/>
+          <w:right w:val="single" w:sz="8" w:space="0" w:color="9BBB59" w:themeColor="accent3"/>
           <w:insideH w:val="nil"/>
           <w:insideV w:val="nil"/>
         </w:tcBorders>
@@ -8048,7 +7925,7 @@
       <w:tcPr>
         <w:tcBorders>
           <w:top w:val="nil"/>
-          <w:left w:val="single" w:color="9BBB59" w:themeColor="accent3" w:sz="8" w:space="0"/>
+          <w:left w:val="single" w:sz="8" w:space="0" w:color="9BBB59" w:themeColor="accent3"/>
           <w:bottom w:val="nil"/>
           <w:right w:val="nil"/>
           <w:insideH w:val="nil"/>
@@ -8105,17 +7982,17 @@
       <w:spacing w:after="0" w:line="240" w:lineRule="auto"/>
     </w:pPr>
     <w:rPr>
-      <w:rFonts w:asciiTheme="majorHAnsi" w:hAnsiTheme="majorHAnsi" w:eastAsiaTheme="majorEastAsia" w:cstheme="majorBidi"/>
+      <w:rFonts w:asciiTheme="majorHAnsi" w:eastAsiaTheme="majorEastAsia" w:hAnsiTheme="majorHAnsi" w:cstheme="majorBidi"/>
       <w:color w:val="000000" w:themeColor="text1"/>
     </w:rPr>
     <w:tblPr>
       <w:tblStyleRowBandSize w:val="1"/>
       <w:tblStyleColBandSize w:val="1"/>
       <w:tblBorders>
-        <w:top w:val="single" w:color="8064A2" w:themeColor="accent4" w:sz="8" w:space="0"/>
-        <w:left w:val="single" w:color="8064A2" w:themeColor="accent4" w:sz="8" w:space="0"/>
-        <w:bottom w:val="single" w:color="8064A2" w:themeColor="accent4" w:sz="8" w:space="0"/>
-        <w:right w:val="single" w:color="8064A2" w:themeColor="accent4" w:sz="8" w:space="0"/>
+        <w:top w:val="single" w:sz="8" w:space="0" w:color="8064A2" w:themeColor="accent4"/>
+        <w:left w:val="single" w:sz="8" w:space="0" w:color="8064A2" w:themeColor="accent4"/>
+        <w:bottom w:val="single" w:sz="8" w:space="0" w:color="8064A2" w:themeColor="accent4"/>
+        <w:right w:val="single" w:sz="8" w:space="0" w:color="8064A2" w:themeColor="accent4"/>
       </w:tblBorders>
     </w:tblPr>
     <w:tblStylePr w:type="firstRow">
@@ -8128,7 +8005,7 @@
         <w:tcBorders>
           <w:top w:val="nil"/>
           <w:left w:val="nil"/>
-          <w:bottom w:val="single" w:color="8064A2" w:themeColor="accent4" w:sz="24" w:space="0"/>
+          <w:bottom w:val="single" w:sz="24" w:space="0" w:color="8064A2" w:themeColor="accent4"/>
           <w:right w:val="nil"/>
           <w:insideH w:val="nil"/>
           <w:insideV w:val="nil"/>
@@ -8140,7 +8017,7 @@
       <w:tblPr/>
       <w:tcPr>
         <w:tcBorders>
-          <w:top w:val="single" w:color="8064A2" w:themeColor="accent4" w:sz="8" w:space="0"/>
+          <w:top w:val="single" w:sz="8" w:space="0" w:color="8064A2" w:themeColor="accent4"/>
           <w:left w:val="nil"/>
           <w:bottom w:val="nil"/>
           <w:right w:val="nil"/>
@@ -8157,7 +8034,7 @@
           <w:top w:val="nil"/>
           <w:left w:val="nil"/>
           <w:bottom w:val="nil"/>
-          <w:right w:val="single" w:color="8064A2" w:themeColor="accent4" w:sz="8" w:space="0"/>
+          <w:right w:val="single" w:sz="8" w:space="0" w:color="8064A2" w:themeColor="accent4"/>
           <w:insideH w:val="nil"/>
           <w:insideV w:val="nil"/>
         </w:tcBorders>
@@ -8169,7 +8046,7 @@
       <w:tcPr>
         <w:tcBorders>
           <w:top w:val="nil"/>
-          <w:left w:val="single" w:color="8064A2" w:themeColor="accent4" w:sz="8" w:space="0"/>
+          <w:left w:val="single" w:sz="8" w:space="0" w:color="8064A2" w:themeColor="accent4"/>
           <w:bottom w:val="nil"/>
           <w:right w:val="nil"/>
           <w:insideH w:val="nil"/>
@@ -8226,17 +8103,17 @@
       <w:spacing w:after="0" w:line="240" w:lineRule="auto"/>
     </w:pPr>
     <w:rPr>
-      <w:rFonts w:asciiTheme="majorHAnsi" w:hAnsiTheme="majorHAnsi" w:eastAsiaTheme="majorEastAsia" w:cstheme="majorBidi"/>
+      <w:rFonts w:asciiTheme="majorHAnsi" w:eastAsiaTheme="majorEastAsia" w:hAnsiTheme="majorHAnsi" w:cstheme="majorBidi"/>
       <w:color w:val="000000" w:themeColor="text1"/>
     </w:rPr>
     <w:tblPr>
       <w:tblStyleRowBandSize w:val="1"/>
       <w:tblStyleColBandSize w:val="1"/>
       <w:tblBorders>
-        <w:top w:val="single" w:color="4BACC6" w:themeColor="accent5" w:sz="8" w:space="0"/>
-        <w:left w:val="single" w:color="4BACC6" w:themeColor="accent5" w:sz="8" w:space="0"/>
-        <w:bottom w:val="single" w:color="4BACC6" w:themeColor="accent5" w:sz="8" w:space="0"/>
-        <w:right w:val="single" w:color="4BACC6" w:themeColor="accent5" w:sz="8" w:space="0"/>
+        <w:top w:val="single" w:sz="8" w:space="0" w:color="4BACC6" w:themeColor="accent5"/>
+        <w:left w:val="single" w:sz="8" w:space="0" w:color="4BACC6" w:themeColor="accent5"/>
+        <w:bottom w:val="single" w:sz="8" w:space="0" w:color="4BACC6" w:themeColor="accent5"/>
+        <w:right w:val="single" w:sz="8" w:space="0" w:color="4BACC6" w:themeColor="accent5"/>
       </w:tblBorders>
     </w:tblPr>
     <w:tblStylePr w:type="firstRow">
@@ -8249,7 +8126,7 @@
         <w:tcBorders>
           <w:top w:val="nil"/>
           <w:left w:val="nil"/>
-          <w:bottom w:val="single" w:color="4BACC6" w:themeColor="accent5" w:sz="24" w:space="0"/>
+          <w:bottom w:val="single" w:sz="24" w:space="0" w:color="4BACC6" w:themeColor="accent5"/>
           <w:right w:val="nil"/>
           <w:insideH w:val="nil"/>
           <w:insideV w:val="nil"/>
@@ -8261,7 +8138,7 @@
       <w:tblPr/>
       <w:tcPr>
         <w:tcBorders>
-          <w:top w:val="single" w:color="4BACC6" w:themeColor="accent5" w:sz="8" w:space="0"/>
+          <w:top w:val="single" w:sz="8" w:space="0" w:color="4BACC6" w:themeColor="accent5"/>
           <w:left w:val="nil"/>
           <w:bottom w:val="nil"/>
           <w:right w:val="nil"/>
@@ -8278,7 +8155,7 @@
           <w:top w:val="nil"/>
           <w:left w:val="nil"/>
           <w:bottom w:val="nil"/>
-          <w:right w:val="single" w:color="4BACC6" w:themeColor="accent5" w:sz="8" w:space="0"/>
+          <w:right w:val="single" w:sz="8" w:space="0" w:color="4BACC6" w:themeColor="accent5"/>
           <w:insideH w:val="nil"/>
           <w:insideV w:val="nil"/>
         </w:tcBorders>
@@ -8290,7 +8167,7 @@
       <w:tcPr>
         <w:tcBorders>
           <w:top w:val="nil"/>
-          <w:left w:val="single" w:color="4BACC6" w:themeColor="accent5" w:sz="8" w:space="0"/>
+          <w:left w:val="single" w:sz="8" w:space="0" w:color="4BACC6" w:themeColor="accent5"/>
           <w:bottom w:val="nil"/>
           <w:right w:val="nil"/>
           <w:insideH w:val="nil"/>
@@ -8347,17 +8224,17 @@
       <w:spacing w:after="0" w:line="240" w:lineRule="auto"/>
     </w:pPr>
     <w:rPr>
-      <w:rFonts w:asciiTheme="majorHAnsi" w:hAnsiTheme="majorHAnsi" w:eastAsiaTheme="majorEastAsia" w:cstheme="majorBidi"/>
+      <w:rFonts w:asciiTheme="majorHAnsi" w:eastAsiaTheme="majorEastAsia" w:hAnsiTheme="majorHAnsi" w:cstheme="majorBidi"/>
       <w:color w:val="000000" w:themeColor="text1"/>
     </w:rPr>
     <w:tblPr>
       <w:tblStyleRowBandSize w:val="1"/>
       <w:tblStyleColBandSize w:val="1"/>
       <w:tblBorders>
-        <w:top w:val="single" w:color="F79646" w:themeColor="accent6" w:sz="8" w:space="0"/>
-        <w:left w:val="single" w:color="F79646" w:themeColor="accent6" w:sz="8" w:space="0"/>
-        <w:bottom w:val="single" w:color="F79646" w:themeColor="accent6" w:sz="8" w:space="0"/>
-        <w:right w:val="single" w:color="F79646" w:themeColor="accent6" w:sz="8" w:space="0"/>
+        <w:top w:val="single" w:sz="8" w:space="0" w:color="F79646" w:themeColor="accent6"/>
+        <w:left w:val="single" w:sz="8" w:space="0" w:color="F79646" w:themeColor="accent6"/>
+        <w:bottom w:val="single" w:sz="8" w:space="0" w:color="F79646" w:themeColor="accent6"/>
+        <w:right w:val="single" w:sz="8" w:space="0" w:color="F79646" w:themeColor="accent6"/>
       </w:tblBorders>
     </w:tblPr>
     <w:tblStylePr w:type="firstRow">
@@ -8370,7 +8247,7 @@
         <w:tcBorders>
           <w:top w:val="nil"/>
           <w:left w:val="nil"/>
-          <w:bottom w:val="single" w:color="F79646" w:themeColor="accent6" w:sz="24" w:space="0"/>
+          <w:bottom w:val="single" w:sz="24" w:space="0" w:color="F79646" w:themeColor="accent6"/>
           <w:right w:val="nil"/>
           <w:insideH w:val="nil"/>
           <w:insideV w:val="nil"/>
@@ -8382,7 +8259,7 @@
       <w:tblPr/>
       <w:tcPr>
         <w:tcBorders>
-          <w:top w:val="single" w:color="F79646" w:themeColor="accent6" w:sz="8" w:space="0"/>
+          <w:top w:val="single" w:sz="8" w:space="0" w:color="F79646" w:themeColor="accent6"/>
           <w:left w:val="nil"/>
           <w:bottom w:val="nil"/>
           <w:right w:val="nil"/>
@@ -8399,7 +8276,7 @@
           <w:top w:val="nil"/>
           <w:left w:val="nil"/>
           <w:bottom w:val="nil"/>
-          <w:right w:val="single" w:color="F79646" w:themeColor="accent6" w:sz="8" w:space="0"/>
+          <w:right w:val="single" w:sz="8" w:space="0" w:color="F79646" w:themeColor="accent6"/>
           <w:insideH w:val="nil"/>
           <w:insideV w:val="nil"/>
         </w:tcBorders>
@@ -8411,7 +8288,7 @@
       <w:tcPr>
         <w:tcBorders>
           <w:top w:val="nil"/>
-          <w:left w:val="single" w:color="F79646" w:themeColor="accent6" w:sz="8" w:space="0"/>
+          <w:left w:val="single" w:sz="8" w:space="0" w:color="F79646" w:themeColor="accent6"/>
           <w:bottom w:val="nil"/>
           <w:right w:val="nil"/>
           <w:insideH w:val="nil"/>
@@ -8471,12 +8348,12 @@
       <w:tblStyleRowBandSize w:val="1"/>
       <w:tblStyleColBandSize w:val="1"/>
       <w:tblBorders>
-        <w:top w:val="single" w:color="404040" w:themeColor="text1" w:themeTint="BF" w:sz="8" w:space="0"/>
-        <w:left w:val="single" w:color="404040" w:themeColor="text1" w:themeTint="BF" w:sz="8" w:space="0"/>
-        <w:bottom w:val="single" w:color="404040" w:themeColor="text1" w:themeTint="BF" w:sz="8" w:space="0"/>
-        <w:right w:val="single" w:color="404040" w:themeColor="text1" w:themeTint="BF" w:sz="8" w:space="0"/>
-        <w:insideH w:val="single" w:color="404040" w:themeColor="text1" w:themeTint="BF" w:sz="8" w:space="0"/>
-        <w:insideV w:val="single" w:color="404040" w:themeColor="text1" w:themeTint="BF" w:sz="8" w:space="0"/>
+        <w:top w:val="single" w:sz="8" w:space="0" w:color="404040" w:themeColor="text1" w:themeTint="BF"/>
+        <w:left w:val="single" w:sz="8" w:space="0" w:color="404040" w:themeColor="text1" w:themeTint="BF"/>
+        <w:bottom w:val="single" w:sz="8" w:space="0" w:color="404040" w:themeColor="text1" w:themeTint="BF"/>
+        <w:right w:val="single" w:sz="8" w:space="0" w:color="404040" w:themeColor="text1" w:themeTint="BF"/>
+        <w:insideH w:val="single" w:sz="8" w:space="0" w:color="404040" w:themeColor="text1" w:themeTint="BF"/>
+        <w:insideV w:val="single" w:sz="8" w:space="0" w:color="404040" w:themeColor="text1" w:themeTint="BF"/>
       </w:tblBorders>
     </w:tblPr>
     <w:tcPr>
@@ -8496,7 +8373,7 @@
       <w:tblPr/>
       <w:tcPr>
         <w:tcBorders>
-          <w:top w:val="single" w:color="404040" w:themeColor="text1" w:themeTint="BF" w:sz="18" w:space="0"/>
+          <w:top w:val="single" w:sz="18" w:space="0" w:color="404040" w:themeColor="text1" w:themeTint="BF"/>
         </w:tcBorders>
       </w:tcPr>
     </w:tblStylePr>
@@ -8537,12 +8414,12 @@
       <w:tblStyleRowBandSize w:val="1"/>
       <w:tblStyleColBandSize w:val="1"/>
       <w:tblBorders>
-        <w:top w:val="single" w:color="7BA0CD" w:themeColor="accent1" w:themeTint="BF" w:sz="8" w:space="0"/>
-        <w:left w:val="single" w:color="7BA0CD" w:themeColor="accent1" w:themeTint="BF" w:sz="8" w:space="0"/>
-        <w:bottom w:val="single" w:color="7BA0CD" w:themeColor="accent1" w:themeTint="BF" w:sz="8" w:space="0"/>
-        <w:right w:val="single" w:color="7BA0CD" w:themeColor="accent1" w:themeTint="BF" w:sz="8" w:space="0"/>
-        <w:insideH w:val="single" w:color="7BA0CD" w:themeColor="accent1" w:themeTint="BF" w:sz="8" w:space="0"/>
-        <w:insideV w:val="single" w:color="7BA0CD" w:themeColor="accent1" w:themeTint="BF" w:sz="8" w:space="0"/>
+        <w:top w:val="single" w:sz="8" w:space="0" w:color="7BA0CD" w:themeColor="accent1" w:themeTint="BF"/>
+        <w:left w:val="single" w:sz="8" w:space="0" w:color="7BA0CD" w:themeColor="accent1" w:themeTint="BF"/>
+        <w:bottom w:val="single" w:sz="8" w:space="0" w:color="7BA0CD" w:themeColor="accent1" w:themeTint="BF"/>
+        <w:right w:val="single" w:sz="8" w:space="0" w:color="7BA0CD" w:themeColor="accent1" w:themeTint="BF"/>
+        <w:insideH w:val="single" w:sz="8" w:space="0" w:color="7BA0CD" w:themeColor="accent1" w:themeTint="BF"/>
+        <w:insideV w:val="single" w:sz="8" w:space="0" w:color="7BA0CD" w:themeColor="accent1" w:themeTint="BF"/>
       </w:tblBorders>
     </w:tblPr>
     <w:tcPr>
@@ -8562,7 +8439,7 @@
       <w:tblPr/>
       <w:tcPr>
         <w:tcBorders>
-          <w:top w:val="single" w:color="7BA0CD" w:themeColor="accent1" w:themeTint="BF" w:sz="18" w:space="0"/>
+          <w:top w:val="single" w:sz="18" w:space="0" w:color="7BA0CD" w:themeColor="accent1" w:themeTint="BF"/>
         </w:tcBorders>
       </w:tcPr>
     </w:tblStylePr>
@@ -8603,12 +8480,12 @@
       <w:tblStyleRowBandSize w:val="1"/>
       <w:tblStyleColBandSize w:val="1"/>
       <w:tblBorders>
-        <w:top w:val="single" w:color="CF7B79" w:themeColor="accent2" w:themeTint="BF" w:sz="8" w:space="0"/>
-        <w:left w:val="single" w:color="CF7B79" w:themeColor="accent2" w:themeTint="BF" w:sz="8" w:space="0"/>
-        <w:bottom w:val="single" w:color="CF7B79" w:themeColor="accent2" w:themeTint="BF" w:sz="8" w:space="0"/>
-        <w:right w:val="single" w:color="CF7B79" w:themeColor="accent2" w:themeTint="BF" w:sz="8" w:space="0"/>
-        <w:insideH w:val="single" w:color="CF7B79" w:themeColor="accent2" w:themeTint="BF" w:sz="8" w:space="0"/>
-        <w:insideV w:val="single" w:color="CF7B79" w:themeColor="accent2" w:themeTint="BF" w:sz="8" w:space="0"/>
+        <w:top w:val="single" w:sz="8" w:space="0" w:color="CF7B79" w:themeColor="accent2" w:themeTint="BF"/>
+        <w:left w:val="single" w:sz="8" w:space="0" w:color="CF7B79" w:themeColor="accent2" w:themeTint="BF"/>
+        <w:bottom w:val="single" w:sz="8" w:space="0" w:color="CF7B79" w:themeColor="accent2" w:themeTint="BF"/>
+        <w:right w:val="single" w:sz="8" w:space="0" w:color="CF7B79" w:themeColor="accent2" w:themeTint="BF"/>
+        <w:insideH w:val="single" w:sz="8" w:space="0" w:color="CF7B79" w:themeColor="accent2" w:themeTint="BF"/>
+        <w:insideV w:val="single" w:sz="8" w:space="0" w:color="CF7B79" w:themeColor="accent2" w:themeTint="BF"/>
       </w:tblBorders>
     </w:tblPr>
     <w:tcPr>
@@ -8628,7 +8505,7 @@
       <w:tblPr/>
       <w:tcPr>
         <w:tcBorders>
-          <w:top w:val="single" w:color="CF7B79" w:themeColor="accent2" w:themeTint="BF" w:sz="18" w:space="0"/>
+          <w:top w:val="single" w:sz="18" w:space="0" w:color="CF7B79" w:themeColor="accent2" w:themeTint="BF"/>
         </w:tcBorders>
       </w:tcPr>
     </w:tblStylePr>
@@ -8669,12 +8546,12 @@
       <w:tblStyleRowBandSize w:val="1"/>
       <w:tblStyleColBandSize w:val="1"/>
       <w:tblBorders>
-        <w:top w:val="single" w:color="B3CC82" w:themeColor="accent3" w:themeTint="BF" w:sz="8" w:space="0"/>
-        <w:left w:val="single" w:color="B3CC82" w:themeColor="accent3" w:themeTint="BF" w:sz="8" w:space="0"/>
-        <w:bottom w:val="single" w:color="B3CC82" w:themeColor="accent3" w:themeTint="BF" w:sz="8" w:space="0"/>
-        <w:right w:val="single" w:color="B3CC82" w:themeColor="accent3" w:themeTint="BF" w:sz="8" w:space="0"/>
-        <w:insideH w:val="single" w:color="B3CC82" w:themeColor="accent3" w:themeTint="BF" w:sz="8" w:space="0"/>
-        <w:insideV w:val="single" w:color="B3CC82" w:themeColor="accent3" w:themeTint="BF" w:sz="8" w:space="0"/>
+        <w:top w:val="single" w:sz="8" w:space="0" w:color="B3CC82" w:themeColor="accent3" w:themeTint="BF"/>
+        <w:left w:val="single" w:sz="8" w:space="0" w:color="B3CC82" w:themeColor="accent3" w:themeTint="BF"/>
+        <w:bottom w:val="single" w:sz="8" w:space="0" w:color="B3CC82" w:themeColor="accent3" w:themeTint="BF"/>
+        <w:right w:val="single" w:sz="8" w:space="0" w:color="B3CC82" w:themeColor="accent3" w:themeTint="BF"/>
+        <w:insideH w:val="single" w:sz="8" w:space="0" w:color="B3CC82" w:themeColor="accent3" w:themeTint="BF"/>
+        <w:insideV w:val="single" w:sz="8" w:space="0" w:color="B3CC82" w:themeColor="accent3" w:themeTint="BF"/>
       </w:tblBorders>
     </w:tblPr>
     <w:tcPr>
@@ -8694,7 +8571,7 @@
       <w:tblPr/>
       <w:tcPr>
         <w:tcBorders>
-          <w:top w:val="single" w:color="B3CC82" w:themeColor="accent3" w:themeTint="BF" w:sz="18" w:space="0"/>
+          <w:top w:val="single" w:sz="18" w:space="0" w:color="B3CC82" w:themeColor="accent3" w:themeTint="BF"/>
         </w:tcBorders>
       </w:tcPr>
     </w:tblStylePr>
@@ -8735,12 +8612,12 @@
       <w:tblStyleRowBandSize w:val="1"/>
       <w:tblStyleColBandSize w:val="1"/>
       <w:tblBorders>
-        <w:top w:val="single" w:color="9F8AB9" w:themeColor="accent4" w:themeTint="BF" w:sz="8" w:space="0"/>
-        <w:left w:val="single" w:color="9F8AB9" w:themeColor="accent4" w:themeTint="BF" w:sz="8" w:space="0"/>
-        <w:bottom w:val="single" w:color="9F8AB9" w:themeColor="accent4" w:themeTint="BF" w:sz="8" w:space="0"/>
-        <w:right w:val="single" w:color="9F8AB9" w:themeColor="accent4" w:themeTint="BF" w:sz="8" w:space="0"/>
-        <w:insideH w:val="single" w:color="9F8AB9" w:themeColor="accent4" w:themeTint="BF" w:sz="8" w:space="0"/>
-        <w:insideV w:val="single" w:color="9F8AB9" w:themeColor="accent4" w:themeTint="BF" w:sz="8" w:space="0"/>
+        <w:top w:val="single" w:sz="8" w:space="0" w:color="9F8AB9" w:themeColor="accent4" w:themeTint="BF"/>
+        <w:left w:val="single" w:sz="8" w:space="0" w:color="9F8AB9" w:themeColor="accent4" w:themeTint="BF"/>
+        <w:bottom w:val="single" w:sz="8" w:space="0" w:color="9F8AB9" w:themeColor="accent4" w:themeTint="BF"/>
+        <w:right w:val="single" w:sz="8" w:space="0" w:color="9F8AB9" w:themeColor="accent4" w:themeTint="BF"/>
+        <w:insideH w:val="single" w:sz="8" w:space="0" w:color="9F8AB9" w:themeColor="accent4" w:themeTint="BF"/>
+        <w:insideV w:val="single" w:sz="8" w:space="0" w:color="9F8AB9" w:themeColor="accent4" w:themeTint="BF"/>
       </w:tblBorders>
     </w:tblPr>
     <w:tcPr>
@@ -8760,7 +8637,7 @@
       <w:tblPr/>
       <w:tcPr>
         <w:tcBorders>
-          <w:top w:val="single" w:color="9F8AB9" w:themeColor="accent4" w:themeTint="BF" w:sz="18" w:space="0"/>
+          <w:top w:val="single" w:sz="18" w:space="0" w:color="9F8AB9" w:themeColor="accent4" w:themeTint="BF"/>
         </w:tcBorders>
       </w:tcPr>
     </w:tblStylePr>
@@ -8801,12 +8678,12 @@
       <w:tblStyleRowBandSize w:val="1"/>
       <w:tblStyleColBandSize w:val="1"/>
       <w:tblBorders>
-        <w:top w:val="single" w:color="78C0D4" w:themeColor="accent5" w:themeTint="BF" w:sz="8" w:space="0"/>
-        <w:left w:val="single" w:color="78C0D4" w:themeColor="accent5" w:themeTint="BF" w:sz="8" w:space="0"/>
-        <w:bottom w:val="single" w:color="78C0D4" w:themeColor="accent5" w:themeTint="BF" w:sz="8" w:space="0"/>
-        <w:right w:val="single" w:color="78C0D4" w:themeColor="accent5" w:themeTint="BF" w:sz="8" w:space="0"/>
-        <w:insideH w:val="single" w:color="78C0D4" w:themeColor="accent5" w:themeTint="BF" w:sz="8" w:space="0"/>
-        <w:insideV w:val="single" w:color="78C0D4" w:themeColor="accent5" w:themeTint="BF" w:sz="8" w:space="0"/>
+        <w:top w:val="single" w:sz="8" w:space="0" w:color="78C0D4" w:themeColor="accent5" w:themeTint="BF"/>
+        <w:left w:val="single" w:sz="8" w:space="0" w:color="78C0D4" w:themeColor="accent5" w:themeTint="BF"/>
+        <w:bottom w:val="single" w:sz="8" w:space="0" w:color="78C0D4" w:themeColor="accent5" w:themeTint="BF"/>
+        <w:right w:val="single" w:sz="8" w:space="0" w:color="78C0D4" w:themeColor="accent5" w:themeTint="BF"/>
+        <w:insideH w:val="single" w:sz="8" w:space="0" w:color="78C0D4" w:themeColor="accent5" w:themeTint="BF"/>
+        <w:insideV w:val="single" w:sz="8" w:space="0" w:color="78C0D4" w:themeColor="accent5" w:themeTint="BF"/>
       </w:tblBorders>
     </w:tblPr>
     <w:tcPr>
@@ -8826,7 +8703,7 @@
       <w:tblPr/>
       <w:tcPr>
         <w:tcBorders>
-          <w:top w:val="single" w:color="78C0D4" w:themeColor="accent5" w:themeTint="BF" w:sz="18" w:space="0"/>
+          <w:top w:val="single" w:sz="18" w:space="0" w:color="78C0D4" w:themeColor="accent5" w:themeTint="BF"/>
         </w:tcBorders>
       </w:tcPr>
     </w:tblStylePr>
@@ -8867,12 +8744,12 @@
       <w:tblStyleRowBandSize w:val="1"/>
       <w:tblStyleColBandSize w:val="1"/>
       <w:tblBorders>
-        <w:top w:val="single" w:color="F9B074" w:themeColor="accent6" w:themeTint="BF" w:sz="8" w:space="0"/>
-        <w:left w:val="single" w:color="F9B074" w:themeColor="accent6" w:themeTint="BF" w:sz="8" w:space="0"/>
-        <w:bottom w:val="single" w:color="F9B074" w:themeColor="accent6" w:themeTint="BF" w:sz="8" w:space="0"/>
-        <w:right w:val="single" w:color="F9B074" w:themeColor="accent6" w:themeTint="BF" w:sz="8" w:space="0"/>
-        <w:insideH w:val="single" w:color="F9B074" w:themeColor="accent6" w:themeTint="BF" w:sz="8" w:space="0"/>
-        <w:insideV w:val="single" w:color="F9B074" w:themeColor="accent6" w:themeTint="BF" w:sz="8" w:space="0"/>
+        <w:top w:val="single" w:sz="8" w:space="0" w:color="F9B074" w:themeColor="accent6" w:themeTint="BF"/>
+        <w:left w:val="single" w:sz="8" w:space="0" w:color="F9B074" w:themeColor="accent6" w:themeTint="BF"/>
+        <w:bottom w:val="single" w:sz="8" w:space="0" w:color="F9B074" w:themeColor="accent6" w:themeTint="BF"/>
+        <w:right w:val="single" w:sz="8" w:space="0" w:color="F9B074" w:themeColor="accent6" w:themeTint="BF"/>
+        <w:insideH w:val="single" w:sz="8" w:space="0" w:color="F9B074" w:themeColor="accent6" w:themeTint="BF"/>
+        <w:insideV w:val="single" w:sz="8" w:space="0" w:color="F9B074" w:themeColor="accent6" w:themeTint="BF"/>
       </w:tblBorders>
     </w:tblPr>
     <w:tcPr>
@@ -8892,7 +8769,7 @@
       <w:tblPr/>
       <w:tcPr>
         <w:tcBorders>
-          <w:top w:val="single" w:color="F9B074" w:themeColor="accent6" w:themeTint="BF" w:sz="18" w:space="0"/>
+          <w:top w:val="single" w:sz="18" w:space="0" w:color="F9B074" w:themeColor="accent6" w:themeTint="BF"/>
         </w:tcBorders>
       </w:tcPr>
     </w:tblStylePr>
@@ -8930,19 +8807,19 @@
       <w:spacing w:after="0" w:line="240" w:lineRule="auto"/>
     </w:pPr>
     <w:rPr>
-      <w:rFonts w:asciiTheme="majorHAnsi" w:hAnsiTheme="majorHAnsi" w:eastAsiaTheme="majorEastAsia" w:cstheme="majorBidi"/>
+      <w:rFonts w:asciiTheme="majorHAnsi" w:eastAsiaTheme="majorEastAsia" w:hAnsiTheme="majorHAnsi" w:cstheme="majorBidi"/>
       <w:color w:val="000000" w:themeColor="text1"/>
     </w:rPr>
     <w:tblPr>
       <w:tblStyleRowBandSize w:val="1"/>
       <w:tblStyleColBandSize w:val="1"/>
       <w:tblBorders>
-        <w:top w:val="single" w:color="000000" w:themeColor="text1" w:sz="8" w:space="0"/>
-        <w:left w:val="single" w:color="000000" w:themeColor="text1" w:sz="8" w:space="0"/>
-        <w:bottom w:val="single" w:color="000000" w:themeColor="text1" w:sz="8" w:space="0"/>
-        <w:right w:val="single" w:color="000000" w:themeColor="text1" w:sz="8" w:space="0"/>
-        <w:insideH w:val="single" w:color="000000" w:themeColor="text1" w:sz="8" w:space="0"/>
-        <w:insideV w:val="single" w:color="000000" w:themeColor="text1" w:sz="8" w:space="0"/>
+        <w:top w:val="single" w:sz="8" w:space="0" w:color="000000" w:themeColor="text1"/>
+        <w:left w:val="single" w:sz="8" w:space="0" w:color="000000" w:themeColor="text1"/>
+        <w:bottom w:val="single" w:sz="8" w:space="0" w:color="000000" w:themeColor="text1"/>
+        <w:right w:val="single" w:sz="8" w:space="0" w:color="000000" w:themeColor="text1"/>
+        <w:insideH w:val="single" w:sz="8" w:space="0" w:color="000000" w:themeColor="text1"/>
+        <w:insideV w:val="single" w:sz="8" w:space="0" w:color="000000" w:themeColor="text1"/>
       </w:tblBorders>
     </w:tblPr>
     <w:tcPr>
@@ -8968,7 +8845,7 @@
       <w:tblPr/>
       <w:tcPr>
         <w:tcBorders>
-          <w:top w:val="single" w:color="000000" w:themeColor="text1" w:sz="12" w:space="0"/>
+          <w:top w:val="single" w:sz="12" w:space="0" w:color="000000" w:themeColor="text1"/>
           <w:left w:val="nil"/>
           <w:bottom w:val="nil"/>
           <w:right w:val="nil"/>
@@ -9026,8 +8903,8 @@
       <w:tblPr/>
       <w:tcPr>
         <w:tcBorders>
-          <w:insideH w:val="single" w:color="000000" w:themeColor="text1" w:sz="6" w:space="0"/>
-          <w:insideV w:val="single" w:color="000000" w:themeColor="text1" w:sz="6" w:space="0"/>
+          <w:insideH w:val="single" w:sz="6" w:space="0" w:color="000000" w:themeColor="text1"/>
+          <w:insideV w:val="single" w:sz="6" w:space="0" w:color="000000" w:themeColor="text1"/>
         </w:tcBorders>
         <w:shd w:val="clear" w:color="auto" w:fill="808080" w:themeFill="text1" w:themeFillTint="7F"/>
       </w:tcPr>
@@ -9048,19 +8925,19 @@
       <w:spacing w:after="0" w:line="240" w:lineRule="auto"/>
     </w:pPr>
     <w:rPr>
-      <w:rFonts w:asciiTheme="majorHAnsi" w:hAnsiTheme="majorHAnsi" w:eastAsiaTheme="majorEastAsia" w:cstheme="majorBidi"/>
+      <w:rFonts w:asciiTheme="majorHAnsi" w:eastAsiaTheme="majorEastAsia" w:hAnsiTheme="majorHAnsi" w:cstheme="majorBidi"/>
       <w:color w:val="000000" w:themeColor="text1"/>
     </w:rPr>
     <w:tblPr>
       <w:tblStyleRowBandSize w:val="1"/>
       <w:tblStyleColBandSize w:val="1"/>
       <w:tblBorders>
-        <w:top w:val="single" w:color="4F81BD" w:themeColor="accent1" w:sz="8" w:space="0"/>
-        <w:left w:val="single" w:color="4F81BD" w:themeColor="accent1" w:sz="8" w:space="0"/>
-        <w:bottom w:val="single" w:color="4F81BD" w:themeColor="accent1" w:sz="8" w:space="0"/>
-        <w:right w:val="single" w:color="4F81BD" w:themeColor="accent1" w:sz="8" w:space="0"/>
-        <w:insideH w:val="single" w:color="4F81BD" w:themeColor="accent1" w:sz="8" w:space="0"/>
-        <w:insideV w:val="single" w:color="4F81BD" w:themeColor="accent1" w:sz="8" w:space="0"/>
+        <w:top w:val="single" w:sz="8" w:space="0" w:color="4F81BD" w:themeColor="accent1"/>
+        <w:left w:val="single" w:sz="8" w:space="0" w:color="4F81BD" w:themeColor="accent1"/>
+        <w:bottom w:val="single" w:sz="8" w:space="0" w:color="4F81BD" w:themeColor="accent1"/>
+        <w:right w:val="single" w:sz="8" w:space="0" w:color="4F81BD" w:themeColor="accent1"/>
+        <w:insideH w:val="single" w:sz="8" w:space="0" w:color="4F81BD" w:themeColor="accent1"/>
+        <w:insideV w:val="single" w:sz="8" w:space="0" w:color="4F81BD" w:themeColor="accent1"/>
       </w:tblBorders>
     </w:tblPr>
     <w:tcPr>
@@ -9086,7 +8963,7 @@
       <w:tblPr/>
       <w:tcPr>
         <w:tcBorders>
-          <w:top w:val="single" w:color="000000" w:themeColor="text1" w:sz="12" w:space="0"/>
+          <w:top w:val="single" w:sz="12" w:space="0" w:color="000000" w:themeColor="text1"/>
           <w:left w:val="nil"/>
           <w:bottom w:val="nil"/>
           <w:right w:val="nil"/>
@@ -9144,8 +9021,8 @@
       <w:tblPr/>
       <w:tcPr>
         <w:tcBorders>
-          <w:insideH w:val="single" w:color="4F81BD" w:themeColor="accent1" w:sz="6" w:space="0"/>
-          <w:insideV w:val="single" w:color="4F81BD" w:themeColor="accent1" w:sz="6" w:space="0"/>
+          <w:insideH w:val="single" w:sz="6" w:space="0" w:color="4F81BD" w:themeColor="accent1"/>
+          <w:insideV w:val="single" w:sz="6" w:space="0" w:color="4F81BD" w:themeColor="accent1"/>
         </w:tcBorders>
         <w:shd w:val="clear" w:color="auto" w:fill="A7BFDE" w:themeFill="accent1" w:themeFillTint="7F"/>
       </w:tcPr>
@@ -9166,19 +9043,19 @@
       <w:spacing w:after="0" w:line="240" w:lineRule="auto"/>
     </w:pPr>
     <w:rPr>
-      <w:rFonts w:asciiTheme="majorHAnsi" w:hAnsiTheme="majorHAnsi" w:eastAsiaTheme="majorEastAsia" w:cstheme="majorBidi"/>
+      <w:rFonts w:asciiTheme="majorHAnsi" w:eastAsiaTheme="majorEastAsia" w:hAnsiTheme="majorHAnsi" w:cstheme="majorBidi"/>
       <w:color w:val="000000" w:themeColor="text1"/>
     </w:rPr>
     <w:tblPr>
       <w:tblStyleRowBandSize w:val="1"/>
       <w:tblStyleColBandSize w:val="1"/>
       <w:tblBorders>
-        <w:top w:val="single" w:color="C0504D" w:themeColor="accent2" w:sz="8" w:space="0"/>
-        <w:left w:val="single" w:color="C0504D" w:themeColor="accent2" w:sz="8" w:space="0"/>
-        <w:bottom w:val="single" w:color="C0504D" w:themeColor="accent2" w:sz="8" w:space="0"/>
-        <w:right w:val="single" w:color="C0504D" w:themeColor="accent2" w:sz="8" w:space="0"/>
-        <w:insideH w:val="single" w:color="C0504D" w:themeColor="accent2" w:sz="8" w:space="0"/>
-        <w:insideV w:val="single" w:color="C0504D" w:themeColor="accent2" w:sz="8" w:space="0"/>
+        <w:top w:val="single" w:sz="8" w:space="0" w:color="C0504D" w:themeColor="accent2"/>
+        <w:left w:val="single" w:sz="8" w:space="0" w:color="C0504D" w:themeColor="accent2"/>
+        <w:bottom w:val="single" w:sz="8" w:space="0" w:color="C0504D" w:themeColor="accent2"/>
+        <w:right w:val="single" w:sz="8" w:space="0" w:color="C0504D" w:themeColor="accent2"/>
+        <w:insideH w:val="single" w:sz="8" w:space="0" w:color="C0504D" w:themeColor="accent2"/>
+        <w:insideV w:val="single" w:sz="8" w:space="0" w:color="C0504D" w:themeColor="accent2"/>
       </w:tblBorders>
     </w:tblPr>
     <w:tcPr>
@@ -9204,7 +9081,7 @@
       <w:tblPr/>
       <w:tcPr>
         <w:tcBorders>
-          <w:top w:val="single" w:color="000000" w:themeColor="text1" w:sz="12" w:space="0"/>
+          <w:top w:val="single" w:sz="12" w:space="0" w:color="000000" w:themeColor="text1"/>
           <w:left w:val="nil"/>
           <w:bottom w:val="nil"/>
           <w:right w:val="nil"/>
@@ -9262,8 +9139,8 @@
       <w:tblPr/>
       <w:tcPr>
         <w:tcBorders>
-          <w:insideH w:val="single" w:color="C0504D" w:themeColor="accent2" w:sz="6" w:space="0"/>
-          <w:insideV w:val="single" w:color="C0504D" w:themeColor="accent2" w:sz="6" w:space="0"/>
+          <w:insideH w:val="single" w:sz="6" w:space="0" w:color="C0504D" w:themeColor="accent2"/>
+          <w:insideV w:val="single" w:sz="6" w:space="0" w:color="C0504D" w:themeColor="accent2"/>
         </w:tcBorders>
         <w:shd w:val="clear" w:color="auto" w:fill="DFA7A6" w:themeFill="accent2" w:themeFillTint="7F"/>
       </w:tcPr>
@@ -9284,19 +9161,19 @@
       <w:spacing w:after="0" w:line="240" w:lineRule="auto"/>
     </w:pPr>
     <w:rPr>
-      <w:rFonts w:asciiTheme="majorHAnsi" w:hAnsiTheme="majorHAnsi" w:eastAsiaTheme="majorEastAsia" w:cstheme="majorBidi"/>
+      <w:rFonts w:asciiTheme="majorHAnsi" w:eastAsiaTheme="majorEastAsia" w:hAnsiTheme="majorHAnsi" w:cstheme="majorBidi"/>
       <w:color w:val="000000" w:themeColor="text1"/>
     </w:rPr>
     <w:tblPr>
       <w:tblStyleRowBandSize w:val="1"/>
       <w:tblStyleColBandSize w:val="1"/>
       <w:tblBorders>
-        <w:top w:val="single" w:color="9BBB59" w:themeColor="accent3" w:sz="8" w:space="0"/>
-        <w:left w:val="single" w:color="9BBB59" w:themeColor="accent3" w:sz="8" w:space="0"/>
-        <w:bottom w:val="single" w:color="9BBB59" w:themeColor="accent3" w:sz="8" w:space="0"/>
-        <w:right w:val="single" w:color="9BBB59" w:themeColor="accent3" w:sz="8" w:space="0"/>
-        <w:insideH w:val="single" w:color="9BBB59" w:themeColor="accent3" w:sz="8" w:space="0"/>
-        <w:insideV w:val="single" w:color="9BBB59" w:themeColor="accent3" w:sz="8" w:space="0"/>
+        <w:top w:val="single" w:sz="8" w:space="0" w:color="9BBB59" w:themeColor="accent3"/>
+        <w:left w:val="single" w:sz="8" w:space="0" w:color="9BBB59" w:themeColor="accent3"/>
+        <w:bottom w:val="single" w:sz="8" w:space="0" w:color="9BBB59" w:themeColor="accent3"/>
+        <w:right w:val="single" w:sz="8" w:space="0" w:color="9BBB59" w:themeColor="accent3"/>
+        <w:insideH w:val="single" w:sz="8" w:space="0" w:color="9BBB59" w:themeColor="accent3"/>
+        <w:insideV w:val="single" w:sz="8" w:space="0" w:color="9BBB59" w:themeColor="accent3"/>
       </w:tblBorders>
     </w:tblPr>
     <w:tcPr>
@@ -9322,7 +9199,7 @@
       <w:tblPr/>
       <w:tcPr>
         <w:tcBorders>
-          <w:top w:val="single" w:color="000000" w:themeColor="text1" w:sz="12" w:space="0"/>
+          <w:top w:val="single" w:sz="12" w:space="0" w:color="000000" w:themeColor="text1"/>
           <w:left w:val="nil"/>
           <w:bottom w:val="nil"/>
           <w:right w:val="nil"/>
@@ -9380,8 +9257,8 @@
       <w:tblPr/>
       <w:tcPr>
         <w:tcBorders>
-          <w:insideH w:val="single" w:color="9BBB59" w:themeColor="accent3" w:sz="6" w:space="0"/>
-          <w:insideV w:val="single" w:color="9BBB59" w:themeColor="accent3" w:sz="6" w:space="0"/>
+          <w:insideH w:val="single" w:sz="6" w:space="0" w:color="9BBB59" w:themeColor="accent3"/>
+          <w:insideV w:val="single" w:sz="6" w:space="0" w:color="9BBB59" w:themeColor="accent3"/>
         </w:tcBorders>
         <w:shd w:val="clear" w:color="auto" w:fill="CDDDAC" w:themeFill="accent3" w:themeFillTint="7F"/>
       </w:tcPr>
@@ -9402,19 +9279,19 @@
       <w:spacing w:after="0" w:line="240" w:lineRule="auto"/>
     </w:pPr>
     <w:rPr>
-      <w:rFonts w:asciiTheme="majorHAnsi" w:hAnsiTheme="majorHAnsi" w:eastAsiaTheme="majorEastAsia" w:cstheme="majorBidi"/>
+      <w:rFonts w:asciiTheme="majorHAnsi" w:eastAsiaTheme="majorEastAsia" w:hAnsiTheme="majorHAnsi" w:cstheme="majorBidi"/>
       <w:color w:val="000000" w:themeColor="text1"/>
     </w:rPr>
     <w:tblPr>
       <w:tblStyleRowBandSize w:val="1"/>
       <w:tblStyleColBandSize w:val="1"/>
       <w:tblBorders>
-        <w:top w:val="single" w:color="8064A2" w:themeColor="accent4" w:sz="8" w:space="0"/>
-        <w:left w:val="single" w:color="8064A2" w:themeColor="accent4" w:sz="8" w:space="0"/>
-        <w:bottom w:val="single" w:color="8064A2" w:themeColor="accent4" w:sz="8" w:space="0"/>
-        <w:right w:val="single" w:color="8064A2" w:themeColor="accent4" w:sz="8" w:space="0"/>
-        <w:insideH w:val="single" w:color="8064A2" w:themeColor="accent4" w:sz="8" w:space="0"/>
-        <w:insideV w:val="single" w:color="8064A2" w:themeColor="accent4" w:sz="8" w:space="0"/>
+        <w:top w:val="single" w:sz="8" w:space="0" w:color="8064A2" w:themeColor="accent4"/>
+        <w:left w:val="single" w:sz="8" w:space="0" w:color="8064A2" w:themeColor="accent4"/>
+        <w:bottom w:val="single" w:sz="8" w:space="0" w:color="8064A2" w:themeColor="accent4"/>
+        <w:right w:val="single" w:sz="8" w:space="0" w:color="8064A2" w:themeColor="accent4"/>
+        <w:insideH w:val="single" w:sz="8" w:space="0" w:color="8064A2" w:themeColor="accent4"/>
+        <w:insideV w:val="single" w:sz="8" w:space="0" w:color="8064A2" w:themeColor="accent4"/>
       </w:tblBorders>
     </w:tblPr>
     <w:tcPr>
@@ -9440,7 +9317,7 @@
       <w:tblPr/>
       <w:tcPr>
         <w:tcBorders>
-          <w:top w:val="single" w:color="000000" w:themeColor="text1" w:sz="12" w:space="0"/>
+          <w:top w:val="single" w:sz="12" w:space="0" w:color="000000" w:themeColor="text1"/>
           <w:left w:val="nil"/>
           <w:bottom w:val="nil"/>
           <w:right w:val="nil"/>
@@ -9498,8 +9375,8 @@
       <w:tblPr/>
       <w:tcPr>
         <w:tcBorders>
-          <w:insideH w:val="single" w:color="8064A2" w:themeColor="accent4" w:sz="6" w:space="0"/>
-          <w:insideV w:val="single" w:color="8064A2" w:themeColor="accent4" w:sz="6" w:space="0"/>
+          <w:insideH w:val="single" w:sz="6" w:space="0" w:color="8064A2" w:themeColor="accent4"/>
+          <w:insideV w:val="single" w:sz="6" w:space="0" w:color="8064A2" w:themeColor="accent4"/>
         </w:tcBorders>
         <w:shd w:val="clear" w:color="auto" w:fill="BFB1D0" w:themeFill="accent4" w:themeFillTint="7F"/>
       </w:tcPr>
@@ -9520,19 +9397,19 @@
       <w:spacing w:after="0" w:line="240" w:lineRule="auto"/>
     </w:pPr>
     <w:rPr>
-      <w:rFonts w:asciiTheme="majorHAnsi" w:hAnsiTheme="majorHAnsi" w:eastAsiaTheme="majorEastAsia" w:cstheme="majorBidi"/>
+      <w:rFonts w:asciiTheme="majorHAnsi" w:eastAsiaTheme="majorEastAsia" w:hAnsiTheme="majorHAnsi" w:cstheme="majorBidi"/>
       <w:color w:val="000000" w:themeColor="text1"/>
     </w:rPr>
     <w:tblPr>
       <w:tblStyleRowBandSize w:val="1"/>
       <w:tblStyleColBandSize w:val="1"/>
       <w:tblBorders>
-        <w:top w:val="single" w:color="4BACC6" w:themeColor="accent5" w:sz="8" w:space="0"/>
-        <w:left w:val="single" w:color="4BACC6" w:themeColor="accent5" w:sz="8" w:space="0"/>
-        <w:bottom w:val="single" w:color="4BACC6" w:themeColor="accent5" w:sz="8" w:space="0"/>
-        <w:right w:val="single" w:color="4BACC6" w:themeColor="accent5" w:sz="8" w:space="0"/>
-        <w:insideH w:val="single" w:color="4BACC6" w:themeColor="accent5" w:sz="8" w:space="0"/>
-        <w:insideV w:val="single" w:color="4BACC6" w:themeColor="accent5" w:sz="8" w:space="0"/>
+        <w:top w:val="single" w:sz="8" w:space="0" w:color="4BACC6" w:themeColor="accent5"/>
+        <w:left w:val="single" w:sz="8" w:space="0" w:color="4BACC6" w:themeColor="accent5"/>
+        <w:bottom w:val="single" w:sz="8" w:space="0" w:color="4BACC6" w:themeColor="accent5"/>
+        <w:right w:val="single" w:sz="8" w:space="0" w:color="4BACC6" w:themeColor="accent5"/>
+        <w:insideH w:val="single" w:sz="8" w:space="0" w:color="4BACC6" w:themeColor="accent5"/>
+        <w:insideV w:val="single" w:sz="8" w:space="0" w:color="4BACC6" w:themeColor="accent5"/>
       </w:tblBorders>
     </w:tblPr>
     <w:tcPr>
@@ -9558,7 +9435,7 @@
       <w:tblPr/>
       <w:tcPr>
         <w:tcBorders>
-          <w:top w:val="single" w:color="000000" w:themeColor="text1" w:sz="12" w:space="0"/>
+          <w:top w:val="single" w:sz="12" w:space="0" w:color="000000" w:themeColor="text1"/>
           <w:left w:val="nil"/>
           <w:bottom w:val="nil"/>
           <w:right w:val="nil"/>
@@ -9616,8 +9493,8 @@
       <w:tblPr/>
       <w:tcPr>
         <w:tcBorders>
-          <w:insideH w:val="single" w:color="4BACC6" w:themeColor="accent5" w:sz="6" w:space="0"/>
-          <w:insideV w:val="single" w:color="4BACC6" w:themeColor="accent5" w:sz="6" w:space="0"/>
+          <w:insideH w:val="single" w:sz="6" w:space="0" w:color="4BACC6" w:themeColor="accent5"/>
+          <w:insideV w:val="single" w:sz="6" w:space="0" w:color="4BACC6" w:themeColor="accent5"/>
         </w:tcBorders>
         <w:shd w:val="clear" w:color="auto" w:fill="A5D5E2" w:themeFill="accent5" w:themeFillTint="7F"/>
       </w:tcPr>
@@ -9638,19 +9515,19 @@
       <w:spacing w:after="0" w:line="240" w:lineRule="auto"/>
     </w:pPr>
     <w:rPr>
-      <w:rFonts w:asciiTheme="majorHAnsi" w:hAnsiTheme="majorHAnsi" w:eastAsiaTheme="majorEastAsia" w:cstheme="majorBidi"/>
+      <w:rFonts w:asciiTheme="majorHAnsi" w:eastAsiaTheme="majorEastAsia" w:hAnsiTheme="majorHAnsi" w:cstheme="majorBidi"/>
       <w:color w:val="000000" w:themeColor="text1"/>
     </w:rPr>
     <w:tblPr>
       <w:tblStyleRowBandSize w:val="1"/>
       <w:tblStyleColBandSize w:val="1"/>
       <w:tblBorders>
-        <w:top w:val="single" w:color="F79646" w:themeColor="accent6" w:sz="8" w:space="0"/>
-        <w:left w:val="single" w:color="F79646" w:themeColor="accent6" w:sz="8" w:space="0"/>
-        <w:bottom w:val="single" w:color="F79646" w:themeColor="accent6" w:sz="8" w:space="0"/>
-        <w:right w:val="single" w:color="F79646" w:themeColor="accent6" w:sz="8" w:space="0"/>
-        <w:insideH w:val="single" w:color="F79646" w:themeColor="accent6" w:sz="8" w:space="0"/>
-        <w:insideV w:val="single" w:color="F79646" w:themeColor="accent6" w:sz="8" w:space="0"/>
+        <w:top w:val="single" w:sz="8" w:space="0" w:color="F79646" w:themeColor="accent6"/>
+        <w:left w:val="single" w:sz="8" w:space="0" w:color="F79646" w:themeColor="accent6"/>
+        <w:bottom w:val="single" w:sz="8" w:space="0" w:color="F79646" w:themeColor="accent6"/>
+        <w:right w:val="single" w:sz="8" w:space="0" w:color="F79646" w:themeColor="accent6"/>
+        <w:insideH w:val="single" w:sz="8" w:space="0" w:color="F79646" w:themeColor="accent6"/>
+        <w:insideV w:val="single" w:sz="8" w:space="0" w:color="F79646" w:themeColor="accent6"/>
       </w:tblBorders>
     </w:tblPr>
     <w:tcPr>
@@ -9676,7 +9553,7 @@
       <w:tblPr/>
       <w:tcPr>
         <w:tcBorders>
-          <w:top w:val="single" w:color="000000" w:themeColor="text1" w:sz="12" w:space="0"/>
+          <w:top w:val="single" w:sz="12" w:space="0" w:color="000000" w:themeColor="text1"/>
           <w:left w:val="nil"/>
           <w:bottom w:val="nil"/>
           <w:right w:val="nil"/>
@@ -9734,8 +9611,8 @@
       <w:tblPr/>
       <w:tcPr>
         <w:tcBorders>
-          <w:insideH w:val="single" w:color="F79646" w:themeColor="accent6" w:sz="6" w:space="0"/>
-          <w:insideV w:val="single" w:color="F79646" w:themeColor="accent6" w:sz="6" w:space="0"/>
+          <w:insideH w:val="single" w:sz="6" w:space="0" w:color="F79646" w:themeColor="accent6"/>
+          <w:insideV w:val="single" w:sz="6" w:space="0" w:color="F79646" w:themeColor="accent6"/>
         </w:tcBorders>
         <w:shd w:val="clear" w:color="auto" w:fill="FBCAA2" w:themeFill="accent6" w:themeFillTint="7F"/>
       </w:tcPr>
@@ -9759,12 +9636,12 @@
       <w:tblStyleRowBandSize w:val="1"/>
       <w:tblStyleColBandSize w:val="1"/>
       <w:tblBorders>
-        <w:top w:val="single" w:color="FFFFFF" w:themeColor="background1" w:sz="8" w:space="0"/>
-        <w:left w:val="single" w:color="FFFFFF" w:themeColor="background1" w:sz="8" w:space="0"/>
-        <w:bottom w:val="single" w:color="FFFFFF" w:themeColor="background1" w:sz="8" w:space="0"/>
-        <w:right w:val="single" w:color="FFFFFF" w:themeColor="background1" w:sz="8" w:space="0"/>
-        <w:insideH w:val="single" w:color="FFFFFF" w:themeColor="background1" w:sz="6" w:space="0"/>
-        <w:insideV w:val="single" w:color="FFFFFF" w:themeColor="background1" w:sz="6" w:space="0"/>
+        <w:top w:val="single" w:sz="8" w:space="0" w:color="FFFFFF" w:themeColor="background1"/>
+        <w:left w:val="single" w:sz="8" w:space="0" w:color="FFFFFF" w:themeColor="background1"/>
+        <w:bottom w:val="single" w:sz="8" w:space="0" w:color="FFFFFF" w:themeColor="background1"/>
+        <w:right w:val="single" w:sz="8" w:space="0" w:color="FFFFFF" w:themeColor="background1"/>
+        <w:insideH w:val="single" w:sz="6" w:space="0" w:color="FFFFFF" w:themeColor="background1"/>
+        <w:insideV w:val="single" w:sz="6" w:space="0" w:color="FFFFFF" w:themeColor="background1"/>
       </w:tblBorders>
     </w:tblPr>
     <w:tcPr>
@@ -9781,12 +9658,12 @@
       <w:tblPr/>
       <w:tcPr>
         <w:tcBorders>
-          <w:top w:val="single" w:color="FFFFFF" w:themeColor="background1" w:sz="8" w:space="0"/>
-          <w:left w:val="single" w:color="FFFFFF" w:themeColor="background1" w:sz="8" w:space="0"/>
-          <w:bottom w:val="single" w:color="FFFFFF" w:themeColor="background1" w:sz="24" w:space="0"/>
-          <w:right w:val="single" w:color="FFFFFF" w:themeColor="background1" w:sz="8" w:space="0"/>
-          <w:insideH w:val="nil"/>
-          <w:insideV w:val="single" w:color="FFFFFF" w:themeColor="background1" w:sz="8" w:space="0"/>
+          <w:top w:val="single" w:sz="8" w:space="0" w:color="FFFFFF" w:themeColor="background1"/>
+          <w:left w:val="single" w:sz="8" w:space="0" w:color="FFFFFF" w:themeColor="background1"/>
+          <w:bottom w:val="single" w:sz="24" w:space="0" w:color="FFFFFF" w:themeColor="background1"/>
+          <w:right w:val="single" w:sz="8" w:space="0" w:color="FFFFFF" w:themeColor="background1"/>
+          <w:insideH w:val="nil"/>
+          <w:insideV w:val="single" w:sz="8" w:space="0" w:color="FFFFFF" w:themeColor="background1"/>
         </w:tcBorders>
         <w:shd w:val="clear" w:color="auto" w:fill="000000" w:themeFill="text1"/>
       </w:tcPr>
@@ -9802,12 +9679,12 @@
       <w:tblPr/>
       <w:tcPr>
         <w:tcBorders>
-          <w:top w:val="single" w:color="FFFFFF" w:themeColor="background1" w:sz="24" w:space="0"/>
-          <w:left w:val="single" w:color="FFFFFF" w:themeColor="background1" w:sz="8" w:space="0"/>
-          <w:bottom w:val="single" w:color="FFFFFF" w:themeColor="background1" w:sz="8" w:space="0"/>
-          <w:right w:val="single" w:color="FFFFFF" w:themeColor="background1" w:sz="8" w:space="0"/>
-          <w:insideH w:val="nil"/>
-          <w:insideV w:val="single" w:color="FFFFFF" w:themeColor="background1" w:sz="8" w:space="0"/>
+          <w:top w:val="single" w:sz="24" w:space="0" w:color="FFFFFF" w:themeColor="background1"/>
+          <w:left w:val="single" w:sz="8" w:space="0" w:color="FFFFFF" w:themeColor="background1"/>
+          <w:bottom w:val="single" w:sz="8" w:space="0" w:color="FFFFFF" w:themeColor="background1"/>
+          <w:right w:val="single" w:sz="8" w:space="0" w:color="FFFFFF" w:themeColor="background1"/>
+          <w:insideH w:val="nil"/>
+          <w:insideV w:val="single" w:sz="8" w:space="0" w:color="FFFFFF" w:themeColor="background1"/>
         </w:tcBorders>
         <w:shd w:val="clear" w:color="auto" w:fill="000000" w:themeFill="text1"/>
       </w:tcPr>
@@ -9823,8 +9700,8 @@
       <w:tblPr/>
       <w:tcPr>
         <w:tcBorders>
-          <w:left w:val="single" w:color="FFFFFF" w:themeColor="background1" w:sz="8" w:space="0"/>
-          <w:right w:val="single" w:color="FFFFFF" w:themeColor="background1" w:sz="24" w:space="0"/>
+          <w:left w:val="single" w:sz="8" w:space="0" w:color="FFFFFF" w:themeColor="background1"/>
+          <w:right w:val="single" w:sz="24" w:space="0" w:color="FFFFFF" w:themeColor="background1"/>
           <w:insideH w:val="nil"/>
           <w:insideV w:val="nil"/>
         </w:tcBorders>
@@ -9843,7 +9720,7 @@
       <w:tcPr>
         <w:tcBorders>
           <w:top w:val="nil"/>
-          <w:left w:val="single" w:color="FFFFFF" w:themeColor="background1" w:sz="24" w:space="0"/>
+          <w:left w:val="single" w:sz="24" w:space="0" w:color="FFFFFF" w:themeColor="background1"/>
           <w:bottom w:val="nil"/>
           <w:right w:val="nil"/>
           <w:insideH w:val="nil"/>
@@ -9856,10 +9733,10 @@
       <w:tblPr/>
       <w:tcPr>
         <w:tcBorders>
-          <w:top w:val="single" w:color="FFFFFF" w:themeColor="background1" w:sz="8" w:space="0"/>
-          <w:left w:val="single" w:color="FFFFFF" w:themeColor="background1" w:sz="8" w:space="0"/>
-          <w:bottom w:val="single" w:color="FFFFFF" w:themeColor="background1" w:sz="8" w:space="0"/>
-          <w:right w:val="single" w:color="FFFFFF" w:themeColor="background1" w:sz="8" w:space="0"/>
+          <w:top w:val="single" w:sz="8" w:space="0" w:color="FFFFFF" w:themeColor="background1"/>
+          <w:left w:val="single" w:sz="8" w:space="0" w:color="FFFFFF" w:themeColor="background1"/>
+          <w:bottom w:val="single" w:sz="8" w:space="0" w:color="FFFFFF" w:themeColor="background1"/>
+          <w:right w:val="single" w:sz="8" w:space="0" w:color="FFFFFF" w:themeColor="background1"/>
           <w:insideH w:val="nil"/>
           <w:insideV w:val="nil"/>
         </w:tcBorders>
@@ -9870,12 +9747,12 @@
       <w:tblPr/>
       <w:tcPr>
         <w:tcBorders>
-          <w:top w:val="single" w:color="FFFFFF" w:themeColor="background1" w:sz="8" w:space="0"/>
-          <w:left w:val="single" w:color="FFFFFF" w:themeColor="background1" w:sz="8" w:space="0"/>
-          <w:bottom w:val="single" w:color="FFFFFF" w:themeColor="background1" w:sz="8" w:space="0"/>
-          <w:right w:val="single" w:color="FFFFFF" w:themeColor="background1" w:sz="8" w:space="0"/>
-          <w:insideH w:val="single" w:color="FFFFFF" w:themeColor="background1" w:sz="8" w:space="0"/>
-          <w:insideV w:val="single" w:color="FFFFFF" w:themeColor="background1" w:sz="8" w:space="0"/>
+          <w:top w:val="single" w:sz="8" w:space="0" w:color="FFFFFF" w:themeColor="background1"/>
+          <w:left w:val="single" w:sz="8" w:space="0" w:color="FFFFFF" w:themeColor="background1"/>
+          <w:bottom w:val="single" w:sz="8" w:space="0" w:color="FFFFFF" w:themeColor="background1"/>
+          <w:right w:val="single" w:sz="8" w:space="0" w:color="FFFFFF" w:themeColor="background1"/>
+          <w:insideH w:val="single" w:sz="8" w:space="0" w:color="FFFFFF" w:themeColor="background1"/>
+          <w:insideV w:val="single" w:sz="8" w:space="0" w:color="FFFFFF" w:themeColor="background1"/>
         </w:tcBorders>
         <w:shd w:val="clear" w:color="auto" w:fill="808080" w:themeFill="text1" w:themeFillTint="7F"/>
       </w:tcPr>
@@ -9893,12 +9770,12 @@
       <w:tblStyleRowBandSize w:val="1"/>
       <w:tblStyleColBandSize w:val="1"/>
       <w:tblBorders>
-        <w:top w:val="single" w:color="FFFFFF" w:themeColor="background1" w:sz="8" w:space="0"/>
-        <w:left w:val="single" w:color="FFFFFF" w:themeColor="background1" w:sz="8" w:space="0"/>
-        <w:bottom w:val="single" w:color="FFFFFF" w:themeColor="background1" w:sz="8" w:space="0"/>
-        <w:right w:val="single" w:color="FFFFFF" w:themeColor="background1" w:sz="8" w:space="0"/>
-        <w:insideH w:val="single" w:color="FFFFFF" w:themeColor="background1" w:sz="6" w:space="0"/>
-        <w:insideV w:val="single" w:color="FFFFFF" w:themeColor="background1" w:sz="6" w:space="0"/>
+        <w:top w:val="single" w:sz="8" w:space="0" w:color="FFFFFF" w:themeColor="background1"/>
+        <w:left w:val="single" w:sz="8" w:space="0" w:color="FFFFFF" w:themeColor="background1"/>
+        <w:bottom w:val="single" w:sz="8" w:space="0" w:color="FFFFFF" w:themeColor="background1"/>
+        <w:right w:val="single" w:sz="8" w:space="0" w:color="FFFFFF" w:themeColor="background1"/>
+        <w:insideH w:val="single" w:sz="6" w:space="0" w:color="FFFFFF" w:themeColor="background1"/>
+        <w:insideV w:val="single" w:sz="6" w:space="0" w:color="FFFFFF" w:themeColor="background1"/>
       </w:tblBorders>
     </w:tblPr>
     <w:tcPr>
@@ -9915,12 +9792,12 @@
       <w:tblPr/>
       <w:tcPr>
         <w:tcBorders>
-          <w:top w:val="single" w:color="FFFFFF" w:themeColor="background1" w:sz="8" w:space="0"/>
-          <w:left w:val="single" w:color="FFFFFF" w:themeColor="background1" w:sz="8" w:space="0"/>
-          <w:bottom w:val="single" w:color="FFFFFF" w:themeColor="background1" w:sz="24" w:space="0"/>
-          <w:right w:val="single" w:color="FFFFFF" w:themeColor="background1" w:sz="8" w:space="0"/>
-          <w:insideH w:val="nil"/>
-          <w:insideV w:val="single" w:color="FFFFFF" w:themeColor="background1" w:sz="8" w:space="0"/>
+          <w:top w:val="single" w:sz="8" w:space="0" w:color="FFFFFF" w:themeColor="background1"/>
+          <w:left w:val="single" w:sz="8" w:space="0" w:color="FFFFFF" w:themeColor="background1"/>
+          <w:bottom w:val="single" w:sz="24" w:space="0" w:color="FFFFFF" w:themeColor="background1"/>
+          <w:right w:val="single" w:sz="8" w:space="0" w:color="FFFFFF" w:themeColor="background1"/>
+          <w:insideH w:val="nil"/>
+          <w:insideV w:val="single" w:sz="8" w:space="0" w:color="FFFFFF" w:themeColor="background1"/>
         </w:tcBorders>
         <w:shd w:val="clear" w:color="auto" w:fill="4F81BD" w:themeFill="accent1"/>
       </w:tcPr>
@@ -9936,12 +9813,12 @@
       <w:tblPr/>
       <w:tcPr>
         <w:tcBorders>
-          <w:top w:val="single" w:color="FFFFFF" w:themeColor="background1" w:sz="24" w:space="0"/>
-          <w:left w:val="single" w:color="FFFFFF" w:themeColor="background1" w:sz="8" w:space="0"/>
-          <w:bottom w:val="single" w:color="FFFFFF" w:themeColor="background1" w:sz="8" w:space="0"/>
-          <w:right w:val="single" w:color="FFFFFF" w:themeColor="background1" w:sz="8" w:space="0"/>
-          <w:insideH w:val="nil"/>
-          <w:insideV w:val="single" w:color="FFFFFF" w:themeColor="background1" w:sz="8" w:space="0"/>
+          <w:top w:val="single" w:sz="24" w:space="0" w:color="FFFFFF" w:themeColor="background1"/>
+          <w:left w:val="single" w:sz="8" w:space="0" w:color="FFFFFF" w:themeColor="background1"/>
+          <w:bottom w:val="single" w:sz="8" w:space="0" w:color="FFFFFF" w:themeColor="background1"/>
+          <w:right w:val="single" w:sz="8" w:space="0" w:color="FFFFFF" w:themeColor="background1"/>
+          <w:insideH w:val="nil"/>
+          <w:insideV w:val="single" w:sz="8" w:space="0" w:color="FFFFFF" w:themeColor="background1"/>
         </w:tcBorders>
         <w:shd w:val="clear" w:color="auto" w:fill="4F81BD" w:themeFill="accent1"/>
       </w:tcPr>
@@ -9957,8 +9834,8 @@
       <w:tblPr/>
       <w:tcPr>
         <w:tcBorders>
-          <w:left w:val="single" w:color="FFFFFF" w:themeColor="background1" w:sz="8" w:space="0"/>
-          <w:right w:val="single" w:color="FFFFFF" w:themeColor="background1" w:sz="24" w:space="0"/>
+          <w:left w:val="single" w:sz="8" w:space="0" w:color="FFFFFF" w:themeColor="background1"/>
+          <w:right w:val="single" w:sz="24" w:space="0" w:color="FFFFFF" w:themeColor="background1"/>
           <w:insideH w:val="nil"/>
           <w:insideV w:val="nil"/>
         </w:tcBorders>
@@ -9977,7 +9854,7 @@
       <w:tcPr>
         <w:tcBorders>
           <w:top w:val="nil"/>
-          <w:left w:val="single" w:color="FFFFFF" w:themeColor="background1" w:sz="24" w:space="0"/>
+          <w:left w:val="single" w:sz="24" w:space="0" w:color="FFFFFF" w:themeColor="background1"/>
           <w:bottom w:val="nil"/>
           <w:right w:val="nil"/>
           <w:insideH w:val="nil"/>
@@ -9990,10 +9867,10 @@
       <w:tblPr/>
       <w:tcPr>
         <w:tcBorders>
-          <w:top w:val="single" w:color="FFFFFF" w:themeColor="background1" w:sz="8" w:space="0"/>
-          <w:left w:val="single" w:color="FFFFFF" w:themeColor="background1" w:sz="8" w:space="0"/>
-          <w:bottom w:val="single" w:color="FFFFFF" w:themeColor="background1" w:sz="8" w:space="0"/>
-          <w:right w:val="single" w:color="FFFFFF" w:themeColor="background1" w:sz="8" w:space="0"/>
+          <w:top w:val="single" w:sz="8" w:space="0" w:color="FFFFFF" w:themeColor="background1"/>
+          <w:left w:val="single" w:sz="8" w:space="0" w:color="FFFFFF" w:themeColor="background1"/>
+          <w:bottom w:val="single" w:sz="8" w:space="0" w:color="FFFFFF" w:themeColor="background1"/>
+          <w:right w:val="single" w:sz="8" w:space="0" w:color="FFFFFF" w:themeColor="background1"/>
           <w:insideH w:val="nil"/>
           <w:insideV w:val="nil"/>
         </w:tcBorders>
@@ -10004,12 +9881,12 @@
       <w:tblPr/>
       <w:tcPr>
         <w:tcBorders>
-          <w:top w:val="single" w:color="FFFFFF" w:themeColor="background1" w:sz="8" w:space="0"/>
-          <w:left w:val="single" w:color="FFFFFF" w:themeColor="background1" w:sz="8" w:space="0"/>
-          <w:bottom w:val="single" w:color="FFFFFF" w:themeColor="background1" w:sz="8" w:space="0"/>
-          <w:right w:val="single" w:color="FFFFFF" w:themeColor="background1" w:sz="8" w:space="0"/>
-          <w:insideH w:val="single" w:color="FFFFFF" w:themeColor="background1" w:sz="8" w:space="0"/>
-          <w:insideV w:val="single" w:color="FFFFFF" w:themeColor="background1" w:sz="8" w:space="0"/>
+          <w:top w:val="single" w:sz="8" w:space="0" w:color="FFFFFF" w:themeColor="background1"/>
+          <w:left w:val="single" w:sz="8" w:space="0" w:color="FFFFFF" w:themeColor="background1"/>
+          <w:bottom w:val="single" w:sz="8" w:space="0" w:color="FFFFFF" w:themeColor="background1"/>
+          <w:right w:val="single" w:sz="8" w:space="0" w:color="FFFFFF" w:themeColor="background1"/>
+          <w:insideH w:val="single" w:sz="8" w:space="0" w:color="FFFFFF" w:themeColor="background1"/>
+          <w:insideV w:val="single" w:sz="8" w:space="0" w:color="FFFFFF" w:themeColor="background1"/>
         </w:tcBorders>
         <w:shd w:val="clear" w:color="auto" w:fill="A7BFDE" w:themeFill="accent1" w:themeFillTint="7F"/>
       </w:tcPr>
@@ -10027,12 +9904,12 @@
       <w:tblStyleRowBandSize w:val="1"/>
       <w:tblStyleColBandSize w:val="1"/>
       <w:tblBorders>
-        <w:top w:val="single" w:color="FFFFFF" w:themeColor="background1" w:sz="8" w:space="0"/>
-        <w:left w:val="single" w:color="FFFFFF" w:themeColor="background1" w:sz="8" w:space="0"/>
-        <w:bottom w:val="single" w:color="FFFFFF" w:themeColor="background1" w:sz="8" w:space="0"/>
-        <w:right w:val="single" w:color="FFFFFF" w:themeColor="background1" w:sz="8" w:space="0"/>
-        <w:insideH w:val="single" w:color="FFFFFF" w:themeColor="background1" w:sz="6" w:space="0"/>
-        <w:insideV w:val="single" w:color="FFFFFF" w:themeColor="background1" w:sz="6" w:space="0"/>
+        <w:top w:val="single" w:sz="8" w:space="0" w:color="FFFFFF" w:themeColor="background1"/>
+        <w:left w:val="single" w:sz="8" w:space="0" w:color="FFFFFF" w:themeColor="background1"/>
+        <w:bottom w:val="single" w:sz="8" w:space="0" w:color="FFFFFF" w:themeColor="background1"/>
+        <w:right w:val="single" w:sz="8" w:space="0" w:color="FFFFFF" w:themeColor="background1"/>
+        <w:insideH w:val="single" w:sz="6" w:space="0" w:color="FFFFFF" w:themeColor="background1"/>
+        <w:insideV w:val="single" w:sz="6" w:space="0" w:color="FFFFFF" w:themeColor="background1"/>
       </w:tblBorders>
     </w:tblPr>
     <w:tcPr>
@@ -10049,12 +9926,12 @@
       <w:tblPr/>
       <w:tcPr>
         <w:tcBorders>
-          <w:top w:val="single" w:color="FFFFFF" w:themeColor="background1" w:sz="8" w:space="0"/>
-          <w:left w:val="single" w:color="FFFFFF" w:themeColor="background1" w:sz="8" w:space="0"/>
-          <w:bottom w:val="single" w:color="FFFFFF" w:themeColor="background1" w:sz="24" w:space="0"/>
-          <w:right w:val="single" w:color="FFFFFF" w:themeColor="background1" w:sz="8" w:space="0"/>
-          <w:insideH w:val="nil"/>
-          <w:insideV w:val="single" w:color="FFFFFF" w:themeColor="background1" w:sz="8" w:space="0"/>
+          <w:top w:val="single" w:sz="8" w:space="0" w:color="FFFFFF" w:themeColor="background1"/>
+          <w:left w:val="single" w:sz="8" w:space="0" w:color="FFFFFF" w:themeColor="background1"/>
+          <w:bottom w:val="single" w:sz="24" w:space="0" w:color="FFFFFF" w:themeColor="background1"/>
+          <w:right w:val="single" w:sz="8" w:space="0" w:color="FFFFFF" w:themeColor="background1"/>
+          <w:insideH w:val="nil"/>
+          <w:insideV w:val="single" w:sz="8" w:space="0" w:color="FFFFFF" w:themeColor="background1"/>
         </w:tcBorders>
         <w:shd w:val="clear" w:color="auto" w:fill="C0504D" w:themeFill="accent2"/>
       </w:tcPr>
@@ -10070,12 +9947,12 @@
       <w:tblPr/>
       <w:tcPr>
         <w:tcBorders>
-          <w:top w:val="single" w:color="FFFFFF" w:themeColor="background1" w:sz="24" w:space="0"/>
-          <w:left w:val="single" w:color="FFFFFF" w:themeColor="background1" w:sz="8" w:space="0"/>
-          <w:bottom w:val="single" w:color="FFFFFF" w:themeColor="background1" w:sz="8" w:space="0"/>
-          <w:right w:val="single" w:color="FFFFFF" w:themeColor="background1" w:sz="8" w:space="0"/>
-          <w:insideH w:val="nil"/>
-          <w:insideV w:val="single" w:color="FFFFFF" w:themeColor="background1" w:sz="8" w:space="0"/>
+          <w:top w:val="single" w:sz="24" w:space="0" w:color="FFFFFF" w:themeColor="background1"/>
+          <w:left w:val="single" w:sz="8" w:space="0" w:color="FFFFFF" w:themeColor="background1"/>
+          <w:bottom w:val="single" w:sz="8" w:space="0" w:color="FFFFFF" w:themeColor="background1"/>
+          <w:right w:val="single" w:sz="8" w:space="0" w:color="FFFFFF" w:themeColor="background1"/>
+          <w:insideH w:val="nil"/>
+          <w:insideV w:val="single" w:sz="8" w:space="0" w:color="FFFFFF" w:themeColor="background1"/>
         </w:tcBorders>
         <w:shd w:val="clear" w:color="auto" w:fill="C0504D" w:themeFill="accent2"/>
       </w:tcPr>
@@ -10091,8 +9968,8 @@
       <w:tblPr/>
       <w:tcPr>
         <w:tcBorders>
-          <w:left w:val="single" w:color="FFFFFF" w:themeColor="background1" w:sz="8" w:space="0"/>
-          <w:right w:val="single" w:color="FFFFFF" w:themeColor="background1" w:sz="24" w:space="0"/>
+          <w:left w:val="single" w:sz="8" w:space="0" w:color="FFFFFF" w:themeColor="background1"/>
+          <w:right w:val="single" w:sz="24" w:space="0" w:color="FFFFFF" w:themeColor="background1"/>
           <w:insideH w:val="nil"/>
           <w:insideV w:val="nil"/>
         </w:tcBorders>
@@ -10111,7 +9988,7 @@
       <w:tcPr>
         <w:tcBorders>
           <w:top w:val="nil"/>
-          <w:left w:val="single" w:color="FFFFFF" w:themeColor="background1" w:sz="24" w:space="0"/>
+          <w:left w:val="single" w:sz="24" w:space="0" w:color="FFFFFF" w:themeColor="background1"/>
           <w:bottom w:val="nil"/>
           <w:right w:val="nil"/>
           <w:insideH w:val="nil"/>
@@ -10124,10 +10001,10 @@
       <w:tblPr/>
       <w:tcPr>
         <w:tcBorders>
-          <w:top w:val="single" w:color="FFFFFF" w:themeColor="background1" w:sz="8" w:space="0"/>
-          <w:left w:val="single" w:color="FFFFFF" w:themeColor="background1" w:sz="8" w:space="0"/>
-          <w:bottom w:val="single" w:color="FFFFFF" w:themeColor="background1" w:sz="8" w:space="0"/>
-          <w:right w:val="single" w:color="FFFFFF" w:themeColor="background1" w:sz="8" w:space="0"/>
+          <w:top w:val="single" w:sz="8" w:space="0" w:color="FFFFFF" w:themeColor="background1"/>
+          <w:left w:val="single" w:sz="8" w:space="0" w:color="FFFFFF" w:themeColor="background1"/>
+          <w:bottom w:val="single" w:sz="8" w:space="0" w:color="FFFFFF" w:themeColor="background1"/>
+          <w:right w:val="single" w:sz="8" w:space="0" w:color="FFFFFF" w:themeColor="background1"/>
           <w:insideH w:val="nil"/>
           <w:insideV w:val="nil"/>
         </w:tcBorders>
@@ -10138,12 +10015,12 @@
       <w:tblPr/>
       <w:tcPr>
         <w:tcBorders>
-          <w:top w:val="single" w:color="FFFFFF" w:themeColor="background1" w:sz="8" w:space="0"/>
-          <w:left w:val="single" w:color="FFFFFF" w:themeColor="background1" w:sz="8" w:space="0"/>
-          <w:bottom w:val="single" w:color="FFFFFF" w:themeColor="background1" w:sz="8" w:space="0"/>
-          <w:right w:val="single" w:color="FFFFFF" w:themeColor="background1" w:sz="8" w:space="0"/>
-          <w:insideH w:val="single" w:color="FFFFFF" w:themeColor="background1" w:sz="8" w:space="0"/>
-          <w:insideV w:val="single" w:color="FFFFFF" w:themeColor="background1" w:sz="8" w:space="0"/>
+          <w:top w:val="single" w:sz="8" w:space="0" w:color="FFFFFF" w:themeColor="background1"/>
+          <w:left w:val="single" w:sz="8" w:space="0" w:color="FFFFFF" w:themeColor="background1"/>
+          <w:bottom w:val="single" w:sz="8" w:space="0" w:color="FFFFFF" w:themeColor="background1"/>
+          <w:right w:val="single" w:sz="8" w:space="0" w:color="FFFFFF" w:themeColor="background1"/>
+          <w:insideH w:val="single" w:sz="8" w:space="0" w:color="FFFFFF" w:themeColor="background1"/>
+          <w:insideV w:val="single" w:sz="8" w:space="0" w:color="FFFFFF" w:themeColor="background1"/>
         </w:tcBorders>
         <w:shd w:val="clear" w:color="auto" w:fill="DFA7A6" w:themeFill="accent2" w:themeFillTint="7F"/>
       </w:tcPr>
@@ -10161,12 +10038,12 @@
       <w:tblStyleRowBandSize w:val="1"/>
       <w:tblStyleColBandSize w:val="1"/>
       <w:tblBorders>
-        <w:top w:val="single" w:color="FFFFFF" w:themeColor="background1" w:sz="8" w:space="0"/>
-        <w:left w:val="single" w:color="FFFFFF" w:themeColor="background1" w:sz="8" w:space="0"/>
-        <w:bottom w:val="single" w:color="FFFFFF" w:themeColor="background1" w:sz="8" w:space="0"/>
-        <w:right w:val="single" w:color="FFFFFF" w:themeColor="background1" w:sz="8" w:space="0"/>
-        <w:insideH w:val="single" w:color="FFFFFF" w:themeColor="background1" w:sz="6" w:space="0"/>
-        <w:insideV w:val="single" w:color="FFFFFF" w:themeColor="background1" w:sz="6" w:space="0"/>
+        <w:top w:val="single" w:sz="8" w:space="0" w:color="FFFFFF" w:themeColor="background1"/>
+        <w:left w:val="single" w:sz="8" w:space="0" w:color="FFFFFF" w:themeColor="background1"/>
+        <w:bottom w:val="single" w:sz="8" w:space="0" w:color="FFFFFF" w:themeColor="background1"/>
+        <w:right w:val="single" w:sz="8" w:space="0" w:color="FFFFFF" w:themeColor="background1"/>
+        <w:insideH w:val="single" w:sz="6" w:space="0" w:color="FFFFFF" w:themeColor="background1"/>
+        <w:insideV w:val="single" w:sz="6" w:space="0" w:color="FFFFFF" w:themeColor="background1"/>
       </w:tblBorders>
     </w:tblPr>
     <w:tcPr>
@@ -10183,12 +10060,12 @@
       <w:tblPr/>
       <w:tcPr>
         <w:tcBorders>
-          <w:top w:val="single" w:color="FFFFFF" w:themeColor="background1" w:sz="8" w:space="0"/>
-          <w:left w:val="single" w:color="FFFFFF" w:themeColor="background1" w:sz="8" w:space="0"/>
-          <w:bottom w:val="single" w:color="FFFFFF" w:themeColor="background1" w:sz="24" w:space="0"/>
-          <w:right w:val="single" w:color="FFFFFF" w:themeColor="background1" w:sz="8" w:space="0"/>
-          <w:insideH w:val="nil"/>
-          <w:insideV w:val="single" w:color="FFFFFF" w:themeColor="background1" w:sz="8" w:space="0"/>
+          <w:top w:val="single" w:sz="8" w:space="0" w:color="FFFFFF" w:themeColor="background1"/>
+          <w:left w:val="single" w:sz="8" w:space="0" w:color="FFFFFF" w:themeColor="background1"/>
+          <w:bottom w:val="single" w:sz="24" w:space="0" w:color="FFFFFF" w:themeColor="background1"/>
+          <w:right w:val="single" w:sz="8" w:space="0" w:color="FFFFFF" w:themeColor="background1"/>
+          <w:insideH w:val="nil"/>
+          <w:insideV w:val="single" w:sz="8" w:space="0" w:color="FFFFFF" w:themeColor="background1"/>
         </w:tcBorders>
         <w:shd w:val="clear" w:color="auto" w:fill="9BBB59" w:themeFill="accent3"/>
       </w:tcPr>
@@ -10204,12 +10081,12 @@
       <w:tblPr/>
       <w:tcPr>
         <w:tcBorders>
-          <w:top w:val="single" w:color="FFFFFF" w:themeColor="background1" w:sz="24" w:space="0"/>
-          <w:left w:val="single" w:color="FFFFFF" w:themeColor="background1" w:sz="8" w:space="0"/>
-          <w:bottom w:val="single" w:color="FFFFFF" w:themeColor="background1" w:sz="8" w:space="0"/>
-          <w:right w:val="single" w:color="FFFFFF" w:themeColor="background1" w:sz="8" w:space="0"/>
-          <w:insideH w:val="nil"/>
-          <w:insideV w:val="single" w:color="FFFFFF" w:themeColor="background1" w:sz="8" w:space="0"/>
+          <w:top w:val="single" w:sz="24" w:space="0" w:color="FFFFFF" w:themeColor="background1"/>
+          <w:left w:val="single" w:sz="8" w:space="0" w:color="FFFFFF" w:themeColor="background1"/>
+          <w:bottom w:val="single" w:sz="8" w:space="0" w:color="FFFFFF" w:themeColor="background1"/>
+          <w:right w:val="single" w:sz="8" w:space="0" w:color="FFFFFF" w:themeColor="background1"/>
+          <w:insideH w:val="nil"/>
+          <w:insideV w:val="single" w:sz="8" w:space="0" w:color="FFFFFF" w:themeColor="background1"/>
         </w:tcBorders>
         <w:shd w:val="clear" w:color="auto" w:fill="9BBB59" w:themeFill="accent3"/>
       </w:tcPr>
@@ -10225,8 +10102,8 @@
       <w:tblPr/>
       <w:tcPr>
         <w:tcBorders>
-          <w:left w:val="single" w:color="FFFFFF" w:themeColor="background1" w:sz="8" w:space="0"/>
-          <w:right w:val="single" w:color="FFFFFF" w:themeColor="background1" w:sz="24" w:space="0"/>
+          <w:left w:val="single" w:sz="8" w:space="0" w:color="FFFFFF" w:themeColor="background1"/>
+          <w:right w:val="single" w:sz="24" w:space="0" w:color="FFFFFF" w:themeColor="background1"/>
           <w:insideH w:val="nil"/>
           <w:insideV w:val="nil"/>
         </w:tcBorders>
@@ -10245,7 +10122,7 @@
       <w:tcPr>
         <w:tcBorders>
           <w:top w:val="nil"/>
-          <w:left w:val="single" w:color="FFFFFF" w:themeColor="background1" w:sz="24" w:space="0"/>
+          <w:left w:val="single" w:sz="24" w:space="0" w:color="FFFFFF" w:themeColor="background1"/>
           <w:bottom w:val="nil"/>
           <w:right w:val="nil"/>
           <w:insideH w:val="nil"/>
@@ -10258,10 +10135,10 @@
       <w:tblPr/>
       <w:tcPr>
         <w:tcBorders>
-          <w:top w:val="single" w:color="FFFFFF" w:themeColor="background1" w:sz="8" w:space="0"/>
-          <w:left w:val="single" w:color="FFFFFF" w:themeColor="background1" w:sz="8" w:space="0"/>
-          <w:bottom w:val="single" w:color="FFFFFF" w:themeColor="background1" w:sz="8" w:space="0"/>
-          <w:right w:val="single" w:color="FFFFFF" w:themeColor="background1" w:sz="8" w:space="0"/>
+          <w:top w:val="single" w:sz="8" w:space="0" w:color="FFFFFF" w:themeColor="background1"/>
+          <w:left w:val="single" w:sz="8" w:space="0" w:color="FFFFFF" w:themeColor="background1"/>
+          <w:bottom w:val="single" w:sz="8" w:space="0" w:color="FFFFFF" w:themeColor="background1"/>
+          <w:right w:val="single" w:sz="8" w:space="0" w:color="FFFFFF" w:themeColor="background1"/>
           <w:insideH w:val="nil"/>
           <w:insideV w:val="nil"/>
         </w:tcBorders>
@@ -10272,12 +10149,12 @@
       <w:tblPr/>
       <w:tcPr>
         <w:tcBorders>
-          <w:top w:val="single" w:color="FFFFFF" w:themeColor="background1" w:sz="8" w:space="0"/>
-          <w:left w:val="single" w:color="FFFFFF" w:themeColor="background1" w:sz="8" w:space="0"/>
-          <w:bottom w:val="single" w:color="FFFFFF" w:themeColor="background1" w:sz="8" w:space="0"/>
-          <w:right w:val="single" w:color="FFFFFF" w:themeColor="background1" w:sz="8" w:space="0"/>
-          <w:insideH w:val="single" w:color="FFFFFF" w:themeColor="background1" w:sz="8" w:space="0"/>
-          <w:insideV w:val="single" w:color="FFFFFF" w:themeColor="background1" w:sz="8" w:space="0"/>
+          <w:top w:val="single" w:sz="8" w:space="0" w:color="FFFFFF" w:themeColor="background1"/>
+          <w:left w:val="single" w:sz="8" w:space="0" w:color="FFFFFF" w:themeColor="background1"/>
+          <w:bottom w:val="single" w:sz="8" w:space="0" w:color="FFFFFF" w:themeColor="background1"/>
+          <w:right w:val="single" w:sz="8" w:space="0" w:color="FFFFFF" w:themeColor="background1"/>
+          <w:insideH w:val="single" w:sz="8" w:space="0" w:color="FFFFFF" w:themeColor="background1"/>
+          <w:insideV w:val="single" w:sz="8" w:space="0" w:color="FFFFFF" w:themeColor="background1"/>
         </w:tcBorders>
         <w:shd w:val="clear" w:color="auto" w:fill="CDDDAC" w:themeFill="accent3" w:themeFillTint="7F"/>
       </w:tcPr>
@@ -10295,12 +10172,12 @@
       <w:tblStyleRowBandSize w:val="1"/>
       <w:tblStyleColBandSize w:val="1"/>
       <w:tblBorders>
-        <w:top w:val="single" w:color="FFFFFF" w:themeColor="background1" w:sz="8" w:space="0"/>
-        <w:left w:val="single" w:color="FFFFFF" w:themeColor="background1" w:sz="8" w:space="0"/>
-        <w:bottom w:val="single" w:color="FFFFFF" w:themeColor="background1" w:sz="8" w:space="0"/>
-        <w:right w:val="single" w:color="FFFFFF" w:themeColor="background1" w:sz="8" w:space="0"/>
-        <w:insideH w:val="single" w:color="FFFFFF" w:themeColor="background1" w:sz="6" w:space="0"/>
-        <w:insideV w:val="single" w:color="FFFFFF" w:themeColor="background1" w:sz="6" w:space="0"/>
+        <w:top w:val="single" w:sz="8" w:space="0" w:color="FFFFFF" w:themeColor="background1"/>
+        <w:left w:val="single" w:sz="8" w:space="0" w:color="FFFFFF" w:themeColor="background1"/>
+        <w:bottom w:val="single" w:sz="8" w:space="0" w:color="FFFFFF" w:themeColor="background1"/>
+        <w:right w:val="single" w:sz="8" w:space="0" w:color="FFFFFF" w:themeColor="background1"/>
+        <w:insideH w:val="single" w:sz="6" w:space="0" w:color="FFFFFF" w:themeColor="background1"/>
+        <w:insideV w:val="single" w:sz="6" w:space="0" w:color="FFFFFF" w:themeColor="background1"/>
       </w:tblBorders>
     </w:tblPr>
     <w:tcPr>
@@ -10317,12 +10194,12 @@
       <w:tblPr/>
       <w:tcPr>
         <w:tcBorders>
-          <w:top w:val="single" w:color="FFFFFF" w:themeColor="background1" w:sz="8" w:space="0"/>
-          <w:left w:val="single" w:color="FFFFFF" w:themeColor="background1" w:sz="8" w:space="0"/>
-          <w:bottom w:val="single" w:color="FFFFFF" w:themeColor="background1" w:sz="24" w:space="0"/>
-          <w:right w:val="single" w:color="FFFFFF" w:themeColor="background1" w:sz="8" w:space="0"/>
-          <w:insideH w:val="nil"/>
-          <w:insideV w:val="single" w:color="FFFFFF" w:themeColor="background1" w:sz="8" w:space="0"/>
+          <w:top w:val="single" w:sz="8" w:space="0" w:color="FFFFFF" w:themeColor="background1"/>
+          <w:left w:val="single" w:sz="8" w:space="0" w:color="FFFFFF" w:themeColor="background1"/>
+          <w:bottom w:val="single" w:sz="24" w:space="0" w:color="FFFFFF" w:themeColor="background1"/>
+          <w:right w:val="single" w:sz="8" w:space="0" w:color="FFFFFF" w:themeColor="background1"/>
+          <w:insideH w:val="nil"/>
+          <w:insideV w:val="single" w:sz="8" w:space="0" w:color="FFFFFF" w:themeColor="background1"/>
         </w:tcBorders>
         <w:shd w:val="clear" w:color="auto" w:fill="8064A2" w:themeFill="accent4"/>
       </w:tcPr>
@@ -10338,12 +10215,12 @@
       <w:tblPr/>
       <w:tcPr>
         <w:tcBorders>
-          <w:top w:val="single" w:color="FFFFFF" w:themeColor="background1" w:sz="24" w:space="0"/>
-          <w:left w:val="single" w:color="FFFFFF" w:themeColor="background1" w:sz="8" w:space="0"/>
-          <w:bottom w:val="single" w:color="FFFFFF" w:themeColor="background1" w:sz="8" w:space="0"/>
-          <w:right w:val="single" w:color="FFFFFF" w:themeColor="background1" w:sz="8" w:space="0"/>
-          <w:insideH w:val="nil"/>
-          <w:insideV w:val="single" w:color="FFFFFF" w:themeColor="background1" w:sz="8" w:space="0"/>
+          <w:top w:val="single" w:sz="24" w:space="0" w:color="FFFFFF" w:themeColor="background1"/>
+          <w:left w:val="single" w:sz="8" w:space="0" w:color="FFFFFF" w:themeColor="background1"/>
+          <w:bottom w:val="single" w:sz="8" w:space="0" w:color="FFFFFF" w:themeColor="background1"/>
+          <w:right w:val="single" w:sz="8" w:space="0" w:color="FFFFFF" w:themeColor="background1"/>
+          <w:insideH w:val="nil"/>
+          <w:insideV w:val="single" w:sz="8" w:space="0" w:color="FFFFFF" w:themeColor="background1"/>
         </w:tcBorders>
         <w:shd w:val="clear" w:color="auto" w:fill="8064A2" w:themeFill="accent4"/>
       </w:tcPr>
@@ -10359,8 +10236,8 @@
       <w:tblPr/>
       <w:tcPr>
         <w:tcBorders>
-          <w:left w:val="single" w:color="FFFFFF" w:themeColor="background1" w:sz="8" w:space="0"/>
-          <w:right w:val="single" w:color="FFFFFF" w:themeColor="background1" w:sz="24" w:space="0"/>
+          <w:left w:val="single" w:sz="8" w:space="0" w:color="FFFFFF" w:themeColor="background1"/>
+          <w:right w:val="single" w:sz="24" w:space="0" w:color="FFFFFF" w:themeColor="background1"/>
           <w:insideH w:val="nil"/>
           <w:insideV w:val="nil"/>
         </w:tcBorders>
@@ -10379,7 +10256,7 @@
       <w:tcPr>
         <w:tcBorders>
           <w:top w:val="nil"/>
-          <w:left w:val="single" w:color="FFFFFF" w:themeColor="background1" w:sz="24" w:space="0"/>
+          <w:left w:val="single" w:sz="24" w:space="0" w:color="FFFFFF" w:themeColor="background1"/>
           <w:bottom w:val="nil"/>
           <w:right w:val="nil"/>
           <w:insideH w:val="nil"/>
@@ -10392,10 +10269,10 @@
       <w:tblPr/>
       <w:tcPr>
         <w:tcBorders>
-          <w:top w:val="single" w:color="FFFFFF" w:themeColor="background1" w:sz="8" w:space="0"/>
-          <w:left w:val="single" w:color="FFFFFF" w:themeColor="background1" w:sz="8" w:space="0"/>
-          <w:bottom w:val="single" w:color="FFFFFF" w:themeColor="background1" w:sz="8" w:space="0"/>
-          <w:right w:val="single" w:color="FFFFFF" w:themeColor="background1" w:sz="8" w:space="0"/>
+          <w:top w:val="single" w:sz="8" w:space="0" w:color="FFFFFF" w:themeColor="background1"/>
+          <w:left w:val="single" w:sz="8" w:space="0" w:color="FFFFFF" w:themeColor="background1"/>
+          <w:bottom w:val="single" w:sz="8" w:space="0" w:color="FFFFFF" w:themeColor="background1"/>
+          <w:right w:val="single" w:sz="8" w:space="0" w:color="FFFFFF" w:themeColor="background1"/>
           <w:insideH w:val="nil"/>
           <w:insideV w:val="nil"/>
         </w:tcBorders>
@@ -10406,12 +10283,12 @@
       <w:tblPr/>
       <w:tcPr>
         <w:tcBorders>
-          <w:top w:val="single" w:color="FFFFFF" w:themeColor="background1" w:sz="8" w:space="0"/>
-          <w:left w:val="single" w:color="FFFFFF" w:themeColor="background1" w:sz="8" w:space="0"/>
-          <w:bottom w:val="single" w:color="FFFFFF" w:themeColor="background1" w:sz="8" w:space="0"/>
-          <w:right w:val="single" w:color="FFFFFF" w:themeColor="background1" w:sz="8" w:space="0"/>
-          <w:insideH w:val="single" w:color="FFFFFF" w:themeColor="background1" w:sz="8" w:space="0"/>
-          <w:insideV w:val="single" w:color="FFFFFF" w:themeColor="background1" w:sz="8" w:space="0"/>
+          <w:top w:val="single" w:sz="8" w:space="0" w:color="FFFFFF" w:themeColor="background1"/>
+          <w:left w:val="single" w:sz="8" w:space="0" w:color="FFFFFF" w:themeColor="background1"/>
+          <w:bottom w:val="single" w:sz="8" w:space="0" w:color="FFFFFF" w:themeColor="background1"/>
+          <w:right w:val="single" w:sz="8" w:space="0" w:color="FFFFFF" w:themeColor="background1"/>
+          <w:insideH w:val="single" w:sz="8" w:space="0" w:color="FFFFFF" w:themeColor="background1"/>
+          <w:insideV w:val="single" w:sz="8" w:space="0" w:color="FFFFFF" w:themeColor="background1"/>
         </w:tcBorders>
         <w:shd w:val="clear" w:color="auto" w:fill="BFB1D0" w:themeFill="accent4" w:themeFillTint="7F"/>
       </w:tcPr>
@@ -10429,12 +10306,12 @@
       <w:tblStyleRowBandSize w:val="1"/>
       <w:tblStyleColBandSize w:val="1"/>
       <w:tblBorders>
-        <w:top w:val="single" w:color="FFFFFF" w:themeColor="background1" w:sz="8" w:space="0"/>
-        <w:left w:val="single" w:color="FFFFFF" w:themeColor="background1" w:sz="8" w:space="0"/>
-        <w:bottom w:val="single" w:color="FFFFFF" w:themeColor="background1" w:sz="8" w:space="0"/>
-        <w:right w:val="single" w:color="FFFFFF" w:themeColor="background1" w:sz="8" w:space="0"/>
-        <w:insideH w:val="single" w:color="FFFFFF" w:themeColor="background1" w:sz="6" w:space="0"/>
-        <w:insideV w:val="single" w:color="FFFFFF" w:themeColor="background1" w:sz="6" w:space="0"/>
+        <w:top w:val="single" w:sz="8" w:space="0" w:color="FFFFFF" w:themeColor="background1"/>
+        <w:left w:val="single" w:sz="8" w:space="0" w:color="FFFFFF" w:themeColor="background1"/>
+        <w:bottom w:val="single" w:sz="8" w:space="0" w:color="FFFFFF" w:themeColor="background1"/>
+        <w:right w:val="single" w:sz="8" w:space="0" w:color="FFFFFF" w:themeColor="background1"/>
+        <w:insideH w:val="single" w:sz="6" w:space="0" w:color="FFFFFF" w:themeColor="background1"/>
+        <w:insideV w:val="single" w:sz="6" w:space="0" w:color="FFFFFF" w:themeColor="background1"/>
       </w:tblBorders>
     </w:tblPr>
     <w:tcPr>
@@ -10451,12 +10328,12 @@
       <w:tblPr/>
       <w:tcPr>
         <w:tcBorders>
-          <w:top w:val="single" w:color="FFFFFF" w:themeColor="background1" w:sz="8" w:space="0"/>
-          <w:left w:val="single" w:color="FFFFFF" w:themeColor="background1" w:sz="8" w:space="0"/>
-          <w:bottom w:val="single" w:color="FFFFFF" w:themeColor="background1" w:sz="24" w:space="0"/>
-          <w:right w:val="single" w:color="FFFFFF" w:themeColor="background1" w:sz="8" w:space="0"/>
-          <w:insideH w:val="nil"/>
-          <w:insideV w:val="single" w:color="FFFFFF" w:themeColor="background1" w:sz="8" w:space="0"/>
+          <w:top w:val="single" w:sz="8" w:space="0" w:color="FFFFFF" w:themeColor="background1"/>
+          <w:left w:val="single" w:sz="8" w:space="0" w:color="FFFFFF" w:themeColor="background1"/>
+          <w:bottom w:val="single" w:sz="24" w:space="0" w:color="FFFFFF" w:themeColor="background1"/>
+          <w:right w:val="single" w:sz="8" w:space="0" w:color="FFFFFF" w:themeColor="background1"/>
+          <w:insideH w:val="nil"/>
+          <w:insideV w:val="single" w:sz="8" w:space="0" w:color="FFFFFF" w:themeColor="background1"/>
         </w:tcBorders>
         <w:shd w:val="clear" w:color="auto" w:fill="4BACC6" w:themeFill="accent5"/>
       </w:tcPr>
@@ -10472,12 +10349,12 @@
       <w:tblPr/>
       <w:tcPr>
         <w:tcBorders>
-          <w:top w:val="single" w:color="FFFFFF" w:themeColor="background1" w:sz="24" w:space="0"/>
-          <w:left w:val="single" w:color="FFFFFF" w:themeColor="background1" w:sz="8" w:space="0"/>
-          <w:bottom w:val="single" w:color="FFFFFF" w:themeColor="background1" w:sz="8" w:space="0"/>
-          <w:right w:val="single" w:color="FFFFFF" w:themeColor="background1" w:sz="8" w:space="0"/>
-          <w:insideH w:val="nil"/>
-          <w:insideV w:val="single" w:color="FFFFFF" w:themeColor="background1" w:sz="8" w:space="0"/>
+          <w:top w:val="single" w:sz="24" w:space="0" w:color="FFFFFF" w:themeColor="background1"/>
+          <w:left w:val="single" w:sz="8" w:space="0" w:color="FFFFFF" w:themeColor="background1"/>
+          <w:bottom w:val="single" w:sz="8" w:space="0" w:color="FFFFFF" w:themeColor="background1"/>
+          <w:right w:val="single" w:sz="8" w:space="0" w:color="FFFFFF" w:themeColor="background1"/>
+          <w:insideH w:val="nil"/>
+          <w:insideV w:val="single" w:sz="8" w:space="0" w:color="FFFFFF" w:themeColor="background1"/>
         </w:tcBorders>
         <w:shd w:val="clear" w:color="auto" w:fill="4BACC6" w:themeFill="accent5"/>
       </w:tcPr>
@@ -10493,8 +10370,8 @@
       <w:tblPr/>
       <w:tcPr>
         <w:tcBorders>
-          <w:left w:val="single" w:color="FFFFFF" w:themeColor="background1" w:sz="8" w:space="0"/>
-          <w:right w:val="single" w:color="FFFFFF" w:themeColor="background1" w:sz="24" w:space="0"/>
+          <w:left w:val="single" w:sz="8" w:space="0" w:color="FFFFFF" w:themeColor="background1"/>
+          <w:right w:val="single" w:sz="24" w:space="0" w:color="FFFFFF" w:themeColor="background1"/>
           <w:insideH w:val="nil"/>
           <w:insideV w:val="nil"/>
         </w:tcBorders>
@@ -10513,7 +10390,7 @@
       <w:tcPr>
         <w:tcBorders>
           <w:top w:val="nil"/>
-          <w:left w:val="single" w:color="FFFFFF" w:themeColor="background1" w:sz="24" w:space="0"/>
+          <w:left w:val="single" w:sz="24" w:space="0" w:color="FFFFFF" w:themeColor="background1"/>
           <w:bottom w:val="nil"/>
           <w:right w:val="nil"/>
           <w:insideH w:val="nil"/>
@@ -10526,10 +10403,10 @@
       <w:tblPr/>
       <w:tcPr>
         <w:tcBorders>
-          <w:top w:val="single" w:color="FFFFFF" w:themeColor="background1" w:sz="8" w:space="0"/>
-          <w:left w:val="single" w:color="FFFFFF" w:themeColor="background1" w:sz="8" w:space="0"/>
-          <w:bottom w:val="single" w:color="FFFFFF" w:themeColor="background1" w:sz="8" w:space="0"/>
-          <w:right w:val="single" w:color="FFFFFF" w:themeColor="background1" w:sz="8" w:space="0"/>
+          <w:top w:val="single" w:sz="8" w:space="0" w:color="FFFFFF" w:themeColor="background1"/>
+          <w:left w:val="single" w:sz="8" w:space="0" w:color="FFFFFF" w:themeColor="background1"/>
+          <w:bottom w:val="single" w:sz="8" w:space="0" w:color="FFFFFF" w:themeColor="background1"/>
+          <w:right w:val="single" w:sz="8" w:space="0" w:color="FFFFFF" w:themeColor="background1"/>
           <w:insideH w:val="nil"/>
           <w:insideV w:val="nil"/>
         </w:tcBorders>
@@ -10540,12 +10417,12 @@
       <w:tblPr/>
       <w:tcPr>
         <w:tcBorders>
-          <w:top w:val="single" w:color="FFFFFF" w:themeColor="background1" w:sz="8" w:space="0"/>
-          <w:left w:val="single" w:color="FFFFFF" w:themeColor="background1" w:sz="8" w:space="0"/>
-          <w:bottom w:val="single" w:color="FFFFFF" w:themeColor="background1" w:sz="8" w:space="0"/>
-          <w:right w:val="single" w:color="FFFFFF" w:themeColor="background1" w:sz="8" w:space="0"/>
-          <w:insideH w:val="single" w:color="FFFFFF" w:themeColor="background1" w:sz="8" w:space="0"/>
-          <w:insideV w:val="single" w:color="FFFFFF" w:themeColor="background1" w:sz="8" w:space="0"/>
+          <w:top w:val="single" w:sz="8" w:space="0" w:color="FFFFFF" w:themeColor="background1"/>
+          <w:left w:val="single" w:sz="8" w:space="0" w:color="FFFFFF" w:themeColor="background1"/>
+          <w:bottom w:val="single" w:sz="8" w:space="0" w:color="FFFFFF" w:themeColor="background1"/>
+          <w:right w:val="single" w:sz="8" w:space="0" w:color="FFFFFF" w:themeColor="background1"/>
+          <w:insideH w:val="single" w:sz="8" w:space="0" w:color="FFFFFF" w:themeColor="background1"/>
+          <w:insideV w:val="single" w:sz="8" w:space="0" w:color="FFFFFF" w:themeColor="background1"/>
         </w:tcBorders>
         <w:shd w:val="clear" w:color="auto" w:fill="A5D5E2" w:themeFill="accent5" w:themeFillTint="7F"/>
       </w:tcPr>
@@ -10563,12 +10440,12 @@
       <w:tblStyleRowBandSize w:val="1"/>
       <w:tblStyleColBandSize w:val="1"/>
       <w:tblBorders>
-        <w:top w:val="single" w:color="FFFFFF" w:themeColor="background1" w:sz="8" w:space="0"/>
-        <w:left w:val="single" w:color="FFFFFF" w:themeColor="background1" w:sz="8" w:space="0"/>
-        <w:bottom w:val="single" w:color="FFFFFF" w:themeColor="background1" w:sz="8" w:space="0"/>
-        <w:right w:val="single" w:color="FFFFFF" w:themeColor="background1" w:sz="8" w:space="0"/>
-        <w:insideH w:val="single" w:color="FFFFFF" w:themeColor="background1" w:sz="6" w:space="0"/>
-        <w:insideV w:val="single" w:color="FFFFFF" w:themeColor="background1" w:sz="6" w:space="0"/>
+        <w:top w:val="single" w:sz="8" w:space="0" w:color="FFFFFF" w:themeColor="background1"/>
+        <w:left w:val="single" w:sz="8" w:space="0" w:color="FFFFFF" w:themeColor="background1"/>
+        <w:bottom w:val="single" w:sz="8" w:space="0" w:color="FFFFFF" w:themeColor="background1"/>
+        <w:right w:val="single" w:sz="8" w:space="0" w:color="FFFFFF" w:themeColor="background1"/>
+        <w:insideH w:val="single" w:sz="6" w:space="0" w:color="FFFFFF" w:themeColor="background1"/>
+        <w:insideV w:val="single" w:sz="6" w:space="0" w:color="FFFFFF" w:themeColor="background1"/>
       </w:tblBorders>
     </w:tblPr>
     <w:tcPr>
@@ -10585,12 +10462,12 @@
       <w:tblPr/>
       <w:tcPr>
         <w:tcBorders>
-          <w:top w:val="single" w:color="FFFFFF" w:themeColor="background1" w:sz="8" w:space="0"/>
-          <w:left w:val="single" w:color="FFFFFF" w:themeColor="background1" w:sz="8" w:space="0"/>
-          <w:bottom w:val="single" w:color="FFFFFF" w:themeColor="background1" w:sz="24" w:space="0"/>
-          <w:right w:val="single" w:color="FFFFFF" w:themeColor="background1" w:sz="8" w:space="0"/>
-          <w:insideH w:val="nil"/>
-          <w:insideV w:val="single" w:color="FFFFFF" w:themeColor="background1" w:sz="8" w:space="0"/>
+          <w:top w:val="single" w:sz="8" w:space="0" w:color="FFFFFF" w:themeColor="background1"/>
+          <w:left w:val="single" w:sz="8" w:space="0" w:color="FFFFFF" w:themeColor="background1"/>
+          <w:bottom w:val="single" w:sz="24" w:space="0" w:color="FFFFFF" w:themeColor="background1"/>
+          <w:right w:val="single" w:sz="8" w:space="0" w:color="FFFFFF" w:themeColor="background1"/>
+          <w:insideH w:val="nil"/>
+          <w:insideV w:val="single" w:sz="8" w:space="0" w:color="FFFFFF" w:themeColor="background1"/>
         </w:tcBorders>
         <w:shd w:val="clear" w:color="auto" w:fill="F79646" w:themeFill="accent6"/>
       </w:tcPr>
@@ -10606,12 +10483,12 @@
       <w:tblPr/>
       <w:tcPr>
         <w:tcBorders>
-          <w:top w:val="single" w:color="FFFFFF" w:themeColor="background1" w:sz="24" w:space="0"/>
-          <w:left w:val="single" w:color="FFFFFF" w:themeColor="background1" w:sz="8" w:space="0"/>
-          <w:bottom w:val="single" w:color="FFFFFF" w:themeColor="background1" w:sz="8" w:space="0"/>
-          <w:right w:val="single" w:color="FFFFFF" w:themeColor="background1" w:sz="8" w:space="0"/>
-          <w:insideH w:val="nil"/>
-          <w:insideV w:val="single" w:color="FFFFFF" w:themeColor="background1" w:sz="8" w:space="0"/>
+          <w:top w:val="single" w:sz="24" w:space="0" w:color="FFFFFF" w:themeColor="background1"/>
+          <w:left w:val="single" w:sz="8" w:space="0" w:color="FFFFFF" w:themeColor="background1"/>
+          <w:bottom w:val="single" w:sz="8" w:space="0" w:color="FFFFFF" w:themeColor="background1"/>
+          <w:right w:val="single" w:sz="8" w:space="0" w:color="FFFFFF" w:themeColor="background1"/>
+          <w:insideH w:val="nil"/>
+          <w:insideV w:val="single" w:sz="8" w:space="0" w:color="FFFFFF" w:themeColor="background1"/>
         </w:tcBorders>
         <w:shd w:val="clear" w:color="auto" w:fill="F79646" w:themeFill="accent6"/>
       </w:tcPr>
@@ -10627,8 +10504,8 @@
       <w:tblPr/>
       <w:tcPr>
         <w:tcBorders>
-          <w:left w:val="single" w:color="FFFFFF" w:themeColor="background1" w:sz="8" w:space="0"/>
-          <w:right w:val="single" w:color="FFFFFF" w:themeColor="background1" w:sz="24" w:space="0"/>
+          <w:left w:val="single" w:sz="8" w:space="0" w:color="FFFFFF" w:themeColor="background1"/>
+          <w:right w:val="single" w:sz="24" w:space="0" w:color="FFFFFF" w:themeColor="background1"/>
           <w:insideH w:val="nil"/>
           <w:insideV w:val="nil"/>
         </w:tcBorders>
@@ -10647,7 +10524,7 @@
       <w:tcPr>
         <w:tcBorders>
           <w:top w:val="nil"/>
-          <w:left w:val="single" w:color="FFFFFF" w:themeColor="background1" w:sz="24" w:space="0"/>
+          <w:left w:val="single" w:sz="24" w:space="0" w:color="FFFFFF" w:themeColor="background1"/>
           <w:bottom w:val="nil"/>
           <w:right w:val="nil"/>
           <w:insideH w:val="nil"/>
@@ -10660,10 +10537,10 @@
       <w:tblPr/>
       <w:tcPr>
         <w:tcBorders>
-          <w:top w:val="single" w:color="FFFFFF" w:themeColor="background1" w:sz="8" w:space="0"/>
-          <w:left w:val="single" w:color="FFFFFF" w:themeColor="background1" w:sz="8" w:space="0"/>
-          <w:bottom w:val="single" w:color="FFFFFF" w:themeColor="background1" w:sz="8" w:space="0"/>
-          <w:right w:val="single" w:color="FFFFFF" w:themeColor="background1" w:sz="8" w:space="0"/>
+          <w:top w:val="single" w:sz="8" w:space="0" w:color="FFFFFF" w:themeColor="background1"/>
+          <w:left w:val="single" w:sz="8" w:space="0" w:color="FFFFFF" w:themeColor="background1"/>
+          <w:bottom w:val="single" w:sz="8" w:space="0" w:color="FFFFFF" w:themeColor="background1"/>
+          <w:right w:val="single" w:sz="8" w:space="0" w:color="FFFFFF" w:themeColor="background1"/>
           <w:insideH w:val="nil"/>
           <w:insideV w:val="nil"/>
         </w:tcBorders>
@@ -10674,12 +10551,12 @@
       <w:tblPr/>
       <w:tcPr>
         <w:tcBorders>
-          <w:top w:val="single" w:color="FFFFFF" w:themeColor="background1" w:sz="8" w:space="0"/>
-          <w:left w:val="single" w:color="FFFFFF" w:themeColor="background1" w:sz="8" w:space="0"/>
-          <w:bottom w:val="single" w:color="FFFFFF" w:themeColor="background1" w:sz="8" w:space="0"/>
-          <w:right w:val="single" w:color="FFFFFF" w:themeColor="background1" w:sz="8" w:space="0"/>
-          <w:insideH w:val="single" w:color="FFFFFF" w:themeColor="background1" w:sz="8" w:space="0"/>
-          <w:insideV w:val="single" w:color="FFFFFF" w:themeColor="background1" w:sz="8" w:space="0"/>
+          <w:top w:val="single" w:sz="8" w:space="0" w:color="FFFFFF" w:themeColor="background1"/>
+          <w:left w:val="single" w:sz="8" w:space="0" w:color="FFFFFF" w:themeColor="background1"/>
+          <w:bottom w:val="single" w:sz="8" w:space="0" w:color="FFFFFF" w:themeColor="background1"/>
+          <w:right w:val="single" w:sz="8" w:space="0" w:color="FFFFFF" w:themeColor="background1"/>
+          <w:insideH w:val="single" w:sz="8" w:space="0" w:color="FFFFFF" w:themeColor="background1"/>
+          <w:insideV w:val="single" w:sz="8" w:space="0" w:color="FFFFFF" w:themeColor="background1"/>
         </w:tcBorders>
         <w:shd w:val="clear" w:color="auto" w:fill="FBCAA2" w:themeFill="accent6" w:themeFillTint="7F"/>
       </w:tcPr>
@@ -10713,7 +10590,7 @@
         <w:tcBorders>
           <w:top w:val="nil"/>
           <w:left w:val="nil"/>
-          <w:bottom w:val="single" w:color="FFFFFF" w:themeColor="background1" w:sz="18" w:space="0"/>
+          <w:bottom w:val="single" w:sz="18" w:space="0" w:color="FFFFFF" w:themeColor="background1"/>
           <w:right w:val="nil"/>
           <w:insideH w:val="nil"/>
           <w:insideV w:val="nil"/>
@@ -10725,7 +10602,7 @@
       <w:tblPr/>
       <w:tcPr>
         <w:tcBorders>
-          <w:top w:val="single" w:color="FFFFFF" w:themeColor="background1" w:sz="18" w:space="0"/>
+          <w:top w:val="single" w:sz="18" w:space="0" w:color="FFFFFF" w:themeColor="background1"/>
           <w:left w:val="nil"/>
           <w:bottom w:val="nil"/>
           <w:right w:val="nil"/>
@@ -10742,7 +10619,7 @@
           <w:top w:val="nil"/>
           <w:left w:val="nil"/>
           <w:bottom w:val="nil"/>
-          <w:right w:val="single" w:color="FFFFFF" w:themeColor="background1" w:sz="18" w:space="0"/>
+          <w:right w:val="single" w:sz="18" w:space="0" w:color="FFFFFF" w:themeColor="background1"/>
           <w:insideH w:val="nil"/>
           <w:insideV w:val="nil"/>
         </w:tcBorders>
@@ -10754,7 +10631,7 @@
       <w:tcPr>
         <w:tcBorders>
           <w:top w:val="nil"/>
-          <w:left w:val="single" w:color="FFFFFF" w:themeColor="background1" w:sz="18" w:space="0"/>
+          <w:left w:val="single" w:sz="18" w:space="0" w:color="FFFFFF" w:themeColor="background1"/>
           <w:bottom w:val="nil"/>
           <w:right w:val="nil"/>
           <w:insideH w:val="nil"/>
@@ -10820,7 +10697,7 @@
         <w:tcBorders>
           <w:top w:val="nil"/>
           <w:left w:val="nil"/>
-          <w:bottom w:val="single" w:color="FFFFFF" w:themeColor="background1" w:sz="18" w:space="0"/>
+          <w:bottom w:val="single" w:sz="18" w:space="0" w:color="FFFFFF" w:themeColor="background1"/>
           <w:right w:val="nil"/>
           <w:insideH w:val="nil"/>
           <w:insideV w:val="nil"/>
@@ -10832,7 +10709,7 @@
       <w:tblPr/>
       <w:tcPr>
         <w:tcBorders>
-          <w:top w:val="single" w:color="FFFFFF" w:themeColor="background1" w:sz="18" w:space="0"/>
+          <w:top w:val="single" w:sz="18" w:space="0" w:color="FFFFFF" w:themeColor="background1"/>
           <w:left w:val="nil"/>
           <w:bottom w:val="nil"/>
           <w:right w:val="nil"/>
@@ -10849,7 +10726,7 @@
           <w:top w:val="nil"/>
           <w:left w:val="nil"/>
           <w:bottom w:val="nil"/>
-          <w:right w:val="single" w:color="FFFFFF" w:themeColor="background1" w:sz="18" w:space="0"/>
+          <w:right w:val="single" w:sz="18" w:space="0" w:color="FFFFFF" w:themeColor="background1"/>
           <w:insideH w:val="nil"/>
           <w:insideV w:val="nil"/>
         </w:tcBorders>
@@ -10861,7 +10738,7 @@
       <w:tcPr>
         <w:tcBorders>
           <w:top w:val="nil"/>
-          <w:left w:val="single" w:color="FFFFFF" w:themeColor="background1" w:sz="18" w:space="0"/>
+          <w:left w:val="single" w:sz="18" w:space="0" w:color="FFFFFF" w:themeColor="background1"/>
           <w:bottom w:val="nil"/>
           <w:right w:val="nil"/>
           <w:insideH w:val="nil"/>
@@ -10927,7 +10804,7 @@
         <w:tcBorders>
           <w:top w:val="nil"/>
           <w:left w:val="nil"/>
-          <w:bottom w:val="single" w:color="FFFFFF" w:themeColor="background1" w:sz="18" w:space="0"/>
+          <w:bottom w:val="single" w:sz="18" w:space="0" w:color="FFFFFF" w:themeColor="background1"/>
           <w:right w:val="nil"/>
           <w:insideH w:val="nil"/>
           <w:insideV w:val="nil"/>
@@ -10939,7 +10816,7 @@
       <w:tblPr/>
       <w:tcPr>
         <w:tcBorders>
-          <w:top w:val="single" w:color="FFFFFF" w:themeColor="background1" w:sz="18" w:space="0"/>
+          <w:top w:val="single" w:sz="18" w:space="0" w:color="FFFFFF" w:themeColor="background1"/>
           <w:left w:val="nil"/>
           <w:bottom w:val="nil"/>
           <w:right w:val="nil"/>
@@ -10956,7 +10833,7 @@
           <w:top w:val="nil"/>
           <w:left w:val="nil"/>
           <w:bottom w:val="nil"/>
-          <w:right w:val="single" w:color="FFFFFF" w:themeColor="background1" w:sz="18" w:space="0"/>
+          <w:right w:val="single" w:sz="18" w:space="0" w:color="FFFFFF" w:themeColor="background1"/>
           <w:insideH w:val="nil"/>
           <w:insideV w:val="nil"/>
         </w:tcBorders>
@@ -10968,7 +10845,7 @@
       <w:tcPr>
         <w:tcBorders>
           <w:top w:val="nil"/>
-          <w:left w:val="single" w:color="FFFFFF" w:themeColor="background1" w:sz="18" w:space="0"/>
+          <w:left w:val="single" w:sz="18" w:space="0" w:color="FFFFFF" w:themeColor="background1"/>
           <w:bottom w:val="nil"/>
           <w:right w:val="nil"/>
           <w:insideH w:val="nil"/>
@@ -11034,7 +10911,7 @@
         <w:tcBorders>
           <w:top w:val="nil"/>
           <w:left w:val="nil"/>
-          <w:bottom w:val="single" w:color="FFFFFF" w:themeColor="background1" w:sz="18" w:space="0"/>
+          <w:bottom w:val="single" w:sz="18" w:space="0" w:color="FFFFFF" w:themeColor="background1"/>
           <w:right w:val="nil"/>
           <w:insideH w:val="nil"/>
           <w:insideV w:val="nil"/>
@@ -11046,7 +10923,7 @@
       <w:tblPr/>
       <w:tcPr>
         <w:tcBorders>
-          <w:top w:val="single" w:color="FFFFFF" w:themeColor="background1" w:sz="18" w:space="0"/>
+          <w:top w:val="single" w:sz="18" w:space="0" w:color="FFFFFF" w:themeColor="background1"/>
           <w:left w:val="nil"/>
           <w:bottom w:val="nil"/>
           <w:right w:val="nil"/>
@@ -11063,7 +10940,7 @@
           <w:top w:val="nil"/>
           <w:left w:val="nil"/>
           <w:bottom w:val="nil"/>
-          <w:right w:val="single" w:color="FFFFFF" w:themeColor="background1" w:sz="18" w:space="0"/>
+          <w:right w:val="single" w:sz="18" w:space="0" w:color="FFFFFF" w:themeColor="background1"/>
           <w:insideH w:val="nil"/>
           <w:insideV w:val="nil"/>
         </w:tcBorders>
@@ -11075,7 +10952,7 @@
       <w:tcPr>
         <w:tcBorders>
           <w:top w:val="nil"/>
-          <w:left w:val="single" w:color="FFFFFF" w:themeColor="background1" w:sz="18" w:space="0"/>
+          <w:left w:val="single" w:sz="18" w:space="0" w:color="FFFFFF" w:themeColor="background1"/>
           <w:bottom w:val="nil"/>
           <w:right w:val="nil"/>
           <w:insideH w:val="nil"/>
@@ -11141,7 +11018,7 @@
         <w:tcBorders>
           <w:top w:val="nil"/>
           <w:left w:val="nil"/>
-          <w:bottom w:val="single" w:color="FFFFFF" w:themeColor="background1" w:sz="18" w:space="0"/>
+          <w:bottom w:val="single" w:sz="18" w:space="0" w:color="FFFFFF" w:themeColor="background1"/>
           <w:right w:val="nil"/>
           <w:insideH w:val="nil"/>
           <w:insideV w:val="nil"/>
@@ -11153,7 +11030,7 @@
       <w:tblPr/>
       <w:tcPr>
         <w:tcBorders>
-          <w:top w:val="single" w:color="FFFFFF" w:themeColor="background1" w:sz="18" w:space="0"/>
+          <w:top w:val="single" w:sz="18" w:space="0" w:color="FFFFFF" w:themeColor="background1"/>
           <w:left w:val="nil"/>
           <w:bottom w:val="nil"/>
           <w:right w:val="nil"/>
@@ -11170,7 +11047,7 @@
           <w:top w:val="nil"/>
           <w:left w:val="nil"/>
           <w:bottom w:val="nil"/>
-          <w:right w:val="single" w:color="FFFFFF" w:themeColor="background1" w:sz="18" w:space="0"/>
+          <w:right w:val="single" w:sz="18" w:space="0" w:color="FFFFFF" w:themeColor="background1"/>
           <w:insideH w:val="nil"/>
           <w:insideV w:val="nil"/>
         </w:tcBorders>
@@ -11182,7 +11059,7 @@
       <w:tcPr>
         <w:tcBorders>
           <w:top w:val="nil"/>
-          <w:left w:val="single" w:color="FFFFFF" w:themeColor="background1" w:sz="18" w:space="0"/>
+          <w:left w:val="single" w:sz="18" w:space="0" w:color="FFFFFF" w:themeColor="background1"/>
           <w:bottom w:val="nil"/>
           <w:right w:val="nil"/>
           <w:insideH w:val="nil"/>
@@ -11248,7 +11125,7 @@
         <w:tcBorders>
           <w:top w:val="nil"/>
           <w:left w:val="nil"/>
-          <w:bottom w:val="single" w:color="FFFFFF" w:themeColor="background1" w:sz="18" w:space="0"/>
+          <w:bottom w:val="single" w:sz="18" w:space="0" w:color="FFFFFF" w:themeColor="background1"/>
           <w:right w:val="nil"/>
           <w:insideH w:val="nil"/>
           <w:insideV w:val="nil"/>
@@ -11260,7 +11137,7 @@
       <w:tblPr/>
       <w:tcPr>
         <w:tcBorders>
-          <w:top w:val="single" w:color="FFFFFF" w:themeColor="background1" w:sz="18" w:space="0"/>
+          <w:top w:val="single" w:sz="18" w:space="0" w:color="FFFFFF" w:themeColor="background1"/>
           <w:left w:val="nil"/>
           <w:bottom w:val="nil"/>
           <w:right w:val="nil"/>
@@ -11277,7 +11154,7 @@
           <w:top w:val="nil"/>
           <w:left w:val="nil"/>
           <w:bottom w:val="nil"/>
-          <w:right w:val="single" w:color="FFFFFF" w:themeColor="background1" w:sz="18" w:space="0"/>
+          <w:right w:val="single" w:sz="18" w:space="0" w:color="FFFFFF" w:themeColor="background1"/>
           <w:insideH w:val="nil"/>
           <w:insideV w:val="nil"/>
         </w:tcBorders>
@@ -11289,7 +11166,7 @@
       <w:tcPr>
         <w:tcBorders>
           <w:top w:val="nil"/>
-          <w:left w:val="single" w:color="FFFFFF" w:themeColor="background1" w:sz="18" w:space="0"/>
+          <w:left w:val="single" w:sz="18" w:space="0" w:color="FFFFFF" w:themeColor="background1"/>
           <w:bottom w:val="nil"/>
           <w:right w:val="nil"/>
           <w:insideH w:val="nil"/>
@@ -11355,7 +11232,7 @@
         <w:tcBorders>
           <w:top w:val="nil"/>
           <w:left w:val="nil"/>
-          <w:bottom w:val="single" w:color="FFFFFF" w:themeColor="background1" w:sz="18" w:space="0"/>
+          <w:bottom w:val="single" w:sz="18" w:space="0" w:color="FFFFFF" w:themeColor="background1"/>
           <w:right w:val="nil"/>
           <w:insideH w:val="nil"/>
           <w:insideV w:val="nil"/>
@@ -11367,7 +11244,7 @@
       <w:tblPr/>
       <w:tcPr>
         <w:tcBorders>
-          <w:top w:val="single" w:color="FFFFFF" w:themeColor="background1" w:sz="18" w:space="0"/>
+          <w:top w:val="single" w:sz="18" w:space="0" w:color="FFFFFF" w:themeColor="background1"/>
           <w:left w:val="nil"/>
           <w:bottom w:val="nil"/>
           <w:right w:val="nil"/>
@@ -11384,7 +11261,7 @@
           <w:top w:val="nil"/>
           <w:left w:val="nil"/>
           <w:bottom w:val="nil"/>
-          <w:right w:val="single" w:color="FFFFFF" w:themeColor="background1" w:sz="18" w:space="0"/>
+          <w:right w:val="single" w:sz="18" w:space="0" w:color="FFFFFF" w:themeColor="background1"/>
           <w:insideH w:val="nil"/>
           <w:insideV w:val="nil"/>
         </w:tcBorders>
@@ -11396,7 +11273,7 @@
       <w:tcPr>
         <w:tcBorders>
           <w:top w:val="nil"/>
-          <w:left w:val="single" w:color="FFFFFF" w:themeColor="background1" w:sz="18" w:space="0"/>
+          <w:left w:val="single" w:sz="18" w:space="0" w:color="FFFFFF" w:themeColor="background1"/>
           <w:bottom w:val="nil"/>
           <w:right w:val="nil"/>
           <w:insideH w:val="nil"/>
@@ -11434,7 +11311,7 @@
       </w:tcPr>
     </w:tblStylePr>
   </w:style>
-  <w:style w:type="table" w:styleId="ColorfulShading">
+  <w:style w:type="table" w:styleId="ColourfulShading">
     <w:name w:val="Colorful Shading"/>
     <w:basedOn w:val="TableNormal"/>
     <w:uiPriority w:val="71"/>
@@ -11449,12 +11326,12 @@
       <w:tblStyleRowBandSize w:val="1"/>
       <w:tblStyleColBandSize w:val="1"/>
       <w:tblBorders>
-        <w:top w:val="single" w:color="C0504D" w:themeColor="accent2" w:sz="24" w:space="0"/>
-        <w:left w:val="single" w:color="000000" w:themeColor="text1" w:sz="4" w:space="0"/>
-        <w:bottom w:val="single" w:color="000000" w:themeColor="text1" w:sz="4" w:space="0"/>
-        <w:right w:val="single" w:color="000000" w:themeColor="text1" w:sz="4" w:space="0"/>
-        <w:insideH w:val="single" w:color="FFFFFF" w:themeColor="background1" w:sz="4" w:space="0"/>
-        <w:insideV w:val="single" w:color="FFFFFF" w:themeColor="background1" w:sz="4" w:space="0"/>
+        <w:top w:val="single" w:sz="24" w:space="0" w:color="C0504D" w:themeColor="accent2"/>
+        <w:left w:val="single" w:sz="4" w:space="0" w:color="000000" w:themeColor="text1"/>
+        <w:bottom w:val="single" w:sz="4" w:space="0" w:color="000000" w:themeColor="text1"/>
+        <w:right w:val="single" w:sz="4" w:space="0" w:color="000000" w:themeColor="text1"/>
+        <w:insideH w:val="single" w:sz="4" w:space="0" w:color="FFFFFF" w:themeColor="background1"/>
+        <w:insideV w:val="single" w:sz="4" w:space="0" w:color="FFFFFF" w:themeColor="background1"/>
       </w:tblBorders>
     </w:tblPr>
     <w:tcPr>
@@ -11470,7 +11347,7 @@
         <w:tcBorders>
           <w:top w:val="nil"/>
           <w:left w:val="nil"/>
-          <w:bottom w:val="single" w:color="C0504D" w:themeColor="accent2" w:sz="24" w:space="0"/>
+          <w:bottom w:val="single" w:sz="24" w:space="0" w:color="C0504D" w:themeColor="accent2"/>
           <w:right w:val="nil"/>
           <w:insideH w:val="nil"/>
           <w:insideV w:val="nil"/>
@@ -11487,7 +11364,7 @@
       <w:tblPr/>
       <w:tcPr>
         <w:tcBorders>
-          <w:top w:val="single" w:color="FFFFFF" w:themeColor="background1" w:sz="6" w:space="0"/>
+          <w:top w:val="single" w:sz="6" w:space="0" w:color="FFFFFF" w:themeColor="background1"/>
         </w:tcBorders>
         <w:shd w:val="clear" w:color="auto" w:fill="000000" w:themeFill="text1" w:themeFillShade="99"/>
       </w:tcPr>
@@ -11503,7 +11380,7 @@
           <w:left w:val="nil"/>
           <w:bottom w:val="nil"/>
           <w:right w:val="nil"/>
-          <w:insideH w:val="single" w:color="000000" w:themeColor="text1" w:themeShade="99" w:sz="4" w:space="0"/>
+          <w:insideH w:val="single" w:sz="4" w:space="0" w:color="000000" w:themeColor="text1" w:themeShade="99"/>
           <w:insideV w:val="nil"/>
         </w:tcBorders>
         <w:shd w:val="clear" w:color="auto" w:fill="000000" w:themeFill="text1" w:themeFillShade="99"/>
@@ -11549,7 +11426,7 @@
       </w:rPr>
     </w:tblStylePr>
   </w:style>
-  <w:style w:type="table" w:styleId="ColorfulShading-Accent1">
+  <w:style w:type="table" w:styleId="ColourfulShadingAccent1">
     <w:name w:val="Colorful Shading Accent 1"/>
     <w:basedOn w:val="TableNormal"/>
     <w:uiPriority w:val="71"/>
@@ -11564,12 +11441,12 @@
       <w:tblStyleRowBandSize w:val="1"/>
       <w:tblStyleColBandSize w:val="1"/>
       <w:tblBorders>
-        <w:top w:val="single" w:color="C0504D" w:themeColor="accent2" w:sz="24" w:space="0"/>
-        <w:left w:val="single" w:color="4F81BD" w:themeColor="accent1" w:sz="4" w:space="0"/>
-        <w:bottom w:val="single" w:color="4F81BD" w:themeColor="accent1" w:sz="4" w:space="0"/>
-        <w:right w:val="single" w:color="4F81BD" w:themeColor="accent1" w:sz="4" w:space="0"/>
-        <w:insideH w:val="single" w:color="FFFFFF" w:themeColor="background1" w:sz="4" w:space="0"/>
-        <w:insideV w:val="single" w:color="FFFFFF" w:themeColor="background1" w:sz="4" w:space="0"/>
+        <w:top w:val="single" w:sz="24" w:space="0" w:color="C0504D" w:themeColor="accent2"/>
+        <w:left w:val="single" w:sz="4" w:space="0" w:color="4F81BD" w:themeColor="accent1"/>
+        <w:bottom w:val="single" w:sz="4" w:space="0" w:color="4F81BD" w:themeColor="accent1"/>
+        <w:right w:val="single" w:sz="4" w:space="0" w:color="4F81BD" w:themeColor="accent1"/>
+        <w:insideH w:val="single" w:sz="4" w:space="0" w:color="FFFFFF" w:themeColor="background1"/>
+        <w:insideV w:val="single" w:sz="4" w:space="0" w:color="FFFFFF" w:themeColor="background1"/>
       </w:tblBorders>
     </w:tblPr>
     <w:tcPr>
@@ -11585,7 +11462,7 @@
         <w:tcBorders>
           <w:top w:val="nil"/>
           <w:left w:val="nil"/>
-          <w:bottom w:val="single" w:color="C0504D" w:themeColor="accent2" w:sz="24" w:space="0"/>
+          <w:bottom w:val="single" w:sz="24" w:space="0" w:color="C0504D" w:themeColor="accent2"/>
           <w:right w:val="nil"/>
           <w:insideH w:val="nil"/>
           <w:insideV w:val="nil"/>
@@ -11602,7 +11479,7 @@
       <w:tblPr/>
       <w:tcPr>
         <w:tcBorders>
-          <w:top w:val="single" w:color="FFFFFF" w:themeColor="background1" w:sz="6" w:space="0"/>
+          <w:top w:val="single" w:sz="6" w:space="0" w:color="FFFFFF" w:themeColor="background1"/>
         </w:tcBorders>
         <w:shd w:val="clear" w:color="auto" w:fill="2C4C74" w:themeFill="accent1" w:themeFillShade="99"/>
       </w:tcPr>
@@ -11618,7 +11495,7 @@
           <w:left w:val="nil"/>
           <w:bottom w:val="nil"/>
           <w:right w:val="nil"/>
-          <w:insideH w:val="single" w:color="2C4C74" w:themeColor="accent1" w:themeShade="99" w:sz="4" w:space="0"/>
+          <w:insideH w:val="single" w:sz="4" w:space="0" w:color="2C4C74" w:themeColor="accent1" w:themeShade="99"/>
           <w:insideV w:val="nil"/>
         </w:tcBorders>
         <w:shd w:val="clear" w:color="auto" w:fill="2C4C74" w:themeFill="accent1" w:themeFillShade="99"/>
@@ -11664,7 +11541,7 @@
       </w:rPr>
     </w:tblStylePr>
   </w:style>
-  <w:style w:type="table" w:styleId="ColorfulShading-Accent2">
+  <w:style w:type="table" w:styleId="ColourfulShadingAccent2">
     <w:name w:val="Colorful Shading Accent 2"/>
     <w:basedOn w:val="TableNormal"/>
     <w:uiPriority w:val="71"/>
@@ -11679,12 +11556,12 @@
       <w:tblStyleRowBandSize w:val="1"/>
       <w:tblStyleColBandSize w:val="1"/>
       <w:tblBorders>
-        <w:top w:val="single" w:color="C0504D" w:themeColor="accent2" w:sz="24" w:space="0"/>
-        <w:left w:val="single" w:color="C0504D" w:themeColor="accent2" w:sz="4" w:space="0"/>
-        <w:bottom w:val="single" w:color="C0504D" w:themeColor="accent2" w:sz="4" w:space="0"/>
-        <w:right w:val="single" w:color="C0504D" w:themeColor="accent2" w:sz="4" w:space="0"/>
-        <w:insideH w:val="single" w:color="FFFFFF" w:themeColor="background1" w:sz="4" w:space="0"/>
-        <w:insideV w:val="single" w:color="FFFFFF" w:themeColor="background1" w:sz="4" w:space="0"/>
+        <w:top w:val="single" w:sz="24" w:space="0" w:color="C0504D" w:themeColor="accent2"/>
+        <w:left w:val="single" w:sz="4" w:space="0" w:color="C0504D" w:themeColor="accent2"/>
+        <w:bottom w:val="single" w:sz="4" w:space="0" w:color="C0504D" w:themeColor="accent2"/>
+        <w:right w:val="single" w:sz="4" w:space="0" w:color="C0504D" w:themeColor="accent2"/>
+        <w:insideH w:val="single" w:sz="4" w:space="0" w:color="FFFFFF" w:themeColor="background1"/>
+        <w:insideV w:val="single" w:sz="4" w:space="0" w:color="FFFFFF" w:themeColor="background1"/>
       </w:tblBorders>
     </w:tblPr>
     <w:tcPr>
@@ -11700,7 +11577,7 @@
         <w:tcBorders>
           <w:top w:val="nil"/>
           <w:left w:val="nil"/>
-          <w:bottom w:val="single" w:color="C0504D" w:themeColor="accent2" w:sz="24" w:space="0"/>
+          <w:bottom w:val="single" w:sz="24" w:space="0" w:color="C0504D" w:themeColor="accent2"/>
           <w:right w:val="nil"/>
           <w:insideH w:val="nil"/>
           <w:insideV w:val="nil"/>
@@ -11717,7 +11594,7 @@
       <w:tblPr/>
       <w:tcPr>
         <w:tcBorders>
-          <w:top w:val="single" w:color="FFFFFF" w:themeColor="background1" w:sz="6" w:space="0"/>
+          <w:top w:val="single" w:sz="6" w:space="0" w:color="FFFFFF" w:themeColor="background1"/>
         </w:tcBorders>
         <w:shd w:val="clear" w:color="auto" w:fill="772C2A" w:themeFill="accent2" w:themeFillShade="99"/>
       </w:tcPr>
@@ -11733,7 +11610,7 @@
           <w:left w:val="nil"/>
           <w:bottom w:val="nil"/>
           <w:right w:val="nil"/>
-          <w:insideH w:val="single" w:color="772C2A" w:themeColor="accent2" w:themeShade="99" w:sz="4" w:space="0"/>
+          <w:insideH w:val="single" w:sz="4" w:space="0" w:color="772C2A" w:themeColor="accent2" w:themeShade="99"/>
           <w:insideV w:val="nil"/>
         </w:tcBorders>
         <w:shd w:val="clear" w:color="auto" w:fill="772C2A" w:themeFill="accent2" w:themeFillShade="99"/>
@@ -11779,7 +11656,7 @@
       </w:rPr>
     </w:tblStylePr>
   </w:style>
-  <w:style w:type="table" w:styleId="ColorfulShading-Accent3">
+  <w:style w:type="table" w:styleId="ColourfulShadingAccent3">
     <w:name w:val="Colorful Shading Accent 3"/>
     <w:basedOn w:val="TableNormal"/>
     <w:uiPriority w:val="71"/>
@@ -11794,12 +11671,12 @@
       <w:tblStyleRowBandSize w:val="1"/>
       <w:tblStyleColBandSize w:val="1"/>
       <w:tblBorders>
-        <w:top w:val="single" w:color="8064A2" w:themeColor="accent4" w:sz="24" w:space="0"/>
-        <w:left w:val="single" w:color="9BBB59" w:themeColor="accent3" w:sz="4" w:space="0"/>
-        <w:bottom w:val="single" w:color="9BBB59" w:themeColor="accent3" w:sz="4" w:space="0"/>
-        <w:right w:val="single" w:color="9BBB59" w:themeColor="accent3" w:sz="4" w:space="0"/>
-        <w:insideH w:val="single" w:color="FFFFFF" w:themeColor="background1" w:sz="4" w:space="0"/>
-        <w:insideV w:val="single" w:color="FFFFFF" w:themeColor="background1" w:sz="4" w:space="0"/>
+        <w:top w:val="single" w:sz="24" w:space="0" w:color="8064A2" w:themeColor="accent4"/>
+        <w:left w:val="single" w:sz="4" w:space="0" w:color="9BBB59" w:themeColor="accent3"/>
+        <w:bottom w:val="single" w:sz="4" w:space="0" w:color="9BBB59" w:themeColor="accent3"/>
+        <w:right w:val="single" w:sz="4" w:space="0" w:color="9BBB59" w:themeColor="accent3"/>
+        <w:insideH w:val="single" w:sz="4" w:space="0" w:color="FFFFFF" w:themeColor="background1"/>
+        <w:insideV w:val="single" w:sz="4" w:space="0" w:color="FFFFFF" w:themeColor="background1"/>
       </w:tblBorders>
     </w:tblPr>
     <w:tcPr>
@@ -11815,7 +11692,7 @@
         <w:tcBorders>
           <w:top w:val="nil"/>
           <w:left w:val="nil"/>
-          <w:bottom w:val="single" w:color="8064A2" w:themeColor="accent4" w:sz="24" w:space="0"/>
+          <w:bottom w:val="single" w:sz="24" w:space="0" w:color="8064A2" w:themeColor="accent4"/>
           <w:right w:val="nil"/>
           <w:insideH w:val="nil"/>
           <w:insideV w:val="nil"/>
@@ -11832,7 +11709,7 @@
       <w:tblPr/>
       <w:tcPr>
         <w:tcBorders>
-          <w:top w:val="single" w:color="FFFFFF" w:themeColor="background1" w:sz="6" w:space="0"/>
+          <w:top w:val="single" w:sz="6" w:space="0" w:color="FFFFFF" w:themeColor="background1"/>
         </w:tcBorders>
         <w:shd w:val="clear" w:color="auto" w:fill="5E7530" w:themeFill="accent3" w:themeFillShade="99"/>
       </w:tcPr>
@@ -11848,7 +11725,7 @@
           <w:left w:val="nil"/>
           <w:bottom w:val="nil"/>
           <w:right w:val="nil"/>
-          <w:insideH w:val="single" w:color="5E7530" w:themeColor="accent3" w:themeShade="99" w:sz="4" w:space="0"/>
+          <w:insideH w:val="single" w:sz="4" w:space="0" w:color="5E7530" w:themeColor="accent3" w:themeShade="99"/>
           <w:insideV w:val="nil"/>
         </w:tcBorders>
         <w:shd w:val="clear" w:color="auto" w:fill="5E7530" w:themeFill="accent3" w:themeFillShade="99"/>
@@ -11884,7 +11761,7 @@
       </w:tcPr>
     </w:tblStylePr>
   </w:style>
-  <w:style w:type="table" w:styleId="ColorfulShading-Accent4">
+  <w:style w:type="table" w:styleId="ColourfulShadingAccent4">
     <w:name w:val="Colorful Shading Accent 4"/>
     <w:basedOn w:val="TableNormal"/>
     <w:uiPriority w:val="71"/>
@@ -11899,12 +11776,12 @@
       <w:tblStyleRowBandSize w:val="1"/>
       <w:tblStyleColBandSize w:val="1"/>
       <w:tblBorders>
-        <w:top w:val="single" w:color="9BBB59" w:themeColor="accent3" w:sz="24" w:space="0"/>
-        <w:left w:val="single" w:color="8064A2" w:themeColor="accent4" w:sz="4" w:space="0"/>
-        <w:bottom w:val="single" w:color="8064A2" w:themeColor="accent4" w:sz="4" w:space="0"/>
-        <w:right w:val="single" w:color="8064A2" w:themeColor="accent4" w:sz="4" w:space="0"/>
-        <w:insideH w:val="single" w:color="FFFFFF" w:themeColor="background1" w:sz="4" w:space="0"/>
-        <w:insideV w:val="single" w:color="FFFFFF" w:themeColor="background1" w:sz="4" w:space="0"/>
+        <w:top w:val="single" w:sz="24" w:space="0" w:color="9BBB59" w:themeColor="accent3"/>
+        <w:left w:val="single" w:sz="4" w:space="0" w:color="8064A2" w:themeColor="accent4"/>
+        <w:bottom w:val="single" w:sz="4" w:space="0" w:color="8064A2" w:themeColor="accent4"/>
+        <w:right w:val="single" w:sz="4" w:space="0" w:color="8064A2" w:themeColor="accent4"/>
+        <w:insideH w:val="single" w:sz="4" w:space="0" w:color="FFFFFF" w:themeColor="background1"/>
+        <w:insideV w:val="single" w:sz="4" w:space="0" w:color="FFFFFF" w:themeColor="background1"/>
       </w:tblBorders>
     </w:tblPr>
     <w:tcPr>
@@ -11920,7 +11797,7 @@
         <w:tcBorders>
           <w:top w:val="nil"/>
           <w:left w:val="nil"/>
-          <w:bottom w:val="single" w:color="9BBB59" w:themeColor="accent3" w:sz="24" w:space="0"/>
+          <w:bottom w:val="single" w:sz="24" w:space="0" w:color="9BBB59" w:themeColor="accent3"/>
           <w:right w:val="nil"/>
           <w:insideH w:val="nil"/>
           <w:insideV w:val="nil"/>
@@ -11937,7 +11814,7 @@
       <w:tblPr/>
       <w:tcPr>
         <w:tcBorders>
-          <w:top w:val="single" w:color="FFFFFF" w:themeColor="background1" w:sz="6" w:space="0"/>
+          <w:top w:val="single" w:sz="6" w:space="0" w:color="FFFFFF" w:themeColor="background1"/>
         </w:tcBorders>
         <w:shd w:val="clear" w:color="auto" w:fill="4C3B62" w:themeFill="accent4" w:themeFillShade="99"/>
       </w:tcPr>
@@ -11953,7 +11830,7 @@
           <w:left w:val="nil"/>
           <w:bottom w:val="nil"/>
           <w:right w:val="nil"/>
-          <w:insideH w:val="single" w:color="4C3B62" w:themeColor="accent4" w:themeShade="99" w:sz="4" w:space="0"/>
+          <w:insideH w:val="single" w:sz="4" w:space="0" w:color="4C3B62" w:themeColor="accent4" w:themeShade="99"/>
           <w:insideV w:val="nil"/>
         </w:tcBorders>
         <w:shd w:val="clear" w:color="auto" w:fill="4C3B62" w:themeFill="accent4" w:themeFillShade="99"/>
@@ -11999,7 +11876,7 @@
       </w:rPr>
     </w:tblStylePr>
   </w:style>
-  <w:style w:type="table" w:styleId="ColorfulShading-Accent5">
+  <w:style w:type="table" w:styleId="ColourfulShadingAccent5">
     <w:name w:val="Colorful Shading Accent 5"/>
     <w:basedOn w:val="TableNormal"/>
     <w:uiPriority w:val="71"/>
@@ -12014,12 +11891,12 @@
       <w:tblStyleRowBandSize w:val="1"/>
       <w:tblStyleColBandSize w:val="1"/>
       <w:tblBorders>
-        <w:top w:val="single" w:color="F79646" w:themeColor="accent6" w:sz="24" w:space="0"/>
-        <w:left w:val="single" w:color="4BACC6" w:themeColor="accent5" w:sz="4" w:space="0"/>
-        <w:bottom w:val="single" w:color="4BACC6" w:themeColor="accent5" w:sz="4" w:space="0"/>
-        <w:right w:val="single" w:color="4BACC6" w:themeColor="accent5" w:sz="4" w:space="0"/>
-        <w:insideH w:val="single" w:color="FFFFFF" w:themeColor="background1" w:sz="4" w:space="0"/>
-        <w:insideV w:val="single" w:color="FFFFFF" w:themeColor="background1" w:sz="4" w:space="0"/>
+        <w:top w:val="single" w:sz="24" w:space="0" w:color="F79646" w:themeColor="accent6"/>
+        <w:left w:val="single" w:sz="4" w:space="0" w:color="4BACC6" w:themeColor="accent5"/>
+        <w:bottom w:val="single" w:sz="4" w:space="0" w:color="4BACC6" w:themeColor="accent5"/>
+        <w:right w:val="single" w:sz="4" w:space="0" w:color="4BACC6" w:themeColor="accent5"/>
+        <w:insideH w:val="single" w:sz="4" w:space="0" w:color="FFFFFF" w:themeColor="background1"/>
+        <w:insideV w:val="single" w:sz="4" w:space="0" w:color="FFFFFF" w:themeColor="background1"/>
       </w:tblBorders>
     </w:tblPr>
     <w:tcPr>
@@ -12035,7 +11912,7 @@
         <w:tcBorders>
           <w:top w:val="nil"/>
           <w:left w:val="nil"/>
-          <w:bottom w:val="single" w:color="F79646" w:themeColor="accent6" w:sz="24" w:space="0"/>
+          <w:bottom w:val="single" w:sz="24" w:space="0" w:color="F79646" w:themeColor="accent6"/>
           <w:right w:val="nil"/>
           <w:insideH w:val="nil"/>
           <w:insideV w:val="nil"/>
@@ -12052,7 +11929,7 @@
       <w:tblPr/>
       <w:tcPr>
         <w:tcBorders>
-          <w:top w:val="single" w:color="FFFFFF" w:themeColor="background1" w:sz="6" w:space="0"/>
+          <w:top w:val="single" w:sz="6" w:space="0" w:color="FFFFFF" w:themeColor="background1"/>
         </w:tcBorders>
         <w:shd w:val="clear" w:color="auto" w:fill="276A7C" w:themeFill="accent5" w:themeFillShade="99"/>
       </w:tcPr>
@@ -12068,7 +11945,7 @@
           <w:left w:val="nil"/>
           <w:bottom w:val="nil"/>
           <w:right w:val="nil"/>
-          <w:insideH w:val="single" w:color="276A7C" w:themeColor="accent5" w:themeShade="99" w:sz="4" w:space="0"/>
+          <w:insideH w:val="single" w:sz="4" w:space="0" w:color="276A7C" w:themeColor="accent5" w:themeShade="99"/>
           <w:insideV w:val="nil"/>
         </w:tcBorders>
         <w:shd w:val="clear" w:color="auto" w:fill="276A7C" w:themeFill="accent5" w:themeFillShade="99"/>
@@ -12114,7 +11991,7 @@
       </w:rPr>
     </w:tblStylePr>
   </w:style>
-  <w:style w:type="table" w:styleId="ColorfulShading-Accent6">
+  <w:style w:type="table" w:styleId="ColourfulShadingAccent6">
     <w:name w:val="Colorful Shading Accent 6"/>
     <w:basedOn w:val="TableNormal"/>
     <w:uiPriority w:val="71"/>
@@ -12129,12 +12006,12 @@
       <w:tblStyleRowBandSize w:val="1"/>
       <w:tblStyleColBandSize w:val="1"/>
       <w:tblBorders>
-        <w:top w:val="single" w:color="4BACC6" w:themeColor="accent5" w:sz="24" w:space="0"/>
-        <w:left w:val="single" w:color="F79646" w:themeColor="accent6" w:sz="4" w:space="0"/>
-        <w:bottom w:val="single" w:color="F79646" w:themeColor="accent6" w:sz="4" w:space="0"/>
-        <w:right w:val="single" w:color="F79646" w:themeColor="accent6" w:sz="4" w:space="0"/>
-        <w:insideH w:val="single" w:color="FFFFFF" w:themeColor="background1" w:sz="4" w:space="0"/>
-        <w:insideV w:val="single" w:color="FFFFFF" w:themeColor="background1" w:sz="4" w:space="0"/>
+        <w:top w:val="single" w:sz="24" w:space="0" w:color="4BACC6" w:themeColor="accent5"/>
+        <w:left w:val="single" w:sz="4" w:space="0" w:color="F79646" w:themeColor="accent6"/>
+        <w:bottom w:val="single" w:sz="4" w:space="0" w:color="F79646" w:themeColor="accent6"/>
+        <w:right w:val="single" w:sz="4" w:space="0" w:color="F79646" w:themeColor="accent6"/>
+        <w:insideH w:val="single" w:sz="4" w:space="0" w:color="FFFFFF" w:themeColor="background1"/>
+        <w:insideV w:val="single" w:sz="4" w:space="0" w:color="FFFFFF" w:themeColor="background1"/>
       </w:tblBorders>
     </w:tblPr>
     <w:tcPr>
@@ -12150,7 +12027,7 @@
         <w:tcBorders>
           <w:top w:val="nil"/>
           <w:left w:val="nil"/>
-          <w:bottom w:val="single" w:color="4BACC6" w:themeColor="accent5" w:sz="24" w:space="0"/>
+          <w:bottom w:val="single" w:sz="24" w:space="0" w:color="4BACC6" w:themeColor="accent5"/>
           <w:right w:val="nil"/>
           <w:insideH w:val="nil"/>
           <w:insideV w:val="nil"/>
@@ -12167,7 +12044,7 @@
       <w:tblPr/>
       <w:tcPr>
         <w:tcBorders>
-          <w:top w:val="single" w:color="FFFFFF" w:themeColor="background1" w:sz="6" w:space="0"/>
+          <w:top w:val="single" w:sz="6" w:space="0" w:color="FFFFFF" w:themeColor="background1"/>
         </w:tcBorders>
         <w:shd w:val="clear" w:color="auto" w:fill="B65608" w:themeFill="accent6" w:themeFillShade="99"/>
       </w:tcPr>
@@ -12183,7 +12060,7 @@
           <w:left w:val="nil"/>
           <w:bottom w:val="nil"/>
           <w:right w:val="nil"/>
-          <w:insideH w:val="single" w:color="B65608" w:themeColor="accent6" w:themeShade="99" w:sz="4" w:space="0"/>
+          <w:insideH w:val="single" w:sz="4" w:space="0" w:color="B65608" w:themeColor="accent6" w:themeShade="99"/>
           <w:insideV w:val="nil"/>
         </w:tcBorders>
         <w:shd w:val="clear" w:color="auto" w:fill="B65608" w:themeFill="accent6" w:themeFillShade="99"/>
@@ -12229,7 +12106,7 @@
       </w:rPr>
     </w:tblStylePr>
   </w:style>
-  <w:style w:type="table" w:styleId="ColorfulList">
+  <w:style w:type="table" w:styleId="ColourfulList">
     <w:name w:val="Colorful List"/>
     <w:basedOn w:val="TableNormal"/>
     <w:uiPriority w:val="72"/>
@@ -12256,7 +12133,7 @@
       <w:tblPr/>
       <w:tcPr>
         <w:tcBorders>
-          <w:bottom w:val="single" w:color="FFFFFF" w:themeColor="background1" w:sz="12" w:space="0"/>
+          <w:bottom w:val="single" w:sz="12" w:space="0" w:color="FFFFFF" w:themeColor="background1"/>
         </w:tcBorders>
         <w:shd w:val="clear" w:color="auto" w:fill="9E3A38" w:themeFill="accent2" w:themeFillShade="CC"/>
       </w:tcPr>
@@ -12270,7 +12147,7 @@
       <w:tblPr/>
       <w:tcPr>
         <w:tcBorders>
-          <w:top w:val="single" w:color="000000" w:themeColor="text1" w:sz="12" w:space="0"/>
+          <w:top w:val="single" w:sz="12" w:space="0" w:color="000000" w:themeColor="text1"/>
         </w:tcBorders>
         <w:shd w:val="clear" w:color="auto" w:fill="FFFFFF" w:themeFill="background1"/>
       </w:tcPr>
@@ -12308,7 +12185,7 @@
       </w:tcPr>
     </w:tblStylePr>
   </w:style>
-  <w:style w:type="table" w:styleId="ColorfulList-Accent1">
+  <w:style w:type="table" w:styleId="ColourfulListAccent1">
     <w:name w:val="Colorful List Accent 1"/>
     <w:basedOn w:val="TableNormal"/>
     <w:uiPriority w:val="72"/>
@@ -12335,7 +12212,7 @@
       <w:tblPr/>
       <w:tcPr>
         <w:tcBorders>
-          <w:bottom w:val="single" w:color="FFFFFF" w:themeColor="background1" w:sz="12" w:space="0"/>
+          <w:bottom w:val="single" w:sz="12" w:space="0" w:color="FFFFFF" w:themeColor="background1"/>
         </w:tcBorders>
         <w:shd w:val="clear" w:color="auto" w:fill="9E3A38" w:themeFill="accent2" w:themeFillShade="CC"/>
       </w:tcPr>
@@ -12349,7 +12226,7 @@
       <w:tblPr/>
       <w:tcPr>
         <w:tcBorders>
-          <w:top w:val="single" w:color="000000" w:themeColor="text1" w:sz="12" w:space="0"/>
+          <w:top w:val="single" w:sz="12" w:space="0" w:color="000000" w:themeColor="text1"/>
         </w:tcBorders>
         <w:shd w:val="clear" w:color="auto" w:fill="FFFFFF" w:themeFill="background1"/>
       </w:tcPr>
@@ -12387,7 +12264,7 @@
       </w:tcPr>
     </w:tblStylePr>
   </w:style>
-  <w:style w:type="table" w:styleId="ColorfulList-Accent2">
+  <w:style w:type="table" w:styleId="ColourfulListAccent2">
     <w:name w:val="Colorful List Accent 2"/>
     <w:basedOn w:val="TableNormal"/>
     <w:uiPriority w:val="72"/>
@@ -12414,7 +12291,7 @@
       <w:tblPr/>
       <w:tcPr>
         <w:tcBorders>
-          <w:bottom w:val="single" w:color="FFFFFF" w:themeColor="background1" w:sz="12" w:space="0"/>
+          <w:bottom w:val="single" w:sz="12" w:space="0" w:color="FFFFFF" w:themeColor="background1"/>
         </w:tcBorders>
         <w:shd w:val="clear" w:color="auto" w:fill="9E3A38" w:themeFill="accent2" w:themeFillShade="CC"/>
       </w:tcPr>
@@ -12428,7 +12305,7 @@
       <w:tblPr/>
       <w:tcPr>
         <w:tcBorders>
-          <w:top w:val="single" w:color="000000" w:themeColor="text1" w:sz="12" w:space="0"/>
+          <w:top w:val="single" w:sz="12" w:space="0" w:color="000000" w:themeColor="text1"/>
         </w:tcBorders>
         <w:shd w:val="clear" w:color="auto" w:fill="FFFFFF" w:themeFill="background1"/>
       </w:tcPr>
@@ -12466,7 +12343,7 @@
       </w:tcPr>
     </w:tblStylePr>
   </w:style>
-  <w:style w:type="table" w:styleId="ColorfulList-Accent3">
+  <w:style w:type="table" w:styleId="ColourfulListAccent3">
     <w:name w:val="Colorful List Accent 3"/>
     <w:basedOn w:val="TableNormal"/>
     <w:uiPriority w:val="72"/>
@@ -12493,7 +12370,7 @@
       <w:tblPr/>
       <w:tcPr>
         <w:tcBorders>
-          <w:bottom w:val="single" w:color="FFFFFF" w:themeColor="background1" w:sz="12" w:space="0"/>
+          <w:bottom w:val="single" w:sz="12" w:space="0" w:color="FFFFFF" w:themeColor="background1"/>
         </w:tcBorders>
         <w:shd w:val="clear" w:color="auto" w:fill="664E82" w:themeFill="accent4" w:themeFillShade="CC"/>
       </w:tcPr>
@@ -12507,7 +12384,7 @@
       <w:tblPr/>
       <w:tcPr>
         <w:tcBorders>
-          <w:top w:val="single" w:color="000000" w:themeColor="text1" w:sz="12" w:space="0"/>
+          <w:top w:val="single" w:sz="12" w:space="0" w:color="000000" w:themeColor="text1"/>
         </w:tcBorders>
         <w:shd w:val="clear" w:color="auto" w:fill="FFFFFF" w:themeFill="background1"/>
       </w:tcPr>
@@ -12545,7 +12422,7 @@
       </w:tcPr>
     </w:tblStylePr>
   </w:style>
-  <w:style w:type="table" w:styleId="ColorfulList-Accent4">
+  <w:style w:type="table" w:styleId="ColourfulListAccent4">
     <w:name w:val="Colorful List Accent 4"/>
     <w:basedOn w:val="TableNormal"/>
     <w:uiPriority w:val="72"/>
@@ -12572,7 +12449,7 @@
       <w:tblPr/>
       <w:tcPr>
         <w:tcBorders>
-          <w:bottom w:val="single" w:color="FFFFFF" w:themeColor="background1" w:sz="12" w:space="0"/>
+          <w:bottom w:val="single" w:sz="12" w:space="0" w:color="FFFFFF" w:themeColor="background1"/>
         </w:tcBorders>
         <w:shd w:val="clear" w:color="auto" w:fill="7E9C40" w:themeFill="accent3" w:themeFillShade="CC"/>
       </w:tcPr>
@@ -12586,7 +12463,7 @@
       <w:tblPr/>
       <w:tcPr>
         <w:tcBorders>
-          <w:top w:val="single" w:color="000000" w:themeColor="text1" w:sz="12" w:space="0"/>
+          <w:top w:val="single" w:sz="12" w:space="0" w:color="000000" w:themeColor="text1"/>
         </w:tcBorders>
         <w:shd w:val="clear" w:color="auto" w:fill="FFFFFF" w:themeFill="background1"/>
       </w:tcPr>
@@ -12624,7 +12501,7 @@
       </w:tcPr>
     </w:tblStylePr>
   </w:style>
-  <w:style w:type="table" w:styleId="ColorfulList-Accent5">
+  <w:style w:type="table" w:styleId="ColourfulListAccent5">
     <w:name w:val="Colorful List Accent 5"/>
     <w:basedOn w:val="TableNormal"/>
     <w:uiPriority w:val="72"/>
@@ -12651,7 +12528,7 @@
       <w:tblPr/>
       <w:tcPr>
         <w:tcBorders>
-          <w:bottom w:val="single" w:color="FFFFFF" w:themeColor="background1" w:sz="12" w:space="0"/>
+          <w:bottom w:val="single" w:sz="12" w:space="0" w:color="FFFFFF" w:themeColor="background1"/>
         </w:tcBorders>
         <w:shd w:val="clear" w:color="auto" w:fill="F2730A" w:themeFill="accent6" w:themeFillShade="CC"/>
       </w:tcPr>
@@ -12665,7 +12542,7 @@
       <w:tblPr/>
       <w:tcPr>
         <w:tcBorders>
-          <w:top w:val="single" w:color="000000" w:themeColor="text1" w:sz="12" w:space="0"/>
+          <w:top w:val="single" w:sz="12" w:space="0" w:color="000000" w:themeColor="text1"/>
         </w:tcBorders>
         <w:shd w:val="clear" w:color="auto" w:fill="FFFFFF" w:themeFill="background1"/>
       </w:tcPr>
@@ -12703,7 +12580,7 @@
       </w:tcPr>
     </w:tblStylePr>
   </w:style>
-  <w:style w:type="table" w:styleId="ColorfulList-Accent6">
+  <w:style w:type="table" w:styleId="ColourfulListAccent6">
     <w:name w:val="Colorful List Accent 6"/>
     <w:basedOn w:val="TableNormal"/>
     <w:uiPriority w:val="72"/>
@@ -12730,7 +12607,7 @@
       <w:tblPr/>
       <w:tcPr>
         <w:tcBorders>
-          <w:bottom w:val="single" w:color="FFFFFF" w:themeColor="background1" w:sz="12" w:space="0"/>
+          <w:bottom w:val="single" w:sz="12" w:space="0" w:color="FFFFFF" w:themeColor="background1"/>
         </w:tcBorders>
         <w:shd w:val="clear" w:color="auto" w:fill="348DA5" w:themeFill="accent5" w:themeFillShade="CC"/>
       </w:tcPr>
@@ -12744,7 +12621,7 @@
       <w:tblPr/>
       <w:tcPr>
         <w:tcBorders>
-          <w:top w:val="single" w:color="000000" w:themeColor="text1" w:sz="12" w:space="0"/>
+          <w:top w:val="single" w:sz="12" w:space="0" w:color="000000" w:themeColor="text1"/>
         </w:tcBorders>
         <w:shd w:val="clear" w:color="auto" w:fill="FFFFFF" w:themeFill="background1"/>
       </w:tcPr>
@@ -12782,7 +12659,7 @@
       </w:tcPr>
     </w:tblStylePr>
   </w:style>
-  <w:style w:type="table" w:styleId="ColorfulGrid">
+  <w:style w:type="table" w:styleId="ColourfulGrid">
     <w:name w:val="Colorful Grid"/>
     <w:basedOn w:val="TableNormal"/>
     <w:uiPriority w:val="73"/>
@@ -12797,7 +12674,7 @@
       <w:tblStyleRowBandSize w:val="1"/>
       <w:tblStyleColBandSize w:val="1"/>
       <w:tblBorders>
-        <w:insideH w:val="single" w:color="FFFFFF" w:themeColor="background1" w:sz="4" w:space="0"/>
+        <w:insideH w:val="single" w:sz="4" w:space="0" w:color="FFFFFF" w:themeColor="background1"/>
       </w:tblBorders>
     </w:tblPr>
     <w:tcPr>
@@ -12855,7 +12732,7 @@
       </w:tcPr>
     </w:tblStylePr>
   </w:style>
-  <w:style w:type="table" w:styleId="ColorfulGrid-Accent1">
+  <w:style w:type="table" w:styleId="ColourfulGridAccent1">
     <w:name w:val="Colorful Grid Accent 1"/>
     <w:basedOn w:val="TableNormal"/>
     <w:uiPriority w:val="73"/>
@@ -12870,7 +12747,7 @@
       <w:tblStyleRowBandSize w:val="1"/>
       <w:tblStyleColBandSize w:val="1"/>
       <w:tblBorders>
-        <w:insideH w:val="single" w:color="FFFFFF" w:themeColor="background1" w:sz="4" w:space="0"/>
+        <w:insideH w:val="single" w:sz="4" w:space="0" w:color="FFFFFF" w:themeColor="background1"/>
       </w:tblBorders>
     </w:tblPr>
     <w:tcPr>
@@ -12928,7 +12805,7 @@
       </w:tcPr>
     </w:tblStylePr>
   </w:style>
-  <w:style w:type="table" w:styleId="ColorfulGrid-Accent2">
+  <w:style w:type="table" w:styleId="ColourfulGridAccent2">
     <w:name w:val="Colorful Grid Accent 2"/>
     <w:basedOn w:val="TableNormal"/>
     <w:uiPriority w:val="73"/>
@@ -12943,7 +12820,7 @@
       <w:tblStyleRowBandSize w:val="1"/>
       <w:tblStyleColBandSize w:val="1"/>
       <w:tblBorders>
-        <w:insideH w:val="single" w:color="FFFFFF" w:themeColor="background1" w:sz="4" w:space="0"/>
+        <w:insideH w:val="single" w:sz="4" w:space="0" w:color="FFFFFF" w:themeColor="background1"/>
       </w:tblBorders>
     </w:tblPr>
     <w:tcPr>
@@ -13001,7 +12878,7 @@
       </w:tcPr>
     </w:tblStylePr>
   </w:style>
-  <w:style w:type="table" w:styleId="ColorfulGrid-Accent3">
+  <w:style w:type="table" w:styleId="ColourfulGridAccent3">
     <w:name w:val="Colorful Grid Accent 3"/>
     <w:basedOn w:val="TableNormal"/>
     <w:uiPriority w:val="73"/>
@@ -13016,7 +12893,7 @@
       <w:tblStyleRowBandSize w:val="1"/>
       <w:tblStyleColBandSize w:val="1"/>
       <w:tblBorders>
-        <w:insideH w:val="single" w:color="FFFFFF" w:themeColor="background1" w:sz="4" w:space="0"/>
+        <w:insideH w:val="single" w:sz="4" w:space="0" w:color="FFFFFF" w:themeColor="background1"/>
       </w:tblBorders>
     </w:tblPr>
     <w:tcPr>
@@ -13074,7 +12951,7 @@
       </w:tcPr>
     </w:tblStylePr>
   </w:style>
-  <w:style w:type="table" w:styleId="ColorfulGrid-Accent4">
+  <w:style w:type="table" w:styleId="ColourfulGridAccent4">
     <w:name w:val="Colorful Grid Accent 4"/>
     <w:basedOn w:val="TableNormal"/>
     <w:uiPriority w:val="73"/>
@@ -13089,7 +12966,7 @@
       <w:tblStyleRowBandSize w:val="1"/>
       <w:tblStyleColBandSize w:val="1"/>
       <w:tblBorders>
-        <w:insideH w:val="single" w:color="FFFFFF" w:themeColor="background1" w:sz="4" w:space="0"/>
+        <w:insideH w:val="single" w:sz="4" w:space="0" w:color="FFFFFF" w:themeColor="background1"/>
       </w:tblBorders>
     </w:tblPr>
     <w:tcPr>
@@ -13147,7 +13024,7 @@
       </w:tcPr>
     </w:tblStylePr>
   </w:style>
-  <w:style w:type="table" w:styleId="ColorfulGrid-Accent5">
+  <w:style w:type="table" w:styleId="ColourfulGridAccent5">
     <w:name w:val="Colorful Grid Accent 5"/>
     <w:basedOn w:val="TableNormal"/>
     <w:uiPriority w:val="73"/>
@@ -13162,7 +13039,7 @@
       <w:tblStyleRowBandSize w:val="1"/>
       <w:tblStyleColBandSize w:val="1"/>
       <w:tblBorders>
-        <w:insideH w:val="single" w:color="FFFFFF" w:themeColor="background1" w:sz="4" w:space="0"/>
+        <w:insideH w:val="single" w:sz="4" w:space="0" w:color="FFFFFF" w:themeColor="background1"/>
       </w:tblBorders>
     </w:tblPr>
     <w:tcPr>
@@ -13220,7 +13097,7 @@
       </w:tcPr>
     </w:tblStylePr>
   </w:style>
-  <w:style w:type="table" w:styleId="ColorfulGrid-Accent6">
+  <w:style w:type="table" w:styleId="ColourfulGridAccent6">
     <w:name w:val="Colorful Grid Accent 6"/>
     <w:basedOn w:val="TableNormal"/>
     <w:uiPriority w:val="73"/>
@@ -13235,7 +13112,7 @@
       <w:tblStyleRowBandSize w:val="1"/>
       <w:tblStyleColBandSize w:val="1"/>
       <w:tblBorders>
-        <w:insideH w:val="single" w:color="FFFFFF" w:themeColor="background1" w:sz="4" w:space="0"/>
+        <w:insideH w:val="single" w:sz="4" w:space="0" w:color="FFFFFF" w:themeColor="background1"/>
       </w:tblBorders>
     </w:tblPr>
     <w:tcPr>
